--- a/ΚΕΙΜΕΝΑ ΓΙΑ ΔΙΟΡΘΩΣΗ ή ΔΙΑΓΡΑΦΗ.docx
+++ b/ΚΕΙΜΕΝΑ ΓΙΑ ΔΙΟΡΘΩΣΗ ή ΔΙΑΓΡΑΦΗ.docx
@@ -1,6 +1,6 @@
 
 <file path=word/document.xml><?xml version="1.0" encoding="utf-8"?>
-<w:document xmlns:ve="http://schemas.openxmlformats.org/markup-compatibility/2006" xmlns:o="urn:schemas-microsoft-com:office:office" xmlns:r="http://schemas.openxmlformats.org/officeDocument/2006/relationships" xmlns:m="http://schemas.openxmlformats.org/officeDocument/2006/math" xmlns:v="urn:schemas-microsoft-com:vml" xmlns:wp="http://schemas.openxmlformats.org/drawingml/2006/wordprocessingDrawing" xmlns:w10="urn:schemas-microsoft-com:office:word" xmlns:w="http://schemas.openxmlformats.org/wordprocessingml/2006/main" xmlns:wne="http://schemas.microsoft.com/office/word/2006/wordml">
+<w:document xmlns:wpc="http://schemas.microsoft.com/office/word/2010/wordprocessingCanvas" xmlns:mc="http://schemas.openxmlformats.org/markup-compatibility/2006" xmlns:o="urn:schemas-microsoft-com:office:office" xmlns:r="http://schemas.openxmlformats.org/officeDocument/2006/relationships" xmlns:m="http://schemas.openxmlformats.org/officeDocument/2006/math" xmlns:v="urn:schemas-microsoft-com:vml" xmlns:wp14="http://schemas.microsoft.com/office/word/2010/wordprocessingDrawing" xmlns:wp="http://schemas.openxmlformats.org/drawingml/2006/wordprocessingDrawing" xmlns:w="http://schemas.openxmlformats.org/wordprocessingml/2006/main" xmlns:w14="http://schemas.microsoft.com/office/word/2010/wordml" xmlns:w10="urn:schemas-microsoft-com:office:word" xmlns:w15="http://schemas.microsoft.com/office/word/2012/wordml" xmlns:wpg="http://schemas.microsoft.com/office/word/2010/wordprocessingGroup" xmlns:wpi="http://schemas.microsoft.com/office/word/2010/wordprocessingInk" xmlns:wne="http://schemas.microsoft.com/office/word/2006/wordml" xmlns:wps="http://schemas.microsoft.com/office/word/2010/wordprocessingShape" xmlns:wpsCustomData="http://www.wps.cn/officeDocument/2013/wpsCustomData" mc:Ignorable="w14 w15 wp14">
   <w:body>
     <w:p>
       <w:pPr>
@@ -40,13 +40,13 @@
     </w:p>
     <w:p>
       <w:pPr>
-        <w:pStyle w:val="2"/>
+        <w:pStyle w:val="3"/>
         <w:numPr>
           <w:ilvl w:val="0"/>
           <w:numId w:val="1"/>
         </w:numPr>
         <w:pBdr>
-          <w:top w:val="single" w:sz="2" w:space="0" w:color="EEEEEE"/>
+          <w:top w:val="single" w:color="EEEEEE" w:sz="2" w:space="0"/>
         </w:pBdr>
         <w:spacing w:before="0" w:beforeAutospacing="0" w:after="0" w:afterAutospacing="0"/>
         <w:ind w:right="-173"/>
@@ -67,11 +67,9 @@
         <w:t xml:space="preserve"> Δευτέρα 21 Οκτωβρίου 2019</w:t>
       </w:r>
     </w:p>
-    <w:bookmarkStart w:id="0" w:name="6950736833746074132"/>
-    <w:bookmarkEnd w:id="0"/>
-    <w:p>
-      <w:pPr>
-        <w:pStyle w:val="3"/>
+    <w:p>
+      <w:pPr>
+        <w:pStyle w:val="4"/>
         <w:spacing w:before="0" w:beforeAutospacing="0" w:after="0" w:afterAutospacing="0"/>
         <w:rPr>
           <w:rFonts w:ascii="Constantia" w:hAnsi="Constantia"/>
@@ -80,6 +78,8 @@
           <w:szCs w:val="24"/>
         </w:rPr>
       </w:pPr>
+      <w:bookmarkStart w:id="0" w:name="6950736833746074132"/>
+      <w:bookmarkEnd w:id="0"/>
       <w:r>
         <w:rPr>
           <w:rFonts w:ascii="Constantia" w:hAnsi="Constantia"/>
@@ -109,7 +109,7 @@
       </w:r>
       <w:r>
         <w:rPr>
-          <w:rStyle w:val="-"/>
+          <w:rStyle w:val="9"/>
           <w:rFonts w:ascii="Constantia" w:hAnsi="Constantia"/>
           <w:color w:val="3333FF"/>
           <w:sz w:val="24"/>
@@ -152,69 +152,17 @@
           <w:szCs w:val="24"/>
           <w:shd w:val="clear" w:color="auto" w:fill="FFFFFF"/>
         </w:rPr>
-        <w:t xml:space="preserve">Στο </w:t>
-      </w:r>
-      <w:r>
+        <w:t>Στο τέλος του κειμένου   ΣΒΗΣΕ:</w:t>
+      </w:r>
+    </w:p>
+    <w:p>
+      <w:pPr>
+        <w:spacing w:after="0" w:line="240" w:lineRule="auto"/>
         <w:rPr>
           <w:rFonts w:ascii="Constantia" w:hAnsi="Constantia" w:cs="Times"/>
           <w:b/>
           <w:bCs/>
           <w:iCs/>
-          <w:color w:val="002060"/>
-          <w:sz w:val="24"/>
-          <w:szCs w:val="24"/>
-          <w:shd w:val="clear" w:color="auto" w:fill="FFFFFF"/>
-        </w:rPr>
-        <w:t>τέλος</w:t>
-      </w:r>
-      <w:r>
-        <w:rPr>
-          <w:rFonts w:ascii="Constantia" w:hAnsi="Constantia" w:cs="Times"/>
-          <w:b/>
-          <w:bCs/>
-          <w:iCs/>
-          <w:color w:val="002060"/>
-          <w:sz w:val="24"/>
-          <w:szCs w:val="24"/>
-          <w:shd w:val="clear" w:color="auto" w:fill="FFFFFF"/>
-        </w:rPr>
-        <w:t xml:space="preserve"> του κειμένου </w:t>
-      </w:r>
-      <w:r>
-        <w:rPr>
-          <w:rFonts w:ascii="Constantia" w:hAnsi="Constantia" w:cs="Times"/>
-          <w:b/>
-          <w:bCs/>
-          <w:iCs/>
-          <w:color w:val="002060"/>
-          <w:sz w:val="24"/>
-          <w:szCs w:val="24"/>
-          <w:shd w:val="clear" w:color="auto" w:fill="FFFFFF"/>
-        </w:rPr>
-        <w:t xml:space="preserve">  </w:t>
-      </w:r>
-      <w:r>
-        <w:rPr>
-          <w:rFonts w:ascii="Constantia" w:hAnsi="Constantia" w:cs="Times"/>
-          <w:b/>
-          <w:bCs/>
-          <w:iCs/>
-          <w:color w:val="002060"/>
-          <w:sz w:val="24"/>
-          <w:szCs w:val="24"/>
-          <w:shd w:val="clear" w:color="auto" w:fill="FFFFFF"/>
-        </w:rPr>
-        <w:t>ΣΒΗΣΕ:</w:t>
-      </w:r>
-    </w:p>
-    <w:p>
-      <w:pPr>
-        <w:spacing w:after="0" w:line="240" w:lineRule="auto"/>
-        <w:rPr>
-          <w:rFonts w:ascii="Constantia" w:hAnsi="Constantia" w:cs="Times"/>
-          <w:b/>
-          <w:bCs/>
-          <w:iCs/>
           <w:strike/>
           <w:color w:val="FF0000"/>
           <w:sz w:val="24"/>
@@ -232,19 +180,7 @@
           <w:szCs w:val="24"/>
           <w:shd w:val="clear" w:color="auto" w:fill="FFFFFF"/>
         </w:rPr>
-        <w:t xml:space="preserve">       </w:t>
-      </w:r>
-      <w:r>
-        <w:rPr>
-          <w:rFonts w:ascii="Constantia" w:hAnsi="Constantia" w:cs="Times"/>
-          <w:iCs/>
-          <w:strike/>
-          <w:color w:val="FF0000"/>
-          <w:sz w:val="24"/>
-          <w:szCs w:val="24"/>
-          <w:shd w:val="clear" w:color="auto" w:fill="FFFFFF"/>
-        </w:rPr>
-        <w:t>Μιλήστε μαζί μας και θα έχετε ακριβώς την βοήθεια που χρειάζεστε!!!</w:t>
+        <w:t xml:space="preserve">       Μιλήστε μαζί μας και θα έχετε ακριβώς την βοήθεια που χρειάζεστε!!!</w:t>
       </w:r>
     </w:p>
     <w:p>
@@ -275,19 +211,19 @@
     </w:p>
     <w:p>
       <w:pPr>
-        <w:pStyle w:val="a4"/>
+        <w:pStyle w:val="20"/>
         <w:numPr>
           <w:ilvl w:val="0"/>
           <w:numId w:val="1"/>
         </w:numPr>
         <w:pBdr>
-          <w:top w:val="single" w:sz="2" w:space="0" w:color="EEEEEE"/>
+          <w:top w:val="single" w:color="EEEEEE" w:sz="2" w:space="0"/>
         </w:pBdr>
         <w:spacing w:after="0" w:line="240" w:lineRule="auto"/>
         <w:ind w:right="-173"/>
         <w:outlineLvl w:val="1"/>
         <w:rPr>
-          <w:rFonts w:ascii="Constantia" w:eastAsia="Times New Roman" w:hAnsi="Constantia" w:cs="Times New Roman"/>
+          <w:rFonts w:ascii="Constantia" w:hAnsi="Constantia" w:eastAsia="Times New Roman" w:cs="Times New Roman"/>
           <w:b/>
           <w:bCs/>
           <w:color w:val="002060"/>
@@ -298,7 +234,7 @@
       </w:pPr>
       <w:r>
         <w:rPr>
-          <w:rFonts w:ascii="Constantia" w:eastAsia="Times New Roman" w:hAnsi="Constantia" w:cs="Times New Roman"/>
+          <w:rFonts w:ascii="Constantia" w:hAnsi="Constantia" w:eastAsia="Times New Roman" w:cs="Times New Roman"/>
           <w:b/>
           <w:bCs/>
           <w:color w:val="002060"/>
@@ -314,7 +250,7 @@
         <w:spacing w:after="0" w:line="240" w:lineRule="auto"/>
         <w:outlineLvl w:val="2"/>
         <w:rPr>
-          <w:rFonts w:ascii="Constantia" w:eastAsia="Times New Roman" w:hAnsi="Constantia" w:cs="Times New Roman"/>
+          <w:rFonts w:ascii="Constantia" w:hAnsi="Constantia" w:eastAsia="Times New Roman" w:cs="Times New Roman"/>
           <w:b/>
           <w:bCs/>
           <w:color w:val="3333FF"/>
@@ -328,7 +264,7 @@
       <w:bookmarkEnd w:id="1"/>
       <w:r>
         <w:rPr>
-          <w:rFonts w:ascii="Constantia" w:eastAsia="Times New Roman" w:hAnsi="Constantia" w:cs="Times New Roman"/>
+          <w:rFonts w:ascii="Constantia" w:hAnsi="Constantia" w:eastAsia="Times New Roman" w:cs="Times New Roman"/>
           <w:b/>
           <w:bCs/>
           <w:color w:val="3333FF"/>
@@ -345,7 +281,7 @@
         <w:spacing w:after="0" w:line="240" w:lineRule="auto"/>
         <w:outlineLvl w:val="2"/>
         <w:rPr>
-          <w:rFonts w:ascii="Constantia" w:eastAsia="Times New Roman" w:hAnsi="Constantia" w:cs="Times New Roman"/>
+          <w:rFonts w:ascii="Constantia" w:hAnsi="Constantia" w:eastAsia="Times New Roman" w:cs="Times New Roman"/>
           <w:b/>
           <w:bCs/>
           <w:color w:val="002060"/>
@@ -356,60 +292,26 @@
       </w:pPr>
       <w:r>
         <w:rPr>
-          <w:rFonts w:ascii="Constantia" w:eastAsia="Times New Roman" w:hAnsi="Constantia" w:cs="Times New Roman"/>
+          <w:rFonts w:ascii="Constantia" w:hAnsi="Constantia" w:eastAsia="Times New Roman" w:cs="Times New Roman"/>
           <w:bCs/>
           <w:color w:val="002060"/>
           <w:sz w:val="24"/>
           <w:szCs w:val="24"/>
           <w:lang w:eastAsia="el-GR"/>
         </w:rPr>
-        <w:t xml:space="preserve">Στο </w:t>
-      </w:r>
-      <w:r>
-        <w:rPr>
-          <w:rFonts w:ascii="Constantia" w:eastAsia="Times New Roman" w:hAnsi="Constantia" w:cs="Times New Roman"/>
+        <w:t>Στο τέλος του κειμένου – πριν από την βιβλιογραφία,</w:t>
+      </w:r>
+      <w:r>
+        <w:rPr>
+          <w:rFonts w:ascii="Constantia" w:hAnsi="Constantia" w:eastAsia="Times New Roman" w:cs="Times New Roman"/>
+          <w:b/>
           <w:bCs/>
           <w:color w:val="002060"/>
           <w:sz w:val="24"/>
           <w:szCs w:val="24"/>
           <w:lang w:eastAsia="el-GR"/>
         </w:rPr>
-        <w:t>τέλος</w:t>
-      </w:r>
-      <w:r>
-        <w:rPr>
-          <w:rFonts w:ascii="Constantia" w:eastAsia="Times New Roman" w:hAnsi="Constantia" w:cs="Times New Roman"/>
-          <w:bCs/>
-          <w:color w:val="002060"/>
-          <w:sz w:val="24"/>
-          <w:szCs w:val="24"/>
-          <w:lang w:eastAsia="el-GR"/>
-        </w:rPr>
-        <w:t xml:space="preserve"> του κειμένου – πριν από την βιβλιογραφία,</w:t>
-      </w:r>
-      <w:r>
-        <w:rPr>
-          <w:rFonts w:ascii="Constantia" w:eastAsia="Times New Roman" w:hAnsi="Constantia" w:cs="Times New Roman"/>
-          <w:b/>
-          <w:bCs/>
-          <w:color w:val="002060"/>
-          <w:sz w:val="24"/>
-          <w:szCs w:val="24"/>
-          <w:lang w:eastAsia="el-GR"/>
-        </w:rPr>
-        <w:t xml:space="preserve"> </w:t>
-      </w:r>
-      <w:r>
-        <w:rPr>
-          <w:rFonts w:ascii="Constantia" w:eastAsia="Times New Roman" w:hAnsi="Constantia" w:cs="Times New Roman"/>
-          <w:b/>
-          <w:bCs/>
-          <w:color w:val="002060"/>
-          <w:sz w:val="24"/>
-          <w:szCs w:val="24"/>
-          <w:lang w:eastAsia="el-GR"/>
-        </w:rPr>
-        <w:t xml:space="preserve"> ΣΒΗΣΕ:</w:t>
+        <w:t xml:space="preserve">  ΣΒΗΣΕ:</w:t>
       </w:r>
     </w:p>
     <w:p>
@@ -417,7 +319,7 @@
         <w:shd w:val="clear" w:color="auto" w:fill="FFFFFF"/>
         <w:spacing w:after="0" w:line="240" w:lineRule="auto"/>
         <w:rPr>
-          <w:rFonts w:ascii="Constantia" w:eastAsia="Times New Roman" w:hAnsi="Constantia" w:cs="Times New Roman"/>
+          <w:rFonts w:ascii="Constantia" w:hAnsi="Constantia" w:eastAsia="Times New Roman" w:cs="Times New Roman"/>
           <w:strike/>
           <w:color w:val="FF0000"/>
           <w:sz w:val="20"/>
@@ -427,7 +329,7 @@
       </w:pPr>
       <w:r>
         <w:rPr>
-          <w:rFonts w:ascii="Constantia" w:eastAsia="Times New Roman" w:hAnsi="Constantia" w:cs="Arial"/>
+          <w:rFonts w:ascii="Constantia" w:hAnsi="Constantia" w:eastAsia="Times New Roman" w:cs="Arial"/>
           <w:b/>
           <w:bCs/>
           <w:iCs/>
@@ -442,7 +344,7 @@
       </w:r>
       <w:r>
         <w:rPr>
-          <w:rFonts w:ascii="Constantia" w:eastAsia="Times New Roman" w:hAnsi="Constantia" w:cs="Arial"/>
+          <w:rFonts w:ascii="Constantia" w:hAnsi="Constantia" w:eastAsia="Times New Roman" w:cs="Arial"/>
           <w:b/>
           <w:bCs/>
           <w:iCs/>
@@ -457,7 +359,7 @@
       </w:r>
       <w:r>
         <w:rPr>
-          <w:rFonts w:ascii="Constantia" w:eastAsia="Times New Roman" w:hAnsi="Constantia" w:cs="Arial"/>
+          <w:rFonts w:ascii="Constantia" w:hAnsi="Constantia" w:eastAsia="Times New Roman" w:cs="Arial"/>
           <w:iCs/>
           <w:strike/>
           <w:color w:val="FF0000"/>
@@ -474,7 +376,7 @@
         <w:shd w:val="clear" w:color="auto" w:fill="FFFFFF"/>
         <w:spacing w:after="0" w:line="240" w:lineRule="auto"/>
         <w:rPr>
-          <w:rFonts w:ascii="Constantia" w:eastAsia="Times New Roman" w:hAnsi="Constantia" w:cs="Times New Roman"/>
+          <w:rFonts w:ascii="Constantia" w:hAnsi="Constantia" w:eastAsia="Times New Roman" w:cs="Times New Roman"/>
           <w:strike/>
           <w:color w:val="FF0000"/>
           <w:sz w:val="20"/>
@@ -484,7 +386,7 @@
       </w:pPr>
       <w:r>
         <w:rPr>
-          <w:rFonts w:ascii="Constantia" w:eastAsia="Times New Roman" w:hAnsi="Constantia" w:cs="Arial"/>
+          <w:rFonts w:ascii="Constantia" w:hAnsi="Constantia" w:eastAsia="Times New Roman" w:cs="Arial"/>
           <w:iCs/>
           <w:strike/>
           <w:color w:val="FF0000"/>
@@ -493,26 +395,24 @@
           <w:shd w:val="clear" w:color="auto" w:fill="FFFFFF"/>
           <w:lang w:eastAsia="el-GR"/>
         </w:rPr>
-        <w:t xml:space="preserve">Τακτικός – ανά τρίμηνο - έλεγχος κατάστασης της Υγείας-Διατροφικών ελλείψεων και Μεταβολισμού - ολοκλήρου του οργανισμού με  Τεχνολογία </w:t>
-      </w:r>
-      <w:proofErr w:type="spellStart"/>
-      <w:r>
-        <w:rPr>
-          <w:rFonts w:ascii="Constantia" w:eastAsia="Times New Roman" w:hAnsi="Constantia" w:cs="Arial"/>
+        <w:t>Τακτικός – ανά τρίμηνο - έλεγχος κατάστασης της Υγείας-Διατροφικών ελλείψεων και Μεταβολισμού - ολοκλήρου του οργανισμού με  Τεχνολογία Βιοσυντονισμού «</w:t>
+      </w:r>
+      <w:r>
+        <w:rPr>
+          <w:rFonts w:ascii="Constantia" w:hAnsi="Constantia" w:eastAsia="Times New Roman" w:cs="Arial"/>
           <w:iCs/>
           <w:strike/>
           <w:color w:val="FF0000"/>
           <w:sz w:val="20"/>
           <w:szCs w:val="20"/>
           <w:shd w:val="clear" w:color="auto" w:fill="FFFFFF"/>
-          <w:lang w:eastAsia="el-GR"/>
-        </w:rPr>
-        <w:t>Βιοσυντονισμού</w:t>
-      </w:r>
-      <w:proofErr w:type="spellEnd"/>
-      <w:r>
-        <w:rPr>
-          <w:rFonts w:ascii="Constantia" w:eastAsia="Times New Roman" w:hAnsi="Constantia" w:cs="Arial"/>
+          <w:lang w:val="en-US" w:eastAsia="el-GR"/>
+        </w:rPr>
+        <w:t>Sensitiv Imago</w:t>
+      </w:r>
+      <w:r>
+        <w:rPr>
+          <w:rFonts w:ascii="Constantia" w:hAnsi="Constantia" w:eastAsia="Times New Roman" w:cs="Arial"/>
           <w:iCs/>
           <w:strike/>
           <w:color w:val="FF0000"/>
@@ -521,52 +421,53 @@
           <w:shd w:val="clear" w:color="auto" w:fill="FFFFFF"/>
           <w:lang w:eastAsia="el-GR"/>
         </w:rPr>
-        <w:t xml:space="preserve"> «</w:t>
-      </w:r>
-      <w:proofErr w:type="spellStart"/>
-      <w:r>
-        <w:rPr>
-          <w:rFonts w:ascii="Constantia" w:eastAsia="Times New Roman" w:hAnsi="Constantia" w:cs="Arial"/>
+        <w:t>» *</w:t>
+      </w:r>
+      <w:r>
+        <w:rPr>
+          <w:rFonts w:ascii="Constantia" w:hAnsi="Constantia" w:eastAsia="Times New Roman" w:cs="Arial"/>
+          <w:b/>
+          <w:bCs/>
           <w:iCs/>
           <w:strike/>
           <w:color w:val="FF0000"/>
           <w:sz w:val="20"/>
           <w:szCs w:val="20"/>
           <w:shd w:val="clear" w:color="auto" w:fill="FFFFFF"/>
-          <w:lang w:val="en-US" w:eastAsia="el-GR"/>
-        </w:rPr>
-        <w:t>Sensitiv</w:t>
-      </w:r>
-      <w:proofErr w:type="spellEnd"/>
-      <w:r>
-        <w:rPr>
-          <w:rFonts w:ascii="Constantia" w:eastAsia="Times New Roman" w:hAnsi="Constantia" w:cs="Arial"/>
+          <w:lang w:eastAsia="el-GR"/>
+        </w:rPr>
+        <w:t> </w:t>
+      </w:r>
+      <w:r>
+        <w:rPr>
+          <w:rFonts w:ascii="Constantia" w:hAnsi="Constantia" w:eastAsia="Times New Roman" w:cs="Arial"/>
           <w:iCs/>
           <w:strike/>
           <w:color w:val="FF0000"/>
           <w:sz w:val="20"/>
           <w:szCs w:val="20"/>
           <w:shd w:val="clear" w:color="auto" w:fill="FFFFFF"/>
-          <w:lang w:val="en-US" w:eastAsia="el-GR"/>
-        </w:rPr>
-        <w:t> Imago</w:t>
-      </w:r>
-      <w:r>
-        <w:rPr>
-          <w:rFonts w:ascii="Constantia" w:eastAsia="Times New Roman" w:hAnsi="Constantia" w:cs="Arial"/>
+          <w:lang w:eastAsia="el-GR"/>
+        </w:rPr>
+        <w:t>από την Κατερίνα Μηστριώτη.</w:t>
+      </w:r>
+      <w:r>
+        <w:rPr>
+          <w:rFonts w:ascii="Constantia" w:hAnsi="Constantia" w:eastAsia="Times New Roman" w:cs="Arial"/>
+          <w:b/>
+          <w:bCs/>
           <w:iCs/>
           <w:strike/>
           <w:color w:val="FF0000"/>
           <w:sz w:val="20"/>
           <w:szCs w:val="20"/>
-          <w:shd w:val="clear" w:color="auto" w:fill="FFFFFF"/>
-          <w:lang w:eastAsia="el-GR"/>
-        </w:rPr>
-        <w:t>» *</w:t>
-      </w:r>
-      <w:r>
-        <w:rPr>
-          <w:rFonts w:ascii="Constantia" w:eastAsia="Times New Roman" w:hAnsi="Constantia" w:cs="Arial"/>
+          <w:lang w:eastAsia="el-GR"/>
+        </w:rPr>
+        <w:br w:type="textWrapping"/>
+      </w:r>
+      <w:r>
+        <w:rPr>
+          <w:rFonts w:ascii="Constantia" w:hAnsi="Constantia" w:eastAsia="Times New Roman" w:cs="Arial"/>
           <w:b/>
           <w:bCs/>
           <w:iCs/>
@@ -574,148 +475,51 @@
           <w:color w:val="FF0000"/>
           <w:sz w:val="20"/>
           <w:szCs w:val="20"/>
-          <w:shd w:val="clear" w:color="auto" w:fill="FFFFFF"/>
-          <w:lang w:eastAsia="el-GR"/>
-        </w:rPr>
-        <w:t> </w:t>
-      </w:r>
-      <w:r>
-        <w:rPr>
-          <w:rFonts w:ascii="Constantia" w:eastAsia="Times New Roman" w:hAnsi="Constantia" w:cs="Arial"/>
+          <w:lang w:eastAsia="el-GR"/>
+        </w:rPr>
+        <w:t>* </w:t>
+      </w:r>
+      <w:r>
+        <w:rPr>
+          <w:rFonts w:ascii="Constantia" w:hAnsi="Constantia" w:eastAsia="Times New Roman" w:cs="Arial"/>
           <w:iCs/>
           <w:strike/>
           <w:color w:val="FF0000"/>
           <w:sz w:val="20"/>
           <w:szCs w:val="20"/>
-          <w:shd w:val="clear" w:color="auto" w:fill="FFFFFF"/>
-          <w:lang w:eastAsia="el-GR"/>
-        </w:rPr>
-        <w:t>από την Κατερίνα Μηστριώτη.</w:t>
-      </w:r>
-      <w:r>
-        <w:rPr>
-          <w:rFonts w:ascii="Constantia" w:eastAsia="Times New Roman" w:hAnsi="Constantia" w:cs="Arial"/>
-          <w:b/>
-          <w:bCs/>
-          <w:iCs/>
-          <w:strike/>
-          <w:color w:val="FF0000"/>
-          <w:sz w:val="20"/>
-          <w:szCs w:val="20"/>
-          <w:lang w:eastAsia="el-GR"/>
-        </w:rPr>
-        <w:br/>
-        <w:t>* </w:t>
-      </w:r>
-      <w:r>
-        <w:rPr>
-          <w:rFonts w:ascii="Constantia" w:eastAsia="Times New Roman" w:hAnsi="Constantia" w:cs="Arial"/>
-          <w:iCs/>
-          <w:strike/>
-          <w:color w:val="FF0000"/>
-          <w:sz w:val="20"/>
-          <w:szCs w:val="20"/>
-          <w:lang w:eastAsia="el-GR"/>
-        </w:rPr>
-        <w:t xml:space="preserve">Η Τεχνολογία </w:t>
-      </w:r>
-      <w:proofErr w:type="spellStart"/>
-      <w:r>
-        <w:rPr>
-          <w:rFonts w:ascii="Constantia" w:eastAsia="Times New Roman" w:hAnsi="Constantia" w:cs="Arial"/>
-          <w:iCs/>
-          <w:strike/>
-          <w:color w:val="FF0000"/>
-          <w:sz w:val="20"/>
-          <w:szCs w:val="20"/>
-          <w:lang w:eastAsia="el-GR"/>
-        </w:rPr>
-        <w:t>Βιοσυντονισμού</w:t>
-      </w:r>
-      <w:proofErr w:type="spellEnd"/>
-      <w:r>
-        <w:rPr>
-          <w:rFonts w:ascii="Constantia" w:eastAsia="Times New Roman" w:hAnsi="Constantia" w:cs="Arial"/>
-          <w:iCs/>
-          <w:strike/>
-          <w:color w:val="FF0000"/>
-          <w:sz w:val="20"/>
-          <w:szCs w:val="20"/>
-          <w:lang w:eastAsia="el-GR"/>
-        </w:rPr>
-        <w:t xml:space="preserve"> του  «</w:t>
-      </w:r>
-      <w:proofErr w:type="spellStart"/>
-      <w:r>
-        <w:rPr>
-          <w:rFonts w:ascii="Constantia" w:eastAsia="Times New Roman" w:hAnsi="Constantia" w:cs="Arial"/>
-          <w:iCs/>
-          <w:strike/>
-          <w:color w:val="FF0000"/>
-          <w:sz w:val="20"/>
-          <w:szCs w:val="20"/>
-          <w:lang w:eastAsia="el-GR"/>
-        </w:rPr>
-        <w:t>Sensitiv</w:t>
-      </w:r>
-      <w:proofErr w:type="spellEnd"/>
-      <w:r>
-        <w:rPr>
-          <w:rFonts w:ascii="Constantia" w:eastAsia="Times New Roman" w:hAnsi="Constantia" w:cs="Arial"/>
-          <w:iCs/>
-          <w:strike/>
-          <w:color w:val="FF0000"/>
-          <w:sz w:val="20"/>
-          <w:szCs w:val="20"/>
-          <w:lang w:eastAsia="el-GR"/>
-        </w:rPr>
-        <w:t xml:space="preserve"> </w:t>
-      </w:r>
-      <w:proofErr w:type="spellStart"/>
-      <w:r>
-        <w:rPr>
-          <w:rFonts w:ascii="Constantia" w:eastAsia="Times New Roman" w:hAnsi="Constantia" w:cs="Arial"/>
-          <w:iCs/>
-          <w:strike/>
-          <w:color w:val="FF0000"/>
-          <w:sz w:val="20"/>
-          <w:szCs w:val="20"/>
-          <w:lang w:eastAsia="el-GR"/>
-        </w:rPr>
-        <w:t>Imago</w:t>
-      </w:r>
-      <w:proofErr w:type="spellEnd"/>
-      <w:r>
-        <w:rPr>
-          <w:rFonts w:ascii="Constantia" w:eastAsia="Times New Roman" w:hAnsi="Constantia" w:cs="Arial"/>
-          <w:iCs/>
-          <w:strike/>
-          <w:color w:val="FF0000"/>
-          <w:sz w:val="20"/>
-          <w:szCs w:val="20"/>
-          <w:lang w:eastAsia="el-GR"/>
-        </w:rPr>
-        <w:t>»  προσφέρει την δυνατότητα να έχουμε πλήρη εικόνα της υγείας, των διατροφικών μας ελλείψεων και της κατάστασης του μεταβολισμού μας και εντοπίζει διαταραχές στο αρχικό στάδιο ακόμη και πριν εκδηλωθούν.  </w:t>
+          <w:lang w:eastAsia="el-GR"/>
+        </w:rPr>
+        <w:t>Η Τεχνολογία Βιοσυντονισμού του  «Sensitiv Imago»  προσφέρει την δυνατότητα να έχουμε πλήρη εικόνα της υγείας, των διατροφικών μας ελλείψεων και της κατάστασης του μεταβολισμού μας και εντοπίζει διαταραχές στο αρχικό στάδιο ακόμη και πριν εκδηλωθούν.  </w:t>
       </w:r>
     </w:p>
     <w:tbl>
       <w:tblPr>
+        <w:tblStyle w:val="6"/>
         <w:tblW w:w="0" w:type="auto"/>
         <w:jc w:val="center"/>
         <w:tblCellSpacing w:w="0" w:type="dxa"/>
         <w:shd w:val="clear" w:color="auto" w:fill="FFFFFF"/>
+        <w:tblLayout w:type="autofit"/>
         <w:tblCellMar>
           <w:top w:w="46" w:type="dxa"/>
           <w:left w:w="46" w:type="dxa"/>
           <w:bottom w:w="46" w:type="dxa"/>
           <w:right w:w="46" w:type="dxa"/>
         </w:tblCellMar>
-        <w:tblLook w:val="04A0"/>
       </w:tblPr>
       <w:tblGrid>
         <w:gridCol w:w="4364"/>
       </w:tblGrid>
       <w:tr>
+        <w:tblPrEx>
+          <w:shd w:val="clear" w:color="auto" w:fill="FFFFFF"/>
+          <w:tblCellMar>
+            <w:top w:w="46" w:type="dxa"/>
+            <w:left w:w="46" w:type="dxa"/>
+            <w:bottom w:w="46" w:type="dxa"/>
+            <w:right w:w="46" w:type="dxa"/>
+          </w:tblCellMar>
+        </w:tblPrEx>
         <w:trPr>
           <w:tblCellSpacing w:w="0" w:type="dxa"/>
           <w:jc w:val="center"/>
@@ -725,14 +529,13 @@
             <w:tcW w:w="0" w:type="auto"/>
             <w:shd w:val="clear" w:color="auto" w:fill="FFFFFF"/>
             <w:vAlign w:val="center"/>
-            <w:hideMark/>
           </w:tcPr>
           <w:p>
             <w:pPr>
               <w:spacing w:after="0" w:line="240" w:lineRule="auto"/>
               <w:jc w:val="both"/>
               <w:rPr>
-                <w:rFonts w:ascii="Constantia" w:eastAsia="Times New Roman" w:hAnsi="Constantia" w:cs="Times New Roman"/>
+                <w:rFonts w:ascii="Constantia" w:hAnsi="Constantia" w:eastAsia="Times New Roman" w:cs="Times New Roman"/>
                 <w:strike/>
                 <w:color w:val="FF0000"/>
                 <w:sz w:val="20"/>
@@ -742,7 +545,7 @@
             </w:pPr>
             <w:r>
               <w:rPr>
-                <w:rFonts w:ascii="Constantia" w:eastAsia="Times New Roman" w:hAnsi="Constantia" w:cs="Arial"/>
+                <w:rFonts w:ascii="Constantia" w:hAnsi="Constantia" w:eastAsia="Times New Roman" w:cs="Arial"/>
                 <w:b/>
                 <w:bCs/>
                 <w:strike/>
@@ -751,91 +554,7 @@
                 <w:szCs w:val="20"/>
                 <w:lang w:eastAsia="el-GR"/>
               </w:rPr>
-              <w:t xml:space="preserve">Τεχνολογία </w:t>
-            </w:r>
-            <w:proofErr w:type="spellStart"/>
-            <w:r>
-              <w:rPr>
-                <w:rFonts w:ascii="Constantia" w:eastAsia="Times New Roman" w:hAnsi="Constantia" w:cs="Arial"/>
-                <w:b/>
-                <w:bCs/>
-                <w:strike/>
-                <w:color w:val="FF0000"/>
-                <w:sz w:val="20"/>
-                <w:szCs w:val="20"/>
-                <w:lang w:eastAsia="el-GR"/>
-              </w:rPr>
-              <w:t>Βιοσυντονισμού</w:t>
-            </w:r>
-            <w:proofErr w:type="spellEnd"/>
-            <w:r>
-              <w:rPr>
-                <w:rFonts w:ascii="Constantia" w:eastAsia="Times New Roman" w:hAnsi="Constantia" w:cs="Arial"/>
-                <w:b/>
-                <w:bCs/>
-                <w:strike/>
-                <w:color w:val="FF0000"/>
-                <w:sz w:val="20"/>
-                <w:szCs w:val="20"/>
-                <w:lang w:eastAsia="el-GR"/>
-              </w:rPr>
-              <w:t>  "</w:t>
-            </w:r>
-            <w:proofErr w:type="spellStart"/>
-            <w:r>
-              <w:rPr>
-                <w:rFonts w:ascii="Constantia" w:eastAsia="Times New Roman" w:hAnsi="Constantia" w:cs="Arial"/>
-                <w:b/>
-                <w:bCs/>
-                <w:strike/>
-                <w:color w:val="FF0000"/>
-                <w:sz w:val="20"/>
-                <w:szCs w:val="20"/>
-                <w:lang w:eastAsia="el-GR"/>
-              </w:rPr>
-              <w:t>Sensitiv</w:t>
-            </w:r>
-            <w:proofErr w:type="spellEnd"/>
-            <w:r>
-              <w:rPr>
-                <w:rFonts w:ascii="Constantia" w:eastAsia="Times New Roman" w:hAnsi="Constantia" w:cs="Arial"/>
-                <w:b/>
-                <w:bCs/>
-                <w:strike/>
-                <w:color w:val="FF0000"/>
-                <w:sz w:val="20"/>
-                <w:szCs w:val="20"/>
-                <w:lang w:eastAsia="el-GR"/>
-              </w:rPr>
-              <w:t xml:space="preserve"> </w:t>
-            </w:r>
-            <w:proofErr w:type="spellStart"/>
-            <w:r>
-              <w:rPr>
-                <w:rFonts w:ascii="Constantia" w:eastAsia="Times New Roman" w:hAnsi="Constantia" w:cs="Arial"/>
-                <w:b/>
-                <w:bCs/>
-                <w:strike/>
-                <w:color w:val="FF0000"/>
-                <w:sz w:val="20"/>
-                <w:szCs w:val="20"/>
-                <w:lang w:eastAsia="el-GR"/>
-              </w:rPr>
-              <w:t>Imago</w:t>
-            </w:r>
-            <w:proofErr w:type="spellEnd"/>
-            <w:r>
-              <w:rPr>
-                <w:rFonts w:ascii="Constantia" w:eastAsia="Times New Roman" w:hAnsi="Constantia" w:cs="Arial"/>
-                <w:b/>
-                <w:bCs/>
-                <w:strike/>
-                <w:color w:val="FF0000"/>
-                <w:sz w:val="20"/>
-                <w:szCs w:val="20"/>
-                <w:lang w:eastAsia="el-GR"/>
-              </w:rPr>
-              <w:t>"</w:t>
+              <w:t>Τεχνολογία Βιοσυντονισμού  "Sensitiv Imago"</w:t>
             </w:r>
           </w:p>
         </w:tc>
@@ -846,7 +565,7 @@
         <w:shd w:val="clear" w:color="auto" w:fill="FFFFFF"/>
         <w:spacing w:after="0" w:line="240" w:lineRule="auto"/>
         <w:rPr>
-          <w:rFonts w:ascii="Constantia" w:eastAsia="Times New Roman" w:hAnsi="Constantia" w:cs="Times New Roman"/>
+          <w:rFonts w:ascii="Constantia" w:hAnsi="Constantia" w:eastAsia="Times New Roman" w:cs="Times New Roman"/>
           <w:strike/>
           <w:color w:val="FF0000"/>
           <w:sz w:val="20"/>
@@ -856,7 +575,7 @@
       </w:pPr>
       <w:r>
         <w:rPr>
-          <w:rFonts w:ascii="Constantia" w:eastAsia="Times New Roman" w:hAnsi="Constantia" w:cs="Arial"/>
+          <w:rFonts w:ascii="Constantia" w:hAnsi="Constantia" w:eastAsia="Times New Roman" w:cs="Arial"/>
           <w:iCs/>
           <w:strike/>
           <w:color w:val="FF0000"/>
@@ -872,7 +591,7 @@
         <w:shd w:val="clear" w:color="auto" w:fill="FFFFFF"/>
         <w:spacing w:after="0" w:line="240" w:lineRule="auto"/>
         <w:rPr>
-          <w:rFonts w:ascii="Constantia" w:eastAsia="Times New Roman" w:hAnsi="Constantia" w:cs="Times New Roman"/>
+          <w:rFonts w:ascii="Constantia" w:hAnsi="Constantia" w:eastAsia="Times New Roman" w:cs="Times New Roman"/>
           <w:strike/>
           <w:color w:val="FF0000"/>
           <w:sz w:val="20"/>
@@ -882,7 +601,7 @@
       </w:pPr>
       <w:r>
         <w:rPr>
-          <w:rFonts w:ascii="Constantia" w:eastAsia="Times New Roman" w:hAnsi="Constantia" w:cs="Arial"/>
+          <w:rFonts w:ascii="Constantia" w:hAnsi="Constantia" w:eastAsia="Times New Roman" w:cs="Arial"/>
           <w:iCs/>
           <w:strike/>
           <w:color w:val="FF0000"/>
@@ -894,7 +613,7 @@
       </w:r>
       <w:r>
         <w:rPr>
-          <w:rFonts w:ascii="Constantia" w:eastAsia="Times New Roman" w:hAnsi="Constantia" w:cs="Arial"/>
+          <w:rFonts w:ascii="Constantia" w:hAnsi="Constantia" w:eastAsia="Times New Roman" w:cs="Arial"/>
           <w:iCs/>
           <w:strike/>
           <w:color w:val="FF0000"/>
@@ -906,7 +625,7 @@
       </w:r>
       <w:r>
         <w:rPr>
-          <w:rFonts w:ascii="Constantia" w:eastAsia="Times New Roman" w:hAnsi="Constantia" w:cs="Arial"/>
+          <w:rFonts w:ascii="Constantia" w:hAnsi="Constantia" w:eastAsia="Times New Roman" w:cs="Arial"/>
           <w:iCs/>
           <w:strike/>
           <w:color w:val="FF0000"/>
@@ -916,10 +635,9 @@
         </w:rPr>
         <w:t> που αναφέρεται αποκλειστικά στο «</w:t>
       </w:r>
-      <w:proofErr w:type="spellStart"/>
-      <w:r>
-        <w:rPr>
-          <w:rFonts w:ascii="Constantia" w:eastAsia="Times New Roman" w:hAnsi="Constantia" w:cs="Arial"/>
+      <w:r>
+        <w:rPr>
+          <w:rFonts w:ascii="Constantia" w:hAnsi="Constantia" w:eastAsia="Times New Roman" w:cs="Arial"/>
           <w:b/>
           <w:iCs/>
           <w:strike/>
@@ -928,62 +646,7 @@
           <w:szCs w:val="20"/>
           <w:lang w:eastAsia="el-GR"/>
         </w:rPr>
-        <w:t>Sensitiv</w:t>
-      </w:r>
-      <w:proofErr w:type="spellEnd"/>
-      <w:r>
-        <w:rPr>
-          <w:rFonts w:ascii="Constantia" w:eastAsia="Times New Roman" w:hAnsi="Constantia" w:cs="Arial"/>
-          <w:b/>
-          <w:iCs/>
-          <w:strike/>
-          <w:color w:val="FF0000"/>
-          <w:sz w:val="20"/>
-          <w:szCs w:val="20"/>
-          <w:lang w:eastAsia="el-GR"/>
-        </w:rPr>
-        <w:t xml:space="preserve"> </w:t>
-      </w:r>
-      <w:proofErr w:type="spellStart"/>
-      <w:r>
-        <w:rPr>
-          <w:rFonts w:ascii="Constantia" w:eastAsia="Times New Roman" w:hAnsi="Constantia" w:cs="Arial"/>
-          <w:b/>
-          <w:iCs/>
-          <w:strike/>
-          <w:color w:val="FF0000"/>
-          <w:sz w:val="20"/>
-          <w:szCs w:val="20"/>
-          <w:lang w:eastAsia="el-GR"/>
-        </w:rPr>
-        <w:t>Imago</w:t>
-      </w:r>
-      <w:proofErr w:type="spellEnd"/>
-      <w:r>
-        <w:rPr>
-          <w:rFonts w:ascii="Constantia" w:eastAsia="Times New Roman" w:hAnsi="Constantia" w:cs="Arial"/>
-          <w:b/>
-          <w:iCs/>
-          <w:strike/>
-          <w:color w:val="FF0000"/>
-          <w:sz w:val="20"/>
-          <w:szCs w:val="20"/>
-          <w:lang w:eastAsia="el-GR"/>
-        </w:rPr>
-        <w:t>»</w:t>
-      </w:r>
-      <w:r>
-        <w:rPr>
-          <w:rFonts w:ascii="Constantia" w:eastAsia="Times New Roman" w:hAnsi="Constantia" w:cs="Arial"/>
-          <w:b/>
-          <w:iCs/>
-          <w:strike/>
-          <w:color w:val="FF0000"/>
-          <w:sz w:val="20"/>
-          <w:szCs w:val="20"/>
-          <w:lang w:eastAsia="el-GR"/>
-        </w:rPr>
-        <w:t>.</w:t>
+        <w:t>Sensitiv Imago».</w:t>
       </w:r>
     </w:p>
     <w:p>
@@ -1014,19 +677,19 @@
     </w:p>
     <w:p>
       <w:pPr>
-        <w:pStyle w:val="a4"/>
+        <w:pStyle w:val="20"/>
         <w:numPr>
           <w:ilvl w:val="0"/>
           <w:numId w:val="1"/>
         </w:numPr>
         <w:pBdr>
-          <w:top w:val="single" w:sz="2" w:space="0" w:color="EEEEEE"/>
+          <w:top w:val="single" w:color="EEEEEE" w:sz="2" w:space="0"/>
         </w:pBdr>
         <w:spacing w:after="0" w:line="240" w:lineRule="auto"/>
         <w:ind w:right="-173"/>
         <w:outlineLvl w:val="1"/>
         <w:rPr>
-          <w:rFonts w:ascii="Constantia" w:eastAsia="Times New Roman" w:hAnsi="Constantia" w:cs="Times New Roman"/>
+          <w:rFonts w:ascii="Constantia" w:hAnsi="Constantia" w:eastAsia="Times New Roman" w:cs="Times New Roman"/>
           <w:b/>
           <w:bCs/>
           <w:color w:val="002060"/>
@@ -1037,7 +700,7 @@
       </w:pPr>
       <w:r>
         <w:rPr>
-          <w:rFonts w:ascii="Constantia" w:eastAsia="Times New Roman" w:hAnsi="Constantia" w:cs="Times New Roman"/>
+          <w:rFonts w:ascii="Constantia" w:hAnsi="Constantia" w:eastAsia="Times New Roman" w:cs="Times New Roman"/>
           <w:b/>
           <w:bCs/>
           <w:color w:val="002060"/>
@@ -1053,7 +716,7 @@
         <w:spacing w:after="0" w:line="240" w:lineRule="auto"/>
         <w:outlineLvl w:val="2"/>
         <w:rPr>
-          <w:rFonts w:ascii="Constantia" w:eastAsia="Times New Roman" w:hAnsi="Constantia" w:cs="Times New Roman"/>
+          <w:rFonts w:ascii="Constantia" w:hAnsi="Constantia" w:eastAsia="Times New Roman" w:cs="Times New Roman"/>
           <w:b/>
           <w:bCs/>
           <w:color w:val="FF33CC"/>
@@ -1065,10 +728,9 @@
       </w:pPr>
       <w:bookmarkStart w:id="2" w:name="610137475112843346"/>
       <w:bookmarkEnd w:id="2"/>
-      <w:proofErr w:type="spellStart"/>
-      <w:r>
-        <w:rPr>
-          <w:rFonts w:ascii="Constantia" w:eastAsia="Times New Roman" w:hAnsi="Constantia" w:cs="Times New Roman"/>
+      <w:r>
+        <w:rPr>
+          <w:rFonts w:ascii="Constantia" w:hAnsi="Constantia" w:eastAsia="Times New Roman" w:cs="Times New Roman"/>
           <w:b/>
           <w:bCs/>
           <w:color w:val="3333FF"/>
@@ -1077,12 +739,24 @@
           <w:u w:val="single"/>
           <w:lang w:eastAsia="el-GR"/>
         </w:rPr>
-        <w:t>Umami</w:t>
-      </w:r>
-      <w:proofErr w:type="spellEnd"/>
-      <w:r>
-        <w:rPr>
-          <w:rFonts w:ascii="Constantia" w:eastAsia="Times New Roman" w:hAnsi="Constantia" w:cs="Times New Roman"/>
+        <w:t>Umami και…χάνουμε βάρος, τρώγοντας</w:t>
+      </w:r>
+      <w:r>
+        <w:rPr>
+          <w:rFonts w:ascii="Constantia" w:hAnsi="Constantia" w:eastAsia="Times New Roman" w:cs="Times New Roman"/>
+          <w:b/>
+          <w:bCs/>
+          <w:color w:val="FF33CC"/>
+          <w:sz w:val="24"/>
+          <w:szCs w:val="24"/>
+          <w:u w:val="single"/>
+          <w:lang w:eastAsia="el-GR"/>
+        </w:rPr>
+        <w:t xml:space="preserve"> </w:t>
+      </w:r>
+      <w:r>
+        <w:rPr>
+          <w:rFonts w:ascii="Constantia" w:hAnsi="Constantia" w:eastAsia="Times New Roman" w:cs="Times New Roman"/>
           <w:b/>
           <w:bCs/>
           <w:color w:val="3333FF"/>
@@ -1091,68 +765,14 @@
           <w:u w:val="single"/>
           <w:lang w:eastAsia="el-GR"/>
         </w:rPr>
-        <w:t xml:space="preserve"> </w:t>
-      </w:r>
-      <w:proofErr w:type="spellStart"/>
-      <w:r>
-        <w:rPr>
-          <w:rFonts w:ascii="Constantia" w:eastAsia="Times New Roman" w:hAnsi="Constantia" w:cs="Times New Roman"/>
-          <w:b/>
-          <w:bCs/>
-          <w:color w:val="3333FF"/>
-          <w:sz w:val="24"/>
-          <w:szCs w:val="24"/>
-          <w:u w:val="single"/>
-          <w:lang w:eastAsia="el-GR"/>
-        </w:rPr>
-        <w:t>και…χάνουμε</w:t>
-      </w:r>
-      <w:proofErr w:type="spellEnd"/>
-      <w:r>
-        <w:rPr>
-          <w:rFonts w:ascii="Constantia" w:eastAsia="Times New Roman" w:hAnsi="Constantia" w:cs="Times New Roman"/>
-          <w:b/>
-          <w:bCs/>
-          <w:color w:val="3333FF"/>
-          <w:sz w:val="24"/>
-          <w:szCs w:val="24"/>
-          <w:u w:val="single"/>
-          <w:lang w:eastAsia="el-GR"/>
-        </w:rPr>
-        <w:t xml:space="preserve"> βάρος, τρώγοντας</w:t>
-      </w:r>
-      <w:r>
-        <w:rPr>
-          <w:rFonts w:ascii="Constantia" w:eastAsia="Times New Roman" w:hAnsi="Constantia" w:cs="Times New Roman"/>
-          <w:b/>
-          <w:bCs/>
-          <w:color w:val="FF33CC"/>
-          <w:sz w:val="24"/>
-          <w:szCs w:val="24"/>
-          <w:u w:val="single"/>
-          <w:lang w:eastAsia="el-GR"/>
-        </w:rPr>
-        <w:t xml:space="preserve"> </w:t>
-      </w:r>
-      <w:r>
-        <w:rPr>
-          <w:rFonts w:ascii="Constantia" w:eastAsia="Times New Roman" w:hAnsi="Constantia" w:cs="Times New Roman"/>
-          <w:b/>
-          <w:bCs/>
-          <w:color w:val="3333FF"/>
-          <w:sz w:val="24"/>
-          <w:szCs w:val="24"/>
-          <w:u w:val="single"/>
-          <w:lang w:eastAsia="el-GR"/>
-        </w:rPr>
         <w:t>περισσότερο !!!</w:t>
       </w:r>
     </w:p>
     <w:p>
       <w:pPr>
-        <w:pStyle w:val="2"/>
+        <w:pStyle w:val="3"/>
         <w:pBdr>
-          <w:top w:val="single" w:sz="2" w:space="0" w:color="EEEEEE"/>
+          <w:top w:val="single" w:color="EEEEEE" w:sz="2" w:space="0"/>
         </w:pBdr>
         <w:spacing w:before="0" w:beforeAutospacing="0" w:after="0" w:afterAutospacing="0"/>
         <w:ind w:left="-173" w:right="-173"/>
@@ -1173,7 +793,18 @@
           <w:szCs w:val="24"/>
           <w:u w:val="single"/>
         </w:rPr>
-        <w:t xml:space="preserve">Στο τέλος του κειμένου </w:t>
+        <w:t xml:space="preserve">Στο τέλος του κειμένου   </w:t>
+      </w:r>
+      <w:r>
+        <w:rPr>
+          <w:rFonts w:ascii="Constantia" w:hAnsi="Constantia"/>
+          <w:bCs w:val="0"/>
+          <w:color w:val="002060"/>
+          <w:sz w:val="24"/>
+          <w:szCs w:val="24"/>
+          <w:u w:val="single"/>
+        </w:rPr>
+        <w:t>ΣΒΗΣΕ:</w:t>
       </w:r>
       <w:r>
         <w:rPr>
@@ -1185,29 +816,6 @@
           <w:szCs w:val="24"/>
           <w:u w:val="single"/>
         </w:rPr>
-        <w:t xml:space="preserve">  </w:t>
-      </w:r>
-      <w:r>
-        <w:rPr>
-          <w:rFonts w:ascii="Constantia" w:hAnsi="Constantia"/>
-          <w:bCs w:val="0"/>
-          <w:color w:val="002060"/>
-          <w:sz w:val="24"/>
-          <w:szCs w:val="24"/>
-          <w:u w:val="single"/>
-        </w:rPr>
-        <w:t>ΣΒΗΣΕ:</w:t>
-      </w:r>
-      <w:r>
-        <w:rPr>
-          <w:rFonts w:ascii="Constantia" w:hAnsi="Constantia"/>
-          <w:b w:val="0"/>
-          <w:bCs w:val="0"/>
-          <w:color w:val="002060"/>
-          <w:sz w:val="24"/>
-          <w:szCs w:val="24"/>
-          <w:u w:val="single"/>
-        </w:rPr>
         <w:t xml:space="preserve"> </w:t>
       </w:r>
       <w:r>
@@ -1225,7 +833,7 @@
         <w:shd w:val="clear" w:color="auto" w:fill="FFFFFF"/>
         <w:spacing w:after="0" w:line="225" w:lineRule="atLeast"/>
         <w:rPr>
-          <w:rFonts w:ascii="Constantia" w:eastAsia="Times New Roman" w:hAnsi="Constantia" w:cs="Times New Roman"/>
+          <w:rFonts w:ascii="Constantia" w:hAnsi="Constantia" w:eastAsia="Times New Roman" w:cs="Times New Roman"/>
           <w:strike/>
           <w:color w:val="FF0000"/>
           <w:sz w:val="20"/>
@@ -1235,7 +843,7 @@
       </w:pPr>
       <w:r>
         <w:rPr>
-          <w:rFonts w:ascii="Constantia" w:eastAsia="Times New Roman" w:hAnsi="Constantia" w:cs="Times New Roman"/>
+          <w:rFonts w:ascii="Constantia" w:hAnsi="Constantia" w:eastAsia="Times New Roman" w:cs="Times New Roman"/>
           <w:b/>
           <w:bCs/>
           <w:strike/>
@@ -1245,38 +853,24 @@
           <w:u w:val="single"/>
           <w:lang w:eastAsia="el-GR"/>
         </w:rPr>
-        <w:t xml:space="preserve">     </w:t>
-      </w:r>
-      <w:r>
-        <w:rPr>
-          <w:rFonts w:ascii="Constantia" w:eastAsia="Times New Roman" w:hAnsi="Constantia" w:cs="Times New Roman"/>
+        <w:t xml:space="preserve">     Πρόταση</w:t>
+      </w:r>
+      <w:r>
+        <w:rPr>
+          <w:rFonts w:ascii="Constantia" w:hAnsi="Constantia" w:eastAsia="Times New Roman" w:cs="Times New Roman"/>
           <w:b/>
           <w:bCs/>
           <w:strike/>
           <w:color w:val="FF0000"/>
           <w:sz w:val="24"/>
           <w:szCs w:val="24"/>
-          <w:u w:val="single"/>
-          <w:lang w:eastAsia="el-GR"/>
-        </w:rPr>
-        <w:t>Πρόταση</w:t>
-      </w:r>
-      <w:r>
-        <w:rPr>
-          <w:rFonts w:ascii="Constantia" w:eastAsia="Times New Roman" w:hAnsi="Constantia" w:cs="Times New Roman"/>
-          <w:b/>
-          <w:bCs/>
-          <w:strike/>
-          <w:color w:val="FF0000"/>
-          <w:sz w:val="24"/>
-          <w:szCs w:val="24"/>
           <w:lang w:eastAsia="el-GR"/>
         </w:rPr>
         <w:t>:</w:t>
       </w:r>
       <w:r>
         <w:rPr>
-          <w:rFonts w:ascii="Constantia" w:eastAsia="Times New Roman" w:hAnsi="Constantia" w:cs="Times New Roman"/>
+          <w:rFonts w:ascii="Constantia" w:hAnsi="Constantia" w:eastAsia="Times New Roman" w:cs="Times New Roman"/>
           <w:strike/>
           <w:color w:val="FF0000"/>
           <w:sz w:val="24"/>
@@ -1287,7 +881,7 @@
       </w:r>
       <w:r>
         <w:rPr>
-          <w:rFonts w:ascii="Constantia" w:eastAsia="Times New Roman" w:hAnsi="Constantia" w:cs="Times New Roman"/>
+          <w:rFonts w:ascii="Constantia" w:hAnsi="Constantia" w:eastAsia="Times New Roman" w:cs="Times New Roman"/>
           <w:strike/>
           <w:color w:val="FF0000"/>
           <w:sz w:val="20"/>
@@ -1298,7 +892,7 @@
       </w:r>
       <w:r>
         <w:rPr>
-          <w:rFonts w:ascii="Constantia" w:eastAsia="Times New Roman" w:hAnsi="Constantia" w:cs="Times New Roman"/>
+          <w:rFonts w:ascii="Constantia" w:hAnsi="Constantia" w:eastAsia="Times New Roman" w:cs="Times New Roman"/>
           <w:b/>
           <w:bCs/>
           <w:strike/>
@@ -1307,26 +901,22 @@
           <w:szCs w:val="20"/>
           <w:lang w:eastAsia="el-GR"/>
         </w:rPr>
-        <w:t xml:space="preserve">Τεχνολογία </w:t>
-      </w:r>
-      <w:proofErr w:type="spellStart"/>
-      <w:r>
-        <w:rPr>
-          <w:rFonts w:ascii="Constantia" w:eastAsia="Times New Roman" w:hAnsi="Constantia" w:cs="Times New Roman"/>
-          <w:b/>
-          <w:bCs/>
+        <w:t>Τεχνολογία Βιοσυντονισμού «Sensitiv Imago»</w:t>
+      </w:r>
+      <w:r>
+        <w:rPr>
+          <w:rFonts w:ascii="Constantia" w:hAnsi="Constantia" w:eastAsia="Times New Roman" w:cs="Times New Roman"/>
           <w:strike/>
           <w:color w:val="FF0000"/>
           <w:sz w:val="20"/>
           <w:szCs w:val="20"/>
           <w:lang w:eastAsia="el-GR"/>
         </w:rPr>
-        <w:t>Βιοσυντονισμού</w:t>
-      </w:r>
-      <w:proofErr w:type="spellEnd"/>
-      <w:r>
-        <w:rPr>
-          <w:rFonts w:ascii="Constantia" w:eastAsia="Times New Roman" w:hAnsi="Constantia" w:cs="Times New Roman"/>
+        <w:t> από την Κατερίνα Μηστριώτη *</w:t>
+      </w:r>
+      <w:r>
+        <w:rPr>
+          <w:rFonts w:ascii="Constantia" w:hAnsi="Constantia" w:eastAsia="Times New Roman" w:cs="Times New Roman"/>
           <w:b/>
           <w:bCs/>
           <w:strike/>
@@ -1335,12 +925,11 @@
           <w:szCs w:val="20"/>
           <w:lang w:eastAsia="el-GR"/>
         </w:rPr>
-        <w:t xml:space="preserve"> «</w:t>
-      </w:r>
-      <w:proofErr w:type="spellStart"/>
-      <w:r>
-        <w:rPr>
-          <w:rFonts w:ascii="Constantia" w:eastAsia="Times New Roman" w:hAnsi="Constantia" w:cs="Times New Roman"/>
+        <w:br w:type="textWrapping"/>
+      </w:r>
+      <w:r>
+        <w:rPr>
+          <w:rFonts w:ascii="Constantia" w:hAnsi="Constantia" w:eastAsia="Times New Roman" w:cs="Times New Roman"/>
           <w:b/>
           <w:bCs/>
           <w:strike/>
@@ -1349,188 +938,11 @@
           <w:szCs w:val="20"/>
           <w:lang w:eastAsia="el-GR"/>
         </w:rPr>
-        <w:t>Sensitiv</w:t>
-      </w:r>
-      <w:proofErr w:type="spellEnd"/>
-      <w:r>
-        <w:rPr>
-          <w:rFonts w:ascii="Constantia" w:eastAsia="Times New Roman" w:hAnsi="Constantia" w:cs="Times New Roman"/>
-          <w:b/>
-          <w:bCs/>
-          <w:strike/>
-          <w:color w:val="FF0000"/>
-          <w:sz w:val="20"/>
-          <w:szCs w:val="20"/>
-          <w:lang w:eastAsia="el-GR"/>
-        </w:rPr>
-        <w:t xml:space="preserve"> </w:t>
-      </w:r>
-      <w:proofErr w:type="spellStart"/>
-      <w:r>
-        <w:rPr>
-          <w:rFonts w:ascii="Constantia" w:eastAsia="Times New Roman" w:hAnsi="Constantia" w:cs="Times New Roman"/>
-          <w:b/>
-          <w:bCs/>
-          <w:strike/>
-          <w:color w:val="FF0000"/>
-          <w:sz w:val="20"/>
-          <w:szCs w:val="20"/>
-          <w:lang w:eastAsia="el-GR"/>
-        </w:rPr>
-        <w:t>Imago</w:t>
-      </w:r>
-      <w:proofErr w:type="spellEnd"/>
-      <w:r>
-        <w:rPr>
-          <w:rFonts w:ascii="Constantia" w:eastAsia="Times New Roman" w:hAnsi="Constantia" w:cs="Times New Roman"/>
-          <w:b/>
-          <w:bCs/>
-          <w:strike/>
-          <w:color w:val="FF0000"/>
-          <w:sz w:val="20"/>
-          <w:szCs w:val="20"/>
-          <w:lang w:eastAsia="el-GR"/>
-        </w:rPr>
-        <w:t>»</w:t>
-      </w:r>
-      <w:r>
-        <w:rPr>
-          <w:rFonts w:ascii="Constantia" w:eastAsia="Times New Roman" w:hAnsi="Constantia" w:cs="Times New Roman"/>
-          <w:strike/>
-          <w:color w:val="FF0000"/>
-          <w:sz w:val="20"/>
-          <w:szCs w:val="20"/>
-          <w:lang w:eastAsia="el-GR"/>
-        </w:rPr>
-        <w:t> από την Κατερίνα Μηστριώτη *</w:t>
-      </w:r>
-      <w:r>
-        <w:rPr>
-          <w:rFonts w:ascii="Constantia" w:eastAsia="Times New Roman" w:hAnsi="Constantia" w:cs="Times New Roman"/>
-          <w:b/>
-          <w:bCs/>
-          <w:strike/>
-          <w:color w:val="FF0000"/>
-          <w:sz w:val="20"/>
-          <w:szCs w:val="20"/>
-          <w:lang w:eastAsia="el-GR"/>
-        </w:rPr>
-        <w:br/>
-        <w:t xml:space="preserve">* </w:t>
-      </w:r>
-      <w:r>
-        <w:rPr>
-          <w:rFonts w:ascii="Constantia" w:eastAsia="Times New Roman" w:hAnsi="Constantia" w:cs="Times New Roman"/>
-          <w:b/>
-          <w:bCs/>
-          <w:strike/>
-          <w:color w:val="FF0000"/>
-          <w:sz w:val="20"/>
-          <w:szCs w:val="20"/>
-          <w:lang w:eastAsia="el-GR"/>
-        </w:rPr>
-        <w:t xml:space="preserve">  </w:t>
-      </w:r>
-      <w:r>
-        <w:rPr>
-          <w:rFonts w:ascii="Constantia" w:eastAsia="Times New Roman" w:hAnsi="Constantia" w:cs="Times New Roman"/>
-          <w:b/>
-          <w:bCs/>
-          <w:strike/>
-          <w:color w:val="FF0000"/>
-          <w:sz w:val="20"/>
-          <w:szCs w:val="20"/>
-          <w:lang w:eastAsia="el-GR"/>
-        </w:rPr>
-        <w:t xml:space="preserve">Η Τεχνολογία </w:t>
-      </w:r>
-      <w:proofErr w:type="spellStart"/>
-      <w:r>
-        <w:rPr>
-          <w:rFonts w:ascii="Constantia" w:eastAsia="Times New Roman" w:hAnsi="Constantia" w:cs="Times New Roman"/>
-          <w:b/>
-          <w:bCs/>
-          <w:strike/>
-          <w:color w:val="FF0000"/>
-          <w:sz w:val="20"/>
-          <w:szCs w:val="20"/>
-          <w:lang w:eastAsia="el-GR"/>
-        </w:rPr>
-        <w:t>Βιοσυντονισμού</w:t>
-      </w:r>
-      <w:proofErr w:type="spellEnd"/>
-      <w:r>
-        <w:rPr>
-          <w:rFonts w:ascii="Constantia" w:eastAsia="Times New Roman" w:hAnsi="Constantia" w:cs="Times New Roman"/>
-          <w:b/>
-          <w:bCs/>
-          <w:strike/>
-          <w:color w:val="FF0000"/>
-          <w:sz w:val="20"/>
-          <w:szCs w:val="20"/>
-          <w:lang w:eastAsia="el-GR"/>
-        </w:rPr>
-        <w:t xml:space="preserve"> του  «</w:t>
-      </w:r>
-      <w:proofErr w:type="spellStart"/>
-      <w:r>
-        <w:rPr>
-          <w:rFonts w:ascii="Constantia" w:eastAsia="Times New Roman" w:hAnsi="Constantia" w:cs="Times New Roman"/>
-          <w:b/>
-          <w:bCs/>
-          <w:strike/>
-          <w:color w:val="FF0000"/>
-          <w:sz w:val="20"/>
-          <w:szCs w:val="20"/>
-          <w:lang w:eastAsia="el-GR"/>
-        </w:rPr>
-        <w:t>Sensitiv</w:t>
-      </w:r>
-      <w:proofErr w:type="spellEnd"/>
-      <w:r>
-        <w:rPr>
-          <w:rFonts w:ascii="Constantia" w:eastAsia="Times New Roman" w:hAnsi="Constantia" w:cs="Times New Roman"/>
-          <w:b/>
-          <w:bCs/>
-          <w:strike/>
-          <w:color w:val="FF0000"/>
-          <w:sz w:val="20"/>
-          <w:szCs w:val="20"/>
-          <w:lang w:eastAsia="el-GR"/>
-        </w:rPr>
-        <w:t xml:space="preserve"> </w:t>
-      </w:r>
-      <w:proofErr w:type="spellStart"/>
-      <w:r>
-        <w:rPr>
-          <w:rFonts w:ascii="Constantia" w:eastAsia="Times New Roman" w:hAnsi="Constantia" w:cs="Times New Roman"/>
-          <w:b/>
-          <w:bCs/>
-          <w:strike/>
-          <w:color w:val="FF0000"/>
-          <w:sz w:val="20"/>
-          <w:szCs w:val="20"/>
-          <w:lang w:eastAsia="el-GR"/>
-        </w:rPr>
-        <w:t>Imago</w:t>
-      </w:r>
-      <w:proofErr w:type="spellEnd"/>
-      <w:r>
-        <w:rPr>
-          <w:rFonts w:ascii="Constantia" w:eastAsia="Times New Roman" w:hAnsi="Constantia" w:cs="Times New Roman"/>
-          <w:b/>
-          <w:bCs/>
-          <w:strike/>
-          <w:color w:val="FF0000"/>
-          <w:sz w:val="20"/>
-          <w:szCs w:val="20"/>
-          <w:lang w:eastAsia="el-GR"/>
-        </w:rPr>
-        <w:t>»</w:t>
-      </w:r>
-      <w:r>
-        <w:rPr>
-          <w:rFonts w:ascii="Constantia" w:eastAsia="Times New Roman" w:hAnsi="Constantia" w:cs="Times New Roman"/>
+        <w:t>*   Η Τεχνολογία Βιοσυντονισμού του  «Sensitiv Imago»</w:t>
+      </w:r>
+      <w:r>
+        <w:rPr>
+          <w:rFonts w:ascii="Constantia" w:hAnsi="Constantia" w:eastAsia="Times New Roman" w:cs="Times New Roman"/>
           <w:strike/>
           <w:color w:val="FF0000"/>
           <w:sz w:val="20"/>
@@ -1547,7 +959,7 @@
         <w:ind w:hanging="360"/>
         <w:textAlignment w:val="baseline"/>
         <w:rPr>
-          <w:rFonts w:ascii="Constantia" w:eastAsia="Times New Roman" w:hAnsi="Constantia" w:cs="Times New Roman"/>
+          <w:rFonts w:ascii="Constantia" w:hAnsi="Constantia" w:eastAsia="Times New Roman" w:cs="Times New Roman"/>
           <w:strike/>
           <w:color w:val="FF0000"/>
           <w:sz w:val="20"/>
@@ -1557,56 +969,44 @@
       </w:pPr>
       <w:r>
         <w:rPr>
-          <w:rFonts w:ascii="Constantia" w:eastAsia="Times New Roman" w:hAnsi="Constantia" w:cs="Times New Roman"/>
+          <w:rFonts w:ascii="Constantia" w:hAnsi="Constantia" w:eastAsia="Times New Roman" w:cs="Times New Roman"/>
           <w:strike/>
           <w:color w:val="FF0000"/>
           <w:sz w:val="20"/>
           <w:szCs w:val="20"/>
           <w:lang w:eastAsia="el-GR"/>
         </w:rPr>
-        <w:t>   </w:t>
-      </w:r>
-      <w:r>
-        <w:rPr>
-          <w:rFonts w:ascii="Constantia" w:eastAsia="Times New Roman" w:hAnsi="Constantia" w:cs="Times New Roman"/>
-          <w:strike/>
-          <w:color w:val="FF0000"/>
-          <w:sz w:val="20"/>
-          <w:szCs w:val="20"/>
-          <w:lang w:eastAsia="el-GR"/>
-        </w:rPr>
-        <w:t xml:space="preserve">   </w:t>
-      </w:r>
-      <w:r>
-        <w:rPr>
-          <w:rFonts w:ascii="Constantia" w:eastAsia="Times New Roman" w:hAnsi="Constantia" w:cs="Times New Roman"/>
-          <w:strike/>
-          <w:color w:val="FF0000"/>
-          <w:sz w:val="20"/>
-          <w:szCs w:val="20"/>
-          <w:lang w:eastAsia="el-GR"/>
-        </w:rPr>
-        <w:t>Η μέθοδος είναι εξαιρετικά οικονομική, μη επεμβατική, ανώδυνη, ακίνδυνη ακόμη και σε παιδιά και ο χρόνος που απαιτείται είναι μόνον 60 – 90 λεπτά της ώρας.</w:t>
+        <w:t>      Η μέθοδος είναι εξαιρετικά οικονομική, μη επεμβατική, ανώδυνη, ακίνδυνη ακόμη και σε παιδιά και ο χρόνος που απαιτείται είναι μόνον 60 – 90 λεπτά της ώρας.</w:t>
       </w:r>
     </w:p>
     <w:tbl>
       <w:tblPr>
+        <w:tblStyle w:val="6"/>
         <w:tblW w:w="0" w:type="auto"/>
         <w:jc w:val="center"/>
         <w:tblCellSpacing w:w="0" w:type="dxa"/>
         <w:shd w:val="clear" w:color="auto" w:fill="FFFFFF"/>
+        <w:tblLayout w:type="autofit"/>
         <w:tblCellMar>
           <w:top w:w="46" w:type="dxa"/>
           <w:left w:w="46" w:type="dxa"/>
           <w:bottom w:w="46" w:type="dxa"/>
           <w:right w:w="46" w:type="dxa"/>
         </w:tblCellMar>
-        <w:tblLook w:val="04A0"/>
       </w:tblPr>
       <w:tblGrid>
         <w:gridCol w:w="10558"/>
       </w:tblGrid>
       <w:tr>
+        <w:tblPrEx>
+          <w:shd w:val="clear" w:color="auto" w:fill="FFFFFF"/>
+          <w:tblCellMar>
+            <w:top w:w="46" w:type="dxa"/>
+            <w:left w:w="46" w:type="dxa"/>
+            <w:bottom w:w="46" w:type="dxa"/>
+            <w:right w:w="46" w:type="dxa"/>
+          </w:tblCellMar>
+        </w:tblPrEx>
         <w:trPr>
           <w:tblCellSpacing w:w="0" w:type="dxa"/>
           <w:jc w:val="center"/>
@@ -1616,13 +1016,12 @@
             <w:tcW w:w="0" w:type="auto"/>
             <w:shd w:val="clear" w:color="auto" w:fill="FFFFFF"/>
             <w:vAlign w:val="center"/>
-            <w:hideMark/>
           </w:tcPr>
           <w:p>
             <w:pPr>
               <w:spacing w:after="0" w:line="240" w:lineRule="auto"/>
               <w:rPr>
-                <w:rFonts w:ascii="Constantia" w:eastAsia="Times New Roman" w:hAnsi="Constantia" w:cs="Times New Roman"/>
+                <w:rFonts w:ascii="Constantia" w:hAnsi="Constantia" w:eastAsia="Times New Roman" w:cs="Times New Roman"/>
                 <w:strike/>
                 <w:color w:val="FF0000"/>
                 <w:sz w:val="20"/>
@@ -1634,6 +1033,9 @@
         </w:tc>
       </w:tr>
       <w:tr>
+        <w:tblPrEx>
+          <w:shd w:val="clear" w:color="auto" w:fill="FFFFFF"/>
+        </w:tblPrEx>
         <w:trPr>
           <w:tblCellSpacing w:w="0" w:type="dxa"/>
           <w:jc w:val="center"/>
@@ -1643,13 +1045,12 @@
             <w:tcW w:w="0" w:type="auto"/>
             <w:shd w:val="clear" w:color="auto" w:fill="FFFFFF"/>
             <w:vAlign w:val="center"/>
-            <w:hideMark/>
           </w:tcPr>
           <w:p>
             <w:pPr>
               <w:spacing w:after="0" w:line="240" w:lineRule="auto"/>
               <w:rPr>
-                <w:rFonts w:ascii="Constantia" w:eastAsia="Times New Roman" w:hAnsi="Constantia" w:cs="Times New Roman"/>
+                <w:rFonts w:ascii="Constantia" w:hAnsi="Constantia" w:eastAsia="Times New Roman" w:cs="Times New Roman"/>
                 <w:strike/>
                 <w:color w:val="FF0000"/>
                 <w:sz w:val="20"/>
@@ -1659,29 +1060,18 @@
             </w:pPr>
             <w:r>
               <w:rPr>
-                <w:rFonts w:ascii="Constantia" w:eastAsia="Times New Roman" w:hAnsi="Constantia" w:cs="Times New Roman"/>
+                <w:rFonts w:ascii="Constantia" w:hAnsi="Constantia" w:eastAsia="Times New Roman" w:cs="Times New Roman"/>
                 <w:strike/>
                 <w:color w:val="FF0000"/>
                 <w:sz w:val="20"/>
                 <w:szCs w:val="20"/>
                 <w:lang w:eastAsia="el-GR"/>
               </w:rPr>
-              <w:t xml:space="preserve">   </w:t>
+              <w:t xml:space="preserve">   Περισσότερες πληροφορίες για την μέθοδο θα βρείτε στο τμήμα της σελίδας του </w:t>
             </w:r>
             <w:r>
               <w:rPr>
-                <w:rFonts w:ascii="Constantia" w:eastAsia="Times New Roman" w:hAnsi="Constantia" w:cs="Times New Roman"/>
-                <w:strike/>
-                <w:color w:val="FF0000"/>
-                <w:sz w:val="20"/>
-                <w:szCs w:val="20"/>
-                <w:lang w:eastAsia="el-GR"/>
-              </w:rPr>
-              <w:t>Περισσότερες πληροφορίες για την μέθοδο θα βρείτε στο τμήμα της σελίδας του </w:t>
-            </w:r>
-            <w:r>
-              <w:rPr>
-                <w:rFonts w:ascii="Constantia" w:eastAsia="Times New Roman" w:hAnsi="Constantia" w:cs="Times New Roman"/>
+                <w:rFonts w:ascii="Constantia" w:hAnsi="Constantia" w:eastAsia="Times New Roman" w:cs="Times New Roman"/>
                 <w:strike/>
                 <w:color w:val="FF0000"/>
                 <w:sz w:val="20"/>
@@ -1692,7 +1082,7 @@
             </w:r>
             <w:r>
               <w:rPr>
-                <w:rFonts w:ascii="Constantia" w:eastAsia="Times New Roman" w:hAnsi="Constantia" w:cs="Times New Roman"/>
+                <w:rFonts w:ascii="Constantia" w:hAnsi="Constantia" w:eastAsia="Times New Roman" w:cs="Times New Roman"/>
                 <w:strike/>
                 <w:color w:val="FF0000"/>
                 <w:sz w:val="20"/>
@@ -1703,7 +1093,7 @@
             </w:r>
             <w:r>
               <w:rPr>
-                <w:rFonts w:ascii="Constantia" w:eastAsia="Times New Roman" w:hAnsi="Constantia" w:cs="Times New Roman"/>
+                <w:rFonts w:ascii="Constantia" w:hAnsi="Constantia" w:eastAsia="Times New Roman" w:cs="Times New Roman"/>
                 <w:b/>
                 <w:bCs/>
                 <w:strike/>
@@ -1712,63 +1102,7 @@
                 <w:szCs w:val="20"/>
                 <w:lang w:eastAsia="el-GR"/>
               </w:rPr>
-              <w:t>«</w:t>
-            </w:r>
-            <w:proofErr w:type="spellStart"/>
-            <w:r>
-              <w:rPr>
-                <w:rFonts w:ascii="Constantia" w:eastAsia="Times New Roman" w:hAnsi="Constantia" w:cs="Times New Roman"/>
-                <w:b/>
-                <w:bCs/>
-                <w:strike/>
-                <w:color w:val="FF0000"/>
-                <w:sz w:val="20"/>
-                <w:szCs w:val="20"/>
-                <w:lang w:eastAsia="el-GR"/>
-              </w:rPr>
-              <w:t>Sensitiv</w:t>
-            </w:r>
-            <w:proofErr w:type="spellEnd"/>
-            <w:r>
-              <w:rPr>
-                <w:rFonts w:ascii="Constantia" w:eastAsia="Times New Roman" w:hAnsi="Constantia" w:cs="Times New Roman"/>
-                <w:b/>
-                <w:bCs/>
-                <w:strike/>
-                <w:color w:val="FF0000"/>
-                <w:sz w:val="20"/>
-                <w:szCs w:val="20"/>
-                <w:lang w:eastAsia="el-GR"/>
-              </w:rPr>
-              <w:t xml:space="preserve"> </w:t>
-            </w:r>
-            <w:proofErr w:type="spellStart"/>
-            <w:r>
-              <w:rPr>
-                <w:rFonts w:ascii="Constantia" w:eastAsia="Times New Roman" w:hAnsi="Constantia" w:cs="Times New Roman"/>
-                <w:b/>
-                <w:bCs/>
-                <w:strike/>
-                <w:color w:val="FF0000"/>
-                <w:sz w:val="20"/>
-                <w:szCs w:val="20"/>
-                <w:lang w:eastAsia="el-GR"/>
-              </w:rPr>
-              <w:t>Imago</w:t>
-            </w:r>
-            <w:proofErr w:type="spellEnd"/>
-            <w:r>
-              <w:rPr>
-                <w:rFonts w:ascii="Constantia" w:eastAsia="Times New Roman" w:hAnsi="Constantia" w:cs="Times New Roman"/>
-                <w:b/>
-                <w:bCs/>
-                <w:strike/>
-                <w:color w:val="FF0000"/>
-                <w:sz w:val="20"/>
-                <w:szCs w:val="20"/>
-                <w:lang w:eastAsia="el-GR"/>
-              </w:rPr>
-              <w:t>». </w:t>
+              <w:t>«Sensitiv Imago». </w:t>
             </w:r>
           </w:p>
         </w:tc>
@@ -1800,19 +1134,19 @@
     </w:p>
     <w:p>
       <w:pPr>
-        <w:pStyle w:val="a4"/>
+        <w:pStyle w:val="20"/>
         <w:numPr>
           <w:ilvl w:val="0"/>
           <w:numId w:val="1"/>
         </w:numPr>
         <w:pBdr>
-          <w:top w:val="single" w:sz="2" w:space="0" w:color="EEEEEE"/>
+          <w:top w:val="single" w:color="EEEEEE" w:sz="2" w:space="0"/>
         </w:pBdr>
         <w:spacing w:after="0" w:line="240" w:lineRule="auto"/>
         <w:ind w:right="-173"/>
         <w:outlineLvl w:val="1"/>
         <w:rPr>
-          <w:rFonts w:ascii="Constantia" w:eastAsia="Times New Roman" w:hAnsi="Constantia" w:cs="Times New Roman"/>
+          <w:rFonts w:ascii="Constantia" w:hAnsi="Constantia" w:eastAsia="Times New Roman" w:cs="Times New Roman"/>
           <w:b/>
           <w:bCs/>
           <w:color w:val="002060"/>
@@ -1823,7 +1157,7 @@
       </w:pPr>
       <w:r>
         <w:rPr>
-          <w:rFonts w:ascii="Constantia" w:eastAsia="Times New Roman" w:hAnsi="Constantia" w:cs="Times New Roman"/>
+          <w:rFonts w:ascii="Constantia" w:hAnsi="Constantia" w:eastAsia="Times New Roman" w:cs="Times New Roman"/>
           <w:b/>
           <w:bCs/>
           <w:color w:val="002060"/>
@@ -1831,19 +1165,7 @@
           <w:szCs w:val="24"/>
           <w:lang w:eastAsia="el-GR"/>
         </w:rPr>
-        <w:t xml:space="preserve">   </w:t>
-      </w:r>
-      <w:r>
-        <w:rPr>
-          <w:rFonts w:ascii="Constantia" w:eastAsia="Times New Roman" w:hAnsi="Constantia" w:cs="Times New Roman"/>
-          <w:b/>
-          <w:bCs/>
-          <w:color w:val="002060"/>
-          <w:sz w:val="24"/>
-          <w:szCs w:val="24"/>
-          <w:lang w:eastAsia="el-GR"/>
-        </w:rPr>
-        <w:t>Παρασκευή 3 Ιουνίου 2016</w:t>
+        <w:t xml:space="preserve">   Παρασκευή 3 Ιουνίου 2016</w:t>
       </w:r>
     </w:p>
     <w:p>
@@ -1851,7 +1173,7 @@
         <w:spacing w:after="0" w:line="240" w:lineRule="auto"/>
         <w:outlineLvl w:val="2"/>
         <w:rPr>
-          <w:rFonts w:ascii="Constantia" w:eastAsia="Times New Roman" w:hAnsi="Constantia" w:cs="Times New Roman"/>
+          <w:rFonts w:ascii="Constantia" w:hAnsi="Constantia" w:eastAsia="Times New Roman" w:cs="Times New Roman"/>
           <w:b/>
           <w:bCs/>
           <w:color w:val="3333FF"/>
@@ -1864,7 +1186,7 @@
       <w:bookmarkEnd w:id="3"/>
       <w:r>
         <w:rPr>
-          <w:rFonts w:ascii="Constantia" w:eastAsia="Times New Roman" w:hAnsi="Constantia" w:cs="Times New Roman"/>
+          <w:rFonts w:ascii="Constantia" w:hAnsi="Constantia" w:eastAsia="Times New Roman" w:cs="Times New Roman"/>
           <w:b/>
           <w:bCs/>
           <w:color w:val="3333FF"/>
@@ -1880,7 +1202,7 @@
         <w:spacing w:after="0" w:line="240" w:lineRule="auto"/>
         <w:outlineLvl w:val="2"/>
         <w:rPr>
-          <w:rFonts w:ascii="Constantia" w:eastAsia="Times New Roman" w:hAnsi="Constantia" w:cs="Times New Roman"/>
+          <w:rFonts w:ascii="Constantia" w:hAnsi="Constantia" w:eastAsia="Times New Roman" w:cs="Times New Roman"/>
           <w:b/>
           <w:bCs/>
           <w:color w:val="002060"/>
@@ -1891,7 +1213,7 @@
       </w:pPr>
       <w:r>
         <w:rPr>
-          <w:rFonts w:ascii="Constantia" w:eastAsia="Times New Roman" w:hAnsi="Constantia" w:cs="Times New Roman"/>
+          <w:rFonts w:ascii="Constantia" w:hAnsi="Constantia" w:eastAsia="Times New Roman" w:cs="Times New Roman"/>
           <w:b/>
           <w:bCs/>
           <w:color w:val="002060"/>
@@ -1899,31 +1221,7 @@
           <w:szCs w:val="24"/>
           <w:lang w:eastAsia="el-GR"/>
         </w:rPr>
-        <w:t xml:space="preserve">Στο τέλος του κειμένου </w:t>
-      </w:r>
-      <w:r>
-        <w:rPr>
-          <w:rFonts w:ascii="Constantia" w:eastAsia="Times New Roman" w:hAnsi="Constantia" w:cs="Times New Roman"/>
-          <w:b/>
-          <w:bCs/>
-          <w:color w:val="002060"/>
-          <w:sz w:val="24"/>
-          <w:szCs w:val="24"/>
-          <w:lang w:eastAsia="el-GR"/>
-        </w:rPr>
-        <w:t xml:space="preserve">  </w:t>
-      </w:r>
-      <w:r>
-        <w:rPr>
-          <w:rFonts w:ascii="Constantia" w:eastAsia="Times New Roman" w:hAnsi="Constantia" w:cs="Times New Roman"/>
-          <w:b/>
-          <w:bCs/>
-          <w:color w:val="002060"/>
-          <w:sz w:val="24"/>
-          <w:szCs w:val="24"/>
-          <w:lang w:eastAsia="el-GR"/>
-        </w:rPr>
-        <w:t xml:space="preserve">ΣΒΗΣΕ : </w:t>
+        <w:t xml:space="preserve">Στο τέλος του κειμένου   ΣΒΗΣΕ : </w:t>
       </w:r>
     </w:p>
     <w:p>
@@ -1931,17 +1229,17 @@
         <w:shd w:val="clear" w:color="auto" w:fill="FFFFFF"/>
         <w:spacing w:after="0" w:line="240" w:lineRule="auto"/>
         <w:rPr>
-          <w:rFonts w:ascii="Constantia" w:eastAsia="Times New Roman" w:hAnsi="Constantia" w:cs="Times New Roman"/>
-          <w:strike/>
-          <w:color w:val="FF0000"/>
-          <w:sz w:val="24"/>
-          <w:szCs w:val="24"/>
-          <w:lang w:eastAsia="el-GR"/>
-        </w:rPr>
-      </w:pPr>
-      <w:r>
-        <w:rPr>
-          <w:rFonts w:ascii="Constantia" w:eastAsia="Times New Roman" w:hAnsi="Constantia" w:cs="Times New Roman"/>
+          <w:rFonts w:ascii="Constantia" w:hAnsi="Constantia" w:eastAsia="Times New Roman" w:cs="Times New Roman"/>
+          <w:strike/>
+          <w:color w:val="FF0000"/>
+          <w:sz w:val="24"/>
+          <w:szCs w:val="24"/>
+          <w:lang w:eastAsia="el-GR"/>
+        </w:rPr>
+      </w:pPr>
+      <w:r>
+        <w:rPr>
+          <w:rFonts w:ascii="Constantia" w:hAnsi="Constantia" w:eastAsia="Times New Roman" w:cs="Times New Roman"/>
           <w:b/>
           <w:bCs/>
           <w:i/>
@@ -1955,10 +1253,9 @@
         </w:rPr>
         <w:t>Έλεγχος με το «</w:t>
       </w:r>
-      <w:proofErr w:type="spellStart"/>
-      <w:r>
-        <w:rPr>
-          <w:rFonts w:ascii="Constantia" w:eastAsia="Times New Roman" w:hAnsi="Constantia" w:cs="Times New Roman"/>
+      <w:r>
+        <w:rPr>
+          <w:rFonts w:ascii="Constantia" w:hAnsi="Constantia" w:eastAsia="Times New Roman" w:cs="Times New Roman"/>
           <w:b/>
           <w:bCs/>
           <w:i/>
@@ -1970,12 +1267,11 @@
           <w:u w:val="single"/>
           <w:lang w:val="en-US" w:eastAsia="el-GR"/>
         </w:rPr>
-        <w:t>Sensitiv</w:t>
-      </w:r>
-      <w:proofErr w:type="spellEnd"/>
-      <w:r>
-        <w:rPr>
-          <w:rFonts w:ascii="Constantia" w:eastAsia="Times New Roman" w:hAnsi="Constantia" w:cs="Times New Roman"/>
+        <w:t>Sensitiv Imago</w:t>
+      </w:r>
+      <w:r>
+        <w:rPr>
+          <w:rFonts w:ascii="Constantia" w:hAnsi="Constantia" w:eastAsia="Times New Roman" w:cs="Times New Roman"/>
           <w:b/>
           <w:bCs/>
           <w:i/>
@@ -1985,25 +1281,62 @@
           <w:sz w:val="24"/>
           <w:szCs w:val="24"/>
           <w:u w:val="single"/>
-          <w:lang w:val="en-US" w:eastAsia="el-GR"/>
-        </w:rPr>
-        <w:t> Imago</w:t>
-      </w:r>
-      <w:r>
-        <w:rPr>
-          <w:rFonts w:ascii="Constantia" w:eastAsia="Times New Roman" w:hAnsi="Constantia" w:cs="Times New Roman"/>
-          <w:b/>
-          <w:bCs/>
+          <w:lang w:eastAsia="el-GR"/>
+        </w:rPr>
+        <w:t>» από τον Διατροφολόγο σας</w:t>
+      </w:r>
+    </w:p>
+    <w:p>
+      <w:pPr>
+        <w:shd w:val="clear" w:color="auto" w:fill="FFFFFF"/>
+        <w:spacing w:after="0" w:line="240" w:lineRule="auto"/>
+        <w:rPr>
+          <w:rFonts w:ascii="Constantia" w:hAnsi="Constantia" w:eastAsia="Times New Roman" w:cs="Times New Roman"/>
+          <w:strike/>
+          <w:color w:val="FF0000"/>
+          <w:sz w:val="24"/>
+          <w:szCs w:val="24"/>
+          <w:lang w:eastAsia="el-GR"/>
+        </w:rPr>
+      </w:pPr>
+      <w:r>
+        <w:rPr>
+          <w:rFonts w:ascii="Constantia" w:hAnsi="Constantia" w:eastAsia="Times New Roman" w:cs="Times New Roman"/>
           <w:i/>
           <w:iCs/>
           <w:strike/>
           <w:color w:val="FF0000"/>
           <w:sz w:val="24"/>
           <w:szCs w:val="24"/>
-          <w:u w:val="single"/>
-          <w:lang w:eastAsia="el-GR"/>
-        </w:rPr>
-        <w:t>» από τον Διατροφολόγο σας</w:t>
+          <w:lang w:eastAsia="el-GR"/>
+        </w:rPr>
+        <w:t>Ο έλεγχος θα δώσει πολύτιμες πληροφορίες για την παρούσα κατάσταση του οργανισμού σας, ποιες τροφές σας επηρεάζουν, σε ποιες Βιταμίνες και Μέταλλα έχετε έλλειψη, ποια Βαρέα Μέταλλα σε υψηλά επίπεδα σας επιβαρύνουν, εάν υπάρχουν μύκητες και </w:t>
+      </w:r>
+      <w:r>
+        <w:rPr>
+          <w:rFonts w:ascii="Constantia" w:hAnsi="Constantia" w:eastAsia="Times New Roman" w:cs="Times New Roman"/>
+          <w:i/>
+          <w:iCs/>
+          <w:strike/>
+          <w:color w:val="FF0000"/>
+          <w:sz w:val="24"/>
+          <w:szCs w:val="24"/>
+          <w:lang w:val="en-US" w:eastAsia="el-GR"/>
+        </w:rPr>
+        <w:t>Candida </w:t>
+      </w:r>
+      <w:r>
+        <w:rPr>
+          <w:rFonts w:ascii="Constantia" w:hAnsi="Constantia" w:eastAsia="Times New Roman" w:cs="Times New Roman"/>
+          <w:i/>
+          <w:iCs/>
+          <w:strike/>
+          <w:color w:val="FF0000"/>
+          <w:sz w:val="24"/>
+          <w:szCs w:val="24"/>
+          <w:lang w:eastAsia="el-GR"/>
+        </w:rPr>
+        <w:t>η οποία εμποδίζει την σωστή λειτουργία του οργανισμού σας.</w:t>
       </w:r>
     </w:p>
     <w:p>
@@ -2011,17 +1344,17 @@
         <w:shd w:val="clear" w:color="auto" w:fill="FFFFFF"/>
         <w:spacing w:after="0" w:line="240" w:lineRule="auto"/>
         <w:rPr>
-          <w:rFonts w:ascii="Constantia" w:eastAsia="Times New Roman" w:hAnsi="Constantia" w:cs="Times New Roman"/>
-          <w:strike/>
-          <w:color w:val="FF0000"/>
-          <w:sz w:val="24"/>
-          <w:szCs w:val="24"/>
-          <w:lang w:eastAsia="el-GR"/>
-        </w:rPr>
-      </w:pPr>
-      <w:r>
-        <w:rPr>
-          <w:rFonts w:ascii="Constantia" w:eastAsia="Times New Roman" w:hAnsi="Constantia" w:cs="Times New Roman"/>
+          <w:rFonts w:ascii="Constantia" w:hAnsi="Constantia" w:eastAsia="Times New Roman" w:cs="Times New Roman"/>
+          <w:strike/>
+          <w:color w:val="FF0000"/>
+          <w:sz w:val="24"/>
+          <w:szCs w:val="24"/>
+          <w:lang w:eastAsia="el-GR"/>
+        </w:rPr>
+      </w:pPr>
+      <w:r>
+        <w:rPr>
+          <w:rFonts w:ascii="Constantia" w:hAnsi="Constantia" w:eastAsia="Times New Roman" w:cs="Times New Roman"/>
           <w:i/>
           <w:iCs/>
           <w:strike/>
@@ -2030,24 +1363,52 @@
           <w:szCs w:val="24"/>
           <w:lang w:eastAsia="el-GR"/>
         </w:rPr>
-        <w:t>Ο έλεγχος θα δώσει πολύτιμες πληροφορίες για την παρούσα κατάσταση του οργανισμού σας, ποιες τροφές σας επηρεάζουν, σε ποιες Βιταμίνες και Μέταλλα έχετε έλλειψη, ποια Βαρέα Μέταλλα σε υψηλά επίπεδα σας επιβαρύνουν, εάν υπάρχουν μύκητες και </w:t>
-      </w:r>
-      <w:r>
-        <w:rPr>
-          <w:rFonts w:ascii="Constantia" w:eastAsia="Times New Roman" w:hAnsi="Constantia" w:cs="Times New Roman"/>
+        <w:t>Θα ελεγχθεί η ανταπόκριση του μεταβολικού σας συστήματος και η κατάσταση του πεπτικού και εντερικού συστήματος και πολλά άλλα.</w:t>
+      </w:r>
+    </w:p>
+    <w:p>
+      <w:pPr>
+        <w:shd w:val="clear" w:color="auto" w:fill="FFFFFF"/>
+        <w:spacing w:after="0" w:line="240" w:lineRule="auto"/>
+        <w:rPr>
+          <w:rFonts w:ascii="Constantia" w:hAnsi="Constantia" w:eastAsia="Times New Roman" w:cs="Times New Roman"/>
+          <w:strike/>
+          <w:color w:val="FF0000"/>
+          <w:sz w:val="24"/>
+          <w:szCs w:val="24"/>
+          <w:lang w:eastAsia="el-GR"/>
+        </w:rPr>
+      </w:pPr>
+      <w:r>
+        <w:rPr>
+          <w:rFonts w:ascii="Constantia" w:hAnsi="Constantia" w:eastAsia="Times New Roman" w:cs="Times New Roman"/>
           <w:i/>
           <w:iCs/>
           <w:strike/>
           <w:color w:val="FF0000"/>
           <w:sz w:val="24"/>
           <w:szCs w:val="24"/>
-          <w:lang w:val="en-US" w:eastAsia="el-GR"/>
-        </w:rPr>
-        <w:t>Candida </w:t>
-      </w:r>
-      <w:r>
-        <w:rPr>
-          <w:rFonts w:ascii="Constantia" w:eastAsia="Times New Roman" w:hAnsi="Constantia" w:cs="Times New Roman"/>
+          <w:lang w:eastAsia="el-GR"/>
+        </w:rPr>
+        <w:t>Βάσει των αποτελεσμάτων θα συνταχθεί  αποκλειστικά Ατομική ειδική Διατροφή καθώς επίσης και εξατομικευμένος κατάλογος Συμπληρωμάτων Διατροφής προκειμένου ο οργανισμός να έλθει σε ισορροπία και να ξεκινήσει την σωστή λειτουργία απώλειας λίπους.</w:t>
+      </w:r>
+    </w:p>
+    <w:p>
+      <w:pPr>
+        <w:shd w:val="clear" w:color="auto" w:fill="FFFFFF"/>
+        <w:spacing w:after="0" w:line="240" w:lineRule="auto"/>
+        <w:rPr>
+          <w:rFonts w:ascii="Constantia" w:hAnsi="Constantia" w:eastAsia="Times New Roman" w:cs="Times New Roman"/>
+          <w:strike/>
+          <w:color w:val="FF0000"/>
+          <w:sz w:val="24"/>
+          <w:szCs w:val="24"/>
+          <w:lang w:eastAsia="el-GR"/>
+        </w:rPr>
+      </w:pPr>
+      <w:r>
+        <w:rPr>
+          <w:rFonts w:ascii="Constantia" w:hAnsi="Constantia" w:eastAsia="Times New Roman" w:cs="Times New Roman"/>
           <w:i/>
           <w:iCs/>
           <w:strike/>
@@ -2056,7 +1417,7 @@
           <w:szCs w:val="24"/>
           <w:lang w:eastAsia="el-GR"/>
         </w:rPr>
-        <w:t>η οποία εμποδίζει την σωστή λειτουργία του οργανισμού σας.</w:t>
+        <w:t>Θα γίνει μέτρηση «ΠΣΛ» με τελευταίας τεχνολογίας συσκευές ώστε να γνωρίζετε τα ποσοστά σωματικού λίπους τα οποία είχατε ξεκινώντας και την πορεία της προσπάθειάς σας.</w:t>
       </w:r>
     </w:p>
     <w:p>
@@ -2064,17 +1425,7 @@
         <w:shd w:val="clear" w:color="auto" w:fill="FFFFFF"/>
         <w:spacing w:after="0" w:line="240" w:lineRule="auto"/>
         <w:rPr>
-          <w:rFonts w:ascii="Constantia" w:eastAsia="Times New Roman" w:hAnsi="Constantia" w:cs="Times New Roman"/>
-          <w:strike/>
-          <w:color w:val="FF0000"/>
-          <w:sz w:val="24"/>
-          <w:szCs w:val="24"/>
-          <w:lang w:eastAsia="el-GR"/>
-        </w:rPr>
-      </w:pPr>
-      <w:r>
-        <w:rPr>
-          <w:rFonts w:ascii="Constantia" w:eastAsia="Times New Roman" w:hAnsi="Constantia" w:cs="Times New Roman"/>
+          <w:rFonts w:ascii="Constantia" w:hAnsi="Constantia" w:eastAsia="Times New Roman" w:cs="Times New Roman"/>
           <w:i/>
           <w:iCs/>
           <w:strike/>
@@ -2083,7 +1434,19 @@
           <w:szCs w:val="24"/>
           <w:lang w:eastAsia="el-GR"/>
         </w:rPr>
-        <w:t>Θα ελεγχθεί η ανταπόκριση του μεταβολικού σας συστήματος και η κατάσταση του πεπτικού και εντερικού συστήματος και πολλά άλλα.</w:t>
+      </w:pPr>
+      <w:r>
+        <w:rPr>
+          <w:rFonts w:ascii="Constantia" w:hAnsi="Constantia" w:eastAsia="Times New Roman" w:cs="Times New Roman"/>
+          <w:i/>
+          <w:iCs/>
+          <w:strike/>
+          <w:color w:val="FF0000"/>
+          <w:sz w:val="24"/>
+          <w:szCs w:val="24"/>
+          <w:lang w:eastAsia="el-GR"/>
+        </w:rPr>
+        <w:t>Μετά από 3 μήνες είναι καλό να επαναλάβετε τον έλεγχο ώστε να βεβαιωθείτε για την πρόοδό σας και να προσαρμοστεί το πρόγραμμα Διατροφής και Συμπληρωμάτων Διατροφής, αναλόγως.</w:t>
       </w:r>
     </w:p>
     <w:p>
@@ -2091,104 +1454,7 @@
         <w:shd w:val="clear" w:color="auto" w:fill="FFFFFF"/>
         <w:spacing w:after="0" w:line="240" w:lineRule="auto"/>
         <w:rPr>
-          <w:rFonts w:ascii="Constantia" w:eastAsia="Times New Roman" w:hAnsi="Constantia" w:cs="Times New Roman"/>
-          <w:strike/>
-          <w:color w:val="FF0000"/>
-          <w:sz w:val="24"/>
-          <w:szCs w:val="24"/>
-          <w:lang w:eastAsia="el-GR"/>
-        </w:rPr>
-      </w:pPr>
-      <w:r>
-        <w:rPr>
-          <w:rFonts w:ascii="Constantia" w:eastAsia="Times New Roman" w:hAnsi="Constantia" w:cs="Times New Roman"/>
-          <w:i/>
-          <w:iCs/>
-          <w:strike/>
-          <w:color w:val="FF0000"/>
-          <w:sz w:val="24"/>
-          <w:szCs w:val="24"/>
-          <w:lang w:eastAsia="el-GR"/>
-        </w:rPr>
-        <w:t>Βάσει των αποτελεσμάτων θα συνταχθεί  αποκλειστικά Ατομική ειδική Διατροφή καθώς επίσης και εξατομικευμένος κατάλογος Συμπληρωμάτων Διατροφής προκειμένου ο οργανισμός να έλθει σε ισορροπία και να ξεκινήσει την σωστή λειτουργία απώλειας λίπους.</w:t>
-      </w:r>
-    </w:p>
-    <w:p>
-      <w:pPr>
-        <w:shd w:val="clear" w:color="auto" w:fill="FFFFFF"/>
-        <w:spacing w:after="0" w:line="240" w:lineRule="auto"/>
-        <w:rPr>
-          <w:rFonts w:ascii="Constantia" w:eastAsia="Times New Roman" w:hAnsi="Constantia" w:cs="Times New Roman"/>
-          <w:strike/>
-          <w:color w:val="FF0000"/>
-          <w:sz w:val="24"/>
-          <w:szCs w:val="24"/>
-          <w:lang w:eastAsia="el-GR"/>
-        </w:rPr>
-      </w:pPr>
-      <w:r>
-        <w:rPr>
-          <w:rFonts w:ascii="Constantia" w:eastAsia="Times New Roman" w:hAnsi="Constantia" w:cs="Times New Roman"/>
-          <w:i/>
-          <w:iCs/>
-          <w:strike/>
-          <w:color w:val="FF0000"/>
-          <w:sz w:val="24"/>
-          <w:szCs w:val="24"/>
-          <w:lang w:eastAsia="el-GR"/>
-        </w:rPr>
-        <w:lastRenderedPageBreak/>
-        <w:t>Θα γίνει μέτρηση «ΠΣΛ» με τελευταίας τεχνολογίας συσκευές ώστε να γνωρίζετε τα ποσοστά σωματικού λίπους τα οποία είχατε ξεκινώντας και την πορεία της προσπάθειάς σας.</w:t>
-      </w:r>
-    </w:p>
-    <w:p>
-      <w:pPr>
-        <w:shd w:val="clear" w:color="auto" w:fill="FFFFFF"/>
-        <w:spacing w:after="0" w:line="240" w:lineRule="auto"/>
-        <w:rPr>
-          <w:rFonts w:ascii="Constantia" w:eastAsia="Times New Roman" w:hAnsi="Constantia" w:cs="Times New Roman"/>
-          <w:i/>
-          <w:iCs/>
-          <w:strike/>
-          <w:color w:val="FF0000"/>
-          <w:sz w:val="24"/>
-          <w:szCs w:val="24"/>
-          <w:lang w:eastAsia="el-GR"/>
-        </w:rPr>
-      </w:pPr>
-      <w:r>
-        <w:rPr>
-          <w:rFonts w:ascii="Constantia" w:eastAsia="Times New Roman" w:hAnsi="Constantia" w:cs="Times New Roman"/>
-          <w:i/>
-          <w:iCs/>
-          <w:strike/>
-          <w:color w:val="FF0000"/>
-          <w:sz w:val="24"/>
-          <w:szCs w:val="24"/>
-          <w:lang w:eastAsia="el-GR"/>
-        </w:rPr>
-        <w:t>Μετά από 3 μήνες είναι καλό να επαναλάβετε τον έλεγχο ώστε να βεβαιωθείτε για την πρόοδό σας και να προσαρμοστεί το πρόγραμμα Διατροφής και Συμπληρωμάτων Διατροφής, αναλόγως</w:t>
-      </w:r>
-      <w:r>
-        <w:rPr>
-          <w:rFonts w:ascii="Constantia" w:eastAsia="Times New Roman" w:hAnsi="Constantia" w:cs="Times New Roman"/>
-          <w:i/>
-          <w:iCs/>
-          <w:strike/>
-          <w:color w:val="FF0000"/>
-          <w:sz w:val="24"/>
-          <w:szCs w:val="24"/>
-          <w:lang w:eastAsia="el-GR"/>
-        </w:rPr>
-        <w:t>.</w:t>
-      </w:r>
-    </w:p>
-    <w:p>
-      <w:pPr>
-        <w:shd w:val="clear" w:color="auto" w:fill="FFFFFF"/>
-        <w:spacing w:after="0" w:line="240" w:lineRule="auto"/>
-        <w:rPr>
-          <w:rFonts w:ascii="Constantia" w:eastAsia="Times New Roman" w:hAnsi="Constantia" w:cs="Times New Roman"/>
+          <w:rFonts w:ascii="Constantia" w:hAnsi="Constantia" w:eastAsia="Times New Roman" w:cs="Times New Roman"/>
           <w:strike/>
           <w:color w:val="FF0000"/>
           <w:sz w:val="24"/>
@@ -2221,19 +1487,19 @@
     </w:p>
     <w:p>
       <w:pPr>
-        <w:pStyle w:val="a4"/>
+        <w:pStyle w:val="20"/>
         <w:numPr>
           <w:ilvl w:val="0"/>
           <w:numId w:val="1"/>
         </w:numPr>
         <w:pBdr>
-          <w:top w:val="single" w:sz="2" w:space="0" w:color="EEEEEE"/>
+          <w:top w:val="single" w:color="EEEEEE" w:sz="2" w:space="0"/>
         </w:pBdr>
         <w:spacing w:after="0" w:line="240" w:lineRule="auto"/>
         <w:ind w:right="-173"/>
         <w:outlineLvl w:val="1"/>
         <w:rPr>
-          <w:rFonts w:ascii="Constantia" w:eastAsia="Times New Roman" w:hAnsi="Constantia" w:cs="Times New Roman"/>
+          <w:rFonts w:ascii="Constantia" w:hAnsi="Constantia" w:eastAsia="Times New Roman" w:cs="Times New Roman"/>
           <w:b/>
           <w:bCs/>
           <w:color w:val="002060"/>
@@ -2244,7 +1510,7 @@
       </w:pPr>
       <w:r>
         <w:rPr>
-          <w:rFonts w:ascii="Constantia" w:eastAsia="Times New Roman" w:hAnsi="Constantia" w:cs="Times New Roman"/>
+          <w:rFonts w:ascii="Constantia" w:hAnsi="Constantia" w:eastAsia="Times New Roman" w:cs="Times New Roman"/>
           <w:b/>
           <w:bCs/>
           <w:color w:val="002060"/>
@@ -2260,7 +1526,7 @@
         <w:spacing w:after="0" w:line="240" w:lineRule="auto"/>
         <w:outlineLvl w:val="2"/>
         <w:rPr>
-          <w:rFonts w:ascii="Constantia" w:eastAsia="Times New Roman" w:hAnsi="Constantia" w:cs="Times New Roman"/>
+          <w:rFonts w:ascii="Constantia" w:hAnsi="Constantia" w:eastAsia="Times New Roman" w:cs="Times New Roman"/>
           <w:b/>
           <w:bCs/>
           <w:color w:val="3333FF"/>
@@ -2271,7 +1537,7 @@
       </w:pPr>
       <w:r>
         <w:rPr>
-          <w:rFonts w:ascii="Constantia" w:eastAsia="Times New Roman" w:hAnsi="Constantia" w:cs="Times New Roman"/>
+          <w:rFonts w:ascii="Constantia" w:hAnsi="Constantia" w:eastAsia="Times New Roman" w:cs="Times New Roman"/>
           <w:b/>
           <w:bCs/>
           <w:color w:val="3333FF"/>
@@ -2344,73 +1610,7 @@
           <w:sz w:val="24"/>
           <w:szCs w:val="24"/>
         </w:rPr>
-        <w:t xml:space="preserve">Κατερίνα </w:t>
-      </w:r>
-      <w:proofErr w:type="spellStart"/>
-      <w:r>
-        <w:rPr>
-          <w:rFonts w:ascii="Constantia" w:hAnsi="Constantia"/>
-          <w:strike/>
-          <w:color w:val="FF0000"/>
-          <w:sz w:val="24"/>
-          <w:szCs w:val="24"/>
-        </w:rPr>
-        <w:t>Μυστριώτη</w:t>
-      </w:r>
-      <w:proofErr w:type="spellEnd"/>
-      <w:r>
-        <w:rPr>
-          <w:rFonts w:ascii="Constantia" w:hAnsi="Constantia"/>
-          <w:strike/>
-          <w:color w:val="FF0000"/>
-          <w:sz w:val="24"/>
-          <w:szCs w:val="24"/>
-        </w:rPr>
-        <w:t xml:space="preserve">: Περισσότερα σχετικά με τους συνδυασμούς και τα οφέλη των τροφών για μια διατροφή υγιεινή που να σου χαρίζει Ενέργεια και Δύναμη επικοινώνησε μαζί μου στο </w:t>
-      </w:r>
-      <w:proofErr w:type="spellStart"/>
-      <w:r>
-        <w:rPr>
-          <w:rFonts w:ascii="Constantia" w:hAnsi="Constantia"/>
-          <w:strike/>
-          <w:color w:val="FF0000"/>
-          <w:sz w:val="24"/>
-          <w:szCs w:val="24"/>
-        </w:rPr>
-        <w:t>τηλ</w:t>
-      </w:r>
-      <w:proofErr w:type="spellEnd"/>
-      <w:r>
-        <w:rPr>
-          <w:rFonts w:ascii="Constantia" w:hAnsi="Constantia"/>
-          <w:strike/>
-          <w:color w:val="FF0000"/>
-          <w:sz w:val="24"/>
-          <w:szCs w:val="24"/>
-        </w:rPr>
-        <w:t>. 6975 301223 10πμ-19μμ ή στείλε μου e-</w:t>
-      </w:r>
-      <w:proofErr w:type="spellStart"/>
-      <w:r>
-        <w:rPr>
-          <w:rFonts w:ascii="Constantia" w:hAnsi="Constantia"/>
-          <w:strike/>
-          <w:color w:val="FF0000"/>
-          <w:sz w:val="24"/>
-          <w:szCs w:val="24"/>
-        </w:rPr>
-        <w:t>mail:</w:t>
-      </w:r>
-      <w:proofErr w:type="spellEnd"/>
-      <w:r>
-        <w:rPr>
-          <w:rFonts w:ascii="Constantia" w:hAnsi="Constantia"/>
-          <w:strike/>
-          <w:color w:val="FF0000"/>
-          <w:sz w:val="24"/>
-          <w:szCs w:val="24"/>
-        </w:rPr>
-        <w:t> mistrioti@gmail.com</w:t>
+        <w:t>Κατερίνα Μυστριώτη: Περισσότερα σχετικά με τους συνδυασμούς και τα οφέλη των τροφών για μια διατροφή υγιεινή που να σου χαρίζει Ενέργεια και Δύναμη επικοινώνησε μαζί μου στο τηλ. 6975 301223 10πμ-19μμ ή στείλε μου e-mail: mistrioti@gmail.com</w:t>
       </w:r>
     </w:p>
     <w:p>
@@ -2434,19 +1634,37 @@
         </w:rPr>
         <w:t xml:space="preserve">          </w:t>
       </w:r>
-      <w:hyperlink r:id="rId5" w:tgtFrame="_blank" w:history="1">
-        <w:r>
-          <w:rPr>
-            <w:rStyle w:val="-"/>
-            <w:rFonts w:ascii="Constantia" w:hAnsi="Constantia"/>
-            <w:strike/>
-            <w:color w:val="FF0000"/>
-            <w:sz w:val="24"/>
-            <w:szCs w:val="24"/>
-          </w:rPr>
-          <w:t>TERRA PAPERS</w:t>
-        </w:r>
-      </w:hyperlink>
+      <w:r>
+        <w:fldChar w:fldCharType="begin"/>
+      </w:r>
+      <w:r>
+        <w:instrText xml:space="preserve"> HYPERLINK "http://www.terrapapers.com/" \t "_blank" </w:instrText>
+      </w:r>
+      <w:r>
+        <w:fldChar w:fldCharType="separate"/>
+      </w:r>
+      <w:r>
+        <w:rPr>
+          <w:rStyle w:val="9"/>
+          <w:rFonts w:ascii="Constantia" w:hAnsi="Constantia"/>
+          <w:strike/>
+          <w:color w:val="FF0000"/>
+          <w:sz w:val="24"/>
+          <w:szCs w:val="24"/>
+        </w:rPr>
+        <w:t>TERRA PAPERS</w:t>
+      </w:r>
+      <w:r>
+        <w:rPr>
+          <w:rStyle w:val="9"/>
+          <w:rFonts w:ascii="Constantia" w:hAnsi="Constantia"/>
+          <w:strike/>
+          <w:color w:val="FF0000"/>
+          <w:sz w:val="24"/>
+          <w:szCs w:val="24"/>
+        </w:rPr>
+        <w:fldChar w:fldCharType="end"/>
+      </w:r>
     </w:p>
     <w:p>
       <w:pPr>
@@ -2468,20 +1686,8 @@
           <w:szCs w:val="24"/>
           <w:shd w:val="clear" w:color="auto" w:fill="FFFFFF"/>
         </w:rPr>
-        <w:t xml:space="preserve">          </w:t>
-      </w:r>
-      <w:r>
-        <w:rPr>
-          <w:rFonts w:ascii="Constantia" w:hAnsi="Constantia"/>
-          <w:strike/>
-          <w:color w:val="FF0000"/>
-          <w:sz w:val="24"/>
-          <w:szCs w:val="24"/>
-          <w:shd w:val="clear" w:color="auto" w:fill="FFFFFF"/>
-        </w:rPr>
-        <w:t>Ετικέτες </w:t>
-      </w:r>
-      <w:proofErr w:type="spellStart"/>
+        <w:t xml:space="preserve">          Ετικέτες </w:t>
+      </w:r>
       <w:r>
         <w:rPr>
           <w:rFonts w:ascii="Constantia" w:hAnsi="Constantia"/>
@@ -2514,43 +1720,16 @@
       </w:r>
       <w:r>
         <w:rPr>
-          <w:rStyle w:val="-"/>
-          <w:rFonts w:ascii="Constantia" w:hAnsi="Constantia"/>
-          <w:strike/>
-          <w:color w:val="FF0000"/>
-          <w:sz w:val="24"/>
-          <w:szCs w:val="24"/>
-          <w:shd w:val="clear" w:color="auto" w:fill="FFFFFF"/>
-        </w:rPr>
-        <w:t>Diet</w:t>
-      </w:r>
-      <w:proofErr w:type="spellEnd"/>
-      <w:r>
-        <w:rPr>
-          <w:rStyle w:val="-"/>
-          <w:rFonts w:ascii="Constantia" w:hAnsi="Constantia"/>
-          <w:strike/>
-          <w:color w:val="FF0000"/>
-          <w:sz w:val="24"/>
-          <w:szCs w:val="24"/>
-          <w:shd w:val="clear" w:color="auto" w:fill="FFFFFF"/>
-        </w:rPr>
-        <w:t xml:space="preserve"> </w:t>
-      </w:r>
-      <w:proofErr w:type="spellStart"/>
-      <w:r>
-        <w:rPr>
-          <w:rStyle w:val="-"/>
-          <w:rFonts w:ascii="Constantia" w:hAnsi="Constantia"/>
-          <w:strike/>
-          <w:color w:val="FF0000"/>
-          <w:sz w:val="24"/>
-          <w:szCs w:val="24"/>
-          <w:shd w:val="clear" w:color="auto" w:fill="FFFFFF"/>
-        </w:rPr>
-        <w:t>Coaching</w:t>
-      </w:r>
-      <w:proofErr w:type="spellEnd"/>
+          <w:rStyle w:val="9"/>
+          <w:rFonts w:ascii="Constantia" w:hAnsi="Constantia"/>
+          <w:strike/>
+          <w:color w:val="FF0000"/>
+          <w:sz w:val="24"/>
+          <w:szCs w:val="24"/>
+          <w:shd w:val="clear" w:color="auto" w:fill="FFFFFF"/>
+        </w:rPr>
+        <w:t>Diet Coaching</w:t>
+      </w:r>
       <w:r>
         <w:rPr>
           <w:rFonts w:ascii="Constantia" w:hAnsi="Constantia"/>
@@ -2587,9 +1766,9 @@
     </w:p>
     <w:p>
       <w:pPr>
-        <w:pStyle w:val="2"/>
+        <w:pStyle w:val="3"/>
         <w:pBdr>
-          <w:top w:val="single" w:sz="2" w:space="0" w:color="EEEEEE"/>
+          <w:top w:val="single" w:color="EEEEEE" w:sz="2" w:space="0"/>
         </w:pBdr>
         <w:spacing w:before="0" w:beforeAutospacing="0" w:after="0" w:afterAutospacing="0"/>
         <w:ind w:right="-173"/>
@@ -2603,13 +1782,13 @@
     </w:p>
     <w:p>
       <w:pPr>
-        <w:pStyle w:val="2"/>
+        <w:pStyle w:val="3"/>
         <w:numPr>
           <w:ilvl w:val="0"/>
           <w:numId w:val="1"/>
         </w:numPr>
         <w:pBdr>
-          <w:top w:val="single" w:sz="2" w:space="0" w:color="EEEEEE"/>
+          <w:top w:val="single" w:color="EEEEEE" w:sz="2" w:space="0"/>
         </w:pBdr>
         <w:spacing w:before="0" w:beforeAutospacing="0" w:after="0" w:afterAutospacing="0"/>
         <w:ind w:right="-173"/>
@@ -2632,7 +1811,7 @@
     </w:p>
     <w:p>
       <w:pPr>
-        <w:pStyle w:val="3"/>
+        <w:pStyle w:val="4"/>
         <w:spacing w:before="0" w:beforeAutospacing="0" w:after="0" w:afterAutospacing="0"/>
         <w:rPr>
           <w:rFonts w:ascii="Constantia" w:hAnsi="Constantia"/>
@@ -2673,25 +1852,7 @@
           <w:sz w:val="24"/>
           <w:szCs w:val="24"/>
         </w:rPr>
-        <w:t xml:space="preserve">Κατερίνα Μηστριώτη </w:t>
-      </w:r>
-      <w:r>
-        <w:rPr>
-          <w:rFonts w:ascii="Constantia" w:hAnsi="Constantia"/>
-          <w:color w:val="002060"/>
-          <w:sz w:val="24"/>
-          <w:szCs w:val="24"/>
-        </w:rPr>
-        <w:t xml:space="preserve"> </w:t>
-      </w:r>
-      <w:r>
-        <w:rPr>
-          <w:rFonts w:ascii="Constantia" w:hAnsi="Constantia"/>
-          <w:color w:val="002060"/>
-          <w:sz w:val="24"/>
-          <w:szCs w:val="24"/>
-        </w:rPr>
-        <w:t xml:space="preserve">    </w:t>
+        <w:t xml:space="preserve">Κατερίνα Μηστριώτη      </w:t>
       </w:r>
       <w:r>
         <w:rPr>
@@ -2727,21 +1888,8 @@
           <w:szCs w:val="24"/>
           <w:shd w:val="clear" w:color="auto" w:fill="FFFFFF"/>
         </w:rPr>
-        <w:t xml:space="preserve">       </w:t>
-      </w:r>
-      <w:r>
-        <w:rPr>
-          <w:rFonts w:ascii="Constantia" w:hAnsi="Constantia"/>
-          <w:b/>
-          <w:strike/>
-          <w:color w:val="FF0000"/>
-          <w:sz w:val="24"/>
-          <w:szCs w:val="24"/>
-          <w:shd w:val="clear" w:color="auto" w:fill="FFFFFF"/>
-        </w:rPr>
-        <w:t>άρθρο που δημοσιεύτηκε στο </w:t>
-      </w:r>
-      <w:proofErr w:type="spellStart"/>
+        <w:t xml:space="preserve">       άρθρο που δημοσιεύτηκε στο </w:t>
+      </w:r>
       <w:r>
         <w:rPr>
           <w:rFonts w:ascii="Constantia" w:hAnsi="Constantia"/>
@@ -2777,46 +1925,17 @@
       </w:r>
       <w:r>
         <w:rPr>
-          <w:rStyle w:val="-"/>
-          <w:rFonts w:ascii="Constantia" w:hAnsi="Constantia"/>
-          <w:b/>
-          <w:strike/>
-          <w:color w:val="FF0000"/>
-          <w:sz w:val="24"/>
-          <w:szCs w:val="24"/>
-          <w:shd w:val="clear" w:color="auto" w:fill="FFFFFF"/>
-        </w:rPr>
-        <w:t>terra</w:t>
-      </w:r>
-      <w:proofErr w:type="spellEnd"/>
-      <w:r>
-        <w:rPr>
-          <w:rStyle w:val="-"/>
-          <w:rFonts w:ascii="Constantia" w:hAnsi="Constantia"/>
-          <w:b/>
-          <w:strike/>
-          <w:color w:val="FF0000"/>
-          <w:sz w:val="24"/>
-          <w:szCs w:val="24"/>
-          <w:shd w:val="clear" w:color="auto" w:fill="FFFFFF"/>
-        </w:rPr>
-        <w:t xml:space="preserve"> </w:t>
-      </w:r>
-      <w:proofErr w:type="spellStart"/>
-      <w:r>
-        <w:rPr>
-          <w:rStyle w:val="-"/>
-          <w:rFonts w:ascii="Constantia" w:hAnsi="Constantia"/>
-          <w:b/>
-          <w:strike/>
-          <w:color w:val="FF0000"/>
-          <w:sz w:val="24"/>
-          <w:szCs w:val="24"/>
-          <w:shd w:val="clear" w:color="auto" w:fill="FFFFFF"/>
-        </w:rPr>
-        <w:t>papers</w:t>
-      </w:r>
-      <w:proofErr w:type="spellEnd"/>
+          <w:rStyle w:val="9"/>
+          <w:rFonts w:ascii="Constantia" w:hAnsi="Constantia"/>
+          <w:b/>
+          <w:strike/>
+          <w:color w:val="FF0000"/>
+          <w:sz w:val="24"/>
+          <w:szCs w:val="24"/>
+          <w:shd w:val="clear" w:color="auto" w:fill="FFFFFF"/>
+        </w:rPr>
+        <w:t>terra papers</w:t>
+      </w:r>
       <w:r>
         <w:rPr>
           <w:rFonts w:ascii="Constantia" w:hAnsi="Constantia"/>
@@ -2851,21 +1970,8 @@
           <w:szCs w:val="24"/>
           <w:shd w:val="clear" w:color="auto" w:fill="FFFFFF"/>
         </w:rPr>
-        <w:t xml:space="preserve">       </w:t>
-      </w:r>
-      <w:r>
-        <w:rPr>
-          <w:rFonts w:ascii="Constantia" w:hAnsi="Constantia"/>
-          <w:b/>
-          <w:strike/>
-          <w:color w:val="FF0000"/>
-          <w:sz w:val="24"/>
-          <w:szCs w:val="24"/>
-          <w:shd w:val="clear" w:color="auto" w:fill="FFFFFF"/>
-        </w:rPr>
-        <w:t>Ετικέτες </w:t>
-      </w:r>
-      <w:proofErr w:type="spellStart"/>
+        <w:t xml:space="preserve">       Ετικέτες </w:t>
+      </w:r>
       <w:r>
         <w:rPr>
           <w:rFonts w:ascii="Constantia" w:hAnsi="Constantia"/>
@@ -2901,46 +2007,17 @@
       </w:r>
       <w:r>
         <w:rPr>
-          <w:rStyle w:val="-"/>
-          <w:rFonts w:ascii="Constantia" w:hAnsi="Constantia"/>
-          <w:b/>
-          <w:strike/>
-          <w:color w:val="FF0000"/>
-          <w:sz w:val="24"/>
-          <w:szCs w:val="24"/>
-          <w:shd w:val="clear" w:color="auto" w:fill="FFFFFF"/>
-        </w:rPr>
-        <w:t>Diet</w:t>
-      </w:r>
-      <w:proofErr w:type="spellEnd"/>
-      <w:r>
-        <w:rPr>
-          <w:rStyle w:val="-"/>
-          <w:rFonts w:ascii="Constantia" w:hAnsi="Constantia"/>
-          <w:b/>
-          <w:strike/>
-          <w:color w:val="FF0000"/>
-          <w:sz w:val="24"/>
-          <w:szCs w:val="24"/>
-          <w:shd w:val="clear" w:color="auto" w:fill="FFFFFF"/>
-        </w:rPr>
-        <w:t xml:space="preserve"> </w:t>
-      </w:r>
-      <w:proofErr w:type="spellStart"/>
-      <w:r>
-        <w:rPr>
-          <w:rStyle w:val="-"/>
-          <w:rFonts w:ascii="Constantia" w:hAnsi="Constantia"/>
-          <w:b/>
-          <w:strike/>
-          <w:color w:val="FF0000"/>
-          <w:sz w:val="24"/>
-          <w:szCs w:val="24"/>
-          <w:shd w:val="clear" w:color="auto" w:fill="FFFFFF"/>
-        </w:rPr>
-        <w:t>Coaching</w:t>
-      </w:r>
-      <w:proofErr w:type="spellEnd"/>
+          <w:rStyle w:val="9"/>
+          <w:rFonts w:ascii="Constantia" w:hAnsi="Constantia"/>
+          <w:b/>
+          <w:strike/>
+          <w:color w:val="FF0000"/>
+          <w:sz w:val="24"/>
+          <w:szCs w:val="24"/>
+          <w:shd w:val="clear" w:color="auto" w:fill="FFFFFF"/>
+        </w:rPr>
+        <w:t>Diet Coaching</w:t>
+      </w:r>
       <w:r>
         <w:rPr>
           <w:rFonts w:ascii="Constantia" w:hAnsi="Constantia"/>
@@ -2994,13 +2071,13 @@
     </w:p>
     <w:p>
       <w:pPr>
-        <w:pStyle w:val="2"/>
+        <w:pStyle w:val="3"/>
         <w:numPr>
           <w:ilvl w:val="0"/>
           <w:numId w:val="1"/>
         </w:numPr>
         <w:pBdr>
-          <w:top w:val="single" w:sz="2" w:space="0" w:color="EEEEEE"/>
+          <w:top w:val="single" w:color="EEEEEE" w:sz="2" w:space="0"/>
         </w:pBdr>
         <w:spacing w:before="0" w:beforeAutospacing="0" w:after="0" w:afterAutospacing="0"/>
         <w:ind w:right="-173"/>
@@ -3023,7 +2100,7 @@
     </w:p>
     <w:p>
       <w:pPr>
-        <w:pStyle w:val="3"/>
+        <w:pStyle w:val="4"/>
         <w:spacing w:before="0" w:beforeAutospacing="0" w:after="0" w:afterAutospacing="0"/>
         <w:rPr>
           <w:rFonts w:ascii="Constantia" w:hAnsi="Constantia"/>
@@ -3092,40 +2169,28 @@
         <w:shd w:val="clear" w:color="auto" w:fill="FFFFFF"/>
         <w:spacing w:after="0" w:line="240" w:lineRule="auto"/>
         <w:rPr>
-          <w:rFonts w:ascii="Constantia" w:eastAsia="Times New Roman" w:hAnsi="Constantia" w:cs="Times New Roman"/>
-          <w:color w:val="002060"/>
-          <w:sz w:val="24"/>
-          <w:szCs w:val="24"/>
-          <w:lang w:eastAsia="el-GR"/>
-        </w:rPr>
-      </w:pPr>
-      <w:r>
-        <w:rPr>
-          <w:rFonts w:ascii="Constantia" w:eastAsia="Times New Roman" w:hAnsi="Constantia" w:cs="Times New Roman"/>
-          <w:b/>
-          <w:strike/>
-          <w:color w:val="FF0000"/>
-          <w:sz w:val="24"/>
-          <w:szCs w:val="24"/>
-          <w:lang w:eastAsia="el-GR"/>
-        </w:rPr>
-        <w:t xml:space="preserve">      </w:t>
-      </w:r>
-      <w:r>
-        <w:rPr>
-          <w:rFonts w:ascii="Constantia" w:eastAsia="Times New Roman" w:hAnsi="Constantia" w:cs="Times New Roman"/>
-          <w:b/>
-          <w:strike/>
-          <w:color w:val="FF0000"/>
-          <w:sz w:val="24"/>
-          <w:szCs w:val="24"/>
-          <w:lang w:eastAsia="el-GR"/>
-        </w:rPr>
-        <w:t>Ελάτε να φτιάξουμε ένα πρόγραμμα σωστής και ενεργειακά δυνατής διατροφής για υγεία και ευεξία, απλά επικοινωνήστε μαζί μου,</w:t>
-      </w:r>
-      <w:r>
-        <w:rPr>
-          <w:rFonts w:ascii="Constantia" w:eastAsia="Times New Roman" w:hAnsi="Constantia" w:cs="Times New Roman"/>
+          <w:rFonts w:ascii="Constantia" w:hAnsi="Constantia" w:eastAsia="Times New Roman" w:cs="Times New Roman"/>
+          <w:color w:val="002060"/>
+          <w:sz w:val="24"/>
+          <w:szCs w:val="24"/>
+          <w:lang w:eastAsia="el-GR"/>
+        </w:rPr>
+      </w:pPr>
+      <w:r>
+        <w:rPr>
+          <w:rFonts w:ascii="Constantia" w:hAnsi="Constantia" w:eastAsia="Times New Roman" w:cs="Times New Roman"/>
+          <w:b/>
+          <w:strike/>
+          <w:color w:val="FF0000"/>
+          <w:sz w:val="24"/>
+          <w:szCs w:val="24"/>
+          <w:lang w:eastAsia="el-GR"/>
+        </w:rPr>
+        <w:t xml:space="preserve">      Ελάτε να φτιάξουμε ένα πρόγραμμα σωστής και ενεργειακά δυνατής διατροφής για υγεία και ευεξία, απλά επικοινωνήστε μαζί μου,</w:t>
+      </w:r>
+      <w:r>
+        <w:rPr>
+          <w:rFonts w:ascii="Constantia" w:hAnsi="Constantia" w:eastAsia="Times New Roman" w:cs="Times New Roman"/>
           <w:b/>
           <w:color w:val="FF0000"/>
           <w:sz w:val="24"/>
@@ -3136,46 +2201,19 @@
       </w:r>
       <w:r>
         <w:rPr>
-          <w:rFonts w:ascii="Constantia" w:eastAsia="Times New Roman" w:hAnsi="Constantia" w:cs="Times New Roman"/>
-          <w:b/>
-          <w:strike/>
-          <w:color w:val="FF0000"/>
-          <w:sz w:val="24"/>
-          <w:szCs w:val="24"/>
-          <w:lang w:eastAsia="el-GR"/>
-        </w:rPr>
-        <w:t xml:space="preserve">Κατερίνα Μηστριώτη στο </w:t>
-      </w:r>
-      <w:proofErr w:type="spellStart"/>
-      <w:r>
-        <w:rPr>
-          <w:rFonts w:ascii="Constantia" w:eastAsia="Times New Roman" w:hAnsi="Constantia" w:cs="Times New Roman"/>
-          <w:b/>
-          <w:strike/>
-          <w:color w:val="FF0000"/>
-          <w:sz w:val="24"/>
-          <w:szCs w:val="24"/>
-          <w:lang w:eastAsia="el-GR"/>
-        </w:rPr>
-        <w:t>τηλ</w:t>
-      </w:r>
-      <w:proofErr w:type="spellEnd"/>
-      <w:r>
-        <w:rPr>
-          <w:rFonts w:ascii="Constantia" w:eastAsia="Times New Roman" w:hAnsi="Constantia" w:cs="Times New Roman"/>
-          <w:b/>
-          <w:strike/>
-          <w:color w:val="FF0000"/>
-          <w:sz w:val="24"/>
-          <w:szCs w:val="24"/>
-          <w:lang w:eastAsia="el-GR"/>
-        </w:rPr>
-        <w:t>. 6975 301223 (10πμ.-19μ.μ.) και </w:t>
-      </w:r>
-      <w:proofErr w:type="spellStart"/>
-      <w:r>
-        <w:rPr>
-          <w:rFonts w:ascii="Constantia" w:eastAsia="Times New Roman" w:hAnsi="Constantia" w:cs="Times New Roman"/>
+          <w:rFonts w:ascii="Constantia" w:hAnsi="Constantia" w:eastAsia="Times New Roman" w:cs="Times New Roman"/>
+          <w:b/>
+          <w:strike/>
+          <w:color w:val="FF0000"/>
+          <w:sz w:val="24"/>
+          <w:szCs w:val="24"/>
+          <w:lang w:eastAsia="el-GR"/>
+        </w:rPr>
+        <w:t>Κατερίνα Μηστριώτη στο τηλ. 6975 301223 (10πμ.-19μ.μ.) και </w:t>
+      </w:r>
+      <w:r>
+        <w:rPr>
+          <w:rFonts w:ascii="Constantia" w:hAnsi="Constantia" w:eastAsia="Times New Roman" w:cs="Times New Roman"/>
           <w:b/>
           <w:strike/>
           <w:color w:val="FF0000"/>
@@ -3185,10 +2223,9 @@
         </w:rPr>
         <w:t>mistrioti</w:t>
       </w:r>
-      <w:proofErr w:type="spellEnd"/>
-      <w:r>
-        <w:rPr>
-          <w:rFonts w:ascii="Constantia" w:eastAsia="Times New Roman" w:hAnsi="Constantia" w:cs="Times New Roman"/>
+      <w:r>
+        <w:rPr>
+          <w:rFonts w:ascii="Constantia" w:hAnsi="Constantia" w:eastAsia="Times New Roman" w:cs="Times New Roman"/>
           <w:b/>
           <w:strike/>
           <w:color w:val="FF0000"/>
@@ -3198,10 +2235,9 @@
         </w:rPr>
         <w:t>@</w:t>
       </w:r>
-      <w:proofErr w:type="spellStart"/>
-      <w:r>
-        <w:rPr>
-          <w:rFonts w:ascii="Constantia" w:eastAsia="Times New Roman" w:hAnsi="Constantia" w:cs="Times New Roman"/>
+      <w:r>
+        <w:rPr>
+          <w:rFonts w:ascii="Constantia" w:hAnsi="Constantia" w:eastAsia="Times New Roman" w:cs="Times New Roman"/>
           <w:b/>
           <w:strike/>
           <w:color w:val="FF0000"/>
@@ -3211,10 +2247,9 @@
         </w:rPr>
         <w:t>gmail</w:t>
       </w:r>
-      <w:proofErr w:type="spellEnd"/>
-      <w:r>
-        <w:rPr>
-          <w:rFonts w:ascii="Constantia" w:eastAsia="Times New Roman" w:hAnsi="Constantia" w:cs="Times New Roman"/>
+      <w:r>
+        <w:rPr>
+          <w:rFonts w:ascii="Constantia" w:hAnsi="Constantia" w:eastAsia="Times New Roman" w:cs="Times New Roman"/>
           <w:b/>
           <w:strike/>
           <w:color w:val="FF0000"/>
@@ -3226,7 +2261,7 @@
       </w:r>
       <w:r>
         <w:rPr>
-          <w:rFonts w:ascii="Constantia" w:eastAsia="Times New Roman" w:hAnsi="Constantia" w:cs="Times New Roman"/>
+          <w:rFonts w:ascii="Constantia" w:hAnsi="Constantia" w:eastAsia="Times New Roman" w:cs="Times New Roman"/>
           <w:b/>
           <w:strike/>
           <w:color w:val="FF0000"/>
@@ -3242,43 +2277,30 @@
         <w:shd w:val="clear" w:color="auto" w:fill="FFFFFF"/>
         <w:spacing w:after="0" w:line="240" w:lineRule="auto"/>
         <w:rPr>
-          <w:rFonts w:ascii="Constantia" w:eastAsia="Times New Roman" w:hAnsi="Constantia" w:cs="Times New Roman"/>
-          <w:b/>
-          <w:strike/>
-          <w:color w:val="FF0000"/>
-          <w:sz w:val="24"/>
-          <w:szCs w:val="24"/>
-          <w:lang w:eastAsia="el-GR"/>
-        </w:rPr>
-      </w:pPr>
-      <w:r>
-        <w:rPr>
-          <w:rFonts w:ascii="Constantia" w:eastAsia="Times New Roman" w:hAnsi="Constantia" w:cs="Times New Roman"/>
-          <w:b/>
-          <w:strike/>
-          <w:color w:val="FF0000"/>
-          <w:sz w:val="24"/>
-          <w:szCs w:val="24"/>
-          <w:lang w:eastAsia="el-GR"/>
-        </w:rPr>
-        <w:t xml:space="preserve">      </w:t>
-      </w:r>
-      <w:r>
-        <w:rPr>
-          <w:rFonts w:ascii="Constantia" w:eastAsia="Times New Roman" w:hAnsi="Constantia" w:cs="Times New Roman"/>
-          <w:b/>
-          <w:strike/>
-          <w:color w:val="FF0000"/>
-          <w:sz w:val="24"/>
-          <w:szCs w:val="24"/>
-          <w:lang w:eastAsia="el-GR"/>
-        </w:rPr>
-        <w:t>Ετικέτες </w:t>
-      </w:r>
-      <w:proofErr w:type="spellStart"/>
-      <w:r>
-        <w:rPr>
-          <w:rFonts w:ascii="Constantia" w:eastAsia="Times New Roman" w:hAnsi="Constantia" w:cs="Times New Roman"/>
+          <w:rFonts w:ascii="Constantia" w:hAnsi="Constantia" w:eastAsia="Times New Roman" w:cs="Times New Roman"/>
+          <w:b/>
+          <w:strike/>
+          <w:color w:val="FF0000"/>
+          <w:sz w:val="24"/>
+          <w:szCs w:val="24"/>
+          <w:lang w:eastAsia="el-GR"/>
+        </w:rPr>
+      </w:pPr>
+      <w:r>
+        <w:rPr>
+          <w:rFonts w:ascii="Constantia" w:hAnsi="Constantia" w:eastAsia="Times New Roman" w:cs="Times New Roman"/>
+          <w:b/>
+          <w:strike/>
+          <w:color w:val="FF0000"/>
+          <w:sz w:val="24"/>
+          <w:szCs w:val="24"/>
+          <w:lang w:eastAsia="el-GR"/>
+        </w:rPr>
+        <w:t xml:space="preserve">      Ετικέτες </w:t>
+      </w:r>
+      <w:r>
+        <w:rPr>
+          <w:rFonts w:ascii="Constantia" w:hAnsi="Constantia" w:eastAsia="Times New Roman" w:cs="Times New Roman"/>
           <w:b/>
           <w:strike/>
           <w:color w:val="FF0000"/>
@@ -3290,7 +2312,7 @@
       </w:r>
       <w:r>
         <w:rPr>
-          <w:rFonts w:ascii="Constantia" w:eastAsia="Times New Roman" w:hAnsi="Constantia" w:cs="Times New Roman"/>
+          <w:rFonts w:ascii="Constantia" w:hAnsi="Constantia" w:eastAsia="Times New Roman" w:cs="Times New Roman"/>
           <w:b/>
           <w:strike/>
           <w:color w:val="FF0000"/>
@@ -3302,7 +2324,7 @@
       </w:r>
       <w:r>
         <w:rPr>
-          <w:rFonts w:ascii="Constantia" w:eastAsia="Times New Roman" w:hAnsi="Constantia" w:cs="Times New Roman"/>
+          <w:rFonts w:ascii="Constantia" w:hAnsi="Constantia" w:eastAsia="Times New Roman" w:cs="Times New Roman"/>
           <w:b/>
           <w:strike/>
           <w:color w:val="FF0000"/>
@@ -3314,46 +2336,19 @@
       </w:r>
       <w:r>
         <w:rPr>
-          <w:rFonts w:ascii="Constantia" w:eastAsia="Times New Roman" w:hAnsi="Constantia" w:cs="Times New Roman"/>
-          <w:b/>
-          <w:strike/>
-          <w:color w:val="FF0000"/>
-          <w:sz w:val="24"/>
-          <w:szCs w:val="24"/>
-          <w:lang w:eastAsia="el-GR"/>
-        </w:rPr>
-        <w:t>Diet</w:t>
-      </w:r>
-      <w:proofErr w:type="spellEnd"/>
-      <w:r>
-        <w:rPr>
-          <w:rFonts w:ascii="Constantia" w:eastAsia="Times New Roman" w:hAnsi="Constantia" w:cs="Times New Roman"/>
-          <w:b/>
-          <w:strike/>
-          <w:color w:val="FF0000"/>
-          <w:sz w:val="24"/>
-          <w:szCs w:val="24"/>
-          <w:lang w:eastAsia="el-GR"/>
-        </w:rPr>
-        <w:t xml:space="preserve"> </w:t>
-      </w:r>
-      <w:proofErr w:type="spellStart"/>
-      <w:r>
-        <w:rPr>
-          <w:rFonts w:ascii="Constantia" w:eastAsia="Times New Roman" w:hAnsi="Constantia" w:cs="Times New Roman"/>
-          <w:b/>
-          <w:strike/>
-          <w:color w:val="FF0000"/>
-          <w:sz w:val="24"/>
-          <w:szCs w:val="24"/>
-          <w:lang w:eastAsia="el-GR"/>
-        </w:rPr>
-        <w:t>Coaching</w:t>
-      </w:r>
-      <w:proofErr w:type="spellEnd"/>
-      <w:r>
-        <w:rPr>
-          <w:rFonts w:ascii="Constantia" w:eastAsia="Times New Roman" w:hAnsi="Constantia" w:cs="Times New Roman"/>
+          <w:rFonts w:ascii="Constantia" w:hAnsi="Constantia" w:eastAsia="Times New Roman" w:cs="Times New Roman"/>
+          <w:b/>
+          <w:strike/>
+          <w:color w:val="FF0000"/>
+          <w:sz w:val="24"/>
+          <w:szCs w:val="24"/>
+          <w:lang w:eastAsia="el-GR"/>
+        </w:rPr>
+        <w:t>Diet Coaching</w:t>
+      </w:r>
+      <w:r>
+        <w:rPr>
+          <w:rFonts w:ascii="Constantia" w:hAnsi="Constantia" w:eastAsia="Times New Roman" w:cs="Times New Roman"/>
           <w:b/>
           <w:strike/>
           <w:color w:val="FF0000"/>
@@ -3402,13 +2397,13 @@
     </w:p>
     <w:p>
       <w:pPr>
-        <w:pStyle w:val="2"/>
+        <w:pStyle w:val="3"/>
         <w:numPr>
           <w:ilvl w:val="0"/>
           <w:numId w:val="1"/>
         </w:numPr>
         <w:pBdr>
-          <w:top w:val="single" w:sz="2" w:space="0" w:color="EEEEEE"/>
+          <w:top w:val="single" w:color="EEEEEE" w:sz="2" w:space="0"/>
         </w:pBdr>
         <w:spacing w:before="0" w:beforeAutospacing="0" w:after="0" w:afterAutospacing="0"/>
         <w:ind w:right="-173"/>
@@ -3431,7 +2426,7 @@
     </w:p>
     <w:p>
       <w:pPr>
-        <w:pStyle w:val="3"/>
+        <w:pStyle w:val="4"/>
         <w:spacing w:before="0" w:beforeAutospacing="0" w:after="0" w:afterAutospacing="0"/>
         <w:rPr>
           <w:rFonts w:ascii="Constantia" w:hAnsi="Constantia"/>
@@ -3502,15 +2497,15 @@
         <w:shd w:val="clear" w:color="auto" w:fill="FFFFFF"/>
         <w:spacing w:after="0" w:line="240" w:lineRule="auto"/>
         <w:rPr>
-          <w:rFonts w:ascii="Constantia" w:eastAsia="Times New Roman" w:hAnsi="Constantia" w:cs="Times New Roman"/>
-          <w:strike/>
-          <w:color w:val="002060"/>
-          <w:lang w:eastAsia="el-GR"/>
-        </w:rPr>
-      </w:pPr>
-      <w:r>
-        <w:rPr>
-          <w:rFonts w:ascii="Constantia" w:eastAsia="Times New Roman" w:hAnsi="Constantia" w:cs="Times New Roman"/>
+          <w:rFonts w:ascii="Constantia" w:hAnsi="Constantia" w:eastAsia="Times New Roman" w:cs="Times New Roman"/>
+          <w:strike/>
+          <w:color w:val="002060"/>
+          <w:lang w:eastAsia="el-GR"/>
+        </w:rPr>
+      </w:pPr>
+      <w:r>
+        <w:rPr>
+          <w:rFonts w:ascii="Constantia" w:hAnsi="Constantia" w:eastAsia="Times New Roman" w:cs="Times New Roman"/>
           <w:color w:val="002060"/>
           <w:sz w:val="24"/>
           <w:szCs w:val="24"/>
@@ -3520,7 +2515,7 @@
       </w:r>
       <w:r>
         <w:rPr>
-          <w:rFonts w:ascii="Constantia" w:eastAsia="Times New Roman" w:hAnsi="Constantia" w:cs="Times New Roman"/>
+          <w:rFonts w:ascii="Constantia" w:hAnsi="Constantia" w:eastAsia="Times New Roman" w:cs="Times New Roman"/>
           <w:b/>
           <w:strike/>
           <w:color w:val="FF0000"/>
@@ -3530,71 +2525,27 @@
       </w:r>
       <w:r>
         <w:rPr>
-          <w:rFonts w:ascii="Constantia" w:eastAsia="Times New Roman" w:hAnsi="Constantia" w:cs="Times New Roman"/>
-          <w:b/>
-          <w:strike/>
-          <w:color w:val="FF0000"/>
-          <w:lang w:eastAsia="el-GR"/>
-        </w:rPr>
-        <w:br/>
-      </w:r>
-      <w:r>
-        <w:rPr>
-          <w:rFonts w:ascii="Constantia" w:eastAsia="Times New Roman" w:hAnsi="Constantia" w:cs="Times New Roman"/>
-          <w:b/>
-          <w:strike/>
-          <w:color w:val="FF0000"/>
-          <w:lang w:eastAsia="el-GR"/>
-        </w:rPr>
-        <w:t xml:space="preserve">            </w:t>
-      </w:r>
-      <w:r>
-        <w:rPr>
-          <w:rFonts w:ascii="Constantia" w:eastAsia="Times New Roman" w:hAnsi="Constantia" w:cs="Times New Roman"/>
-          <w:b/>
-          <w:strike/>
-          <w:color w:val="FF0000"/>
-          <w:lang w:eastAsia="el-GR"/>
-        </w:rPr>
-        <w:t xml:space="preserve">Άρθρο που δημοσιεύτηκε στο </w:t>
-      </w:r>
-      <w:proofErr w:type="spellStart"/>
-      <w:r>
-        <w:rPr>
-          <w:rFonts w:ascii="Constantia" w:eastAsia="Times New Roman" w:hAnsi="Constantia" w:cs="Times New Roman"/>
-          <w:b/>
-          <w:strike/>
-          <w:color w:val="FF0000"/>
-          <w:lang w:eastAsia="el-GR"/>
-        </w:rPr>
-        <w:t>terra</w:t>
-      </w:r>
-      <w:proofErr w:type="spellEnd"/>
-      <w:r>
-        <w:rPr>
-          <w:rFonts w:ascii="Constantia" w:eastAsia="Times New Roman" w:hAnsi="Constantia" w:cs="Times New Roman"/>
-          <w:b/>
-          <w:strike/>
-          <w:color w:val="FF0000"/>
-          <w:lang w:eastAsia="el-GR"/>
-        </w:rPr>
-        <w:t xml:space="preserve"> </w:t>
-      </w:r>
-      <w:proofErr w:type="spellStart"/>
-      <w:r>
-        <w:rPr>
-          <w:rFonts w:ascii="Constantia" w:eastAsia="Times New Roman" w:hAnsi="Constantia" w:cs="Times New Roman"/>
-          <w:b/>
-          <w:strike/>
-          <w:color w:val="FF0000"/>
-          <w:lang w:eastAsia="el-GR"/>
-        </w:rPr>
-        <w:t>papers</w:t>
-      </w:r>
-      <w:proofErr w:type="spellEnd"/>
-      <w:r>
-        <w:rPr>
-          <w:rFonts w:ascii="Constantia" w:eastAsia="Times New Roman" w:hAnsi="Constantia" w:cs="Times New Roman"/>
+          <w:rFonts w:ascii="Constantia" w:hAnsi="Constantia" w:eastAsia="Times New Roman" w:cs="Times New Roman"/>
+          <w:b/>
+          <w:strike/>
+          <w:color w:val="FF0000"/>
+          <w:lang w:eastAsia="el-GR"/>
+        </w:rPr>
+        <w:br w:type="textWrapping"/>
+      </w:r>
+      <w:r>
+        <w:rPr>
+          <w:rFonts w:ascii="Constantia" w:hAnsi="Constantia" w:eastAsia="Times New Roman" w:cs="Times New Roman"/>
+          <w:b/>
+          <w:strike/>
+          <w:color w:val="FF0000"/>
+          <w:lang w:eastAsia="el-GR"/>
+        </w:rPr>
+        <w:t xml:space="preserve">            Άρθρο που δημοσιεύτηκε στο terra papers</w:t>
+      </w:r>
+      <w:r>
+        <w:rPr>
+          <w:rFonts w:ascii="Constantia" w:hAnsi="Constantia" w:eastAsia="Times New Roman" w:cs="Times New Roman"/>
           <w:strike/>
           <w:color w:val="002060"/>
           <w:lang w:eastAsia="el-GR"/>
@@ -3607,37 +2558,26 @@
         <w:shd w:val="clear" w:color="auto" w:fill="FFFFFF"/>
         <w:spacing w:after="0" w:line="240" w:lineRule="auto"/>
         <w:rPr>
-          <w:rFonts w:ascii="Constantia" w:eastAsia="Times New Roman" w:hAnsi="Constantia" w:cs="Times New Roman"/>
-          <w:b/>
-          <w:strike/>
-          <w:color w:val="FF0000"/>
-          <w:lang w:eastAsia="el-GR"/>
-        </w:rPr>
-      </w:pPr>
-      <w:r>
-        <w:rPr>
-          <w:rFonts w:ascii="Constantia" w:eastAsia="Times New Roman" w:hAnsi="Constantia" w:cs="Times New Roman"/>
-          <w:b/>
-          <w:strike/>
-          <w:color w:val="FF0000"/>
-          <w:lang w:eastAsia="el-GR"/>
-        </w:rPr>
-        <w:t xml:space="preserve">            </w:t>
-      </w:r>
-      <w:r>
-        <w:rPr>
-          <w:rFonts w:ascii="Constantia" w:eastAsia="Times New Roman" w:hAnsi="Constantia" w:cs="Times New Roman"/>
-          <w:b/>
-          <w:strike/>
-          <w:color w:val="FF0000"/>
-          <w:lang w:eastAsia="el-GR"/>
-        </w:rPr>
-        <w:t>Ετικέτες </w:t>
-      </w:r>
-      <w:proofErr w:type="spellStart"/>
-      <w:r>
-        <w:rPr>
-          <w:rFonts w:ascii="Constantia" w:eastAsia="Times New Roman" w:hAnsi="Constantia" w:cs="Times New Roman"/>
+          <w:rFonts w:ascii="Constantia" w:hAnsi="Constantia" w:eastAsia="Times New Roman" w:cs="Times New Roman"/>
+          <w:b/>
+          <w:strike/>
+          <w:color w:val="FF0000"/>
+          <w:lang w:eastAsia="el-GR"/>
+        </w:rPr>
+      </w:pPr>
+      <w:r>
+        <w:rPr>
+          <w:rFonts w:ascii="Constantia" w:hAnsi="Constantia" w:eastAsia="Times New Roman" w:cs="Times New Roman"/>
+          <w:b/>
+          <w:strike/>
+          <w:color w:val="FF0000"/>
+          <w:lang w:eastAsia="el-GR"/>
+        </w:rPr>
+        <w:t xml:space="preserve">            Ετικέτες </w:t>
+      </w:r>
+      <w:r>
+        <w:rPr>
+          <w:rFonts w:ascii="Constantia" w:hAnsi="Constantia" w:eastAsia="Times New Roman" w:cs="Times New Roman"/>
           <w:b/>
           <w:strike/>
           <w:color w:val="FF0000"/>
@@ -3647,7 +2587,7 @@
       </w:r>
       <w:r>
         <w:rPr>
-          <w:rFonts w:ascii="Constantia" w:eastAsia="Times New Roman" w:hAnsi="Constantia" w:cs="Times New Roman"/>
+          <w:rFonts w:ascii="Constantia" w:hAnsi="Constantia" w:eastAsia="Times New Roman" w:cs="Times New Roman"/>
           <w:b/>
           <w:strike/>
           <w:color w:val="FF0000"/>
@@ -3657,7 +2597,7 @@
       </w:r>
       <w:r>
         <w:rPr>
-          <w:rFonts w:ascii="Constantia" w:eastAsia="Times New Roman" w:hAnsi="Constantia" w:cs="Times New Roman"/>
+          <w:rFonts w:ascii="Constantia" w:hAnsi="Constantia" w:eastAsia="Times New Roman" w:cs="Times New Roman"/>
           <w:b/>
           <w:strike/>
           <w:color w:val="FF0000"/>
@@ -3667,40 +2607,17 @@
       </w:r>
       <w:r>
         <w:rPr>
-          <w:rFonts w:ascii="Constantia" w:eastAsia="Times New Roman" w:hAnsi="Constantia" w:cs="Times New Roman"/>
-          <w:b/>
-          <w:strike/>
-          <w:color w:val="FF0000"/>
-          <w:lang w:eastAsia="el-GR"/>
-        </w:rPr>
-        <w:t>Diet</w:t>
-      </w:r>
-      <w:proofErr w:type="spellEnd"/>
-      <w:r>
-        <w:rPr>
-          <w:rFonts w:ascii="Constantia" w:eastAsia="Times New Roman" w:hAnsi="Constantia" w:cs="Times New Roman"/>
-          <w:b/>
-          <w:strike/>
-          <w:color w:val="FF0000"/>
-          <w:lang w:eastAsia="el-GR"/>
-        </w:rPr>
-        <w:t xml:space="preserve"> </w:t>
-      </w:r>
-      <w:proofErr w:type="spellStart"/>
-      <w:r>
-        <w:rPr>
-          <w:rFonts w:ascii="Constantia" w:eastAsia="Times New Roman" w:hAnsi="Constantia" w:cs="Times New Roman"/>
-          <w:b/>
-          <w:strike/>
-          <w:color w:val="FF0000"/>
-          <w:lang w:eastAsia="el-GR"/>
-        </w:rPr>
-        <w:t>Coaching</w:t>
-      </w:r>
-      <w:proofErr w:type="spellEnd"/>
-      <w:r>
-        <w:rPr>
-          <w:rFonts w:ascii="Constantia" w:eastAsia="Times New Roman" w:hAnsi="Constantia" w:cs="Times New Roman"/>
+          <w:rFonts w:ascii="Constantia" w:hAnsi="Constantia" w:eastAsia="Times New Roman" w:cs="Times New Roman"/>
+          <w:b/>
+          <w:strike/>
+          <w:color w:val="FF0000"/>
+          <w:lang w:eastAsia="el-GR"/>
+        </w:rPr>
+        <w:t>Diet Coaching</w:t>
+      </w:r>
+      <w:r>
+        <w:rPr>
+          <w:rFonts w:ascii="Constantia" w:hAnsi="Constantia" w:eastAsia="Times New Roman" w:cs="Times New Roman"/>
           <w:b/>
           <w:strike/>
           <w:color w:val="FF0000"/>
@@ -3733,13 +2650,13 @@
     </w:p>
     <w:p>
       <w:pPr>
-        <w:pStyle w:val="2"/>
+        <w:pStyle w:val="3"/>
         <w:numPr>
           <w:ilvl w:val="0"/>
           <w:numId w:val="1"/>
         </w:numPr>
         <w:pBdr>
-          <w:top w:val="single" w:sz="2" w:space="0" w:color="EEEEEE"/>
+          <w:top w:val="single" w:color="EEEEEE" w:sz="2" w:space="0"/>
         </w:pBdr>
         <w:spacing w:before="0" w:beforeAutospacing="0" w:after="0" w:afterAutospacing="0"/>
         <w:ind w:right="-173"/>
@@ -3762,7 +2679,7 @@
     </w:p>
     <w:p>
       <w:pPr>
-        <w:pStyle w:val="3"/>
+        <w:pStyle w:val="4"/>
         <w:spacing w:before="0" w:beforeAutospacing="0" w:after="0" w:afterAutospacing="0"/>
         <w:rPr>
           <w:rFonts w:ascii="Constantia" w:hAnsi="Constantia"/>
@@ -3831,7 +2748,7 @@
         <w:shd w:val="clear" w:color="auto" w:fill="FFFFFF"/>
         <w:spacing w:after="0" w:line="240" w:lineRule="auto"/>
         <w:rPr>
-          <w:rFonts w:ascii="Constantia" w:eastAsia="Times New Roman" w:hAnsi="Constantia" w:cs="Times New Roman"/>
+          <w:rFonts w:ascii="Constantia" w:hAnsi="Constantia" w:eastAsia="Times New Roman" w:cs="Times New Roman"/>
           <w:b/>
           <w:bCs/>
           <w:strike/>
@@ -3843,7 +2760,7 @@
       </w:pPr>
       <w:r>
         <w:rPr>
-          <w:rFonts w:ascii="Constantia" w:eastAsia="Times New Roman" w:hAnsi="Constantia" w:cs="Times New Roman"/>
+          <w:rFonts w:ascii="Constantia" w:hAnsi="Constantia" w:eastAsia="Times New Roman" w:cs="Times New Roman"/>
           <w:b/>
           <w:bCs/>
           <w:color w:val="002060"/>
@@ -3851,25 +2768,11 @@
           <w:szCs w:val="24"/>
           <w:lang w:eastAsia="el-GR"/>
         </w:rPr>
-        <w:t xml:space="preserve">Κατερίνα </w:t>
-      </w:r>
-      <w:proofErr w:type="spellStart"/>
-      <w:r>
-        <w:rPr>
-          <w:rFonts w:ascii="Constantia" w:eastAsia="Times New Roman" w:hAnsi="Constantia" w:cs="Times New Roman"/>
-          <w:b/>
-          <w:bCs/>
-          <w:color w:val="002060"/>
-          <w:sz w:val="24"/>
-          <w:szCs w:val="24"/>
-          <w:lang w:eastAsia="el-GR"/>
-        </w:rPr>
-        <w:t>Μυστριώτη</w:t>
-      </w:r>
-      <w:proofErr w:type="spellEnd"/>
-      <w:r>
-        <w:rPr>
-          <w:rFonts w:ascii="Constantia" w:eastAsia="Times New Roman" w:hAnsi="Constantia" w:cs="Times New Roman"/>
+        <w:t>Κατερίνα Μυστριώτη</w:t>
+      </w:r>
+      <w:r>
+        <w:rPr>
+          <w:rFonts w:ascii="Constantia" w:hAnsi="Constantia" w:eastAsia="Times New Roman" w:cs="Times New Roman"/>
           <w:b/>
           <w:bCs/>
           <w:strike/>
@@ -3886,208 +2789,184 @@
         <w:shd w:val="clear" w:color="auto" w:fill="FFFFFF"/>
         <w:spacing w:after="0" w:line="240" w:lineRule="auto"/>
         <w:rPr>
-          <w:rFonts w:ascii="Constantia" w:eastAsia="Times New Roman" w:hAnsi="Constantia" w:cs="Times New Roman"/>
-          <w:color w:val="FF0000"/>
-          <w:lang w:eastAsia="el-GR"/>
-        </w:rPr>
-      </w:pPr>
-      <w:r>
-        <w:rPr>
-          <w:rFonts w:ascii="Constantia" w:eastAsia="Times New Roman" w:hAnsi="Constantia" w:cs="Times New Roman"/>
+          <w:rFonts w:ascii="Constantia" w:hAnsi="Constantia" w:eastAsia="Times New Roman" w:cs="Times New Roman"/>
+          <w:color w:val="FF0000"/>
+          <w:lang w:eastAsia="el-GR"/>
+        </w:rPr>
+      </w:pPr>
+      <w:r>
+        <w:rPr>
+          <w:rFonts w:ascii="Constantia" w:hAnsi="Constantia" w:eastAsia="Times New Roman" w:cs="Times New Roman"/>
           <w:bCs/>
           <w:strike/>
           <w:color w:val="FF0000"/>
           <w:lang w:eastAsia="el-GR"/>
         </w:rPr>
-        <w:t> </w:t>
-      </w:r>
-      <w:r>
-        <w:rPr>
-          <w:rFonts w:ascii="Constantia" w:eastAsia="Times New Roman" w:hAnsi="Constantia" w:cs="Times New Roman"/>
+        <w:t xml:space="preserve">             </w:t>
+      </w:r>
+      <w:r>
+        <w:rPr>
+          <w:rFonts w:ascii="Constantia" w:hAnsi="Constantia" w:eastAsia="Times New Roman" w:cs="Times New Roman"/>
+          <w:strike/>
+          <w:color w:val="FF0000"/>
+          <w:lang w:eastAsia="el-GR"/>
+        </w:rPr>
+        <w:t>Περισσότερα σχετικά με τους συνδυασμούς και τα οφέλη των τροφών για μια διατροφή υγιεινή που να σου χαρίζει Ενέργεια και Δύναμη επικοινώνησε μαζί μου στο τηλ. </w:t>
+      </w:r>
+      <w:r>
+        <w:rPr>
+          <w:rFonts w:ascii="Constantia" w:hAnsi="Constantia" w:eastAsia="Times New Roman" w:cs="Times New Roman"/>
           <w:bCs/>
           <w:strike/>
           <w:color w:val="FF0000"/>
           <w:lang w:eastAsia="el-GR"/>
         </w:rPr>
-        <w:t xml:space="preserve">            </w:t>
-      </w:r>
-      <w:r>
-        <w:rPr>
-          <w:rFonts w:ascii="Constantia" w:eastAsia="Times New Roman" w:hAnsi="Constantia" w:cs="Times New Roman"/>
-          <w:strike/>
-          <w:color w:val="FF0000"/>
-          <w:lang w:eastAsia="el-GR"/>
-        </w:rPr>
-        <w:t xml:space="preserve">Περισσότερα σχετικά με τους συνδυασμούς και τα οφέλη των τροφών για μια διατροφή υγιεινή που να σου χαρίζει Ενέργεια και Δύναμη επικοινώνησε μαζί μου στο </w:t>
-      </w:r>
-      <w:proofErr w:type="spellStart"/>
-      <w:r>
-        <w:rPr>
-          <w:rFonts w:ascii="Constantia" w:eastAsia="Times New Roman" w:hAnsi="Constantia" w:cs="Times New Roman"/>
-          <w:strike/>
-          <w:color w:val="FF0000"/>
-          <w:lang w:eastAsia="el-GR"/>
-        </w:rPr>
-        <w:t>τηλ</w:t>
-      </w:r>
-      <w:proofErr w:type="spellEnd"/>
-      <w:r>
-        <w:rPr>
-          <w:rFonts w:ascii="Constantia" w:eastAsia="Times New Roman" w:hAnsi="Constantia" w:cs="Times New Roman"/>
-          <w:strike/>
-          <w:color w:val="FF0000"/>
-          <w:lang w:eastAsia="el-GR"/>
-        </w:rPr>
-        <w:t>. </w:t>
-      </w:r>
-      <w:r>
-        <w:rPr>
-          <w:rFonts w:ascii="Constantia" w:eastAsia="Times New Roman" w:hAnsi="Constantia" w:cs="Times New Roman"/>
+        <w:t>6975 301223 </w:t>
+      </w:r>
+      <w:r>
+        <w:rPr>
+          <w:rFonts w:ascii="Constantia" w:hAnsi="Constantia" w:eastAsia="Times New Roman" w:cs="Times New Roman"/>
+          <w:strike/>
+          <w:color w:val="FF0000"/>
+          <w:lang w:eastAsia="el-GR"/>
+        </w:rPr>
+        <w:t>10πμ-19μμ ή στείλε μου e-mail: </w:t>
+      </w:r>
+      <w:r>
+        <w:rPr>
+          <w:rFonts w:ascii="Constantia" w:hAnsi="Constantia" w:eastAsia="Times New Roman" w:cs="Times New Roman"/>
           <w:bCs/>
           <w:strike/>
           <w:color w:val="FF0000"/>
-          <w:lang w:eastAsia="el-GR"/>
-        </w:rPr>
-        <w:t>6975 301223 </w:t>
-      </w:r>
-      <w:r>
-        <w:rPr>
-          <w:rFonts w:ascii="Constantia" w:eastAsia="Times New Roman" w:hAnsi="Constantia" w:cs="Times New Roman"/>
-          <w:strike/>
-          <w:color w:val="FF0000"/>
-          <w:lang w:eastAsia="el-GR"/>
-        </w:rPr>
-        <w:t>10πμ-19μμ ή στείλε μου e-</w:t>
-      </w:r>
-      <w:proofErr w:type="spellStart"/>
-      <w:r>
-        <w:rPr>
-          <w:rFonts w:ascii="Constantia" w:eastAsia="Times New Roman" w:hAnsi="Constantia" w:cs="Times New Roman"/>
-          <w:strike/>
-          <w:color w:val="FF0000"/>
-          <w:lang w:eastAsia="el-GR"/>
-        </w:rPr>
-        <w:lastRenderedPageBreak/>
-        <w:t>mail:</w:t>
-      </w:r>
-      <w:proofErr w:type="spellEnd"/>
-      <w:r>
-        <w:rPr>
-          <w:rFonts w:ascii="Constantia" w:eastAsia="Times New Roman" w:hAnsi="Constantia" w:cs="Times New Roman"/>
-          <w:strike/>
-          <w:color w:val="FF0000"/>
-          <w:lang w:eastAsia="el-GR"/>
-        </w:rPr>
-        <w:t> </w:t>
-      </w:r>
-      <w:proofErr w:type="spellStart"/>
-      <w:r>
-        <w:rPr>
-          <w:rFonts w:ascii="Constantia" w:eastAsia="Times New Roman" w:hAnsi="Constantia" w:cs="Times New Roman"/>
+          <w:lang w:val="en-US" w:eastAsia="el-GR"/>
+        </w:rPr>
+        <w:t>mistrioti</w:t>
+      </w:r>
+      <w:r>
+        <w:rPr>
+          <w:rFonts w:ascii="Constantia" w:hAnsi="Constantia" w:eastAsia="Times New Roman" w:cs="Times New Roman"/>
           <w:bCs/>
           <w:strike/>
           <w:color w:val="FF0000"/>
+          <w:lang w:eastAsia="el-GR"/>
+        </w:rPr>
+        <w:t>@</w:t>
+      </w:r>
+      <w:r>
+        <w:rPr>
+          <w:rFonts w:ascii="Constantia" w:hAnsi="Constantia" w:eastAsia="Times New Roman" w:cs="Times New Roman"/>
+          <w:bCs/>
+          <w:strike/>
+          <w:color w:val="FF0000"/>
           <w:lang w:val="en-US" w:eastAsia="el-GR"/>
         </w:rPr>
-        <w:t>mistrioti</w:t>
-      </w:r>
-      <w:proofErr w:type="spellEnd"/>
-      <w:r>
-        <w:rPr>
-          <w:rFonts w:ascii="Constantia" w:eastAsia="Times New Roman" w:hAnsi="Constantia" w:cs="Times New Roman"/>
+        <w:t>gmail</w:t>
+      </w:r>
+      <w:r>
+        <w:rPr>
+          <w:rFonts w:ascii="Constantia" w:hAnsi="Constantia" w:eastAsia="Times New Roman" w:cs="Times New Roman"/>
           <w:bCs/>
           <w:strike/>
           <w:color w:val="FF0000"/>
           <w:lang w:eastAsia="el-GR"/>
         </w:rPr>
-        <w:t>@</w:t>
-      </w:r>
-      <w:proofErr w:type="spellStart"/>
-      <w:r>
-        <w:rPr>
-          <w:rFonts w:ascii="Constantia" w:eastAsia="Times New Roman" w:hAnsi="Constantia" w:cs="Times New Roman"/>
+        <w:t>.</w:t>
+      </w:r>
+      <w:r>
+        <w:rPr>
+          <w:rFonts w:ascii="Constantia" w:hAnsi="Constantia" w:eastAsia="Times New Roman" w:cs="Times New Roman"/>
           <w:bCs/>
           <w:strike/>
           <w:color w:val="FF0000"/>
           <w:lang w:val="en-US" w:eastAsia="el-GR"/>
         </w:rPr>
-        <w:t>gmail</w:t>
-      </w:r>
-      <w:proofErr w:type="spellEnd"/>
-      <w:r>
-        <w:rPr>
-          <w:rFonts w:ascii="Constantia" w:eastAsia="Times New Roman" w:hAnsi="Constantia" w:cs="Times New Roman"/>
-          <w:bCs/>
-          <w:strike/>
-          <w:color w:val="FF0000"/>
-          <w:lang w:eastAsia="el-GR"/>
-        </w:rPr>
-        <w:t>.</w:t>
-      </w:r>
-      <w:r>
-        <w:rPr>
-          <w:rFonts w:ascii="Constantia" w:eastAsia="Times New Roman" w:hAnsi="Constantia" w:cs="Times New Roman"/>
-          <w:bCs/>
+        <w:t>com</w:t>
+      </w:r>
+      <w:r>
+        <w:fldChar w:fldCharType="begin"/>
+      </w:r>
+      <w:r>
+        <w:instrText xml:space="preserve"> HYPERLINK "http://www.terrapapers.com/" \t "_blank" </w:instrText>
+      </w:r>
+      <w:r>
+        <w:fldChar w:fldCharType="separate"/>
+      </w:r>
+      <w:r>
+        <w:rPr>
+          <w:rFonts w:ascii="Constantia" w:hAnsi="Constantia" w:eastAsia="Times New Roman" w:cs="Times New Roman"/>
+          <w:color w:val="002060"/>
+          <w:lang w:eastAsia="el-GR"/>
+        </w:rPr>
+        <w:br w:type="textWrapping"/>
+      </w:r>
+      <w:r>
+        <w:rPr>
+          <w:rFonts w:ascii="Constantia" w:hAnsi="Constantia" w:eastAsia="Times New Roman" w:cs="Times New Roman"/>
+          <w:color w:val="002060"/>
+          <w:lang w:eastAsia="el-GR"/>
+        </w:rPr>
+        <w:fldChar w:fldCharType="end"/>
+      </w:r>
+      <w:r>
+        <w:rPr>
+          <w:rFonts w:ascii="Constantia" w:hAnsi="Constantia"/>
+          <w:strike/>
+          <w:color w:val="FF0000"/>
+        </w:rPr>
+        <w:t xml:space="preserve">                 </w:t>
+      </w:r>
+      <w:r>
+        <w:fldChar w:fldCharType="begin"/>
+      </w:r>
+      <w:r>
+        <w:instrText xml:space="preserve"> HYPERLINK "http://www.terrapapers.com/" \t "_blank" </w:instrText>
+      </w:r>
+      <w:r>
+        <w:fldChar w:fldCharType="separate"/>
+      </w:r>
+      <w:r>
+        <w:rPr>
+          <w:rFonts w:ascii="Constantia" w:hAnsi="Constantia" w:eastAsia="Times New Roman" w:cs="Times New Roman"/>
           <w:strike/>
           <w:color w:val="FF0000"/>
           <w:lang w:val="en-US" w:eastAsia="el-GR"/>
         </w:rPr>
-        <w:t>com</w:t>
-      </w:r>
-      <w:hyperlink r:id="rId6" w:tgtFrame="_blank" w:history="1">
-        <w:r>
-          <w:rPr>
-            <w:rFonts w:ascii="Constantia" w:eastAsia="Times New Roman" w:hAnsi="Constantia" w:cs="Times New Roman"/>
-            <w:color w:val="002060"/>
-            <w:lang w:eastAsia="el-GR"/>
-          </w:rPr>
-          <w:br/>
-        </w:r>
-      </w:hyperlink>
-      <w:r>
-        <w:rPr>
-          <w:rFonts w:ascii="Constantia" w:hAnsi="Constantia"/>
-          <w:strike/>
-          <w:color w:val="FF0000"/>
-        </w:rPr>
-        <w:t xml:space="preserve">                 </w:t>
-      </w:r>
-      <w:hyperlink r:id="rId7" w:tgtFrame="_blank" w:history="1">
-        <w:r>
-          <w:rPr>
-            <w:rFonts w:ascii="Constantia" w:eastAsia="Times New Roman" w:hAnsi="Constantia" w:cs="Times New Roman"/>
-            <w:strike/>
-            <w:color w:val="FF0000"/>
-            <w:lang w:val="en-US" w:eastAsia="el-GR"/>
-          </w:rPr>
-          <w:t>TERRA</w:t>
-        </w:r>
-        <w:r>
-          <w:rPr>
-            <w:rFonts w:ascii="Constantia" w:eastAsia="Times New Roman" w:hAnsi="Constantia" w:cs="Times New Roman"/>
-            <w:strike/>
-            <w:color w:val="FF0000"/>
-            <w:lang w:eastAsia="el-GR"/>
-          </w:rPr>
-          <w:t xml:space="preserve"> </w:t>
-        </w:r>
-        <w:r>
-          <w:rPr>
-            <w:rFonts w:ascii="Constantia" w:eastAsia="Times New Roman" w:hAnsi="Constantia" w:cs="Times New Roman"/>
-            <w:strike/>
-            <w:color w:val="FF0000"/>
-            <w:lang w:val="en-US" w:eastAsia="el-GR"/>
-          </w:rPr>
-          <w:t>PAPERS</w:t>
-        </w:r>
-      </w:hyperlink>
+        <w:t>TERRA</w:t>
+      </w:r>
+      <w:r>
+        <w:rPr>
+          <w:rFonts w:ascii="Constantia" w:hAnsi="Constantia" w:eastAsia="Times New Roman" w:cs="Times New Roman"/>
+          <w:strike/>
+          <w:color w:val="FF0000"/>
+          <w:lang w:eastAsia="el-GR"/>
+        </w:rPr>
+        <w:t xml:space="preserve"> </w:t>
+      </w:r>
+      <w:r>
+        <w:rPr>
+          <w:rFonts w:ascii="Constantia" w:hAnsi="Constantia" w:eastAsia="Times New Roman" w:cs="Times New Roman"/>
+          <w:strike/>
+          <w:color w:val="FF0000"/>
+          <w:lang w:val="en-US" w:eastAsia="el-GR"/>
+        </w:rPr>
+        <w:t>PAPERS</w:t>
+      </w:r>
+      <w:r>
+        <w:rPr>
+          <w:rFonts w:ascii="Constantia" w:hAnsi="Constantia" w:eastAsia="Times New Roman" w:cs="Times New Roman"/>
+          <w:strike/>
+          <w:color w:val="FF0000"/>
+          <w:lang w:val="en-US" w:eastAsia="el-GR"/>
+        </w:rPr>
+        <w:fldChar w:fldCharType="end"/>
+      </w:r>
     </w:p>
     <w:p>
       <w:pPr>
         <w:shd w:val="clear" w:color="auto" w:fill="FFFFFF"/>
         <w:spacing w:after="0" w:line="240" w:lineRule="auto"/>
         <w:rPr>
-          <w:rFonts w:ascii="Constantia" w:eastAsia="Times New Roman" w:hAnsi="Constantia" w:cs="Times New Roman"/>
+          <w:rFonts w:ascii="Constantia" w:hAnsi="Constantia" w:eastAsia="Times New Roman" w:cs="Times New Roman"/>
           <w:b/>
           <w:strike/>
           <w:color w:val="FF0000"/>
@@ -4096,27 +2975,17 @@
       </w:pPr>
       <w:r>
         <w:rPr>
-          <w:rFonts w:ascii="Constantia" w:eastAsia="Times New Roman" w:hAnsi="Constantia" w:cs="Times New Roman"/>
-          <w:b/>
-          <w:strike/>
-          <w:color w:val="FF0000"/>
-          <w:lang w:eastAsia="el-GR"/>
-        </w:rPr>
-        <w:t xml:space="preserve">                  </w:t>
-      </w:r>
-      <w:r>
-        <w:rPr>
-          <w:rFonts w:ascii="Constantia" w:eastAsia="Times New Roman" w:hAnsi="Constantia" w:cs="Times New Roman"/>
-          <w:b/>
-          <w:strike/>
-          <w:color w:val="FF0000"/>
-          <w:lang w:eastAsia="el-GR"/>
-        </w:rPr>
-        <w:t>Ετικέτες</w:t>
-      </w:r>
-      <w:r>
-        <w:rPr>
-          <w:rFonts w:ascii="Constantia" w:eastAsia="Times New Roman" w:hAnsi="Constantia" w:cs="Times New Roman"/>
+          <w:rFonts w:ascii="Constantia" w:hAnsi="Constantia" w:eastAsia="Times New Roman" w:cs="Times New Roman"/>
+          <w:b/>
+          <w:strike/>
+          <w:color w:val="FF0000"/>
+          <w:lang w:eastAsia="el-GR"/>
+        </w:rPr>
+        <w:t xml:space="preserve">                  Ετικέτες</w:t>
+      </w:r>
+      <w:r>
+        <w:rPr>
+          <w:rFonts w:ascii="Constantia" w:hAnsi="Constantia" w:eastAsia="Times New Roman" w:cs="Times New Roman"/>
           <w:b/>
           <w:strike/>
           <w:color w:val="FF0000"/>
@@ -4124,18 +2993,35 @@
         </w:rPr>
         <w:t> </w:t>
       </w:r>
-      <w:hyperlink r:id="rId8" w:history="1">
-        <w:r>
-          <w:rPr>
-            <w:rFonts w:ascii="Constantia" w:eastAsia="Times New Roman" w:hAnsi="Constantia" w:cs="Times New Roman"/>
-            <w:b/>
-            <w:strike/>
-            <w:color w:val="FF0000"/>
-            <w:lang w:val="en-US" w:eastAsia="el-GR"/>
-          </w:rPr>
-          <w:t>Diet Coaching</w:t>
-        </w:r>
-      </w:hyperlink>
+      <w:r>
+        <w:fldChar w:fldCharType="begin"/>
+      </w:r>
+      <w:r>
+        <w:instrText xml:space="preserve"> HYPERLINK "https://diet-web.blogspot.com/search/label/Diet%20Coaching" </w:instrText>
+      </w:r>
+      <w:r>
+        <w:fldChar w:fldCharType="separate"/>
+      </w:r>
+      <w:r>
+        <w:rPr>
+          <w:rFonts w:ascii="Constantia" w:hAnsi="Constantia" w:eastAsia="Times New Roman" w:cs="Times New Roman"/>
+          <w:b/>
+          <w:strike/>
+          <w:color w:val="FF0000"/>
+          <w:lang w:val="en-US" w:eastAsia="el-GR"/>
+        </w:rPr>
+        <w:t>Diet Coaching</w:t>
+      </w:r>
+      <w:r>
+        <w:rPr>
+          <w:rFonts w:ascii="Constantia" w:hAnsi="Constantia" w:eastAsia="Times New Roman" w:cs="Times New Roman"/>
+          <w:b/>
+          <w:strike/>
+          <w:color w:val="FF0000"/>
+          <w:lang w:val="en-US" w:eastAsia="el-GR"/>
+        </w:rPr>
+        <w:fldChar w:fldCharType="end"/>
+      </w:r>
     </w:p>
     <w:p>
       <w:pPr>
@@ -4152,19 +3038,19 @@
     </w:p>
     <w:p>
       <w:pPr>
-        <w:pStyle w:val="a4"/>
+        <w:pStyle w:val="20"/>
         <w:numPr>
           <w:ilvl w:val="0"/>
           <w:numId w:val="1"/>
         </w:numPr>
         <w:pBdr>
-          <w:top w:val="single" w:sz="2" w:space="0" w:color="EEEEEE"/>
+          <w:top w:val="single" w:color="EEEEEE" w:sz="2" w:space="0"/>
         </w:pBdr>
         <w:spacing w:after="0" w:line="240" w:lineRule="auto"/>
         <w:ind w:right="-173"/>
         <w:outlineLvl w:val="1"/>
         <w:rPr>
-          <w:rFonts w:ascii="Constantia" w:eastAsia="Times New Roman" w:hAnsi="Constantia" w:cs="Times New Roman"/>
+          <w:rFonts w:ascii="Constantia" w:hAnsi="Constantia" w:eastAsia="Times New Roman" w:cs="Times New Roman"/>
           <w:b/>
           <w:bCs/>
           <w:color w:val="666666"/>
@@ -4175,7 +3061,7 @@
       </w:pPr>
       <w:r>
         <w:rPr>
-          <w:rFonts w:ascii="Constantia" w:eastAsia="Times New Roman" w:hAnsi="Constantia" w:cs="Times New Roman"/>
+          <w:rFonts w:ascii="Constantia" w:hAnsi="Constantia" w:eastAsia="Times New Roman" w:cs="Times New Roman"/>
           <w:b/>
           <w:bCs/>
           <w:color w:val="666666"/>
@@ -4191,7 +3077,7 @@
         <w:spacing w:after="0" w:line="240" w:lineRule="auto"/>
         <w:outlineLvl w:val="2"/>
         <w:rPr>
-          <w:rFonts w:ascii="Constantia" w:eastAsia="Times New Roman" w:hAnsi="Constantia" w:cs="Times New Roman"/>
+          <w:rFonts w:ascii="Constantia" w:hAnsi="Constantia" w:eastAsia="Times New Roman" w:cs="Times New Roman"/>
           <w:b/>
           <w:bCs/>
           <w:color w:val="3333FF"/>
@@ -4201,10 +3087,9 @@
           <w:lang w:eastAsia="el-GR"/>
         </w:rPr>
       </w:pPr>
-      <w:proofErr w:type="spellStart"/>
-      <w:r>
-        <w:rPr>
-          <w:rFonts w:ascii="Constantia" w:eastAsia="Times New Roman" w:hAnsi="Constantia" w:cs="Times New Roman"/>
+      <w:r>
+        <w:rPr>
+          <w:rFonts w:ascii="Constantia" w:hAnsi="Constantia" w:eastAsia="Times New Roman" w:cs="Times New Roman"/>
           <w:b/>
           <w:bCs/>
           <w:color w:val="3333FF"/>
@@ -4213,21 +3098,7 @@
           <w:u w:val="single"/>
           <w:lang w:eastAsia="el-GR"/>
         </w:rPr>
-        <w:t>Αδυνατείστε</w:t>
-      </w:r>
-      <w:proofErr w:type="spellEnd"/>
-      <w:r>
-        <w:rPr>
-          <w:rFonts w:ascii="Constantia" w:eastAsia="Times New Roman" w:hAnsi="Constantia" w:cs="Times New Roman"/>
-          <w:b/>
-          <w:bCs/>
-          <w:color w:val="3333FF"/>
-          <w:sz w:val="24"/>
-          <w:szCs w:val="24"/>
-          <w:u w:val="single"/>
-          <w:lang w:eastAsia="el-GR"/>
-        </w:rPr>
-        <w:t xml:space="preserve"> με υδατάνθρακες</w:t>
+        <w:t>Αδυνατείστε με υδατάνθρακες</w:t>
       </w:r>
       <w:r>
         <w:rPr>
@@ -4236,10 +3107,8 @@
           <w:sz w:val="24"/>
           <w:szCs w:val="24"/>
         </w:rPr>
-        <w:br/>
-        <w:t xml:space="preserve">στο </w:t>
-      </w:r>
-      <w:proofErr w:type="spellStart"/>
+        <w:br w:type="textWrapping"/>
+      </w:r>
       <w:r>
         <w:rPr>
           <w:rFonts w:ascii="Constantia" w:hAnsi="Constantia"/>
@@ -4247,17 +3116,7 @@
           <w:sz w:val="24"/>
           <w:szCs w:val="24"/>
         </w:rPr>
-        <w:t>τελος</w:t>
-      </w:r>
-      <w:proofErr w:type="spellEnd"/>
-      <w:r>
-        <w:rPr>
-          <w:rFonts w:ascii="Constantia" w:hAnsi="Constantia"/>
-          <w:color w:val="444444"/>
-          <w:sz w:val="24"/>
-          <w:szCs w:val="24"/>
-        </w:rPr>
-        <w:t xml:space="preserve"> του κειμένου ΣΒΗΣΕ:</w:t>
+        <w:t>στο τελος του κειμένου ΣΒΗΣΕ:</w:t>
       </w:r>
     </w:p>
     <w:p>
@@ -4280,39 +3139,7 @@
           <w:sz w:val="24"/>
           <w:szCs w:val="24"/>
         </w:rPr>
-        <w:t xml:space="preserve">                </w:t>
-      </w:r>
-      <w:r>
-        <w:rPr>
-          <w:rFonts w:ascii="Constantia" w:hAnsi="Constantia"/>
-          <w:strike/>
-          <w:color w:val="FF0000"/>
-          <w:sz w:val="24"/>
-          <w:szCs w:val="24"/>
-        </w:rPr>
-        <w:t xml:space="preserve">Ελάτε να φτιάξουμε ένα πρόγραμμα σωστής και ενεργειακά δυνατής διατροφής σε ατομικό επίπεδο, για υγεία και ευεξία. Επικοινωνήστε μαζί μου, Κατερίνα Μηστριώτη στο </w:t>
-      </w:r>
-      <w:proofErr w:type="spellStart"/>
-      <w:r>
-        <w:rPr>
-          <w:rFonts w:ascii="Constantia" w:hAnsi="Constantia"/>
-          <w:strike/>
-          <w:color w:val="FF0000"/>
-          <w:sz w:val="24"/>
-          <w:szCs w:val="24"/>
-        </w:rPr>
-        <w:t>τηλ</w:t>
-      </w:r>
-      <w:proofErr w:type="spellEnd"/>
-      <w:r>
-        <w:rPr>
-          <w:rFonts w:ascii="Constantia" w:hAnsi="Constantia"/>
-          <w:strike/>
-          <w:color w:val="FF0000"/>
-          <w:sz w:val="24"/>
-          <w:szCs w:val="24"/>
-        </w:rPr>
-        <w:t>. 6975 301223 (10πμ.-19μ.μ.) και k.mistrioti@yahoo.gr</w:t>
+        <w:t xml:space="preserve">                Ελάτε να φτιάξουμε ένα πρόγραμμα σωστής και ενεργειακά δυνατής διατροφής σε ατομικό επίπεδο, για υγεία και ευεξία. Επικοινωνήστε μαζί μου, Κατερίνα Μηστριώτη στο τηλ. 6975 301223 (10πμ.-19μ.μ.) και k.mistrioti@yahoo.gr</w:t>
       </w:r>
     </w:p>
     <w:p>
@@ -4329,30 +3156,18 @@
       </w:pPr>
       <w:r>
         <w:rPr>
-          <w:rStyle w:val="post-labels"/>
-          <w:rFonts w:ascii="Constantia" w:hAnsi="Constantia"/>
-          <w:strike/>
-          <w:color w:val="FF0000"/>
-          <w:sz w:val="24"/>
-          <w:szCs w:val="24"/>
-        </w:rPr>
-        <w:t xml:space="preserve">                 </w:t>
-      </w:r>
-      <w:r>
-        <w:rPr>
-          <w:rStyle w:val="post-labels"/>
-          <w:rFonts w:ascii="Constantia" w:hAnsi="Constantia"/>
-          <w:strike/>
-          <w:color w:val="FF0000"/>
-          <w:sz w:val="24"/>
-          <w:szCs w:val="24"/>
-        </w:rPr>
-        <w:t>Ετικέτες </w:t>
-      </w:r>
-      <w:proofErr w:type="spellStart"/>
-      <w:r>
-        <w:rPr>
-          <w:rStyle w:val="post-labels"/>
+          <w:rStyle w:val="18"/>
+          <w:rFonts w:ascii="Constantia" w:hAnsi="Constantia"/>
+          <w:strike/>
+          <w:color w:val="FF0000"/>
+          <w:sz w:val="24"/>
+          <w:szCs w:val="24"/>
+        </w:rPr>
+        <w:t xml:space="preserve">                 Ετικέτες </w:t>
+      </w:r>
+      <w:r>
+        <w:rPr>
+          <w:rStyle w:val="18"/>
           <w:rFonts w:ascii="Constantia" w:hAnsi="Constantia"/>
           <w:strike/>
           <w:color w:val="FF0000"/>
@@ -4363,7 +3178,7 @@
       </w:r>
       <w:r>
         <w:rPr>
-          <w:rStyle w:val="post-labels"/>
+          <w:rStyle w:val="18"/>
           <w:rFonts w:ascii="Constantia" w:hAnsi="Constantia"/>
           <w:strike/>
           <w:color w:val="FF0000"/>
@@ -4374,7 +3189,7 @@
       </w:r>
       <w:r>
         <w:rPr>
-          <w:rStyle w:val="post-labels"/>
+          <w:rStyle w:val="18"/>
           <w:rFonts w:ascii="Constantia" w:hAnsi="Constantia"/>
           <w:strike/>
           <w:color w:val="FF0000"/>
@@ -4385,7 +3200,7 @@
       </w:r>
       <w:r>
         <w:rPr>
-          <w:rStyle w:val="-"/>
+          <w:rStyle w:val="9"/>
           <w:rFonts w:ascii="Constantia" w:hAnsi="Constantia"/>
           <w:strike/>
           <w:color w:val="FF0000"/>
@@ -4393,38 +3208,11 @@
           <w:szCs w:val="24"/>
           <w:u w:val="none"/>
         </w:rPr>
-        <w:t>Diet</w:t>
-      </w:r>
-      <w:proofErr w:type="spellEnd"/>
-      <w:r>
-        <w:rPr>
-          <w:rStyle w:val="-"/>
-          <w:rFonts w:ascii="Constantia" w:hAnsi="Constantia"/>
-          <w:strike/>
-          <w:color w:val="FF0000"/>
-          <w:sz w:val="24"/>
-          <w:szCs w:val="24"/>
-          <w:u w:val="none"/>
-        </w:rPr>
-        <w:t xml:space="preserve"> </w:t>
-      </w:r>
-      <w:proofErr w:type="spellStart"/>
-      <w:r>
-        <w:rPr>
-          <w:rStyle w:val="-"/>
-          <w:rFonts w:ascii="Constantia" w:hAnsi="Constantia"/>
-          <w:strike/>
-          <w:color w:val="FF0000"/>
-          <w:sz w:val="24"/>
-          <w:szCs w:val="24"/>
-          <w:u w:val="none"/>
-        </w:rPr>
-        <w:t>Coaching</w:t>
-      </w:r>
-      <w:proofErr w:type="spellEnd"/>
-      <w:r>
-        <w:rPr>
-          <w:rStyle w:val="post-labels"/>
+        <w:t>Diet Coaching</w:t>
+      </w:r>
+      <w:r>
+        <w:rPr>
+          <w:rStyle w:val="18"/>
           <w:rFonts w:ascii="Constantia" w:hAnsi="Constantia"/>
           <w:strike/>
           <w:color w:val="FF0000"/>
@@ -4463,19 +3251,19 @@
     </w:p>
     <w:p>
       <w:pPr>
-        <w:pStyle w:val="a4"/>
+        <w:pStyle w:val="20"/>
         <w:numPr>
           <w:ilvl w:val="0"/>
           <w:numId w:val="1"/>
         </w:numPr>
         <w:pBdr>
-          <w:top w:val="single" w:sz="2" w:space="0" w:color="EEEEEE"/>
+          <w:top w:val="single" w:color="EEEEEE" w:sz="2" w:space="0"/>
         </w:pBdr>
         <w:spacing w:after="0" w:line="240" w:lineRule="auto"/>
         <w:ind w:right="-173"/>
         <w:outlineLvl w:val="1"/>
         <w:rPr>
-          <w:rFonts w:ascii="Constantia" w:eastAsia="Times New Roman" w:hAnsi="Constantia" w:cs="Times New Roman"/>
+          <w:rFonts w:ascii="Constantia" w:hAnsi="Constantia" w:eastAsia="Times New Roman" w:cs="Times New Roman"/>
           <w:b/>
           <w:bCs/>
           <w:color w:val="002060"/>
@@ -4486,7 +3274,7 @@
       </w:pPr>
       <w:r>
         <w:rPr>
-          <w:rFonts w:ascii="Constantia" w:eastAsia="Times New Roman" w:hAnsi="Constantia" w:cs="Times New Roman"/>
+          <w:rFonts w:ascii="Constantia" w:hAnsi="Constantia" w:eastAsia="Times New Roman" w:cs="Times New Roman"/>
           <w:b/>
           <w:bCs/>
           <w:color w:val="002060"/>
@@ -4502,7 +3290,7 @@
         <w:spacing w:after="0" w:line="240" w:lineRule="auto"/>
         <w:outlineLvl w:val="2"/>
         <w:rPr>
-          <w:rFonts w:ascii="Constantia" w:eastAsia="Times New Roman" w:hAnsi="Constantia" w:cs="Times New Roman"/>
+          <w:rFonts w:ascii="Constantia" w:hAnsi="Constantia" w:eastAsia="Times New Roman" w:cs="Times New Roman"/>
           <w:b/>
           <w:bCs/>
           <w:color w:val="3333FF"/>
@@ -4516,7 +3304,7 @@
       <w:bookmarkEnd w:id="8"/>
       <w:r>
         <w:rPr>
-          <w:rFonts w:ascii="Constantia" w:eastAsia="Times New Roman" w:hAnsi="Constantia" w:cs="Times New Roman"/>
+          <w:rFonts w:ascii="Constantia" w:hAnsi="Constantia" w:eastAsia="Times New Roman" w:cs="Times New Roman"/>
           <w:b/>
           <w:bCs/>
           <w:color w:val="3333FF"/>
@@ -4525,35 +3313,7 @@
           <w:u w:val="single"/>
           <w:lang w:eastAsia="el-GR"/>
         </w:rPr>
-        <w:t xml:space="preserve">Η </w:t>
-      </w:r>
-      <w:proofErr w:type="spellStart"/>
-      <w:r>
-        <w:rPr>
-          <w:rFonts w:ascii="Constantia" w:eastAsia="Times New Roman" w:hAnsi="Constantia" w:cs="Times New Roman"/>
-          <w:b/>
-          <w:bCs/>
-          <w:color w:val="3333FF"/>
-          <w:sz w:val="24"/>
-          <w:szCs w:val="24"/>
-          <w:u w:val="single"/>
-          <w:lang w:eastAsia="el-GR"/>
-        </w:rPr>
-        <w:t>σεροτονίνη</w:t>
-      </w:r>
-      <w:proofErr w:type="spellEnd"/>
-      <w:r>
-        <w:rPr>
-          <w:rFonts w:ascii="Constantia" w:eastAsia="Times New Roman" w:hAnsi="Constantia" w:cs="Times New Roman"/>
-          <w:b/>
-          <w:bCs/>
-          <w:color w:val="3333FF"/>
-          <w:sz w:val="24"/>
-          <w:szCs w:val="24"/>
-          <w:u w:val="single"/>
-          <w:lang w:eastAsia="el-GR"/>
-        </w:rPr>
-        <w:t xml:space="preserve"> φέρνει ευτυχία κι επιτυχία</w:t>
+        <w:t>Η σεροτονίνη φέρνει ευτυχία κι επιτυχία</w:t>
       </w:r>
     </w:p>
     <w:p>
@@ -4584,17 +3344,7 @@
           <w:sz w:val="24"/>
           <w:szCs w:val="24"/>
         </w:rPr>
-        <w:t>κλινική διατροφολόγος</w:t>
-      </w:r>
-      <w:r>
-        <w:rPr>
-          <w:rFonts w:ascii="Constantia" w:hAnsi="Constantia"/>
-          <w:strike/>
-          <w:color w:val="FF0000"/>
-          <w:sz w:val="24"/>
-          <w:szCs w:val="24"/>
-        </w:rPr>
-        <w:t xml:space="preserve">  </w:t>
+        <w:t xml:space="preserve">κλινική διατροφολόγος  </w:t>
       </w:r>
       <w:r>
         <w:rPr>
@@ -4605,43 +3355,37 @@
         </w:rPr>
         <w:t xml:space="preserve"> </w:t>
       </w:r>
-      <w:hyperlink r:id="rId9" w:tgtFrame="_blank" w:history="1">
-        <w:r>
-          <w:rPr>
-            <w:rStyle w:val="-"/>
-            <w:rFonts w:ascii="Constantia" w:hAnsi="Constantia"/>
-            <w:strike/>
-            <w:color w:val="FF0000"/>
-            <w:sz w:val="24"/>
-            <w:szCs w:val="24"/>
-          </w:rPr>
-          <w:t xml:space="preserve">Η </w:t>
-        </w:r>
-        <w:proofErr w:type="spellStart"/>
-        <w:r>
-          <w:rPr>
-            <w:rStyle w:val="-"/>
-            <w:rFonts w:ascii="Constantia" w:hAnsi="Constantia"/>
-            <w:strike/>
-            <w:color w:val="FF0000"/>
-            <w:sz w:val="24"/>
-            <w:szCs w:val="24"/>
-          </w:rPr>
-          <w:t>σεροτονίνη</w:t>
-        </w:r>
-        <w:proofErr w:type="spellEnd"/>
-        <w:r>
-          <w:rPr>
-            <w:rStyle w:val="-"/>
-            <w:rFonts w:ascii="Constantia" w:hAnsi="Constantia"/>
-            <w:strike/>
-            <w:color w:val="FF0000"/>
-            <w:sz w:val="24"/>
-            <w:szCs w:val="24"/>
-          </w:rPr>
-          <w:t xml:space="preserve"> φέρνει ευτυχία κι επιτυχία</w:t>
-        </w:r>
-      </w:hyperlink>
+      <w:r>
+        <w:fldChar w:fldCharType="begin"/>
+      </w:r>
+      <w:r>
+        <w:instrText xml:space="preserve"> HYPERLINK "http://www.terrapapers.com/?p=50848" \t "_blank" </w:instrText>
+      </w:r>
+      <w:r>
+        <w:fldChar w:fldCharType="separate"/>
+      </w:r>
+      <w:r>
+        <w:rPr>
+          <w:rStyle w:val="9"/>
+          <w:rFonts w:ascii="Constantia" w:hAnsi="Constantia"/>
+          <w:strike/>
+          <w:color w:val="FF0000"/>
+          <w:sz w:val="24"/>
+          <w:szCs w:val="24"/>
+        </w:rPr>
+        <w:t>Η σεροτονίνη φέρνει ευτυχία κι επιτυχία</w:t>
+      </w:r>
+      <w:r>
+        <w:rPr>
+          <w:rStyle w:val="9"/>
+          <w:rFonts w:ascii="Constantia" w:hAnsi="Constantia"/>
+          <w:strike/>
+          <w:color w:val="FF0000"/>
+          <w:sz w:val="24"/>
+          <w:szCs w:val="24"/>
+        </w:rPr>
+        <w:fldChar w:fldCharType="end"/>
+      </w:r>
       <w:r>
         <w:rPr>
           <w:rFonts w:ascii="Constantia" w:hAnsi="Constantia"/>
@@ -4652,7 +3396,6 @@
         </w:rPr>
         <w:t> άρθρο που δημοσιεύτηκε στο </w:t>
       </w:r>
-      <w:proofErr w:type="spellStart"/>
       <w:r>
         <w:rPr>
           <w:rFonts w:ascii="Constantia" w:hAnsi="Constantia"/>
@@ -4685,40 +3428,15 @@
       </w:r>
       <w:r>
         <w:rPr>
-          <w:rStyle w:val="-"/>
-          <w:rFonts w:ascii="Constantia" w:hAnsi="Constantia"/>
-          <w:strike/>
-          <w:color w:val="FF0000"/>
-          <w:sz w:val="24"/>
-          <w:szCs w:val="24"/>
-        </w:rPr>
-        <w:t>terra</w:t>
-      </w:r>
-      <w:proofErr w:type="spellEnd"/>
-      <w:r>
-        <w:rPr>
-          <w:rStyle w:val="-"/>
-          <w:rFonts w:ascii="Constantia" w:hAnsi="Constantia"/>
-          <w:strike/>
-          <w:color w:val="FF0000"/>
-          <w:sz w:val="24"/>
-          <w:szCs w:val="24"/>
-        </w:rPr>
-        <w:t xml:space="preserve"> </w:t>
-      </w:r>
-      <w:proofErr w:type="spellStart"/>
-      <w:r>
-        <w:rPr>
-          <w:rStyle w:val="-"/>
-          <w:rFonts w:ascii="Constantia" w:hAnsi="Constantia"/>
-          <w:strike/>
-          <w:color w:val="FF0000"/>
-          <w:sz w:val="24"/>
-          <w:szCs w:val="24"/>
-        </w:rPr>
-        <w:t>papers</w:t>
-      </w:r>
-      <w:proofErr w:type="spellEnd"/>
+          <w:rStyle w:val="9"/>
+          <w:rFonts w:ascii="Constantia" w:hAnsi="Constantia"/>
+          <w:strike/>
+          <w:color w:val="FF0000"/>
+          <w:sz w:val="24"/>
+          <w:szCs w:val="24"/>
+        </w:rPr>
+        <w:t>terra papers</w:t>
+      </w:r>
       <w:r>
         <w:rPr>
           <w:rFonts w:ascii="Constantia" w:hAnsi="Constantia"/>
@@ -4735,7 +3453,7 @@
         <w:shd w:val="clear" w:color="auto" w:fill="FFFFFF"/>
         <w:spacing w:after="0"/>
         <w:rPr>
-          <w:rStyle w:val="post-labels"/>
+          <w:rStyle w:val="18"/>
           <w:rFonts w:ascii="Constantia" w:hAnsi="Constantia"/>
           <w:strike/>
           <w:color w:val="FF0000"/>
@@ -4746,7 +3464,7 @@
       </w:pPr>
       <w:r>
         <w:rPr>
-          <w:rStyle w:val="post-labels"/>
+          <w:rStyle w:val="18"/>
           <w:rFonts w:ascii="Constantia" w:hAnsi="Constantia"/>
           <w:strike/>
           <w:color w:val="FF0000"/>
@@ -4754,11 +3472,11 @@
           <w:szCs w:val="24"/>
           <w:u w:val="single"/>
         </w:rPr>
-        <w:t xml:space="preserve">               </w:t>
-      </w:r>
-      <w:r>
-        <w:rPr>
-          <w:rStyle w:val="post-labels"/>
+        <w:t xml:space="preserve">               Ετικέτες </w:t>
+      </w:r>
+      <w:r>
+        <w:rPr>
+          <w:rStyle w:val="18"/>
           <w:rFonts w:ascii="Constantia" w:hAnsi="Constantia"/>
           <w:strike/>
           <w:color w:val="FF0000"/>
@@ -4766,12 +3484,11 @@
           <w:szCs w:val="24"/>
           <w:u w:val="single"/>
         </w:rPr>
-        <w:t>Ετικέτες </w:t>
-      </w:r>
-      <w:proofErr w:type="spellStart"/>
-      <w:r>
-        <w:rPr>
-          <w:rStyle w:val="post-labels"/>
+        <w:fldChar w:fldCharType="begin"/>
+      </w:r>
+      <w:r>
+        <w:rPr>
+          <w:rStyle w:val="18"/>
           <w:rFonts w:ascii="Constantia" w:hAnsi="Constantia"/>
           <w:strike/>
           <w:color w:val="FF0000"/>
@@ -4779,11 +3496,11 @@
           <w:szCs w:val="24"/>
           <w:u w:val="single"/>
         </w:rPr>
-        <w:fldChar w:fldCharType="begin"/>
-      </w:r>
-      <w:r>
-        <w:rPr>
-          <w:rStyle w:val="post-labels"/>
+        <w:instrText xml:space="preserve"> HYPERLINK "https://diet-web.blogspot.com/search/label/Clinical%20Nutrition" </w:instrText>
+      </w:r>
+      <w:r>
+        <w:rPr>
+          <w:rStyle w:val="18"/>
           <w:rFonts w:ascii="Constantia" w:hAnsi="Constantia"/>
           <w:strike/>
           <w:color w:val="FF0000"/>
@@ -4791,59 +3508,22 @@
           <w:szCs w:val="24"/>
           <w:u w:val="single"/>
         </w:rPr>
-        <w:instrText xml:space="preserve"> HYPERLINK "https://diet-web.blogspot.com/search/label/Clinical%20Nutrition" </w:instrText>
-      </w:r>
-      <w:r>
-        <w:rPr>
-          <w:rStyle w:val="post-labels"/>
-          <w:rFonts w:ascii="Constantia" w:hAnsi="Constantia"/>
-          <w:strike/>
-          <w:color w:val="FF0000"/>
-          <w:sz w:val="24"/>
-          <w:szCs w:val="24"/>
-          <w:u w:val="single"/>
-        </w:rPr>
         <w:fldChar w:fldCharType="separate"/>
       </w:r>
       <w:r>
         <w:rPr>
-          <w:rStyle w:val="-"/>
-          <w:rFonts w:ascii="Constantia" w:hAnsi="Constantia"/>
-          <w:strike/>
-          <w:color w:val="FF0000"/>
-          <w:sz w:val="24"/>
-          <w:szCs w:val="24"/>
-        </w:rPr>
-        <w:t>Clinical</w:t>
-      </w:r>
-      <w:proofErr w:type="spellEnd"/>
-      <w:r>
-        <w:rPr>
-          <w:rStyle w:val="-"/>
-          <w:rFonts w:ascii="Constantia" w:hAnsi="Constantia"/>
-          <w:strike/>
-          <w:color w:val="FF0000"/>
-          <w:sz w:val="24"/>
-          <w:szCs w:val="24"/>
-        </w:rPr>
-        <w:t xml:space="preserve"> </w:t>
-      </w:r>
-      <w:proofErr w:type="spellStart"/>
-      <w:r>
-        <w:rPr>
-          <w:rStyle w:val="-"/>
-          <w:rFonts w:ascii="Constantia" w:hAnsi="Constantia"/>
-          <w:strike/>
-          <w:color w:val="FF0000"/>
-          <w:sz w:val="24"/>
-          <w:szCs w:val="24"/>
-        </w:rPr>
-        <w:t>Nutrition</w:t>
-      </w:r>
-      <w:proofErr w:type="spellEnd"/>
-      <w:r>
-        <w:rPr>
-          <w:rStyle w:val="post-labels"/>
+          <w:rStyle w:val="9"/>
+          <w:rFonts w:ascii="Constantia" w:hAnsi="Constantia"/>
+          <w:strike/>
+          <w:color w:val="FF0000"/>
+          <w:sz w:val="24"/>
+          <w:szCs w:val="24"/>
+        </w:rPr>
+        <w:t>Clinical Nutrition</w:t>
+      </w:r>
+      <w:r>
+        <w:rPr>
+          <w:rStyle w:val="18"/>
           <w:rFonts w:ascii="Constantia" w:hAnsi="Constantia"/>
           <w:strike/>
           <w:color w:val="FF0000"/>
@@ -4859,7 +3539,7 @@
         <w:shd w:val="clear" w:color="auto" w:fill="FFFFFF"/>
         <w:spacing w:after="0"/>
         <w:rPr>
-          <w:rStyle w:val="post-labels"/>
+          <w:rStyle w:val="18"/>
           <w:rFonts w:ascii="Constantia" w:hAnsi="Constantia"/>
           <w:color w:val="FF0000"/>
           <w:sz w:val="24"/>
@@ -4873,7 +3553,7 @@
         <w:shd w:val="clear" w:color="auto" w:fill="FFFFFF"/>
         <w:spacing w:after="0"/>
         <w:rPr>
-          <w:rStyle w:val="post-labels"/>
+          <w:rStyle w:val="18"/>
           <w:rFonts w:ascii="Constantia" w:hAnsi="Constantia"/>
           <w:color w:val="FF0000"/>
           <w:sz w:val="24"/>
@@ -4884,19 +3564,19 @@
     </w:p>
     <w:p>
       <w:pPr>
-        <w:pStyle w:val="a4"/>
+        <w:pStyle w:val="20"/>
         <w:numPr>
           <w:ilvl w:val="0"/>
           <w:numId w:val="1"/>
         </w:numPr>
         <w:pBdr>
-          <w:top w:val="single" w:sz="2" w:space="0" w:color="EEEEEE"/>
+          <w:top w:val="single" w:color="EEEEEE" w:sz="2" w:space="0"/>
         </w:pBdr>
         <w:spacing w:after="0" w:line="240" w:lineRule="auto"/>
         <w:ind w:right="-173"/>
         <w:outlineLvl w:val="1"/>
         <w:rPr>
-          <w:rFonts w:ascii="Constantia" w:eastAsia="Times New Roman" w:hAnsi="Constantia" w:cs="Times New Roman"/>
+          <w:rFonts w:ascii="Constantia" w:hAnsi="Constantia" w:eastAsia="Times New Roman" w:cs="Times New Roman"/>
           <w:b/>
           <w:bCs/>
           <w:color w:val="002060"/>
@@ -4907,7 +3587,7 @@
       </w:pPr>
       <w:r>
         <w:rPr>
-          <w:rFonts w:ascii="Constantia" w:eastAsia="Times New Roman" w:hAnsi="Constantia" w:cs="Times New Roman"/>
+          <w:rFonts w:ascii="Constantia" w:hAnsi="Constantia" w:eastAsia="Times New Roman" w:cs="Times New Roman"/>
           <w:b/>
           <w:bCs/>
           <w:color w:val="002060"/>
@@ -4923,7 +3603,7 @@
         <w:spacing w:after="0" w:line="240" w:lineRule="auto"/>
         <w:outlineLvl w:val="2"/>
         <w:rPr>
-          <w:rFonts w:ascii="Constantia" w:eastAsia="Times New Roman" w:hAnsi="Constantia" w:cs="Times New Roman"/>
+          <w:rFonts w:ascii="Constantia" w:hAnsi="Constantia" w:eastAsia="Times New Roman" w:cs="Times New Roman"/>
           <w:b/>
           <w:bCs/>
           <w:color w:val="3333FF"/>
@@ -4937,7 +3617,7 @@
       <w:bookmarkEnd w:id="9"/>
       <w:r>
         <w:rPr>
-          <w:rFonts w:ascii="Constantia" w:eastAsia="Times New Roman" w:hAnsi="Constantia" w:cs="Times New Roman"/>
+          <w:rFonts w:ascii="Constantia" w:hAnsi="Constantia" w:eastAsia="Times New Roman" w:cs="Times New Roman"/>
           <w:b/>
           <w:bCs/>
           <w:color w:val="3333FF"/>
@@ -4971,20 +3651,8 @@
           <w:szCs w:val="24"/>
           <w:shd w:val="clear" w:color="auto" w:fill="FFFFFF"/>
         </w:rPr>
-        <w:t xml:space="preserve">             </w:t>
-      </w:r>
-      <w:r>
-        <w:rPr>
-          <w:rFonts w:ascii="Constantia" w:hAnsi="Constantia"/>
-          <w:strike/>
-          <w:color w:val="FF0000"/>
-          <w:sz w:val="24"/>
-          <w:szCs w:val="24"/>
-          <w:shd w:val="clear" w:color="auto" w:fill="FFFFFF"/>
-        </w:rPr>
-        <w:t>Άρθρο που δημοσιεύτηκε στο </w:t>
-      </w:r>
-      <w:proofErr w:type="spellStart"/>
+        <w:t xml:space="preserve">             Άρθρο που δημοσιεύτηκε στο </w:t>
+      </w:r>
       <w:r>
         <w:rPr>
           <w:rFonts w:ascii="Constantia" w:hAnsi="Constantia"/>
@@ -5017,7 +3685,7 @@
       </w:r>
       <w:r>
         <w:rPr>
-          <w:rStyle w:val="-"/>
+          <w:rStyle w:val="9"/>
           <w:rFonts w:ascii="Constantia" w:hAnsi="Constantia"/>
           <w:strike/>
           <w:color w:val="FF0000"/>
@@ -5027,7 +3695,6 @@
         </w:rPr>
         <w:t>edwhellas.gr</w:t>
       </w:r>
-      <w:proofErr w:type="spellEnd"/>
       <w:r>
         <w:rPr>
           <w:rFonts w:ascii="Constantia" w:hAnsi="Constantia"/>
@@ -5049,20 +3716,39 @@
         </w:rPr>
         <w:t> και στο </w:t>
       </w:r>
-      <w:hyperlink r:id="rId10" w:tgtFrame="_blank" w:history="1">
-        <w:r>
-          <w:rPr>
-            <w:rStyle w:val="-"/>
-            <w:rFonts w:ascii="Constantia" w:hAnsi="Constantia"/>
-            <w:strike/>
-            <w:color w:val="FF0000"/>
-            <w:sz w:val="24"/>
-            <w:szCs w:val="24"/>
-            <w:shd w:val="clear" w:color="auto" w:fill="FFFFFF"/>
-          </w:rPr>
-          <w:t>terrapapers.com</w:t>
-        </w:r>
-      </w:hyperlink>
+      <w:r>
+        <w:fldChar w:fldCharType="begin"/>
+      </w:r>
+      <w:r>
+        <w:instrText xml:space="preserve"> HYPERLINK "http://www.terrapapers.com/" \t "_blank" </w:instrText>
+      </w:r>
+      <w:r>
+        <w:fldChar w:fldCharType="separate"/>
+      </w:r>
+      <w:r>
+        <w:rPr>
+          <w:rStyle w:val="9"/>
+          <w:rFonts w:ascii="Constantia" w:hAnsi="Constantia"/>
+          <w:strike/>
+          <w:color w:val="FF0000"/>
+          <w:sz w:val="24"/>
+          <w:szCs w:val="24"/>
+          <w:shd w:val="clear" w:color="auto" w:fill="FFFFFF"/>
+        </w:rPr>
+        <w:t>terrapapers.com</w:t>
+      </w:r>
+      <w:r>
+        <w:rPr>
+          <w:rStyle w:val="9"/>
+          <w:rFonts w:ascii="Constantia" w:hAnsi="Constantia"/>
+          <w:strike/>
+          <w:color w:val="FF0000"/>
+          <w:sz w:val="24"/>
+          <w:szCs w:val="24"/>
+          <w:shd w:val="clear" w:color="auto" w:fill="FFFFFF"/>
+        </w:rPr>
+        <w:fldChar w:fldCharType="end"/>
+      </w:r>
     </w:p>
     <w:p>
       <w:pPr>
@@ -5085,20 +3771,8 @@
           <w:szCs w:val="24"/>
           <w:shd w:val="clear" w:color="auto" w:fill="FFFFFF"/>
         </w:rPr>
-        <w:t xml:space="preserve">              </w:t>
-      </w:r>
-      <w:r>
-        <w:rPr>
-          <w:rFonts w:ascii="Constantia" w:hAnsi="Constantia"/>
-          <w:strike/>
-          <w:color w:val="FF0000"/>
-          <w:sz w:val="24"/>
-          <w:szCs w:val="24"/>
-          <w:shd w:val="clear" w:color="auto" w:fill="FFFFFF"/>
-        </w:rPr>
-        <w:t>Ετικέτες </w:t>
-      </w:r>
-      <w:proofErr w:type="spellStart"/>
+        <w:t xml:space="preserve">              Ετικέτες </w:t>
+      </w:r>
       <w:r>
         <w:rPr>
           <w:rFonts w:ascii="Constantia" w:hAnsi="Constantia"/>
@@ -5131,43 +3805,16 @@
       </w:r>
       <w:r>
         <w:rPr>
-          <w:rStyle w:val="-"/>
-          <w:rFonts w:ascii="Constantia" w:hAnsi="Constantia"/>
-          <w:strike/>
-          <w:color w:val="FF0000"/>
-          <w:sz w:val="24"/>
-          <w:szCs w:val="24"/>
-          <w:shd w:val="clear" w:color="auto" w:fill="FFFFFF"/>
-        </w:rPr>
-        <w:t>Clinical</w:t>
-      </w:r>
-      <w:proofErr w:type="spellEnd"/>
-      <w:r>
-        <w:rPr>
-          <w:rStyle w:val="-"/>
-          <w:rFonts w:ascii="Constantia" w:hAnsi="Constantia"/>
-          <w:strike/>
-          <w:color w:val="FF0000"/>
-          <w:sz w:val="24"/>
-          <w:szCs w:val="24"/>
-          <w:shd w:val="clear" w:color="auto" w:fill="FFFFFF"/>
-        </w:rPr>
-        <w:t xml:space="preserve"> </w:t>
-      </w:r>
-      <w:proofErr w:type="spellStart"/>
-      <w:r>
-        <w:rPr>
-          <w:rStyle w:val="-"/>
-          <w:rFonts w:ascii="Constantia" w:hAnsi="Constantia"/>
-          <w:strike/>
-          <w:color w:val="FF0000"/>
-          <w:sz w:val="24"/>
-          <w:szCs w:val="24"/>
-          <w:shd w:val="clear" w:color="auto" w:fill="FFFFFF"/>
-        </w:rPr>
-        <w:t>Nutrition</w:t>
-      </w:r>
-      <w:proofErr w:type="spellEnd"/>
+          <w:rStyle w:val="9"/>
+          <w:rFonts w:ascii="Constantia" w:hAnsi="Constantia"/>
+          <w:strike/>
+          <w:color w:val="FF0000"/>
+          <w:sz w:val="24"/>
+          <w:szCs w:val="24"/>
+          <w:shd w:val="clear" w:color="auto" w:fill="FFFFFF"/>
+        </w:rPr>
+        <w:t>Clinical Nutrition</w:t>
+      </w:r>
       <w:r>
         <w:rPr>
           <w:rFonts w:ascii="Constantia" w:hAnsi="Constantia"/>
@@ -5184,7 +3831,7 @@
         <w:shd w:val="clear" w:color="auto" w:fill="FFFFFF"/>
         <w:spacing w:after="0" w:line="240" w:lineRule="auto"/>
         <w:rPr>
-          <w:rFonts w:ascii="Constantia" w:eastAsia="Times New Roman" w:hAnsi="Constantia" w:cs="Times New Roman"/>
+          <w:rFonts w:ascii="Constantia" w:hAnsi="Constantia" w:eastAsia="Times New Roman" w:cs="Times New Roman"/>
           <w:color w:val="002060"/>
           <w:sz w:val="24"/>
           <w:szCs w:val="24"/>
@@ -5197,29 +3844,29 @@
         <w:shd w:val="clear" w:color="auto" w:fill="FFFFFF"/>
         <w:spacing w:after="0" w:line="240" w:lineRule="auto"/>
         <w:rPr>
-          <w:rFonts w:ascii="Constantia" w:eastAsia="Times New Roman" w:hAnsi="Constantia" w:cs="Times New Roman"/>
-          <w:color w:val="002060"/>
-          <w:sz w:val="24"/>
-          <w:szCs w:val="24"/>
-          <w:lang w:eastAsia="el-GR"/>
-        </w:rPr>
-      </w:pPr>
-    </w:p>
-    <w:p>
-      <w:pPr>
-        <w:pStyle w:val="a4"/>
+          <w:rFonts w:ascii="Constantia" w:hAnsi="Constantia" w:eastAsia="Times New Roman" w:cs="Times New Roman"/>
+          <w:color w:val="002060"/>
+          <w:sz w:val="24"/>
+          <w:szCs w:val="24"/>
+          <w:lang w:eastAsia="el-GR"/>
+        </w:rPr>
+      </w:pPr>
+    </w:p>
+    <w:p>
+      <w:pPr>
+        <w:pStyle w:val="20"/>
         <w:numPr>
           <w:ilvl w:val="0"/>
           <w:numId w:val="1"/>
         </w:numPr>
         <w:pBdr>
-          <w:top w:val="single" w:sz="2" w:space="0" w:color="EEEEEE"/>
+          <w:top w:val="single" w:color="EEEEEE" w:sz="2" w:space="0"/>
         </w:pBdr>
         <w:spacing w:after="0" w:line="240" w:lineRule="auto"/>
         <w:ind w:right="-173"/>
         <w:outlineLvl w:val="1"/>
         <w:rPr>
-          <w:rFonts w:ascii="Constantia" w:eastAsia="Times New Roman" w:hAnsi="Constantia" w:cs="Times New Roman"/>
+          <w:rFonts w:ascii="Constantia" w:hAnsi="Constantia" w:eastAsia="Times New Roman" w:cs="Times New Roman"/>
           <w:b/>
           <w:bCs/>
           <w:color w:val="002060"/>
@@ -5230,7 +3877,7 @@
       </w:pPr>
       <w:r>
         <w:rPr>
-          <w:rFonts w:ascii="Constantia" w:eastAsia="Times New Roman" w:hAnsi="Constantia" w:cs="Times New Roman"/>
+          <w:rFonts w:ascii="Constantia" w:hAnsi="Constantia" w:eastAsia="Times New Roman" w:cs="Times New Roman"/>
           <w:b/>
           <w:bCs/>
           <w:color w:val="002060"/>
@@ -5246,7 +3893,7 @@
         <w:spacing w:after="0" w:line="240" w:lineRule="auto"/>
         <w:outlineLvl w:val="2"/>
         <w:rPr>
-          <w:rFonts w:ascii="Constantia" w:eastAsia="Times New Roman" w:hAnsi="Constantia" w:cs="Times New Roman"/>
+          <w:rFonts w:ascii="Constantia" w:hAnsi="Constantia" w:eastAsia="Times New Roman" w:cs="Times New Roman"/>
           <w:b/>
           <w:bCs/>
           <w:color w:val="3333FF"/>
@@ -5260,7 +3907,7 @@
       <w:bookmarkEnd w:id="10"/>
       <w:r>
         <w:rPr>
-          <w:rFonts w:ascii="Constantia" w:eastAsia="Times New Roman" w:hAnsi="Constantia" w:cs="Times New Roman"/>
+          <w:rFonts w:ascii="Constantia" w:hAnsi="Constantia" w:eastAsia="Times New Roman" w:cs="Times New Roman"/>
           <w:b/>
           <w:bCs/>
           <w:color w:val="3333FF"/>
@@ -5294,76 +3941,17 @@
           <w:szCs w:val="24"/>
           <w:shd w:val="clear" w:color="auto" w:fill="FFFFFF"/>
         </w:rPr>
-        <w:t xml:space="preserve">           </w:t>
-      </w:r>
-      <w:r>
-        <w:rPr>
-          <w:rFonts w:ascii="Constantia" w:hAnsi="Constantia"/>
-          <w:strike/>
-          <w:color w:val="FF0000"/>
-          <w:sz w:val="24"/>
-          <w:szCs w:val="24"/>
-          <w:shd w:val="clear" w:color="auto" w:fill="FFFFFF"/>
-        </w:rPr>
-        <w:t>Ο Διατροφολόγος σας είναι εκείνος που μπορεί να σας συμβουλέψει επάνω στα προγράμματα αποκλειστικά προσωπικής Διατροφής, Συμπληρωμάτων Διατροφής και Βοτάνων και είναι καλό να ξεκινήσετε κάνοντας έλεγχο *</w:t>
-      </w:r>
-      <w:proofErr w:type="spellStart"/>
-      <w:r>
-        <w:rPr>
-          <w:rFonts w:ascii="Constantia" w:hAnsi="Constantia"/>
-          <w:strike/>
-          <w:color w:val="FF0000"/>
-          <w:sz w:val="24"/>
-          <w:szCs w:val="24"/>
-          <w:shd w:val="clear" w:color="auto" w:fill="FFFFFF"/>
-        </w:rPr>
-        <w:t>Sensitiv</w:t>
-      </w:r>
-      <w:proofErr w:type="spellEnd"/>
-      <w:r>
-        <w:rPr>
-          <w:rFonts w:ascii="Constantia" w:hAnsi="Constantia"/>
-          <w:strike/>
-          <w:color w:val="FF0000"/>
-          <w:sz w:val="24"/>
-          <w:szCs w:val="24"/>
-          <w:shd w:val="clear" w:color="auto" w:fill="FFFFFF"/>
-        </w:rPr>
-        <w:t xml:space="preserve"> </w:t>
-      </w:r>
-      <w:proofErr w:type="spellStart"/>
-      <w:r>
-        <w:rPr>
-          <w:rFonts w:ascii="Constantia" w:hAnsi="Constantia"/>
-          <w:strike/>
-          <w:color w:val="FF0000"/>
-          <w:sz w:val="24"/>
-          <w:szCs w:val="24"/>
-          <w:shd w:val="clear" w:color="auto" w:fill="FFFFFF"/>
-        </w:rPr>
-        <w:t>Imago</w:t>
-      </w:r>
-      <w:proofErr w:type="spellEnd"/>
-      <w:r>
-        <w:rPr>
-          <w:rFonts w:ascii="Constantia" w:hAnsi="Constantia"/>
-          <w:strike/>
-          <w:color w:val="FF0000"/>
-          <w:sz w:val="24"/>
-          <w:szCs w:val="24"/>
-          <w:shd w:val="clear" w:color="auto" w:fill="FFFFFF"/>
-        </w:rPr>
-        <w:t>.</w:t>
-      </w:r>
-      <w:r>
-        <w:rPr>
-          <w:rFonts w:ascii="Constantia" w:hAnsi="Constantia"/>
-          <w:strike/>
-          <w:color w:val="FF0000"/>
-          <w:sz w:val="24"/>
-          <w:szCs w:val="24"/>
-        </w:rPr>
-        <w:br/>
+        <w:t xml:space="preserve">           Ο Διατροφολόγος σας είναι εκείνος που μπορεί να σας συμβουλέψει επάνω στα προγράμματα αποκλειστικά προσωπικής Διατροφής, Συμπληρωμάτων Διατροφής και Βοτάνων και είναι καλό να ξεκινήσετε κάνοντας έλεγχο *Sensitiv Imago.</w:t>
+      </w:r>
+      <w:r>
+        <w:rPr>
+          <w:rFonts w:ascii="Constantia" w:hAnsi="Constantia"/>
+          <w:strike/>
+          <w:color w:val="FF0000"/>
+          <w:sz w:val="24"/>
+          <w:szCs w:val="24"/>
+        </w:rPr>
+        <w:br w:type="textWrapping"/>
       </w:r>
       <w:r>
         <w:rPr>
@@ -5384,76 +3972,28 @@
           <w:sz w:val="24"/>
           <w:szCs w:val="24"/>
         </w:rPr>
-        <w:br/>
-      </w:r>
-      <w:r>
-        <w:rPr>
-          <w:rFonts w:ascii="Constantia" w:hAnsi="Constantia"/>
-          <w:strike/>
-          <w:color w:val="FF0000"/>
-          <w:sz w:val="24"/>
-          <w:szCs w:val="24"/>
-          <w:shd w:val="clear" w:color="auto" w:fill="FFFFFF"/>
-        </w:rPr>
-        <w:t>Σε συνεννόηση με τον Διατροφολόγο σας, μετά από 3 μήνες είναι καλό να προχωρήσετε και πάλι σε έλεγχο *</w:t>
-      </w:r>
-      <w:proofErr w:type="spellStart"/>
-      <w:r>
-        <w:rPr>
-          <w:rFonts w:ascii="Constantia" w:hAnsi="Constantia"/>
-          <w:strike/>
-          <w:color w:val="FF0000"/>
-          <w:sz w:val="24"/>
-          <w:szCs w:val="24"/>
-          <w:shd w:val="clear" w:color="auto" w:fill="FFFFFF"/>
-        </w:rPr>
-        <w:t>Sensitiv</w:t>
-      </w:r>
-      <w:proofErr w:type="spellEnd"/>
-      <w:r>
-        <w:rPr>
-          <w:rFonts w:ascii="Constantia" w:hAnsi="Constantia"/>
-          <w:strike/>
-          <w:color w:val="FF0000"/>
-          <w:sz w:val="24"/>
-          <w:szCs w:val="24"/>
-          <w:shd w:val="clear" w:color="auto" w:fill="FFFFFF"/>
-        </w:rPr>
-        <w:t xml:space="preserve"> </w:t>
-      </w:r>
-      <w:proofErr w:type="spellStart"/>
-      <w:r>
-        <w:rPr>
-          <w:rFonts w:ascii="Constantia" w:hAnsi="Constantia"/>
-          <w:strike/>
-          <w:color w:val="FF0000"/>
-          <w:sz w:val="24"/>
-          <w:szCs w:val="24"/>
-          <w:shd w:val="clear" w:color="auto" w:fill="FFFFFF"/>
-        </w:rPr>
-        <w:t>Imago</w:t>
-      </w:r>
-      <w:proofErr w:type="spellEnd"/>
-      <w:r>
-        <w:rPr>
-          <w:rFonts w:ascii="Constantia" w:hAnsi="Constantia"/>
-          <w:strike/>
-          <w:color w:val="FF0000"/>
-          <w:sz w:val="24"/>
-          <w:szCs w:val="24"/>
-          <w:shd w:val="clear" w:color="auto" w:fill="FFFFFF"/>
-        </w:rPr>
-        <w:t xml:space="preserve"> για να βεβαιωθείτε για την πρόοδό σας και να προσαρμόσετε το πρόγραμμα διατροφής και συμπληρωμάτων, αναλόγως.</w:t>
-      </w:r>
-      <w:r>
-        <w:rPr>
-          <w:rFonts w:ascii="Constantia" w:hAnsi="Constantia"/>
-          <w:strike/>
-          <w:color w:val="FF0000"/>
-          <w:sz w:val="24"/>
-          <w:szCs w:val="24"/>
-        </w:rPr>
-        <w:br/>
+        <w:br w:type="textWrapping"/>
+      </w:r>
+      <w:r>
+        <w:rPr>
+          <w:rFonts w:ascii="Constantia" w:hAnsi="Constantia"/>
+          <w:strike/>
+          <w:color w:val="FF0000"/>
+          <w:sz w:val="24"/>
+          <w:szCs w:val="24"/>
+          <w:shd w:val="clear" w:color="auto" w:fill="FFFFFF"/>
+        </w:rPr>
+        <w:t>Σε συνεννόηση με τον Διατροφολόγο σας, μετά από 3 μήνες είναι καλό να προχωρήσετε και πάλι σε έλεγχο *Sensitiv Imago για να βεβαιωθείτε για την πρόοδό σας και να προσαρμόσετε το πρόγραμμα διατροφής και συμπληρωμάτων, αναλόγως.</w:t>
+      </w:r>
+      <w:r>
+        <w:rPr>
+          <w:rFonts w:ascii="Constantia" w:hAnsi="Constantia"/>
+          <w:strike/>
+          <w:color w:val="FF0000"/>
+          <w:sz w:val="24"/>
+          <w:szCs w:val="24"/>
+        </w:rPr>
+        <w:br w:type="textWrapping"/>
       </w:r>
       <w:r>
         <w:rPr>
@@ -5465,59 +4005,49 @@
         </w:rPr>
         <w:t xml:space="preserve">            </w:t>
       </w:r>
-      <w:hyperlink r:id="rId11" w:tgtFrame="_blank" w:history="1">
-        <w:proofErr w:type="spellStart"/>
-        <w:r>
-          <w:rPr>
-            <w:rStyle w:val="-"/>
-            <w:rFonts w:ascii="Constantia" w:hAnsi="Constantia"/>
-            <w:b/>
-            <w:strike/>
-            <w:color w:val="FF0000"/>
-            <w:sz w:val="24"/>
-            <w:szCs w:val="24"/>
-            <w:shd w:val="clear" w:color="auto" w:fill="FFFFFF"/>
-          </w:rPr>
-          <w:t>Sensitiv</w:t>
-        </w:r>
-        <w:proofErr w:type="spellEnd"/>
-        <w:r>
-          <w:rPr>
-            <w:rStyle w:val="-"/>
-            <w:rFonts w:ascii="Constantia" w:hAnsi="Constantia"/>
-            <w:b/>
-            <w:strike/>
-            <w:color w:val="FF0000"/>
-            <w:sz w:val="24"/>
-            <w:szCs w:val="24"/>
-            <w:shd w:val="clear" w:color="auto" w:fill="FFFFFF"/>
-          </w:rPr>
-          <w:t xml:space="preserve"> </w:t>
-        </w:r>
-        <w:proofErr w:type="spellStart"/>
-        <w:r>
-          <w:rPr>
-            <w:rStyle w:val="-"/>
-            <w:rFonts w:ascii="Constantia" w:hAnsi="Constantia"/>
-            <w:b/>
-            <w:strike/>
-            <w:color w:val="FF0000"/>
-            <w:sz w:val="24"/>
-            <w:szCs w:val="24"/>
-            <w:shd w:val="clear" w:color="auto" w:fill="FFFFFF"/>
-          </w:rPr>
-          <w:t>Imago</w:t>
-        </w:r>
-        <w:proofErr w:type="spellEnd"/>
-      </w:hyperlink>
-      <w:r>
-        <w:rPr>
-          <w:rFonts w:ascii="Constantia" w:hAnsi="Constantia"/>
-          <w:color w:val="002060"/>
-          <w:sz w:val="24"/>
-          <w:szCs w:val="24"/>
-        </w:rPr>
-        <w:br/>
+      <w:r>
+        <w:fldChar w:fldCharType="begin"/>
+      </w:r>
+      <w:r>
+        <w:instrText xml:space="preserve"> HYPERLINK "http://diet-web.blogspot.gr/p/sensitiv-imago.html" \t "_blank" </w:instrText>
+      </w:r>
+      <w:r>
+        <w:fldChar w:fldCharType="separate"/>
+      </w:r>
+      <w:r>
+        <w:rPr>
+          <w:rStyle w:val="9"/>
+          <w:rFonts w:ascii="Constantia" w:hAnsi="Constantia"/>
+          <w:b/>
+          <w:strike/>
+          <w:color w:val="FF0000"/>
+          <w:sz w:val="24"/>
+          <w:szCs w:val="24"/>
+          <w:shd w:val="clear" w:color="auto" w:fill="FFFFFF"/>
+        </w:rPr>
+        <w:t>Sensitiv Imago</w:t>
+      </w:r>
+      <w:r>
+        <w:rPr>
+          <w:rStyle w:val="9"/>
+          <w:rFonts w:ascii="Constantia" w:hAnsi="Constantia"/>
+          <w:b/>
+          <w:strike/>
+          <w:color w:val="FF0000"/>
+          <w:sz w:val="24"/>
+          <w:szCs w:val="24"/>
+          <w:shd w:val="clear" w:color="auto" w:fill="FFFFFF"/>
+        </w:rPr>
+        <w:fldChar w:fldCharType="end"/>
+      </w:r>
+      <w:r>
+        <w:rPr>
+          <w:rFonts w:ascii="Constantia" w:hAnsi="Constantia"/>
+          <w:color w:val="002060"/>
+          <w:sz w:val="24"/>
+          <w:szCs w:val="24"/>
+        </w:rPr>
+        <w:br w:type="textWrapping"/>
       </w:r>
     </w:p>
     <w:p>
@@ -5539,7 +4069,7 @@
         <w:shd w:val="clear" w:color="auto" w:fill="FFFFFF"/>
         <w:spacing w:after="0" w:line="240" w:lineRule="auto"/>
         <w:rPr>
-          <w:rFonts w:ascii="Constantia" w:eastAsia="Times New Roman" w:hAnsi="Constantia" w:cs="Times New Roman"/>
+          <w:rFonts w:ascii="Constantia" w:hAnsi="Constantia" w:eastAsia="Times New Roman" w:cs="Times New Roman"/>
           <w:color w:val="002060"/>
           <w:sz w:val="24"/>
           <w:szCs w:val="24"/>
@@ -5549,13 +4079,13 @@
     </w:p>
     <w:p>
       <w:pPr>
-        <w:pStyle w:val="2"/>
+        <w:pStyle w:val="3"/>
         <w:numPr>
           <w:ilvl w:val="0"/>
           <w:numId w:val="1"/>
         </w:numPr>
         <w:pBdr>
-          <w:top w:val="single" w:sz="2" w:space="0" w:color="EEEEEE"/>
+          <w:top w:val="single" w:color="EEEEEE" w:sz="2" w:space="0"/>
         </w:pBdr>
         <w:spacing w:before="0" w:beforeAutospacing="0" w:after="0" w:afterAutospacing="0"/>
         <w:ind w:right="-173"/>
@@ -5578,212 +4108,242 @@
     </w:p>
     <w:p>
       <w:pPr>
+        <w:pStyle w:val="4"/>
+        <w:spacing w:before="0" w:beforeAutospacing="0" w:after="0" w:afterAutospacing="0"/>
+        <w:rPr>
+          <w:rFonts w:ascii="Constantia" w:hAnsi="Constantia"/>
+          <w:color w:val="3333FF"/>
+          <w:sz w:val="24"/>
+          <w:szCs w:val="24"/>
+          <w:u w:val="single"/>
+        </w:rPr>
+      </w:pPr>
+      <w:r>
+        <w:rPr>
+          <w:rFonts w:ascii="Constantia" w:hAnsi="Constantia"/>
+          <w:color w:val="3333FF"/>
+          <w:sz w:val="24"/>
+          <w:szCs w:val="24"/>
+          <w:u w:val="single"/>
+        </w:rPr>
+        <w:t>Το πάχος ξεκινά και ρυθμίζεται από τον εγκέφαλο</w:t>
+      </w:r>
+    </w:p>
+    <w:p>
+      <w:pPr>
+        <w:spacing w:after="0"/>
+        <w:rPr>
+          <w:rFonts w:ascii="Constantia" w:hAnsi="Constantia"/>
+          <w:color w:val="002060"/>
+          <w:sz w:val="24"/>
+          <w:szCs w:val="24"/>
+          <w:shd w:val="clear" w:color="auto" w:fill="FFFFFF"/>
+        </w:rPr>
+      </w:pPr>
+      <w:r>
+        <w:rPr>
+          <w:rFonts w:ascii="Constantia" w:hAnsi="Constantia"/>
+          <w:color w:val="002060"/>
+          <w:sz w:val="24"/>
+          <w:szCs w:val="24"/>
+          <w:shd w:val="clear" w:color="auto" w:fill="FFFFFF"/>
+        </w:rPr>
+        <w:t xml:space="preserve">Στο τέλος του άρθρου </w:t>
+      </w:r>
+      <w:r>
+        <w:rPr>
+          <w:rFonts w:ascii="Constantia" w:hAnsi="Constantia"/>
+          <w:b/>
+          <w:color w:val="002060"/>
+          <w:sz w:val="24"/>
+          <w:szCs w:val="24"/>
+          <w:shd w:val="clear" w:color="auto" w:fill="FFFFFF"/>
+        </w:rPr>
+        <w:t>ΣΒΗΣΕ:</w:t>
+      </w:r>
+      <w:r>
+        <w:rPr>
+          <w:rFonts w:ascii="Constantia" w:hAnsi="Constantia"/>
+          <w:color w:val="002060"/>
+          <w:sz w:val="24"/>
+          <w:szCs w:val="24"/>
+          <w:shd w:val="clear" w:color="auto" w:fill="FFFFFF"/>
+        </w:rPr>
+        <w:t xml:space="preserve"> </w:t>
+      </w:r>
+    </w:p>
+    <w:p>
+      <w:pPr>
+        <w:spacing w:after="0"/>
+        <w:rPr>
+          <w:rFonts w:ascii="Constantia" w:hAnsi="Constantia"/>
+          <w:b/>
+          <w:strike/>
+          <w:color w:val="FF0000"/>
+          <w:sz w:val="24"/>
+          <w:szCs w:val="24"/>
+          <w:shd w:val="clear" w:color="auto" w:fill="FFFFFF"/>
+          <w:lang w:val="en-US"/>
+        </w:rPr>
+      </w:pPr>
+      <w:r>
+        <w:rPr>
+          <w:rFonts w:ascii="Constantia" w:hAnsi="Constantia"/>
+          <w:b/>
+          <w:strike/>
+          <w:color w:val="FF0000"/>
+          <w:sz w:val="24"/>
+          <w:szCs w:val="24"/>
+        </w:rPr>
+        <w:t xml:space="preserve">            </w:t>
+      </w:r>
+      <w:r>
+        <w:fldChar w:fldCharType="begin"/>
+      </w:r>
+      <w:r>
+        <w:instrText xml:space="preserve"> HYPERLINK "http://www.terrapapers.com/" \t "_blank" </w:instrText>
+      </w:r>
+      <w:r>
+        <w:fldChar w:fldCharType="separate"/>
+      </w:r>
+      <w:r>
+        <w:rPr>
+          <w:rStyle w:val="9"/>
+          <w:rFonts w:ascii="Constantia" w:hAnsi="Constantia"/>
+          <w:b/>
+          <w:strike/>
+          <w:color w:val="FF0000"/>
+          <w:sz w:val="24"/>
+          <w:szCs w:val="24"/>
+          <w:shd w:val="clear" w:color="auto" w:fill="FFFFFF"/>
+          <w:lang w:val="en-US"/>
+        </w:rPr>
+        <w:t>TERRA PAPERS</w:t>
+      </w:r>
+      <w:r>
+        <w:rPr>
+          <w:rStyle w:val="9"/>
+          <w:rFonts w:ascii="Constantia" w:hAnsi="Constantia"/>
+          <w:b/>
+          <w:strike/>
+          <w:color w:val="FF0000"/>
+          <w:sz w:val="24"/>
+          <w:szCs w:val="24"/>
+          <w:shd w:val="clear" w:color="auto" w:fill="FFFFFF"/>
+          <w:lang w:val="en-US"/>
+        </w:rPr>
+        <w:fldChar w:fldCharType="end"/>
+      </w:r>
+    </w:p>
+    <w:p>
+      <w:pPr>
+        <w:spacing w:after="0"/>
+        <w:rPr>
+          <w:rFonts w:ascii="Constantia" w:hAnsi="Constantia"/>
+          <w:b/>
+          <w:strike/>
+          <w:color w:val="FF0000"/>
+          <w:sz w:val="24"/>
+          <w:szCs w:val="24"/>
+          <w:lang w:val="en-US"/>
+        </w:rPr>
+      </w:pPr>
+      <w:r>
+        <w:rPr>
+          <w:rFonts w:ascii="Constantia" w:hAnsi="Constantia"/>
+          <w:b/>
+          <w:strike/>
+          <w:color w:val="FF0000"/>
+          <w:sz w:val="24"/>
+          <w:szCs w:val="24"/>
+          <w:shd w:val="clear" w:color="auto" w:fill="FFFFFF"/>
+        </w:rPr>
+        <w:t xml:space="preserve">            Ετικέτες</w:t>
+      </w:r>
+      <w:r>
+        <w:rPr>
+          <w:rFonts w:ascii="Constantia" w:hAnsi="Constantia"/>
+          <w:b/>
+          <w:strike/>
+          <w:color w:val="FF0000"/>
+          <w:sz w:val="24"/>
+          <w:szCs w:val="24"/>
+          <w:shd w:val="clear" w:color="auto" w:fill="FFFFFF"/>
+          <w:lang w:val="en-US"/>
+        </w:rPr>
+        <w:t> </w:t>
+      </w:r>
+      <w:r>
+        <w:fldChar w:fldCharType="begin"/>
+      </w:r>
+      <w:r>
+        <w:instrText xml:space="preserve"> HYPERLINK "https://diet-web.blogspot.com/search/label/Diet%20Coaching" </w:instrText>
+      </w:r>
+      <w:r>
+        <w:fldChar w:fldCharType="separate"/>
+      </w:r>
+      <w:r>
+        <w:rPr>
+          <w:rStyle w:val="9"/>
+          <w:rFonts w:ascii="Constantia" w:hAnsi="Constantia"/>
+          <w:b/>
+          <w:strike/>
+          <w:color w:val="FF0000"/>
+          <w:sz w:val="24"/>
+          <w:szCs w:val="24"/>
+          <w:shd w:val="clear" w:color="auto" w:fill="FFFFFF"/>
+          <w:lang w:val="en-US"/>
+        </w:rPr>
+        <w:t>Diet Coaching</w:t>
+      </w:r>
+      <w:r>
+        <w:rPr>
+          <w:rStyle w:val="9"/>
+          <w:rFonts w:ascii="Constantia" w:hAnsi="Constantia"/>
+          <w:b/>
+          <w:strike/>
+          <w:color w:val="FF0000"/>
+          <w:sz w:val="24"/>
+          <w:szCs w:val="24"/>
+          <w:shd w:val="clear" w:color="auto" w:fill="FFFFFF"/>
+          <w:lang w:val="en-US"/>
+        </w:rPr>
+        <w:fldChar w:fldCharType="end"/>
+      </w:r>
+    </w:p>
+    <w:p>
+      <w:pPr>
+        <w:pStyle w:val="4"/>
+        <w:spacing w:before="0" w:beforeAutospacing="0" w:after="0" w:afterAutospacing="0"/>
+        <w:rPr>
+          <w:rFonts w:ascii="Constantia" w:hAnsi="Constantia"/>
+          <w:color w:val="002060"/>
+          <w:sz w:val="24"/>
+          <w:szCs w:val="24"/>
+        </w:rPr>
+      </w:pPr>
+    </w:p>
+    <w:p>
+      <w:pPr>
+        <w:pStyle w:val="4"/>
+        <w:spacing w:before="0" w:beforeAutospacing="0" w:after="0" w:afterAutospacing="0"/>
+        <w:rPr>
+          <w:rFonts w:ascii="Constantia" w:hAnsi="Constantia"/>
+          <w:color w:val="002060"/>
+          <w:sz w:val="24"/>
+          <w:szCs w:val="24"/>
+        </w:rPr>
+      </w:pPr>
+    </w:p>
+    <w:p>
+      <w:pPr>
         <w:pStyle w:val="3"/>
-        <w:spacing w:before="0" w:beforeAutospacing="0" w:after="0" w:afterAutospacing="0"/>
-        <w:rPr>
-          <w:rFonts w:ascii="Constantia" w:hAnsi="Constantia"/>
-          <w:color w:val="3333FF"/>
-          <w:sz w:val="24"/>
-          <w:szCs w:val="24"/>
-          <w:u w:val="single"/>
-        </w:rPr>
-      </w:pPr>
-      <w:r>
-        <w:rPr>
-          <w:rFonts w:ascii="Constantia" w:hAnsi="Constantia"/>
-          <w:color w:val="3333FF"/>
-          <w:sz w:val="24"/>
-          <w:szCs w:val="24"/>
-          <w:u w:val="single"/>
-        </w:rPr>
-        <w:t>Το πάχος ξεκινά και ρυθμίζεται από τον εγκέφαλο</w:t>
-      </w:r>
-    </w:p>
-    <w:p>
-      <w:pPr>
-        <w:spacing w:after="0"/>
-        <w:rPr>
-          <w:rFonts w:ascii="Constantia" w:hAnsi="Constantia"/>
-          <w:color w:val="002060"/>
-          <w:sz w:val="24"/>
-          <w:szCs w:val="24"/>
-          <w:shd w:val="clear" w:color="auto" w:fill="FFFFFF"/>
-        </w:rPr>
-      </w:pPr>
-      <w:r>
-        <w:rPr>
-          <w:rFonts w:ascii="Constantia" w:hAnsi="Constantia"/>
-          <w:color w:val="002060"/>
-          <w:sz w:val="24"/>
-          <w:szCs w:val="24"/>
-          <w:shd w:val="clear" w:color="auto" w:fill="FFFFFF"/>
-        </w:rPr>
-        <w:t xml:space="preserve">Στο τέλος του άρθρου </w:t>
-      </w:r>
-      <w:r>
-        <w:rPr>
-          <w:rFonts w:ascii="Constantia" w:hAnsi="Constantia"/>
-          <w:b/>
-          <w:color w:val="002060"/>
-          <w:sz w:val="24"/>
-          <w:szCs w:val="24"/>
-          <w:shd w:val="clear" w:color="auto" w:fill="FFFFFF"/>
-        </w:rPr>
-        <w:t>ΣΒΗΣΕ:</w:t>
-      </w:r>
-      <w:r>
-        <w:rPr>
-          <w:rFonts w:ascii="Constantia" w:hAnsi="Constantia"/>
-          <w:color w:val="002060"/>
-          <w:sz w:val="24"/>
-          <w:szCs w:val="24"/>
-          <w:shd w:val="clear" w:color="auto" w:fill="FFFFFF"/>
-        </w:rPr>
-        <w:t xml:space="preserve"> </w:t>
-      </w:r>
-    </w:p>
-    <w:p>
-      <w:pPr>
-        <w:spacing w:after="0"/>
-        <w:rPr>
-          <w:rFonts w:ascii="Constantia" w:hAnsi="Constantia"/>
-          <w:b/>
-          <w:strike/>
-          <w:color w:val="FF0000"/>
-          <w:sz w:val="24"/>
-          <w:szCs w:val="24"/>
-          <w:shd w:val="clear" w:color="auto" w:fill="FFFFFF"/>
-          <w:lang w:val="en-US"/>
-        </w:rPr>
-      </w:pPr>
-      <w:r>
-        <w:rPr>
-          <w:rFonts w:ascii="Constantia" w:hAnsi="Constantia"/>
-          <w:b/>
-          <w:strike/>
-          <w:color w:val="FF0000"/>
-          <w:sz w:val="24"/>
-          <w:szCs w:val="24"/>
-        </w:rPr>
-        <w:t xml:space="preserve">            </w:t>
-      </w:r>
-      <w:hyperlink r:id="rId12" w:tgtFrame="_blank" w:history="1">
-        <w:r>
-          <w:rPr>
-            <w:rStyle w:val="-"/>
-            <w:rFonts w:ascii="Constantia" w:hAnsi="Constantia"/>
-            <w:b/>
-            <w:strike/>
-            <w:color w:val="FF0000"/>
-            <w:sz w:val="24"/>
-            <w:szCs w:val="24"/>
-            <w:shd w:val="clear" w:color="auto" w:fill="FFFFFF"/>
-            <w:lang w:val="en-US"/>
-          </w:rPr>
-          <w:t>TERRA PAPERS</w:t>
-        </w:r>
-      </w:hyperlink>
-    </w:p>
-    <w:p>
-      <w:pPr>
-        <w:spacing w:after="0"/>
-        <w:rPr>
-          <w:rFonts w:ascii="Constantia" w:hAnsi="Constantia"/>
-          <w:b/>
-          <w:strike/>
-          <w:color w:val="FF0000"/>
-          <w:sz w:val="24"/>
-          <w:szCs w:val="24"/>
-          <w:lang w:val="en-US"/>
-        </w:rPr>
-      </w:pPr>
-      <w:r>
-        <w:rPr>
-          <w:rFonts w:ascii="Constantia" w:hAnsi="Constantia"/>
-          <w:b/>
-          <w:strike/>
-          <w:color w:val="FF0000"/>
-          <w:sz w:val="24"/>
-          <w:szCs w:val="24"/>
-          <w:shd w:val="clear" w:color="auto" w:fill="FFFFFF"/>
-        </w:rPr>
-        <w:t xml:space="preserve">            </w:t>
-      </w:r>
-      <w:r>
-        <w:rPr>
-          <w:rFonts w:ascii="Constantia" w:hAnsi="Constantia"/>
-          <w:b/>
-          <w:strike/>
-          <w:color w:val="FF0000"/>
-          <w:sz w:val="24"/>
-          <w:szCs w:val="24"/>
-          <w:shd w:val="clear" w:color="auto" w:fill="FFFFFF"/>
-        </w:rPr>
-        <w:t>Ετικέτες</w:t>
-      </w:r>
-      <w:r>
-        <w:rPr>
-          <w:rFonts w:ascii="Constantia" w:hAnsi="Constantia"/>
-          <w:b/>
-          <w:strike/>
-          <w:color w:val="FF0000"/>
-          <w:sz w:val="24"/>
-          <w:szCs w:val="24"/>
-          <w:shd w:val="clear" w:color="auto" w:fill="FFFFFF"/>
-          <w:lang w:val="en-US"/>
-        </w:rPr>
-        <w:t> </w:t>
-      </w:r>
-      <w:hyperlink r:id="rId13" w:history="1">
-        <w:r>
-          <w:rPr>
-            <w:rStyle w:val="-"/>
-            <w:rFonts w:ascii="Constantia" w:hAnsi="Constantia"/>
-            <w:b/>
-            <w:strike/>
-            <w:color w:val="FF0000"/>
-            <w:sz w:val="24"/>
-            <w:szCs w:val="24"/>
-            <w:shd w:val="clear" w:color="auto" w:fill="FFFFFF"/>
-            <w:lang w:val="en-US"/>
-          </w:rPr>
-          <w:t>Diet Coaching</w:t>
-        </w:r>
-      </w:hyperlink>
-    </w:p>
-    <w:p>
-      <w:pPr>
-        <w:pStyle w:val="3"/>
-        <w:spacing w:before="0" w:beforeAutospacing="0" w:after="0" w:afterAutospacing="0"/>
-        <w:rPr>
-          <w:rFonts w:ascii="Constantia" w:hAnsi="Constantia"/>
-          <w:color w:val="002060"/>
-          <w:sz w:val="24"/>
-          <w:szCs w:val="24"/>
-        </w:rPr>
-      </w:pPr>
-    </w:p>
-    <w:p>
-      <w:pPr>
-        <w:pStyle w:val="3"/>
-        <w:spacing w:before="0" w:beforeAutospacing="0" w:after="0" w:afterAutospacing="0"/>
-        <w:rPr>
-          <w:rFonts w:ascii="Constantia" w:hAnsi="Constantia"/>
-          <w:color w:val="002060"/>
-          <w:sz w:val="24"/>
-          <w:szCs w:val="24"/>
-        </w:rPr>
-      </w:pPr>
-    </w:p>
-    <w:p>
-      <w:pPr>
-        <w:pStyle w:val="2"/>
         <w:numPr>
           <w:ilvl w:val="0"/>
           <w:numId w:val="1"/>
         </w:numPr>
         <w:pBdr>
-          <w:top w:val="single" w:sz="2" w:space="0" w:color="EEEEEE"/>
+          <w:top w:val="single" w:color="EEEEEE" w:sz="2" w:space="0"/>
         </w:pBdr>
         <w:spacing w:before="0" w:beforeAutospacing="0" w:after="0" w:afterAutospacing="0"/>
         <w:ind w:right="-173"/>
@@ -5806,7 +4366,7 @@
     </w:p>
     <w:p>
       <w:pPr>
-        <w:pStyle w:val="3"/>
+        <w:pStyle w:val="4"/>
         <w:spacing w:before="0" w:beforeAutospacing="0" w:after="0" w:afterAutospacing="0"/>
         <w:rPr>
           <w:rFonts w:ascii="Constantia" w:hAnsi="Constantia"/>
@@ -5826,30 +4386,7 @@
           <w:szCs w:val="24"/>
           <w:u w:val="single"/>
         </w:rPr>
-        <w:lastRenderedPageBreak/>
-        <w:t xml:space="preserve">Η Διατροφή </w:t>
-      </w:r>
-      <w:proofErr w:type="spellStart"/>
-      <w:r>
-        <w:rPr>
-          <w:rFonts w:ascii="Constantia" w:hAnsi="Constantia"/>
-          <w:color w:val="3333FF"/>
-          <w:sz w:val="24"/>
-          <w:szCs w:val="24"/>
-          <w:u w:val="single"/>
-        </w:rPr>
-        <w:t>κατα</w:t>
-      </w:r>
-      <w:proofErr w:type="spellEnd"/>
-      <w:r>
-        <w:rPr>
-          <w:rFonts w:ascii="Constantia" w:hAnsi="Constantia"/>
-          <w:color w:val="3333FF"/>
-          <w:sz w:val="24"/>
-          <w:szCs w:val="24"/>
-          <w:u w:val="single"/>
-        </w:rPr>
-        <w:t xml:space="preserve"> της γρίπης</w:t>
+        <w:t>Η Διατροφή κατα της γρίπης</w:t>
       </w:r>
     </w:p>
     <w:p>
@@ -5900,40 +4437,28 @@
         <w:shd w:val="clear" w:color="auto" w:fill="FFFFFF"/>
         <w:spacing w:after="0" w:line="240" w:lineRule="auto"/>
         <w:rPr>
-          <w:rFonts w:ascii="Constantia" w:eastAsia="Times New Roman" w:hAnsi="Constantia" w:cs="Times New Roman"/>
-          <w:color w:val="002060"/>
-          <w:sz w:val="24"/>
-          <w:szCs w:val="24"/>
-          <w:lang w:eastAsia="el-GR"/>
-        </w:rPr>
-      </w:pPr>
-      <w:r>
-        <w:rPr>
-          <w:rFonts w:ascii="Constantia" w:eastAsia="Times New Roman" w:hAnsi="Constantia" w:cs="Times New Roman"/>
-          <w:b/>
-          <w:strike/>
-          <w:color w:val="FF0000"/>
-          <w:sz w:val="24"/>
-          <w:szCs w:val="24"/>
-          <w:lang w:eastAsia="el-GR"/>
-        </w:rPr>
-        <w:t xml:space="preserve">        </w:t>
-      </w:r>
-      <w:r>
-        <w:rPr>
-          <w:rFonts w:ascii="Constantia" w:eastAsia="Times New Roman" w:hAnsi="Constantia" w:cs="Times New Roman"/>
-          <w:b/>
-          <w:strike/>
-          <w:color w:val="FF0000"/>
-          <w:sz w:val="24"/>
-          <w:szCs w:val="24"/>
-          <w:lang w:eastAsia="el-GR"/>
-        </w:rPr>
-        <w:t>Επικοινώνησε μαζί μου να συζητήσουμε ποιές βιταμίνες είναι απαραίτητες για να θωρακίσεις την υγεία σου σε ατομικό επίπεδο στο 6975 301223</w:t>
-      </w:r>
-      <w:r>
-        <w:rPr>
-          <w:rFonts w:ascii="Constantia" w:eastAsia="Times New Roman" w:hAnsi="Constantia" w:cs="Times New Roman"/>
+          <w:rFonts w:ascii="Constantia" w:hAnsi="Constantia" w:eastAsia="Times New Roman" w:cs="Times New Roman"/>
+          <w:color w:val="002060"/>
+          <w:sz w:val="24"/>
+          <w:szCs w:val="24"/>
+          <w:lang w:eastAsia="el-GR"/>
+        </w:rPr>
+      </w:pPr>
+      <w:r>
+        <w:rPr>
+          <w:rFonts w:ascii="Constantia" w:hAnsi="Constantia" w:eastAsia="Times New Roman" w:cs="Times New Roman"/>
+          <w:b/>
+          <w:strike/>
+          <w:color w:val="FF0000"/>
+          <w:sz w:val="24"/>
+          <w:szCs w:val="24"/>
+          <w:lang w:eastAsia="el-GR"/>
+        </w:rPr>
+        <w:t xml:space="preserve">        Επικοινώνησε μαζί μου να συζητήσουμε ποιές βιταμίνες είναι απαραίτητες για να θωρακίσεις την υγεία σου σε ατομικό επίπεδο στο 6975 301223</w:t>
+      </w:r>
+      <w:r>
+        <w:rPr>
+          <w:rFonts w:ascii="Constantia" w:hAnsi="Constantia" w:eastAsia="Times New Roman" w:cs="Times New Roman"/>
           <w:strike/>
           <w:color w:val="002060"/>
           <w:sz w:val="24"/>
@@ -5944,7 +4469,7 @@
       </w:r>
       <w:r>
         <w:rPr>
-          <w:rFonts w:ascii="Constantia" w:eastAsia="Times New Roman" w:hAnsi="Constantia" w:cs="Times New Roman"/>
+          <w:rFonts w:ascii="Constantia" w:hAnsi="Constantia" w:eastAsia="Times New Roman" w:cs="Times New Roman"/>
           <w:b/>
           <w:strike/>
           <w:color w:val="FF0000"/>
@@ -5956,7 +4481,7 @@
       </w:r>
       <w:r>
         <w:rPr>
-          <w:rFonts w:ascii="Constantia" w:eastAsia="Times New Roman" w:hAnsi="Constantia" w:cs="Calibri"/>
+          <w:rFonts w:ascii="Constantia" w:hAnsi="Constantia" w:eastAsia="Times New Roman" w:cs="Calibri"/>
           <w:b/>
           <w:strike/>
           <w:color w:val="FF0000"/>
@@ -5968,17 +4493,17 @@
       </w:r>
       <w:r>
         <w:rPr>
-          <w:rFonts w:ascii="Constantia" w:eastAsia="Times New Roman" w:hAnsi="Constantia" w:cs="Times New Roman"/>
-          <w:color w:val="002060"/>
-          <w:sz w:val="24"/>
-          <w:szCs w:val="24"/>
-          <w:lang w:eastAsia="el-GR"/>
-        </w:rPr>
-        <w:br/>
-      </w:r>
-      <w:r>
-        <w:rPr>
-          <w:rFonts w:ascii="Constantia" w:eastAsia="Times New Roman" w:hAnsi="Constantia" w:cs="Times New Roman"/>
+          <w:rFonts w:ascii="Constantia" w:hAnsi="Constantia" w:eastAsia="Times New Roman" w:cs="Times New Roman"/>
+          <w:color w:val="002060"/>
+          <w:sz w:val="24"/>
+          <w:szCs w:val="24"/>
+          <w:lang w:eastAsia="el-GR"/>
+        </w:rPr>
+        <w:br w:type="textWrapping"/>
+      </w:r>
+      <w:r>
+        <w:rPr>
+          <w:rFonts w:ascii="Constantia" w:hAnsi="Constantia" w:eastAsia="Times New Roman" w:cs="Times New Roman"/>
           <w:b/>
           <w:color w:val="002060"/>
           <w:sz w:val="24"/>
@@ -5989,61 +4514,25 @@
       </w:r>
       <w:r>
         <w:rPr>
-          <w:rFonts w:ascii="Constantia" w:eastAsia="Times New Roman" w:hAnsi="Constantia" w:cs="Times New Roman"/>
-          <w:color w:val="002060"/>
-          <w:sz w:val="24"/>
-          <w:szCs w:val="24"/>
-          <w:lang w:eastAsia="el-GR"/>
-        </w:rPr>
-        <w:t xml:space="preserve"> </w:t>
-      </w:r>
-      <w:r>
-        <w:rPr>
-          <w:rFonts w:ascii="Constantia" w:eastAsia="Times New Roman" w:hAnsi="Constantia" w:cs="Times New Roman"/>
-          <w:color w:val="002060"/>
-          <w:sz w:val="24"/>
-          <w:szCs w:val="24"/>
-          <w:lang w:eastAsia="el-GR"/>
-        </w:rPr>
-        <w:t xml:space="preserve">      </w:t>
-      </w:r>
-      <w:r>
-        <w:rPr>
-          <w:rFonts w:ascii="Constantia" w:eastAsia="Times New Roman" w:hAnsi="Constantia" w:cs="Times New Roman"/>
-          <w:b/>
-          <w:strike/>
-          <w:color w:val="FF0000"/>
-          <w:sz w:val="24"/>
-          <w:szCs w:val="24"/>
-          <w:lang w:eastAsia="el-GR"/>
-        </w:rPr>
-        <w:t xml:space="preserve">(σύμβουλος κλινικής </w:t>
-      </w:r>
-      <w:proofErr w:type="spellStart"/>
-      <w:r>
-        <w:rPr>
-          <w:rFonts w:ascii="Constantia" w:eastAsia="Times New Roman" w:hAnsi="Constantia" w:cs="Times New Roman"/>
-          <w:b/>
-          <w:strike/>
-          <w:color w:val="FF0000"/>
-          <w:sz w:val="24"/>
-          <w:szCs w:val="24"/>
-          <w:lang w:eastAsia="el-GR"/>
-        </w:rPr>
-        <w:t>διατροφολογίας</w:t>
-      </w:r>
-      <w:proofErr w:type="spellEnd"/>
-      <w:r>
-        <w:rPr>
-          <w:rFonts w:ascii="Constantia" w:eastAsia="Times New Roman" w:hAnsi="Constantia" w:cs="Times New Roman"/>
-          <w:b/>
-          <w:strike/>
-          <w:color w:val="FF0000"/>
-          <w:sz w:val="24"/>
-          <w:szCs w:val="24"/>
-          <w:lang w:eastAsia="el-GR"/>
-        </w:rPr>
-        <w:t>)</w:t>
+          <w:rFonts w:ascii="Constantia" w:hAnsi="Constantia" w:eastAsia="Times New Roman" w:cs="Times New Roman"/>
+          <w:color w:val="002060"/>
+          <w:sz w:val="24"/>
+          <w:szCs w:val="24"/>
+          <w:lang w:eastAsia="el-GR"/>
+        </w:rPr>
+        <w:t xml:space="preserve">       </w:t>
+      </w:r>
+      <w:r>
+        <w:rPr>
+          <w:rFonts w:ascii="Constantia" w:hAnsi="Constantia" w:eastAsia="Times New Roman" w:cs="Times New Roman"/>
+          <w:b/>
+          <w:strike/>
+          <w:color w:val="FF0000"/>
+          <w:sz w:val="24"/>
+          <w:szCs w:val="24"/>
+          <w:lang w:eastAsia="el-GR"/>
+        </w:rPr>
+        <w:t>(σύμβουλος κλινικής διατροφολογίας)</w:t>
       </w:r>
     </w:p>
     <w:p>
@@ -6051,16 +4540,16 @@
         <w:shd w:val="clear" w:color="auto" w:fill="FFFFFF"/>
         <w:spacing w:after="0" w:line="240" w:lineRule="auto"/>
         <w:rPr>
-          <w:rFonts w:ascii="Constantia" w:eastAsia="Times New Roman" w:hAnsi="Constantia" w:cs="Times New Roman"/>
-          <w:color w:val="002060"/>
-          <w:sz w:val="24"/>
-          <w:szCs w:val="24"/>
-          <w:lang w:eastAsia="el-GR"/>
-        </w:rPr>
-      </w:pPr>
-      <w:r>
-        <w:rPr>
-          <w:rFonts w:ascii="Constantia" w:eastAsia="Times New Roman" w:hAnsi="Constantia" w:cs="Times New Roman"/>
+          <w:rFonts w:ascii="Constantia" w:hAnsi="Constantia" w:eastAsia="Times New Roman" w:cs="Times New Roman"/>
+          <w:color w:val="002060"/>
+          <w:sz w:val="24"/>
+          <w:szCs w:val="24"/>
+          <w:lang w:eastAsia="el-GR"/>
+        </w:rPr>
+      </w:pPr>
+      <w:r>
+        <w:rPr>
+          <w:rFonts w:ascii="Constantia" w:hAnsi="Constantia" w:eastAsia="Times New Roman" w:cs="Times New Roman"/>
           <w:color w:val="002060"/>
           <w:sz w:val="24"/>
           <w:szCs w:val="24"/>
@@ -6068,21 +4557,38 @@
         </w:rPr>
         <w:t>Αναρτήθηκε από </w:t>
       </w:r>
-      <w:hyperlink r:id="rId14" w:tooltip="author profile" w:history="1">
-        <w:r>
-          <w:rPr>
-            <w:rFonts w:ascii="Constantia" w:eastAsia="Times New Roman" w:hAnsi="Constantia" w:cs="Times New Roman"/>
-            <w:color w:val="002060"/>
-            <w:sz w:val="24"/>
-            <w:szCs w:val="24"/>
-            <w:lang w:eastAsia="el-GR"/>
-          </w:rPr>
-          <w:t>Katerina Mistrioti mistrioti@gmail.com </w:t>
-        </w:r>
-      </w:hyperlink>
-      <w:r>
-        <w:rPr>
-          <w:rFonts w:ascii="Constantia" w:eastAsia="Times New Roman" w:hAnsi="Constantia" w:cs="Times New Roman"/>
+      <w:r>
+        <w:fldChar w:fldCharType="begin"/>
+      </w:r>
+      <w:r>
+        <w:instrText xml:space="preserve"> HYPERLINK "https://www.blogger.com/profile/15351362278705056712" \o "author profile" </w:instrText>
+      </w:r>
+      <w:r>
+        <w:fldChar w:fldCharType="separate"/>
+      </w:r>
+      <w:r>
+        <w:rPr>
+          <w:rFonts w:ascii="Constantia" w:hAnsi="Constantia" w:eastAsia="Times New Roman" w:cs="Times New Roman"/>
+          <w:color w:val="002060"/>
+          <w:sz w:val="24"/>
+          <w:szCs w:val="24"/>
+          <w:lang w:eastAsia="el-GR"/>
+        </w:rPr>
+        <w:t>Katerina Mistrioti mistrioti@gmail.com </w:t>
+      </w:r>
+      <w:r>
+        <w:rPr>
+          <w:rFonts w:ascii="Constantia" w:hAnsi="Constantia" w:eastAsia="Times New Roman" w:cs="Times New Roman"/>
+          <w:color w:val="002060"/>
+          <w:sz w:val="24"/>
+          <w:szCs w:val="24"/>
+          <w:lang w:eastAsia="el-GR"/>
+        </w:rPr>
+        <w:fldChar w:fldCharType="end"/>
+      </w:r>
+      <w:r>
+        <w:rPr>
+          <w:rFonts w:ascii="Constantia" w:hAnsi="Constantia" w:eastAsia="Times New Roman" w:cs="Times New Roman"/>
           <w:color w:val="002060"/>
           <w:sz w:val="24"/>
           <w:szCs w:val="24"/>
@@ -6090,41 +4596,58 @@
         </w:rPr>
         <w:t>στις </w:t>
       </w:r>
-      <w:hyperlink r:id="rId15" w:tooltip="permanent link" w:history="1">
-        <w:r>
-          <w:rPr>
-            <w:rFonts w:ascii="Constantia" w:eastAsia="Times New Roman" w:hAnsi="Constantia" w:cs="Times New Roman"/>
-            <w:color w:val="002060"/>
-            <w:sz w:val="24"/>
-            <w:szCs w:val="24"/>
-            <w:lang w:eastAsia="el-GR"/>
-          </w:rPr>
-          <w:t>7:25</w:t>
-        </w:r>
-        <w:r>
-          <w:rPr>
-            <w:rFonts w:ascii="Verdana" w:eastAsia="Times New Roman" w:hAnsi="Verdana" w:cs="Times New Roman"/>
-            <w:color w:val="002060"/>
-            <w:sz w:val="24"/>
-            <w:szCs w:val="24"/>
-            <w:lang w:eastAsia="el-GR"/>
-          </w:rPr>
-          <w:t> </w:t>
-        </w:r>
-        <w:r>
-          <w:rPr>
-            <w:rFonts w:ascii="Constantia" w:eastAsia="Times New Roman" w:hAnsi="Constantia" w:cs="Times New Roman"/>
-            <w:color w:val="002060"/>
-            <w:sz w:val="24"/>
-            <w:szCs w:val="24"/>
-            <w:lang w:eastAsia="el-GR"/>
-          </w:rPr>
-          <w:t>μ.μ.</w:t>
-        </w:r>
-      </w:hyperlink>
-      <w:r>
-        <w:rPr>
-          <w:rFonts w:ascii="Constantia" w:eastAsia="Times New Roman" w:hAnsi="Constantia" w:cs="Times New Roman"/>
+      <w:r>
+        <w:fldChar w:fldCharType="begin"/>
+      </w:r>
+      <w:r>
+        <w:instrText xml:space="preserve"> HYPERLINK "https://diet-web.blogspot.com/2014/02/blog-post_27.html" \o "permanent link" </w:instrText>
+      </w:r>
+      <w:r>
+        <w:fldChar w:fldCharType="separate"/>
+      </w:r>
+      <w:r>
+        <w:rPr>
+          <w:rFonts w:ascii="Constantia" w:hAnsi="Constantia" w:eastAsia="Times New Roman" w:cs="Times New Roman"/>
+          <w:color w:val="002060"/>
+          <w:sz w:val="24"/>
+          <w:szCs w:val="24"/>
+          <w:lang w:eastAsia="el-GR"/>
+        </w:rPr>
+        <w:t>7:25</w:t>
+      </w:r>
+      <w:r>
+        <w:rPr>
+          <w:rFonts w:ascii="Verdana" w:hAnsi="Verdana" w:eastAsia="Times New Roman" w:cs="Times New Roman"/>
+          <w:color w:val="002060"/>
+          <w:sz w:val="24"/>
+          <w:szCs w:val="24"/>
+          <w:lang w:eastAsia="el-GR"/>
+        </w:rPr>
+        <w:t> </w:t>
+      </w:r>
+      <w:r>
+        <w:rPr>
+          <w:rFonts w:ascii="Constantia" w:hAnsi="Constantia" w:eastAsia="Times New Roman" w:cs="Times New Roman"/>
+          <w:color w:val="002060"/>
+          <w:sz w:val="24"/>
+          <w:szCs w:val="24"/>
+          <w:lang w:eastAsia="el-GR"/>
+        </w:rPr>
+        <w:t>μ.μ.</w:t>
+      </w:r>
+      <w:r>
+        <w:rPr>
+          <w:rFonts w:ascii="Constantia" w:hAnsi="Constantia" w:eastAsia="Times New Roman" w:cs="Times New Roman"/>
+          <w:color w:val="002060"/>
+          <w:sz w:val="24"/>
+          <w:szCs w:val="24"/>
+          <w:lang w:eastAsia="el-GR"/>
+        </w:rPr>
+        <w:fldChar w:fldCharType="end"/>
+      </w:r>
+      <w:r>
+        <w:rPr>
+          <w:rFonts w:ascii="Constantia" w:hAnsi="Constantia" w:eastAsia="Times New Roman" w:cs="Times New Roman"/>
           <w:color w:val="002060"/>
           <w:sz w:val="24"/>
           <w:szCs w:val="24"/>
@@ -6138,43 +4661,30 @@
         <w:shd w:val="clear" w:color="auto" w:fill="FFFFFF"/>
         <w:spacing w:after="0" w:line="240" w:lineRule="auto"/>
         <w:rPr>
-          <w:rFonts w:ascii="Constantia" w:eastAsia="Times New Roman" w:hAnsi="Constantia" w:cs="Times New Roman"/>
-          <w:b/>
-          <w:strike/>
-          <w:color w:val="FF0000"/>
-          <w:sz w:val="24"/>
-          <w:szCs w:val="24"/>
-          <w:lang w:eastAsia="el-GR"/>
-        </w:rPr>
-      </w:pPr>
-      <w:r>
-        <w:rPr>
-          <w:rFonts w:ascii="Constantia" w:eastAsia="Times New Roman" w:hAnsi="Constantia" w:cs="Times New Roman"/>
-          <w:b/>
-          <w:strike/>
-          <w:color w:val="FF0000"/>
-          <w:sz w:val="24"/>
-          <w:szCs w:val="24"/>
-          <w:lang w:eastAsia="el-GR"/>
-        </w:rPr>
-        <w:t xml:space="preserve">          </w:t>
-      </w:r>
-      <w:r>
-        <w:rPr>
-          <w:rFonts w:ascii="Constantia" w:eastAsia="Times New Roman" w:hAnsi="Constantia" w:cs="Times New Roman"/>
-          <w:b/>
-          <w:strike/>
-          <w:color w:val="FF0000"/>
-          <w:sz w:val="24"/>
-          <w:szCs w:val="24"/>
-          <w:lang w:eastAsia="el-GR"/>
-        </w:rPr>
-        <w:t>Ετικέτες </w:t>
-      </w:r>
-      <w:proofErr w:type="spellStart"/>
-      <w:r>
-        <w:rPr>
-          <w:rFonts w:ascii="Constantia" w:eastAsia="Times New Roman" w:hAnsi="Constantia" w:cs="Times New Roman"/>
+          <w:rFonts w:ascii="Constantia" w:hAnsi="Constantia" w:eastAsia="Times New Roman" w:cs="Times New Roman"/>
+          <w:b/>
+          <w:strike/>
+          <w:color w:val="FF0000"/>
+          <w:sz w:val="24"/>
+          <w:szCs w:val="24"/>
+          <w:lang w:eastAsia="el-GR"/>
+        </w:rPr>
+      </w:pPr>
+      <w:r>
+        <w:rPr>
+          <w:rFonts w:ascii="Constantia" w:hAnsi="Constantia" w:eastAsia="Times New Roman" w:cs="Times New Roman"/>
+          <w:b/>
+          <w:strike/>
+          <w:color w:val="FF0000"/>
+          <w:sz w:val="24"/>
+          <w:szCs w:val="24"/>
+          <w:lang w:eastAsia="el-GR"/>
+        </w:rPr>
+        <w:t xml:space="preserve">          Ετικέτες </w:t>
+      </w:r>
+      <w:r>
+        <w:rPr>
+          <w:rFonts w:ascii="Constantia" w:hAnsi="Constantia" w:eastAsia="Times New Roman" w:cs="Times New Roman"/>
           <w:b/>
           <w:strike/>
           <w:color w:val="FF0000"/>
@@ -6186,7 +4696,7 @@
       </w:r>
       <w:r>
         <w:rPr>
-          <w:rFonts w:ascii="Constantia" w:eastAsia="Times New Roman" w:hAnsi="Constantia" w:cs="Times New Roman"/>
+          <w:rFonts w:ascii="Constantia" w:hAnsi="Constantia" w:eastAsia="Times New Roman" w:cs="Times New Roman"/>
           <w:b/>
           <w:strike/>
           <w:color w:val="FF0000"/>
@@ -6198,7 +4708,7 @@
       </w:r>
       <w:r>
         <w:rPr>
-          <w:rFonts w:ascii="Constantia" w:eastAsia="Times New Roman" w:hAnsi="Constantia" w:cs="Times New Roman"/>
+          <w:rFonts w:ascii="Constantia" w:hAnsi="Constantia" w:eastAsia="Times New Roman" w:cs="Times New Roman"/>
           <w:b/>
           <w:strike/>
           <w:color w:val="FF0000"/>
@@ -6210,46 +4720,19 @@
       </w:r>
       <w:r>
         <w:rPr>
-          <w:rFonts w:ascii="Constantia" w:eastAsia="Times New Roman" w:hAnsi="Constantia" w:cs="Times New Roman"/>
-          <w:b/>
-          <w:strike/>
-          <w:color w:val="FF0000"/>
-          <w:sz w:val="24"/>
-          <w:szCs w:val="24"/>
-          <w:lang w:eastAsia="el-GR"/>
-        </w:rPr>
-        <w:t>Diet</w:t>
-      </w:r>
-      <w:proofErr w:type="spellEnd"/>
-      <w:r>
-        <w:rPr>
-          <w:rFonts w:ascii="Constantia" w:eastAsia="Times New Roman" w:hAnsi="Constantia" w:cs="Times New Roman"/>
-          <w:b/>
-          <w:strike/>
-          <w:color w:val="FF0000"/>
-          <w:sz w:val="24"/>
-          <w:szCs w:val="24"/>
-          <w:lang w:eastAsia="el-GR"/>
-        </w:rPr>
-        <w:t xml:space="preserve"> </w:t>
-      </w:r>
-      <w:proofErr w:type="spellStart"/>
-      <w:r>
-        <w:rPr>
-          <w:rFonts w:ascii="Constantia" w:eastAsia="Times New Roman" w:hAnsi="Constantia" w:cs="Times New Roman"/>
-          <w:b/>
-          <w:strike/>
-          <w:color w:val="FF0000"/>
-          <w:sz w:val="24"/>
-          <w:szCs w:val="24"/>
-          <w:lang w:eastAsia="el-GR"/>
-        </w:rPr>
-        <w:t>Coaching</w:t>
-      </w:r>
-      <w:proofErr w:type="spellEnd"/>
-      <w:r>
-        <w:rPr>
-          <w:rFonts w:ascii="Constantia" w:eastAsia="Times New Roman" w:hAnsi="Constantia" w:cs="Times New Roman"/>
+          <w:rFonts w:ascii="Constantia" w:hAnsi="Constantia" w:eastAsia="Times New Roman" w:cs="Times New Roman"/>
+          <w:b/>
+          <w:strike/>
+          <w:color w:val="FF0000"/>
+          <w:sz w:val="24"/>
+          <w:szCs w:val="24"/>
+          <w:lang w:eastAsia="el-GR"/>
+        </w:rPr>
+        <w:t>Diet Coaching</w:t>
+      </w:r>
+      <w:r>
+        <w:rPr>
+          <w:rFonts w:ascii="Constantia" w:hAnsi="Constantia" w:eastAsia="Times New Roman" w:cs="Times New Roman"/>
           <w:b/>
           <w:strike/>
           <w:color w:val="FF0000"/>
@@ -6265,31 +4748,31 @@
         <w:shd w:val="clear" w:color="auto" w:fill="FFFFFF"/>
         <w:spacing w:after="0" w:line="240" w:lineRule="auto"/>
         <w:rPr>
-          <w:rFonts w:ascii="Constantia" w:eastAsia="Times New Roman" w:hAnsi="Constantia" w:cs="Times New Roman"/>
-          <w:color w:val="002060"/>
-          <w:sz w:val="24"/>
-          <w:szCs w:val="24"/>
-          <w:lang w:eastAsia="el-GR"/>
+          <w:rFonts w:ascii="Constantia" w:hAnsi="Constantia" w:eastAsia="Times New Roman" w:cs="Times New Roman"/>
+          <w:color w:val="002060"/>
+          <w:sz w:val="24"/>
+          <w:szCs w:val="24"/>
+          <w:lang w:eastAsia="el-GR"/>
+        </w:rPr>
+      </w:pPr>
+    </w:p>
+    <w:p>
+      <w:pPr>
+        <w:pStyle w:val="4"/>
+        <w:spacing w:before="0" w:beforeAutospacing="0" w:after="0" w:afterAutospacing="0"/>
+        <w:rPr>
+          <w:rFonts w:ascii="Constantia" w:hAnsi="Constantia"/>
+          <w:color w:val="002060"/>
+          <w:sz w:val="24"/>
+          <w:szCs w:val="24"/>
         </w:rPr>
       </w:pPr>
     </w:p>
     <w:p>
       <w:pPr>
         <w:pStyle w:val="3"/>
-        <w:spacing w:before="0" w:beforeAutospacing="0" w:after="0" w:afterAutospacing="0"/>
-        <w:rPr>
-          <w:rFonts w:ascii="Constantia" w:hAnsi="Constantia"/>
-          <w:color w:val="002060"/>
-          <w:sz w:val="24"/>
-          <w:szCs w:val="24"/>
-        </w:rPr>
-      </w:pPr>
-    </w:p>
-    <w:p>
-      <w:pPr>
-        <w:pStyle w:val="2"/>
         <w:pBdr>
-          <w:top w:val="single" w:sz="2" w:space="0" w:color="EEEEEE"/>
+          <w:top w:val="single" w:color="EEEEEE" w:sz="2" w:space="0"/>
         </w:pBdr>
         <w:spacing w:before="0" w:beforeAutospacing="0" w:after="0" w:afterAutospacing="0"/>
         <w:ind w:right="-173"/>
@@ -6304,13 +4787,13 @@
     </w:p>
     <w:p>
       <w:pPr>
-        <w:pStyle w:val="2"/>
+        <w:pStyle w:val="3"/>
         <w:numPr>
           <w:ilvl w:val="0"/>
           <w:numId w:val="1"/>
         </w:numPr>
         <w:pBdr>
-          <w:top w:val="single" w:sz="2" w:space="0" w:color="EEEEEE"/>
+          <w:top w:val="single" w:color="EEEEEE" w:sz="2" w:space="0"/>
         </w:pBdr>
         <w:spacing w:before="0" w:beforeAutospacing="0" w:after="0" w:afterAutospacing="0"/>
         <w:ind w:right="-173"/>
@@ -6333,7 +4816,7 @@
     </w:p>
     <w:p>
       <w:pPr>
-        <w:pStyle w:val="3"/>
+        <w:pStyle w:val="4"/>
         <w:spacing w:before="0" w:beforeAutospacing="0" w:after="0" w:afterAutospacing="0"/>
         <w:rPr>
           <w:rFonts w:ascii="Constantia" w:hAnsi="Constantia"/>
@@ -6345,7 +4828,6 @@
       </w:pPr>
       <w:bookmarkStart w:id="12" w:name="7747532288573344765"/>
       <w:bookmarkEnd w:id="12"/>
-      <w:proofErr w:type="spellStart"/>
       <w:r>
         <w:rPr>
           <w:rFonts w:ascii="Constantia" w:hAnsi="Constantia"/>
@@ -6354,18 +4836,7 @@
           <w:szCs w:val="24"/>
           <w:u w:val="single"/>
         </w:rPr>
-        <w:t>Λεπτίνη</w:t>
-      </w:r>
-      <w:proofErr w:type="spellEnd"/>
-      <w:r>
-        <w:rPr>
-          <w:rFonts w:ascii="Constantia" w:hAnsi="Constantia"/>
-          <w:color w:val="3333FF"/>
-          <w:sz w:val="24"/>
-          <w:szCs w:val="24"/>
-          <w:u w:val="single"/>
-        </w:rPr>
-        <w:t>, η ορμόνη ρυθμιστής της Ενέργειας</w:t>
+        <w:t>Λεπτίνη, η ορμόνη ρυθμιστής της Ενέργειας</w:t>
       </w:r>
     </w:p>
     <w:p>
@@ -6416,38 +4887,28 @@
         <w:shd w:val="clear" w:color="auto" w:fill="FFFFFF"/>
         <w:spacing w:after="0" w:line="240" w:lineRule="auto"/>
         <w:rPr>
-          <w:rFonts w:ascii="Constantia" w:eastAsia="Times New Roman" w:hAnsi="Constantia" w:cs="Times New Roman"/>
-          <w:b/>
-          <w:strike/>
-          <w:color w:val="FF0000"/>
-          <w:sz w:val="24"/>
-          <w:szCs w:val="24"/>
-          <w:lang w:eastAsia="el-GR"/>
-        </w:rPr>
-      </w:pPr>
-      <w:r>
-        <w:rPr>
-          <w:rFonts w:ascii="Constantia" w:eastAsia="Times New Roman" w:hAnsi="Constantia" w:cs="Times New Roman"/>
-          <w:color w:val="002060"/>
-          <w:sz w:val="24"/>
-          <w:szCs w:val="24"/>
-          <w:lang w:eastAsia="el-GR"/>
-        </w:rPr>
-        <w:t xml:space="preserve">Κατερίνα Μηστριώτη </w:t>
-      </w:r>
-      <w:r>
-        <w:rPr>
-          <w:rFonts w:ascii="Constantia" w:eastAsia="Times New Roman" w:hAnsi="Constantia" w:cs="Times New Roman"/>
-          <w:color w:val="002060"/>
-          <w:sz w:val="24"/>
-          <w:szCs w:val="24"/>
-          <w:lang w:eastAsia="el-GR"/>
-        </w:rPr>
-        <w:t xml:space="preserve">  </w:t>
-      </w:r>
-      <w:r>
-        <w:rPr>
-          <w:rFonts w:ascii="Constantia" w:eastAsia="Times New Roman" w:hAnsi="Constantia" w:cs="Times New Roman"/>
+          <w:rFonts w:ascii="Constantia" w:hAnsi="Constantia" w:eastAsia="Times New Roman" w:cs="Times New Roman"/>
+          <w:b/>
+          <w:strike/>
+          <w:color w:val="FF0000"/>
+          <w:sz w:val="24"/>
+          <w:szCs w:val="24"/>
+          <w:lang w:eastAsia="el-GR"/>
+        </w:rPr>
+      </w:pPr>
+      <w:r>
+        <w:rPr>
+          <w:rFonts w:ascii="Constantia" w:hAnsi="Constantia" w:eastAsia="Times New Roman" w:cs="Times New Roman"/>
+          <w:color w:val="002060"/>
+          <w:sz w:val="24"/>
+          <w:szCs w:val="24"/>
+          <w:lang w:eastAsia="el-GR"/>
+        </w:rPr>
+        <w:t xml:space="preserve">Κατερίνα Μηστριώτη   </w:t>
+      </w:r>
+      <w:r>
+        <w:rPr>
+          <w:rFonts w:ascii="Constantia" w:hAnsi="Constantia" w:eastAsia="Times New Roman" w:cs="Times New Roman"/>
           <w:b/>
           <w:strike/>
           <w:color w:val="FF0000"/>
@@ -6459,69 +4920,30 @@
       </w:r>
       <w:r>
         <w:rPr>
-          <w:rFonts w:ascii="Constantia" w:eastAsia="Times New Roman" w:hAnsi="Constantia" w:cs="Times New Roman"/>
-          <w:b/>
-          <w:color w:val="FF0000"/>
-          <w:sz w:val="24"/>
-          <w:szCs w:val="24"/>
-          <w:lang w:eastAsia="el-GR"/>
-        </w:rPr>
-        <w:br/>
-      </w:r>
-      <w:r>
-        <w:rPr>
-          <w:rFonts w:ascii="Constantia" w:eastAsia="Times New Roman" w:hAnsi="Constantia" w:cs="Times New Roman"/>
-          <w:b/>
-          <w:strike/>
-          <w:color w:val="FF0000"/>
-          <w:sz w:val="24"/>
-          <w:szCs w:val="24"/>
-          <w:lang w:eastAsia="el-GR"/>
-        </w:rPr>
-        <w:t>"</w:t>
-      </w:r>
-      <w:r>
-        <w:rPr>
-          <w:rFonts w:ascii="Constantia" w:eastAsia="Times New Roman" w:hAnsi="Constantia" w:cs="Times New Roman"/>
-          <w:b/>
-          <w:strike/>
-          <w:color w:val="FF0000"/>
-          <w:sz w:val="24"/>
-          <w:szCs w:val="24"/>
-          <w:lang w:eastAsia="el-GR"/>
-        </w:rPr>
-        <w:t xml:space="preserve">      </w:t>
-      </w:r>
-      <w:proofErr w:type="spellStart"/>
-      <w:r>
-        <w:rPr>
-          <w:rFonts w:ascii="Constantia" w:eastAsia="Times New Roman" w:hAnsi="Constantia" w:cs="Times New Roman"/>
-          <w:b/>
-          <w:strike/>
-          <w:color w:val="FF0000"/>
-          <w:sz w:val="24"/>
-          <w:szCs w:val="24"/>
-          <w:lang w:eastAsia="el-GR"/>
-        </w:rPr>
-        <w:t>Λεπτίνη</w:t>
-      </w:r>
-      <w:proofErr w:type="spellEnd"/>
-      <w:r>
-        <w:rPr>
-          <w:rFonts w:ascii="Constantia" w:eastAsia="Times New Roman" w:hAnsi="Constantia" w:cs="Times New Roman"/>
-          <w:b/>
-          <w:strike/>
-          <w:color w:val="FF0000"/>
-          <w:sz w:val="24"/>
-          <w:szCs w:val="24"/>
-          <w:lang w:eastAsia="el-GR"/>
-        </w:rPr>
-        <w:t>, η ορμόνη ρυθμιστής της Ενέργειας" άρθρο που δημοσιεύτηκε στο </w:t>
-      </w:r>
-      <w:proofErr w:type="spellStart"/>
-      <w:r>
-        <w:rPr>
-          <w:rFonts w:ascii="Constantia" w:eastAsia="Times New Roman" w:hAnsi="Constantia" w:cs="Times New Roman"/>
+          <w:rFonts w:ascii="Constantia" w:hAnsi="Constantia" w:eastAsia="Times New Roman" w:cs="Times New Roman"/>
+          <w:b/>
+          <w:color w:val="FF0000"/>
+          <w:sz w:val="24"/>
+          <w:szCs w:val="24"/>
+          <w:lang w:eastAsia="el-GR"/>
+        </w:rPr>
+        <w:br w:type="textWrapping"/>
+      </w:r>
+      <w:r>
+        <w:rPr>
+          <w:rFonts w:ascii="Constantia" w:hAnsi="Constantia" w:eastAsia="Times New Roman" w:cs="Times New Roman"/>
+          <w:b/>
+          <w:strike/>
+          <w:color w:val="FF0000"/>
+          <w:sz w:val="24"/>
+          <w:szCs w:val="24"/>
+          <w:lang w:eastAsia="el-GR"/>
+        </w:rPr>
+        <w:t>"      Λεπτίνη, η ορμόνη ρυθμιστής της Ενέργειας" άρθρο που δημοσιεύτηκε στο </w:t>
+      </w:r>
+      <w:r>
+        <w:rPr>
+          <w:rFonts w:ascii="Constantia" w:hAnsi="Constantia" w:eastAsia="Times New Roman" w:cs="Times New Roman"/>
           <w:b/>
           <w:strike/>
           <w:color w:val="FF0000"/>
@@ -6533,7 +4955,7 @@
       </w:r>
       <w:r>
         <w:rPr>
-          <w:rFonts w:ascii="Constantia" w:eastAsia="Times New Roman" w:hAnsi="Constantia" w:cs="Times New Roman"/>
+          <w:rFonts w:ascii="Constantia" w:hAnsi="Constantia" w:eastAsia="Times New Roman" w:cs="Times New Roman"/>
           <w:b/>
           <w:strike/>
           <w:color w:val="FF0000"/>
@@ -6545,7 +4967,7 @@
       </w:r>
       <w:r>
         <w:rPr>
-          <w:rFonts w:ascii="Constantia" w:eastAsia="Times New Roman" w:hAnsi="Constantia" w:cs="Times New Roman"/>
+          <w:rFonts w:ascii="Constantia" w:hAnsi="Constantia" w:eastAsia="Times New Roman" w:cs="Times New Roman"/>
           <w:b/>
           <w:strike/>
           <w:color w:val="FF0000"/>
@@ -6557,46 +4979,19 @@
       </w:r>
       <w:r>
         <w:rPr>
-          <w:rFonts w:ascii="Constantia" w:eastAsia="Times New Roman" w:hAnsi="Constantia" w:cs="Times New Roman"/>
-          <w:b/>
-          <w:strike/>
-          <w:color w:val="FF0000"/>
-          <w:sz w:val="24"/>
-          <w:szCs w:val="24"/>
-          <w:lang w:eastAsia="el-GR"/>
-        </w:rPr>
-        <w:t>terra</w:t>
-      </w:r>
-      <w:proofErr w:type="spellEnd"/>
-      <w:r>
-        <w:rPr>
-          <w:rFonts w:ascii="Constantia" w:eastAsia="Times New Roman" w:hAnsi="Constantia" w:cs="Times New Roman"/>
-          <w:b/>
-          <w:strike/>
-          <w:color w:val="FF0000"/>
-          <w:sz w:val="24"/>
-          <w:szCs w:val="24"/>
-          <w:lang w:eastAsia="el-GR"/>
-        </w:rPr>
-        <w:t xml:space="preserve"> </w:t>
-      </w:r>
-      <w:proofErr w:type="spellStart"/>
-      <w:r>
-        <w:rPr>
-          <w:rFonts w:ascii="Constantia" w:eastAsia="Times New Roman" w:hAnsi="Constantia" w:cs="Times New Roman"/>
-          <w:b/>
-          <w:strike/>
-          <w:color w:val="FF0000"/>
-          <w:sz w:val="24"/>
-          <w:szCs w:val="24"/>
-          <w:lang w:eastAsia="el-GR"/>
-        </w:rPr>
-        <w:t>papers</w:t>
-      </w:r>
-      <w:proofErr w:type="spellEnd"/>
-      <w:r>
-        <w:rPr>
-          <w:rFonts w:ascii="Constantia" w:eastAsia="Times New Roman" w:hAnsi="Constantia" w:cs="Times New Roman"/>
+          <w:rFonts w:ascii="Constantia" w:hAnsi="Constantia" w:eastAsia="Times New Roman" w:cs="Times New Roman"/>
+          <w:b/>
+          <w:strike/>
+          <w:color w:val="FF0000"/>
+          <w:sz w:val="24"/>
+          <w:szCs w:val="24"/>
+          <w:lang w:eastAsia="el-GR"/>
+        </w:rPr>
+        <w:t>terra papers</w:t>
+      </w:r>
+      <w:r>
+        <w:rPr>
+          <w:rFonts w:ascii="Constantia" w:hAnsi="Constantia" w:eastAsia="Times New Roman" w:cs="Times New Roman"/>
           <w:b/>
           <w:strike/>
           <w:color w:val="FF0000"/>
@@ -6612,7 +5007,7 @@
         <w:shd w:val="clear" w:color="auto" w:fill="FFFFFF"/>
         <w:spacing w:after="0" w:line="240" w:lineRule="auto"/>
         <w:rPr>
-          <w:rFonts w:ascii="Constantia" w:eastAsia="Times New Roman" w:hAnsi="Constantia" w:cs="Times New Roman"/>
+          <w:rFonts w:ascii="Constantia" w:hAnsi="Constantia" w:eastAsia="Times New Roman" w:cs="Times New Roman"/>
           <w:strike/>
           <w:color w:val="002060"/>
           <w:sz w:val="24"/>
@@ -6626,33 +5021,33 @@
         <w:shd w:val="clear" w:color="auto" w:fill="FFFFFF"/>
         <w:spacing w:after="0" w:line="240" w:lineRule="auto"/>
         <w:rPr>
-          <w:rFonts w:ascii="Constantia" w:eastAsia="Times New Roman" w:hAnsi="Constantia" w:cs="Times New Roman"/>
-          <w:color w:val="002060"/>
-          <w:sz w:val="24"/>
-          <w:szCs w:val="24"/>
-          <w:lang w:eastAsia="el-GR"/>
-        </w:rPr>
-      </w:pPr>
-      <w:r>
-        <w:rPr>
-          <w:rFonts w:ascii="Constantia" w:eastAsia="Times New Roman" w:hAnsi="Constantia" w:cs="Times New Roman"/>
-          <w:color w:val="002060"/>
-          <w:sz w:val="24"/>
-          <w:szCs w:val="24"/>
-          <w:lang w:eastAsia="el-GR"/>
-        </w:rPr>
-        <w:br/>
-      </w:r>
-    </w:p>
-    <w:p>
-      <w:pPr>
-        <w:pStyle w:val="2"/>
+          <w:rFonts w:ascii="Constantia" w:hAnsi="Constantia" w:eastAsia="Times New Roman" w:cs="Times New Roman"/>
+          <w:color w:val="002060"/>
+          <w:sz w:val="24"/>
+          <w:szCs w:val="24"/>
+          <w:lang w:eastAsia="el-GR"/>
+        </w:rPr>
+      </w:pPr>
+      <w:r>
+        <w:rPr>
+          <w:rFonts w:ascii="Constantia" w:hAnsi="Constantia" w:eastAsia="Times New Roman" w:cs="Times New Roman"/>
+          <w:color w:val="002060"/>
+          <w:sz w:val="24"/>
+          <w:szCs w:val="24"/>
+          <w:lang w:eastAsia="el-GR"/>
+        </w:rPr>
+        <w:br w:type="textWrapping"/>
+      </w:r>
+    </w:p>
+    <w:p>
+      <w:pPr>
+        <w:pStyle w:val="3"/>
         <w:numPr>
           <w:ilvl w:val="0"/>
           <w:numId w:val="1"/>
         </w:numPr>
         <w:pBdr>
-          <w:top w:val="single" w:sz="2" w:space="0" w:color="EEEEEE"/>
+          <w:top w:val="single" w:color="EEEEEE" w:sz="2" w:space="0"/>
         </w:pBdr>
         <w:spacing w:before="0" w:beforeAutospacing="0" w:after="0" w:afterAutospacing="0"/>
         <w:ind w:right="-173"/>
@@ -6675,7 +5070,7 @@
     </w:p>
     <w:p>
       <w:pPr>
-        <w:pStyle w:val="3"/>
+        <w:pStyle w:val="4"/>
         <w:spacing w:before="0" w:beforeAutospacing="0" w:after="0" w:afterAutospacing="0"/>
         <w:rPr>
           <w:rFonts w:ascii="Constantia" w:hAnsi="Constantia"/>
@@ -6746,59 +5141,72 @@
         <w:shd w:val="clear" w:color="auto" w:fill="FFFFFF"/>
         <w:spacing w:after="0" w:line="240" w:lineRule="auto"/>
         <w:rPr>
-          <w:rFonts w:ascii="Constantia" w:eastAsia="Times New Roman" w:hAnsi="Constantia" w:cs="Times New Roman"/>
-          <w:b/>
-          <w:strike/>
-          <w:color w:val="FF0000"/>
-          <w:sz w:val="24"/>
-          <w:szCs w:val="24"/>
-          <w:lang w:eastAsia="el-GR"/>
-        </w:rPr>
-      </w:pPr>
-      <w:hyperlink r:id="rId16" w:tgtFrame="_blank" w:history="1">
-        <w:proofErr w:type="spellStart"/>
-        <w:proofErr w:type="gramStart"/>
-        <w:r>
-          <w:rPr>
-            <w:rFonts w:ascii="Constantia" w:eastAsia="Times New Roman" w:hAnsi="Constantia" w:cs="Times New Roman"/>
-            <w:b/>
-            <w:strike/>
-            <w:color w:val="FF0000"/>
-            <w:sz w:val="24"/>
-            <w:szCs w:val="24"/>
-            <w:lang w:val="en-US" w:eastAsia="el-GR"/>
-          </w:rPr>
-          <w:t>edw</w:t>
-        </w:r>
-        <w:proofErr w:type="spellEnd"/>
-        <w:proofErr w:type="gramEnd"/>
-        <w:r>
-          <w:rPr>
-            <w:rFonts w:ascii="Constantia" w:eastAsia="Times New Roman" w:hAnsi="Constantia" w:cs="Times New Roman"/>
-            <w:b/>
-            <w:strike/>
-            <w:color w:val="FF0000"/>
-            <w:sz w:val="24"/>
-            <w:szCs w:val="24"/>
-            <w:lang w:eastAsia="el-GR"/>
-          </w:rPr>
-          <w:t xml:space="preserve"> </w:t>
-        </w:r>
-        <w:proofErr w:type="spellStart"/>
-        <w:r>
-          <w:rPr>
-            <w:rFonts w:ascii="Constantia" w:eastAsia="Times New Roman" w:hAnsi="Constantia" w:cs="Times New Roman"/>
-            <w:b/>
-            <w:strike/>
-            <w:color w:val="FF0000"/>
-            <w:sz w:val="24"/>
-            <w:szCs w:val="24"/>
-            <w:lang w:val="en-US" w:eastAsia="el-GR"/>
-          </w:rPr>
-          <w:t>hellas</w:t>
-        </w:r>
-        <w:proofErr w:type="spellEnd"/>
-      </w:hyperlink>
+          <w:rFonts w:ascii="Constantia" w:hAnsi="Constantia" w:eastAsia="Times New Roman" w:cs="Times New Roman"/>
+          <w:b/>
+          <w:strike/>
+          <w:color w:val="FF0000"/>
+          <w:sz w:val="24"/>
+          <w:szCs w:val="24"/>
+          <w:lang w:eastAsia="el-GR"/>
+        </w:rPr>
+      </w:pPr>
+      <w:r>
+        <w:fldChar w:fldCharType="begin"/>
+      </w:r>
+      <w:r>
+        <w:instrText xml:space="preserve"> HYPERLINK "http://www.edwhellas.com/" \t "_blank" </w:instrText>
+      </w:r>
+      <w:r>
+        <w:fldChar w:fldCharType="separate"/>
+      </w:r>
+      <w:r>
+        <w:rPr>
+          <w:rFonts w:ascii="Constantia" w:hAnsi="Constantia" w:eastAsia="Times New Roman" w:cs="Times New Roman"/>
+          <w:b/>
+          <w:strike/>
+          <w:color w:val="FF0000"/>
+          <w:sz w:val="24"/>
+          <w:szCs w:val="24"/>
+          <w:lang w:val="en-US" w:eastAsia="el-GR"/>
+        </w:rPr>
+        <w:t>edw</w:t>
+      </w:r>
+      <w:r>
+        <w:rPr>
+          <w:rFonts w:ascii="Constantia" w:hAnsi="Constantia" w:eastAsia="Times New Roman" w:cs="Times New Roman"/>
+          <w:b/>
+          <w:strike/>
+          <w:color w:val="FF0000"/>
+          <w:sz w:val="24"/>
+          <w:szCs w:val="24"/>
+          <w:lang w:eastAsia="el-GR"/>
+        </w:rPr>
+        <w:t xml:space="preserve"> </w:t>
+      </w:r>
+      <w:r>
+        <w:rPr>
+          <w:rFonts w:ascii="Constantia" w:hAnsi="Constantia" w:eastAsia="Times New Roman" w:cs="Times New Roman"/>
+          <w:b/>
+          <w:strike/>
+          <w:color w:val="FF0000"/>
+          <w:sz w:val="24"/>
+          <w:szCs w:val="24"/>
+          <w:lang w:val="en-US" w:eastAsia="el-GR"/>
+        </w:rPr>
+        <w:t>hellas</w:t>
+      </w:r>
+      <w:r>
+        <w:rPr>
+          <w:rFonts w:ascii="Constantia" w:hAnsi="Constantia" w:eastAsia="Times New Roman" w:cs="Times New Roman"/>
+          <w:b/>
+          <w:strike/>
+          <w:color w:val="FF0000"/>
+          <w:sz w:val="24"/>
+          <w:szCs w:val="24"/>
+          <w:lang w:val="en-US" w:eastAsia="el-GR"/>
+        </w:rPr>
+        <w:fldChar w:fldCharType="end"/>
+      </w:r>
     </w:p>
     <w:p>
       <w:pPr>
@@ -6898,18 +5306,7 @@
           <w:szCs w:val="24"/>
           <w:shd w:val="clear" w:color="auto" w:fill="FFFFFF"/>
         </w:rPr>
-        <w:t xml:space="preserve">      </w:t>
-      </w:r>
-      <w:r>
-        <w:rPr>
-          <w:rFonts w:ascii="Constantia" w:hAnsi="Constantia"/>
-          <w:strike/>
-          <w:color w:val="FF0000"/>
-          <w:sz w:val="24"/>
-          <w:szCs w:val="24"/>
-          <w:shd w:val="clear" w:color="auto" w:fill="FFFFFF"/>
-        </w:rPr>
-        <w:t>Ο θεράπων κλινικός διατροφολόγος λαμβάνοντας υπόψη τις πραγματικές ανάγκες του ασθενούς του και έχοντας υπόψη τα αντικειμενικά επιστημονικά δεδομένα για την κάθε θεραπεία που προτείνεται, μπορεί να συμβουλεύει στον ασθενή του εκείνο που είναι το πλέον κατάλληλο και ταυτόχρονα με τους λιγότερους κίνδυνους γι' αυτόν.</w:t>
+        <w:t xml:space="preserve">      Ο θεράπων κλινικός διατροφολόγος λαμβάνοντας υπόψη τις πραγματικές ανάγκες του ασθενούς του και έχοντας υπόψη τα αντικειμενικά επιστημονικά δεδομένα για την κάθε θεραπεία που προτείνεται, μπορεί να συμβουλεύει στον ασθενή του εκείνο που είναι το πλέον κατάλληλο και ταυτόχρονα με τους λιγότερους κίνδυνους γι' αυτόν.</w:t>
       </w:r>
     </w:p>
     <w:p>
@@ -6944,7 +5341,7 @@
         <w:spacing w:after="0" w:line="240" w:lineRule="auto"/>
         <w:jc w:val="center"/>
         <w:rPr>
-          <w:rFonts w:ascii="Arial Black" w:eastAsia="Times New Roman" w:hAnsi="Arial Black" w:cstheme="minorHAnsi"/>
+          <w:rFonts w:ascii="Arial Black" w:hAnsi="Arial Black" w:eastAsia="Times New Roman" w:cstheme="minorHAnsi"/>
           <w:b/>
           <w:sz w:val="32"/>
           <w:szCs w:val="32"/>
@@ -6954,7 +5351,7 @@
       </w:pPr>
       <w:r>
         <w:rPr>
-          <w:rFonts w:ascii="Arial Black" w:eastAsia="Times New Roman" w:hAnsi="Arial Black" w:cstheme="minorHAnsi"/>
+          <w:rFonts w:ascii="Arial Black" w:hAnsi="Arial Black" w:eastAsia="Times New Roman" w:cstheme="minorHAnsi"/>
           <w:b/>
           <w:sz w:val="32"/>
           <w:szCs w:val="32"/>
@@ -6965,7 +5362,7 @@
       </w:r>
       <w:r>
         <w:rPr>
-          <w:rFonts w:ascii="Arial Black" w:eastAsia="Times New Roman" w:hAnsi="Arial Black" w:cstheme="minorHAnsi"/>
+          <w:rFonts w:ascii="Arial Black" w:hAnsi="Arial Black" w:eastAsia="Times New Roman" w:cstheme="minorHAnsi"/>
           <w:b/>
           <w:color w:val="FF0000"/>
           <w:sz w:val="32"/>
@@ -6977,59 +5374,37 @@
       </w:r>
       <w:r>
         <w:rPr>
-          <w:rFonts w:ascii="Arial Black" w:eastAsia="Times New Roman" w:hAnsi="Arial Black" w:cstheme="minorHAnsi"/>
+          <w:rFonts w:ascii="Arial Black" w:hAnsi="Arial Black" w:eastAsia="Times New Roman" w:cstheme="minorHAnsi"/>
           <w:b/>
           <w:sz w:val="32"/>
           <w:szCs w:val="32"/>
           <w:u w:val="single"/>
           <w:lang w:eastAsia="el-GR"/>
         </w:rPr>
-        <w:t xml:space="preserve">  </w:t>
-      </w:r>
-      <w:r>
-        <w:rPr>
-          <w:rFonts w:ascii="Arial Black" w:eastAsia="Times New Roman" w:hAnsi="Arial Black" w:cstheme="minorHAnsi"/>
-          <w:b/>
+        <w:t xml:space="preserve">  ΚΕΙΜΕΝΑ ΤΑ </w:t>
+      </w:r>
+      <w:r>
+        <w:rPr>
+          <w:rFonts w:ascii="Arial Black" w:hAnsi="Arial Black" w:eastAsia="Times New Roman" w:cstheme="minorHAnsi"/>
+          <w:b/>
+          <w:color w:val="FF0000"/>
           <w:sz w:val="32"/>
           <w:szCs w:val="32"/>
           <w:u w:val="single"/>
           <w:lang w:eastAsia="el-GR"/>
         </w:rPr>
-        <w:t xml:space="preserve">ΚΕΙΜΕΝΑ ΤΑ </w:t>
-      </w:r>
-      <w:r>
-        <w:rPr>
-          <w:rFonts w:ascii="Arial Black" w:eastAsia="Times New Roman" w:hAnsi="Arial Black" w:cstheme="minorHAnsi"/>
-          <w:b/>
-          <w:color w:val="FF0000"/>
+        <w:t>ΔΙΑΓΡΑΦΕΙΣ</w:t>
+      </w:r>
+      <w:r>
+        <w:rPr>
+          <w:rFonts w:ascii="Arial Black" w:hAnsi="Arial Black" w:eastAsia="Times New Roman" w:cstheme="minorHAnsi"/>
+          <w:b/>
           <w:sz w:val="32"/>
           <w:szCs w:val="32"/>
           <w:u w:val="single"/>
           <w:lang w:eastAsia="el-GR"/>
         </w:rPr>
-        <w:t>ΔΙΑΓΡΑΦΕΙΣ</w:t>
-      </w:r>
-      <w:r>
-        <w:rPr>
-          <w:rFonts w:ascii="Arial Black" w:eastAsia="Times New Roman" w:hAnsi="Arial Black" w:cstheme="minorHAnsi"/>
-          <w:b/>
-          <w:sz w:val="32"/>
-          <w:szCs w:val="32"/>
-          <w:u w:val="single"/>
-          <w:lang w:eastAsia="el-GR"/>
-        </w:rPr>
-        <w:t xml:space="preserve"> ΟΛΟΚΛΗΡΑ ΕΝΤΕΛΩΣ ΑΠΟ </w:t>
-      </w:r>
-      <w:r>
-        <w:rPr>
-          <w:rFonts w:ascii="Arial Black" w:eastAsia="Times New Roman" w:hAnsi="Arial Black" w:cstheme="minorHAnsi"/>
-          <w:b/>
-          <w:sz w:val="32"/>
-          <w:szCs w:val="32"/>
-          <w:u w:val="single"/>
-          <w:lang w:eastAsia="el-GR"/>
-        </w:rPr>
-        <w:t>ΤΗΝ ΣΕΛΙΔΑ</w:t>
+        <w:t xml:space="preserve"> ΟΛΟΚΛΗΡΑ ΕΝΤΕΛΩΣ ΑΠΟ ΤΗΝ ΣΕΛΙΔΑ</w:t>
       </w:r>
     </w:p>
     <w:p>
@@ -7047,152 +5422,424 @@
     </w:p>
     <w:p>
       <w:pPr>
-        <w:pStyle w:val="2"/>
+        <w:pStyle w:val="3"/>
+        <w:numPr>
+          <w:ilvl w:val="0"/>
+          <w:numId w:val="2"/>
+        </w:numPr>
+        <w:pBdr>
+          <w:top w:val="single" w:color="EEEEEE" w:sz="2" w:space="0"/>
+        </w:pBdr>
+        <w:spacing w:before="0" w:beforeAutospacing="0" w:after="12" w:afterAutospacing="0"/>
+        <w:ind w:right="-173"/>
+        <w:rPr>
+          <w:rFonts w:ascii="Verdana" w:hAnsi="Verdana"/>
+          <w:sz w:val="24"/>
+          <w:szCs w:val="24"/>
+        </w:rPr>
+      </w:pPr>
+      <w:r>
+        <w:rPr>
+          <w:rFonts w:ascii="Verdana" w:hAnsi="Verdana"/>
+          <w:sz w:val="24"/>
+          <w:szCs w:val="24"/>
+        </w:rPr>
+        <w:t xml:space="preserve">    Τρίτη 26 Απριλίου 2016</w:t>
+      </w:r>
+    </w:p>
+    <w:p>
+      <w:pPr>
+        <w:pStyle w:val="4"/>
+        <w:spacing w:before="0" w:beforeAutospacing="0" w:after="0" w:afterAutospacing="0"/>
+        <w:rPr>
+          <w:rFonts w:ascii="Verdana" w:hAnsi="Verdana"/>
+          <w:color w:val="46959C"/>
+          <w:sz w:val="24"/>
+          <w:szCs w:val="24"/>
+        </w:rPr>
+      </w:pPr>
+      <w:r>
+        <w:rPr>
+          <w:rFonts w:ascii="Verdana" w:hAnsi="Verdana"/>
+          <w:color w:val="46959C"/>
+          <w:sz w:val="24"/>
+          <w:szCs w:val="24"/>
+        </w:rPr>
+        <w:t>Τα άτομα με υψηλότερη μόρφωση (ή ανώτερο πνευματικό επίπεδο) είναι ενήμερα για την Εναλλακτική Ιατρική</w:t>
+      </w:r>
+    </w:p>
+    <w:p>
+      <w:pPr>
+        <w:pStyle w:val="4"/>
+        <w:spacing w:before="0" w:beforeAutospacing="0" w:after="0" w:afterAutospacing="0"/>
+        <w:rPr>
+          <w:rFonts w:ascii="Verdana" w:hAnsi="Verdana"/>
+          <w:color w:val="46959C"/>
+          <w:sz w:val="24"/>
+          <w:szCs w:val="24"/>
+          <w:lang w:val="en-US"/>
+        </w:rPr>
+      </w:pPr>
+    </w:p>
+    <w:p>
+      <w:pPr>
+        <w:pStyle w:val="4"/>
+        <w:spacing w:before="0" w:beforeAutospacing="0" w:after="0" w:afterAutospacing="0"/>
+        <w:rPr>
+          <w:rFonts w:ascii="Verdana" w:hAnsi="Verdana"/>
+          <w:color w:val="46959C"/>
+          <w:sz w:val="24"/>
+          <w:szCs w:val="24"/>
+          <w:lang w:val="en-US"/>
+        </w:rPr>
+      </w:pPr>
+    </w:p>
+    <w:p>
+      <w:pPr>
+        <w:pStyle w:val="4"/>
+        <w:numPr>
+          <w:ilvl w:val="0"/>
+          <w:numId w:val="2"/>
+        </w:numPr>
+        <w:spacing w:before="0" w:beforeAutospacing="0" w:after="0" w:afterAutospacing="0"/>
+        <w:rPr>
+          <w:rFonts w:ascii="Verdana" w:hAnsi="Verdana"/>
+          <w:sz w:val="24"/>
+          <w:szCs w:val="24"/>
+        </w:rPr>
+      </w:pPr>
+      <w:r>
+        <w:rPr>
+          <w:rFonts w:ascii="Verdana" w:hAnsi="Verdana"/>
+          <w:sz w:val="24"/>
+          <w:szCs w:val="24"/>
+          <w:shd w:val="clear" w:color="auto" w:fill="FFFFFF"/>
+          <w:lang w:val="en-US"/>
+        </w:rPr>
+        <w:t xml:space="preserve">     </w:t>
+      </w:r>
+      <w:r>
+        <w:rPr>
+          <w:rFonts w:ascii="Verdana" w:hAnsi="Verdana"/>
+          <w:sz w:val="24"/>
+          <w:szCs w:val="24"/>
+          <w:shd w:val="clear" w:color="auto" w:fill="FFFFFF"/>
+        </w:rPr>
+        <w:t>Τετάρτη 8 Νοεμβρίου 2017</w:t>
+      </w:r>
+    </w:p>
+    <w:p>
+      <w:pPr>
+        <w:pStyle w:val="4"/>
+        <w:shd w:val="clear" w:color="auto" w:fill="FFFFFF"/>
+        <w:spacing w:before="0" w:beforeAutospacing="0" w:after="0" w:afterAutospacing="0"/>
+        <w:rPr>
+          <w:rFonts w:ascii="Verdana" w:hAnsi="Verdana"/>
+          <w:color w:val="46959C"/>
+          <w:sz w:val="24"/>
+          <w:szCs w:val="24"/>
+        </w:rPr>
+      </w:pPr>
+      <w:r>
+        <w:rPr>
+          <w:rFonts w:ascii="Verdana" w:hAnsi="Verdana"/>
+          <w:color w:val="46959C"/>
+          <w:sz w:val="24"/>
+          <w:szCs w:val="24"/>
+        </w:rPr>
+        <w:t>Προβιοτικά …και για το στήθος !!!!</w:t>
+      </w:r>
+    </w:p>
+    <w:p>
+      <w:pPr>
+        <w:pStyle w:val="4"/>
+        <w:shd w:val="clear" w:color="auto" w:fill="FFFFFF"/>
+        <w:spacing w:before="0" w:beforeAutospacing="0" w:after="0" w:afterAutospacing="0"/>
+        <w:rPr>
+          <w:rFonts w:ascii="Verdana" w:hAnsi="Verdana"/>
+          <w:color w:val="46959C"/>
+          <w:sz w:val="24"/>
+          <w:szCs w:val="24"/>
+        </w:rPr>
+      </w:pPr>
+    </w:p>
+    <w:p>
+      <w:pPr>
+        <w:pStyle w:val="4"/>
+        <w:shd w:val="clear" w:color="auto" w:fill="FFFFFF"/>
+        <w:spacing w:before="0" w:beforeAutospacing="0" w:after="0" w:afterAutospacing="0"/>
+        <w:rPr>
+          <w:rFonts w:ascii="Verdana" w:hAnsi="Verdana"/>
+          <w:color w:val="46959C"/>
+          <w:sz w:val="24"/>
+          <w:szCs w:val="24"/>
+        </w:rPr>
+      </w:pPr>
+    </w:p>
+    <w:p>
+      <w:pPr>
+        <w:pStyle w:val="4"/>
+        <w:shd w:val="clear" w:color="auto" w:fill="FFFFFF"/>
+        <w:spacing w:before="0" w:beforeAutospacing="0" w:after="0" w:afterAutospacing="0"/>
+        <w:rPr>
+          <w:rFonts w:ascii="Verdana" w:hAnsi="Verdana"/>
+          <w:color w:val="46959C"/>
+          <w:sz w:val="24"/>
+          <w:szCs w:val="24"/>
+        </w:rPr>
+      </w:pPr>
+    </w:p>
+    <w:p>
+      <w:pPr>
+        <w:pStyle w:val="3"/>
+        <w:keepNext w:val="0"/>
+        <w:keepLines w:val="0"/>
+        <w:widowControl/>
+        <w:suppressLineNumbers w:val="0"/>
+      </w:pPr>
+      <w:r>
+        <w:rPr>
+          <w:rFonts w:hint="default" w:ascii="Verdana" w:hAnsi="Verdana"/>
+          <w:color w:val="46959C"/>
+          <w:sz w:val="24"/>
+          <w:szCs w:val="24"/>
+          <w:lang w:val="el-GR"/>
+        </w:rPr>
+        <w:t>ΠΟΛΥ ΠΟΛΥ ΠΟΛΥ ΣΗΜΑΝΤΙΚΟ , ΘΕΛΩ ΑΠΟ ΟΛΑ ΤΑ ΚΕΙΜΕΝΑ/ΑΡΘΡΑ ΝΑ ΔΙΑΓΡΑΨΕΙς ΟΠΟΥ ΕΜΦΑΝΙΖΟΝΤΑΙ ΟΙ ΠΑΡΑΚΑΤΩ ΦΡΑΣΕΙς , ΟΠΟΥ ΤΙς ΔΙΑΒΑΖΕΙς ΤΙς ΔΙΑΓΡΑΦΕΙς ΑΠΕΥΘΕΙΑς ΑΠΟ ΤΟ ΑΡΘΡΟ , ΔΕΝ ΘΕΛΩ ΠΟΛΥ ΣΗΜΑΝΤΙΚΟ , ΔΕΝ ΘΕΛΩ ΣΕ ΚΑΝΕΝΑ ΑΡΘΡΟ ΝΑ ΕΜΦΑΝΙΖΕΤΑΙ ΜΕΣΑ ΚΑΠΟΙΟ ΑΠΟ ΤΙς ΠΑΡΑΚΑΤΩ ΦΡΑΣΕΙς , ΒΡΕς ΠΟΙΑ ΑΡΘΡΑ ΕΙΝΑΙ ΚΑΙ ΔΙΕΓΡΑΨΕ ΑΠΟ ΜΕΣΑ ΤΙς ΦΡΑΣΕΙς</w:t>
+      </w:r>
+      <w:r>
+        <w:rPr>
+          <w:rFonts w:hint="default" w:ascii="Verdana" w:hAnsi="Verdana"/>
+          <w:color w:val="46959C"/>
+          <w:sz w:val="24"/>
+          <w:szCs w:val="24"/>
+          <w:lang w:val="en-US"/>
+        </w:rPr>
+        <w:t xml:space="preserve">: </w:t>
+      </w:r>
+      <w:r>
+        <w:t>❌ Exact Phrases To Delete</w:t>
+      </w:r>
+    </w:p>
+    <w:p>
+      <w:pPr>
+        <w:keepNext w:val="0"/>
+        <w:keepLines w:val="0"/>
+        <w:widowControl/>
         <w:numPr>
           <w:ilvl w:val="0"/>
           <w:numId w:val="3"/>
         </w:numPr>
-        <w:pBdr>
-          <w:top w:val="single" w:sz="2" w:space="0" w:color="EEEEEE"/>
-        </w:pBdr>
-        <w:spacing w:before="0" w:beforeAutospacing="0" w:after="12" w:afterAutospacing="0"/>
-        <w:ind w:right="-173"/>
-        <w:rPr>
-          <w:rFonts w:ascii="Verdana" w:hAnsi="Verdana"/>
-          <w:sz w:val="24"/>
-          <w:szCs w:val="24"/>
-        </w:rPr>
-      </w:pPr>
-      <w:r>
-        <w:rPr>
-          <w:rFonts w:ascii="Verdana" w:hAnsi="Verdana"/>
-          <w:sz w:val="24"/>
-          <w:szCs w:val="24"/>
-        </w:rPr>
-        <w:t xml:space="preserve">    </w:t>
-      </w:r>
-      <w:r>
-        <w:rPr>
-          <w:rFonts w:ascii="Verdana" w:hAnsi="Verdana"/>
-          <w:sz w:val="24"/>
-          <w:szCs w:val="24"/>
-        </w:rPr>
-        <w:t>Τρίτη 26 Απριλίου 2016</w:t>
-      </w:r>
-    </w:p>
-    <w:p>
-      <w:pPr>
-        <w:pStyle w:val="3"/>
-        <w:spacing w:before="0" w:beforeAutospacing="0" w:after="0" w:afterAutospacing="0"/>
-        <w:rPr>
-          <w:rFonts w:ascii="Verdana" w:hAnsi="Verdana"/>
-          <w:color w:val="46959C"/>
-          <w:sz w:val="24"/>
-          <w:szCs w:val="24"/>
-        </w:rPr>
-      </w:pPr>
-      <w:r>
-        <w:rPr>
-          <w:rFonts w:ascii="Verdana" w:hAnsi="Verdana"/>
-          <w:color w:val="46959C"/>
-          <w:sz w:val="24"/>
-          <w:szCs w:val="24"/>
-        </w:rPr>
-        <w:t>Τα άτομα με υψηλότερη μόρφωση (ή ανώτερο πνευματικό επίπεδο) είναι ενήμερα για την Εναλλακτική Ιατρική</w:t>
-      </w:r>
-    </w:p>
-    <w:p>
-      <w:pPr>
-        <w:pStyle w:val="3"/>
-        <w:spacing w:before="0" w:beforeAutospacing="0" w:after="0" w:afterAutospacing="0"/>
-        <w:rPr>
-          <w:rFonts w:ascii="Verdana" w:hAnsi="Verdana"/>
-          <w:color w:val="46959C"/>
-          <w:sz w:val="24"/>
-          <w:szCs w:val="24"/>
-          <w:lang w:val="en-US"/>
-        </w:rPr>
-      </w:pPr>
-    </w:p>
-    <w:p>
-      <w:pPr>
-        <w:pStyle w:val="3"/>
-        <w:spacing w:before="0" w:beforeAutospacing="0" w:after="0" w:afterAutospacing="0"/>
-        <w:rPr>
-          <w:rFonts w:ascii="Verdana" w:hAnsi="Verdana"/>
-          <w:color w:val="46959C"/>
-          <w:sz w:val="24"/>
-          <w:szCs w:val="24"/>
-          <w:lang w:val="en-US"/>
-        </w:rPr>
-      </w:pPr>
-    </w:p>
-    <w:p>
-      <w:pPr>
-        <w:pStyle w:val="3"/>
+        <w:suppressLineNumbers w:val="0"/>
+        <w:spacing w:before="0" w:beforeAutospacing="1" w:after="0" w:afterAutospacing="1"/>
+        <w:ind w:left="720" w:hanging="360"/>
+      </w:pPr>
+    </w:p>
+    <w:p>
+      <w:pPr>
+        <w:keepNext w:val="0"/>
+        <w:keepLines w:val="0"/>
+        <w:widowControl/>
+        <w:suppressLineNumbers w:val="0"/>
+        <w:bidi w:val="0"/>
+        <w:jc w:val="left"/>
+      </w:pPr>
+      <w:r>
+        <w:rPr>
+          <w:rFonts w:ascii="SimSun" w:hAnsi="SimSun" w:eastAsia="SimSun" w:cs="SimSun"/>
+          <w:kern w:val="0"/>
+          <w:sz w:val="24"/>
+          <w:szCs w:val="24"/>
+          <w:lang w:val="en-US" w:eastAsia="zh-CN" w:bidi="ar"/>
+        </w:rPr>
+        <w:t>Σύμβουλος Κλινικής Διατροφολογίας και Ολιστικών Εφαρμογών</w:t>
+      </w:r>
+    </w:p>
+    <w:p>
+      <w:pPr>
+        <w:keepNext w:val="0"/>
+        <w:keepLines w:val="0"/>
+        <w:widowControl/>
         <w:numPr>
           <w:ilvl w:val="0"/>
-          <w:numId w:val="3"/>
+          <w:numId w:val="4"/>
         </w:numPr>
-        <w:spacing w:before="0" w:beforeAutospacing="0" w:after="0" w:afterAutospacing="0"/>
-        <w:rPr>
-          <w:rFonts w:ascii="Verdana" w:hAnsi="Verdana"/>
-          <w:sz w:val="24"/>
-          <w:szCs w:val="24"/>
-        </w:rPr>
-      </w:pPr>
-      <w:r>
-        <w:rPr>
-          <w:rFonts w:ascii="Verdana" w:hAnsi="Verdana"/>
-          <w:sz w:val="24"/>
-          <w:szCs w:val="24"/>
-          <w:shd w:val="clear" w:color="auto" w:fill="FFFFFF"/>
-          <w:lang w:val="en-US"/>
-        </w:rPr>
-        <w:t xml:space="preserve">     </w:t>
-      </w:r>
-      <w:r>
-        <w:rPr>
-          <w:rFonts w:ascii="Verdana" w:hAnsi="Verdana"/>
-          <w:sz w:val="24"/>
-          <w:szCs w:val="24"/>
-          <w:shd w:val="clear" w:color="auto" w:fill="FFFFFF"/>
-        </w:rPr>
-        <w:t>Τετάρτη 8 Νοεμβρίου 2017</w:t>
-      </w:r>
-    </w:p>
-    <w:p>
-      <w:pPr>
-        <w:pStyle w:val="3"/>
+        <w:suppressLineNumbers w:val="0"/>
+        <w:spacing w:before="0" w:beforeAutospacing="1" w:after="0" w:afterAutospacing="1"/>
+        <w:ind w:left="720" w:hanging="360"/>
+      </w:pPr>
+    </w:p>
+    <w:p>
+      <w:pPr>
+        <w:keepNext w:val="0"/>
+        <w:keepLines w:val="0"/>
+        <w:widowControl/>
+        <w:suppressLineNumbers w:val="0"/>
+        <w:bidi w:val="0"/>
+        <w:jc w:val="left"/>
+      </w:pPr>
+      <w:r>
+        <w:rPr>
+          <w:rFonts w:ascii="SimSun" w:hAnsi="SimSun" w:eastAsia="SimSun" w:cs="SimSun"/>
+          <w:kern w:val="0"/>
+          <w:sz w:val="24"/>
+          <w:szCs w:val="24"/>
+          <w:lang w:val="en-US" w:eastAsia="zh-CN" w:bidi="ar"/>
+        </w:rPr>
+        <w:t>Clinical Nutrition, Diet Coaching, Healthy Life Style</w:t>
+      </w:r>
+    </w:p>
+    <w:p>
+      <w:pPr>
+        <w:keepNext w:val="0"/>
+        <w:keepLines w:val="0"/>
+        <w:widowControl/>
+        <w:numPr>
+          <w:ilvl w:val="0"/>
+          <w:numId w:val="5"/>
+        </w:numPr>
+        <w:suppressLineNumbers w:val="0"/>
+        <w:spacing w:before="0" w:beforeAutospacing="1" w:after="0" w:afterAutospacing="1"/>
+        <w:ind w:left="720" w:hanging="360"/>
+      </w:pPr>
+    </w:p>
+    <w:p>
+      <w:pPr>
+        <w:keepNext w:val="0"/>
+        <w:keepLines w:val="0"/>
+        <w:widowControl/>
+        <w:suppressLineNumbers w:val="0"/>
+        <w:bidi w:val="0"/>
+        <w:jc w:val="left"/>
+      </w:pPr>
+      <w:r>
+        <w:rPr>
+          <w:rFonts w:ascii="SimSun" w:hAnsi="SimSun" w:eastAsia="SimSun" w:cs="SimSun"/>
+          <w:kern w:val="0"/>
+          <w:sz w:val="24"/>
+          <w:szCs w:val="24"/>
+          <w:lang w:val="en-US" w:eastAsia="zh-CN" w:bidi="ar"/>
+        </w:rPr>
+        <w:t>Ολιστική Εφαρμογή</w:t>
+      </w:r>
+    </w:p>
+    <w:p>
+      <w:pPr>
+        <w:keepNext w:val="0"/>
+        <w:keepLines w:val="0"/>
+        <w:widowControl/>
+        <w:numPr>
+          <w:ilvl w:val="0"/>
+          <w:numId w:val="6"/>
+        </w:numPr>
+        <w:suppressLineNumbers w:val="0"/>
+        <w:spacing w:before="0" w:beforeAutospacing="1" w:after="0" w:afterAutospacing="1"/>
+        <w:ind w:left="720" w:hanging="360"/>
+      </w:pPr>
+    </w:p>
+    <w:p>
+      <w:pPr>
+        <w:keepNext w:val="0"/>
+        <w:keepLines w:val="0"/>
+        <w:widowControl/>
+        <w:suppressLineNumbers w:val="0"/>
+        <w:bidi w:val="0"/>
+        <w:jc w:val="left"/>
+      </w:pPr>
+      <w:r>
+        <w:rPr>
+          <w:rFonts w:ascii="SimSun" w:hAnsi="SimSun" w:eastAsia="SimSun" w:cs="SimSun"/>
+          <w:kern w:val="0"/>
+          <w:sz w:val="24"/>
+          <w:szCs w:val="24"/>
+          <w:lang w:val="en-US" w:eastAsia="zh-CN" w:bidi="ar"/>
+        </w:rPr>
+        <w:t>Diet Coaching</w:t>
+      </w:r>
+    </w:p>
+    <w:p>
+      <w:pPr>
+        <w:keepNext w:val="0"/>
+        <w:keepLines w:val="0"/>
+        <w:widowControl/>
+        <w:numPr>
+          <w:ilvl w:val="0"/>
+          <w:numId w:val="7"/>
+        </w:numPr>
+        <w:suppressLineNumbers w:val="0"/>
+        <w:spacing w:before="0" w:beforeAutospacing="1" w:after="0" w:afterAutospacing="1"/>
+        <w:ind w:left="720" w:hanging="360"/>
+      </w:pPr>
+    </w:p>
+    <w:p>
+      <w:pPr>
+        <w:keepNext w:val="0"/>
+        <w:keepLines w:val="0"/>
+        <w:widowControl/>
+        <w:suppressLineNumbers w:val="0"/>
+        <w:bidi w:val="0"/>
+        <w:jc w:val="left"/>
+      </w:pPr>
+      <w:r>
+        <w:rPr>
+          <w:rFonts w:ascii="SimSun" w:hAnsi="SimSun" w:eastAsia="SimSun" w:cs="SimSun"/>
+          <w:kern w:val="0"/>
+          <w:sz w:val="24"/>
+          <w:szCs w:val="24"/>
+          <w:lang w:val="en-US" w:eastAsia="zh-CN" w:bidi="ar"/>
+        </w:rPr>
+        <w:t>Clinical Nutrition</w:t>
+      </w:r>
+    </w:p>
+    <w:p>
+      <w:pPr>
+        <w:keepNext w:val="0"/>
+        <w:keepLines w:val="0"/>
+        <w:widowControl/>
+        <w:numPr>
+          <w:ilvl w:val="0"/>
+          <w:numId w:val="8"/>
+        </w:numPr>
+        <w:suppressLineNumbers w:val="0"/>
+        <w:spacing w:before="0" w:beforeAutospacing="1" w:after="0" w:afterAutospacing="1"/>
+        <w:ind w:left="720" w:hanging="360"/>
+      </w:pPr>
+    </w:p>
+    <w:p>
+      <w:pPr>
+        <w:keepNext w:val="0"/>
+        <w:keepLines w:val="0"/>
+        <w:widowControl/>
+        <w:suppressLineNumbers w:val="0"/>
+        <w:bidi w:val="0"/>
+        <w:jc w:val="left"/>
+      </w:pPr>
+      <w:r>
+        <w:rPr>
+          <w:rFonts w:ascii="SimSun" w:hAnsi="SimSun" w:eastAsia="SimSun" w:cs="SimSun"/>
+          <w:kern w:val="0"/>
+          <w:sz w:val="24"/>
+          <w:szCs w:val="24"/>
+          <w:lang w:val="en-US" w:eastAsia="zh-CN" w:bidi="ar"/>
+        </w:rPr>
+        <w:t>κλινική διατροφολόγος</w:t>
+      </w:r>
+    </w:p>
+    <w:p>
+      <w:pPr>
+        <w:pStyle w:val="4"/>
         <w:shd w:val="clear" w:color="auto" w:fill="FFFFFF"/>
         <w:spacing w:before="0" w:beforeAutospacing="0" w:after="0" w:afterAutospacing="0"/>
         <w:rPr>
-          <w:rFonts w:ascii="Verdana" w:hAnsi="Verdana"/>
+          <w:rFonts w:hint="default" w:ascii="Verdana" w:hAnsi="Verdana"/>
           <w:color w:val="46959C"/>
           <w:sz w:val="24"/>
           <w:szCs w:val="24"/>
-        </w:rPr>
-      </w:pPr>
-      <w:proofErr w:type="spellStart"/>
-      <w:r>
-        <w:rPr>
-          <w:rFonts w:ascii="Verdana" w:hAnsi="Verdana"/>
-          <w:color w:val="46959C"/>
-          <w:sz w:val="24"/>
-          <w:szCs w:val="24"/>
-        </w:rPr>
-        <w:t>Προβιοτικά</w:t>
-      </w:r>
-      <w:proofErr w:type="spellEnd"/>
-      <w:r>
-        <w:rPr>
-          <w:rFonts w:ascii="Verdana" w:hAnsi="Verdana"/>
-          <w:color w:val="46959C"/>
-          <w:sz w:val="24"/>
-          <w:szCs w:val="24"/>
-        </w:rPr>
-        <w:t xml:space="preserve"> …και για το στήθος !!!!</w:t>
-      </w:r>
+          <w:lang w:val="el-GR"/>
+        </w:rPr>
+      </w:pPr>
+      <w:bookmarkStart w:id="14" w:name="_GoBack"/>
+      <w:bookmarkEnd w:id="14"/>
     </w:p>
     <w:p>
       <w:pPr>
@@ -7222,13 +5869,13 @@
     <w:p>
       <w:pPr>
         <w:pBdr>
-          <w:top w:val="single" w:sz="2" w:space="0" w:color="EEEEEE"/>
+          <w:top w:val="single" w:color="EEEEEE" w:sz="2" w:space="0"/>
         </w:pBdr>
         <w:spacing w:after="0" w:line="240" w:lineRule="auto"/>
         <w:ind w:left="-173" w:right="-173"/>
         <w:outlineLvl w:val="1"/>
         <w:rPr>
-          <w:rFonts w:ascii="Constantia" w:eastAsia="Times New Roman" w:hAnsi="Constantia" w:cs="Times New Roman"/>
+          <w:rFonts w:ascii="Constantia" w:hAnsi="Constantia" w:eastAsia="Times New Roman" w:cs="Times New Roman"/>
           <w:b/>
           <w:bCs/>
           <w:color w:val="FF0000"/>
@@ -7241,32 +5888,827 @@
     <w:sectPr>
       <w:pgSz w:w="11906" w:h="16838"/>
       <w:pgMar w:top="510" w:right="720" w:bottom="340" w:left="720" w:header="709" w:footer="709" w:gutter="0"/>
-      <w:cols w:space="708"/>
-      <w:docGrid w:linePitch="360"/>
+      <w:cols w:space="708" w:num="1"/>
+      <w:docGrid w:linePitch="360" w:charSpace="0"/>
     </w:sectPr>
   </w:body>
 </w:document>
 </file>
 
+<file path=word/endnotes.xml><?xml version="1.0" encoding="utf-8"?>
+<w:endnotes xmlns:wpc="http://schemas.microsoft.com/office/word/2010/wordprocessingCanvas" xmlns:mc="http://schemas.openxmlformats.org/markup-compatibility/2006" xmlns:o="urn:schemas-microsoft-com:office:office" xmlns:r="http://schemas.openxmlformats.org/officeDocument/2006/relationships" xmlns:m="http://schemas.openxmlformats.org/officeDocument/2006/math" xmlns:v="urn:schemas-microsoft-com:vml" xmlns:wp14="http://schemas.microsoft.com/office/word/2010/wordprocessingDrawing" xmlns:wp="http://schemas.openxmlformats.org/drawingml/2006/wordprocessingDrawing" xmlns:w="http://schemas.openxmlformats.org/wordprocessingml/2006/main" xmlns:w14="http://schemas.microsoft.com/office/word/2010/wordml" xmlns:w15="http://schemas.microsoft.com/office/word/2012/wordml" xmlns:w10="urn:schemas-microsoft-com:office:word" xmlns:wpg="http://schemas.microsoft.com/office/word/2010/wordprocessingGroup" xmlns:wpi="http://schemas.microsoft.com/office/word/2010/wordprocessingInk" xmlns:wne="http://schemas.microsoft.com/office/word/2006/wordml" xmlns:wps="http://schemas.microsoft.com/office/word/2010/wordprocessingShape" xmlns:wpsCustomData="http://www.wps.cn/officeDocument/2013/wpsCustomData" mc:Ignorable="w14 w15 wp14">
+  <w:endnote w:type="separator" w:id="0">
+    <w:p>
+      <w:pPr>
+        <w:spacing w:line="240" w:lineRule="auto"/>
+      </w:pPr>
+      <w:r>
+        <w:separator/>
+      </w:r>
+    </w:p>
+  </w:endnote>
+  <w:endnote w:type="continuationSeparator" w:id="1">
+    <w:p>
+      <w:pPr>
+        <w:spacing w:line="240" w:lineRule="auto"/>
+      </w:pPr>
+      <w:r>
+        <w:continuationSeparator/>
+      </w:r>
+    </w:p>
+  </w:endnote>
+</w:endnotes>
+</file>
+
+<file path=word/footnotes.xml><?xml version="1.0" encoding="utf-8"?>
+<w:footnotes xmlns:wpc="http://schemas.microsoft.com/office/word/2010/wordprocessingCanvas" xmlns:mc="http://schemas.openxmlformats.org/markup-compatibility/2006" xmlns:o="urn:schemas-microsoft-com:office:office" xmlns:r="http://schemas.openxmlformats.org/officeDocument/2006/relationships" xmlns:m="http://schemas.openxmlformats.org/officeDocument/2006/math" xmlns:v="urn:schemas-microsoft-com:vml" xmlns:wp14="http://schemas.microsoft.com/office/word/2010/wordprocessingDrawing" xmlns:wp="http://schemas.openxmlformats.org/drawingml/2006/wordprocessingDrawing" xmlns:w="http://schemas.openxmlformats.org/wordprocessingml/2006/main" xmlns:w14="http://schemas.microsoft.com/office/word/2010/wordml" xmlns:w15="http://schemas.microsoft.com/office/word/2012/wordml" xmlns:w10="urn:schemas-microsoft-com:office:word" xmlns:wpg="http://schemas.microsoft.com/office/word/2010/wordprocessingGroup" xmlns:wpi="http://schemas.microsoft.com/office/word/2010/wordprocessingInk" xmlns:wne="http://schemas.microsoft.com/office/word/2006/wordml" xmlns:wps="http://schemas.microsoft.com/office/word/2010/wordprocessingShape" xmlns:wpsCustomData="http://www.wps.cn/officeDocument/2013/wpsCustomData" mc:Ignorable="w14 w15 wp14">
+  <w:footnote w:type="separator" w:id="0">
+    <w:p>
+      <w:pPr>
+        <w:spacing w:before="0" w:after="0" w:line="276" w:lineRule="auto"/>
+      </w:pPr>
+      <w:r>
+        <w:separator/>
+      </w:r>
+    </w:p>
+  </w:footnote>
+  <w:footnote w:type="continuationSeparator" w:id="1">
+    <w:p>
+      <w:pPr>
+        <w:spacing w:before="0" w:after="0" w:line="276" w:lineRule="auto"/>
+      </w:pPr>
+      <w:r>
+        <w:continuationSeparator/>
+      </w:r>
+    </w:p>
+  </w:footnote>
+</w:footnotes>
+</file>
+
 <file path=word/numbering.xml><?xml version="1.0" encoding="utf-8"?>
-<w:numbering xmlns:ve="http://schemas.openxmlformats.org/markup-compatibility/2006" xmlns:o="urn:schemas-microsoft-com:office:office" xmlns:r="http://schemas.openxmlformats.org/officeDocument/2006/relationships" xmlns:m="http://schemas.openxmlformats.org/officeDocument/2006/math" xmlns:v="urn:schemas-microsoft-com:vml" xmlns:wp="http://schemas.openxmlformats.org/drawingml/2006/wordprocessingDrawing" xmlns:w10="urn:schemas-microsoft-com:office:word" xmlns:w="http://schemas.openxmlformats.org/wordprocessingml/2006/main" xmlns:wne="http://schemas.microsoft.com/office/word/2006/wordml">
+<w:numbering xmlns:wpc="http://schemas.microsoft.com/office/word/2010/wordprocessingCanvas" xmlns:mc="http://schemas.openxmlformats.org/markup-compatibility/2006" xmlns:o="urn:schemas-microsoft-com:office:office" xmlns:r="http://schemas.openxmlformats.org/officeDocument/2006/relationships" xmlns:m="http://schemas.openxmlformats.org/officeDocument/2006/math" xmlns:v="urn:schemas-microsoft-com:vml" xmlns:wp14="http://schemas.microsoft.com/office/word/2010/wordprocessingDrawing" xmlns:wp="http://schemas.openxmlformats.org/drawingml/2006/wordprocessingDrawing" xmlns:w10="urn:schemas-microsoft-com:office:word" xmlns:w="http://schemas.openxmlformats.org/wordprocessingml/2006/main" xmlns:w14="http://schemas.microsoft.com/office/word/2010/wordml" xmlns:wpg="http://schemas.microsoft.com/office/word/2010/wordprocessingGroup" xmlns:wpi="http://schemas.microsoft.com/office/word/2010/wordprocessingInk" xmlns:wne="http://schemas.microsoft.com/office/word/2006/wordml" xmlns:wps="http://schemas.microsoft.com/office/word/2010/wordprocessingShape" xmlns:wpsCustomData="http://www.wps.cn/officeDocument/2013/wpsCustomData" mc:Ignorable="w14 wp14">
   <w:abstractNum w:abstractNumId="0">
-    <w:nsid w:val="30630472"/>
-    <w:multiLevelType w:val="hybridMultilevel"/>
-    <w:tmpl w:val="4718B580"/>
-    <w:lvl w:ilvl="0" w:tplc="61463890">
+    <w:nsid w:val="9E6C21DE"/>
+    <w:multiLevelType w:val="multilevel"/>
+    <w:tmpl w:val="9E6C21DE"/>
+    <w:lvl w:ilvl="0" w:tentative="0">
       <w:start w:val="1"/>
       <w:numFmt w:val="decimal"/>
       <w:lvlText w:val="%1."/>
       <w:lvlJc w:val="left"/>
       <w:pPr>
-        <w:ind w:left="187" w:hanging="360"/>
+        <w:tabs>
+          <w:tab w:val="left" w:pos="720"/>
+        </w:tabs>
+        <w:ind w:left="720" w:hanging="360"/>
+      </w:pPr>
+      <w:rPr>
+        <w:sz w:val="24"/>
+        <w:szCs w:val="24"/>
+      </w:rPr>
+    </w:lvl>
+    <w:lvl w:ilvl="1" w:tentative="0">
+      <w:start w:val="1"/>
+      <w:numFmt w:val="decimal"/>
+      <w:lvlText w:val="%2."/>
+      <w:lvlJc w:val="left"/>
+      <w:pPr>
+        <w:tabs>
+          <w:tab w:val="left" w:pos="1440"/>
+        </w:tabs>
+        <w:ind w:left="1440" w:hanging="360"/>
+      </w:pPr>
+      <w:rPr>
+        <w:sz w:val="24"/>
+        <w:szCs w:val="24"/>
+      </w:rPr>
+    </w:lvl>
+    <w:lvl w:ilvl="2" w:tentative="0">
+      <w:start w:val="1"/>
+      <w:numFmt w:val="decimal"/>
+      <w:lvlText w:val="%3."/>
+      <w:lvlJc w:val="left"/>
+      <w:pPr>
+        <w:tabs>
+          <w:tab w:val="left" w:pos="2160"/>
+        </w:tabs>
+        <w:ind w:left="2160" w:hanging="360"/>
+      </w:pPr>
+      <w:rPr>
+        <w:sz w:val="24"/>
+        <w:szCs w:val="24"/>
+      </w:rPr>
+    </w:lvl>
+    <w:lvl w:ilvl="3" w:tentative="0">
+      <w:start w:val="1"/>
+      <w:numFmt w:val="decimal"/>
+      <w:lvlText w:val="%4."/>
+      <w:lvlJc w:val="left"/>
+      <w:pPr>
+        <w:tabs>
+          <w:tab w:val="left" w:pos="2517"/>
+        </w:tabs>
+        <w:ind w:left="2880" w:hanging="360"/>
+      </w:pPr>
+      <w:rPr>
+        <w:sz w:val="24"/>
+        <w:szCs w:val="24"/>
+      </w:rPr>
+    </w:lvl>
+    <w:lvl w:ilvl="4" w:tentative="0">
+      <w:start w:val="1"/>
+      <w:numFmt w:val="decimal"/>
+      <w:lvlText w:val="%5."/>
+      <w:lvlJc w:val="left"/>
+      <w:pPr>
+        <w:tabs>
+          <w:tab w:val="left" w:pos="3238"/>
+        </w:tabs>
+        <w:ind w:left="3600" w:hanging="360"/>
+      </w:pPr>
+      <w:rPr>
+        <w:sz w:val="24"/>
+        <w:szCs w:val="24"/>
+      </w:rPr>
+    </w:lvl>
+    <w:lvl w:ilvl="5" w:tentative="0">
+      <w:start w:val="1"/>
+      <w:numFmt w:val="decimal"/>
+      <w:lvlText w:val="%6."/>
+      <w:lvlJc w:val="left"/>
+      <w:pPr>
+        <w:tabs>
+          <w:tab w:val="left" w:pos="3958"/>
+        </w:tabs>
+        <w:ind w:left="4320" w:hanging="360"/>
+      </w:pPr>
+      <w:rPr>
+        <w:sz w:val="24"/>
+        <w:szCs w:val="24"/>
+      </w:rPr>
+    </w:lvl>
+    <w:lvl w:ilvl="6" w:tentative="0">
+      <w:start w:val="1"/>
+      <w:numFmt w:val="decimal"/>
+      <w:lvlText w:val="%7."/>
+      <w:lvlJc w:val="left"/>
+      <w:pPr>
+        <w:tabs>
+          <w:tab w:val="left" w:pos="4678"/>
+        </w:tabs>
+        <w:ind w:left="5040" w:hanging="360"/>
+      </w:pPr>
+      <w:rPr>
+        <w:sz w:val="24"/>
+        <w:szCs w:val="24"/>
+      </w:rPr>
+    </w:lvl>
+    <w:lvl w:ilvl="7" w:tentative="0">
+      <w:start w:val="1"/>
+      <w:numFmt w:val="decimal"/>
+      <w:lvlText w:val="%8."/>
+      <w:lvlJc w:val="left"/>
+      <w:pPr>
+        <w:tabs>
+          <w:tab w:val="left" w:pos="5398"/>
+        </w:tabs>
+        <w:ind w:left="5760" w:hanging="360"/>
+      </w:pPr>
+      <w:rPr>
+        <w:sz w:val="24"/>
+        <w:szCs w:val="24"/>
+      </w:rPr>
+    </w:lvl>
+    <w:lvl w:ilvl="8" w:tentative="0">
+      <w:start w:val="1"/>
+      <w:numFmt w:val="decimal"/>
+      <w:lvlText w:val="%9."/>
+      <w:lvlJc w:val="left"/>
+      <w:pPr>
+        <w:tabs>
+          <w:tab w:val="left" w:pos="6118"/>
+        </w:tabs>
+        <w:ind w:left="6480" w:hanging="360"/>
+      </w:pPr>
+      <w:rPr>
+        <w:sz w:val="24"/>
+        <w:szCs w:val="24"/>
+      </w:rPr>
+    </w:lvl>
+  </w:abstractNum>
+  <w:abstractNum w:abstractNumId="1">
+    <w:nsid w:val="AB297966"/>
+    <w:multiLevelType w:val="multilevel"/>
+    <w:tmpl w:val="AB297966"/>
+    <w:lvl w:ilvl="0" w:tentative="0">
+      <w:start w:val="1"/>
+      <w:numFmt w:val="decimal"/>
+      <w:lvlText w:val="%1."/>
+      <w:lvlJc w:val="left"/>
+      <w:pPr>
+        <w:tabs>
+          <w:tab w:val="left" w:pos="720"/>
+        </w:tabs>
+        <w:ind w:left="720" w:hanging="360"/>
+      </w:pPr>
+      <w:rPr>
+        <w:sz w:val="24"/>
+        <w:szCs w:val="24"/>
+      </w:rPr>
+    </w:lvl>
+    <w:lvl w:ilvl="1" w:tentative="0">
+      <w:start w:val="1"/>
+      <w:numFmt w:val="decimal"/>
+      <w:lvlText w:val="%2."/>
+      <w:lvlJc w:val="left"/>
+      <w:pPr>
+        <w:tabs>
+          <w:tab w:val="left" w:pos="1440"/>
+        </w:tabs>
+        <w:ind w:left="1440" w:hanging="360"/>
+      </w:pPr>
+      <w:rPr>
+        <w:sz w:val="24"/>
+        <w:szCs w:val="24"/>
+      </w:rPr>
+    </w:lvl>
+    <w:lvl w:ilvl="2" w:tentative="0">
+      <w:start w:val="1"/>
+      <w:numFmt w:val="decimal"/>
+      <w:lvlText w:val="%3."/>
+      <w:lvlJc w:val="left"/>
+      <w:pPr>
+        <w:tabs>
+          <w:tab w:val="left" w:pos="2160"/>
+        </w:tabs>
+        <w:ind w:left="2160" w:hanging="360"/>
+      </w:pPr>
+      <w:rPr>
+        <w:sz w:val="24"/>
+        <w:szCs w:val="24"/>
+      </w:rPr>
+    </w:lvl>
+    <w:lvl w:ilvl="3" w:tentative="0">
+      <w:start w:val="1"/>
+      <w:numFmt w:val="decimal"/>
+      <w:lvlText w:val="%4."/>
+      <w:lvlJc w:val="left"/>
+      <w:pPr>
+        <w:tabs>
+          <w:tab w:val="left" w:pos="2517"/>
+        </w:tabs>
+        <w:ind w:left="2880" w:hanging="360"/>
+      </w:pPr>
+      <w:rPr>
+        <w:sz w:val="24"/>
+        <w:szCs w:val="24"/>
+      </w:rPr>
+    </w:lvl>
+    <w:lvl w:ilvl="4" w:tentative="0">
+      <w:start w:val="1"/>
+      <w:numFmt w:val="decimal"/>
+      <w:lvlText w:val="%5."/>
+      <w:lvlJc w:val="left"/>
+      <w:pPr>
+        <w:tabs>
+          <w:tab w:val="left" w:pos="3238"/>
+        </w:tabs>
+        <w:ind w:left="3600" w:hanging="360"/>
+      </w:pPr>
+      <w:rPr>
+        <w:sz w:val="24"/>
+        <w:szCs w:val="24"/>
+      </w:rPr>
+    </w:lvl>
+    <w:lvl w:ilvl="5" w:tentative="0">
+      <w:start w:val="1"/>
+      <w:numFmt w:val="decimal"/>
+      <w:lvlText w:val="%6."/>
+      <w:lvlJc w:val="left"/>
+      <w:pPr>
+        <w:tabs>
+          <w:tab w:val="left" w:pos="3958"/>
+        </w:tabs>
+        <w:ind w:left="4320" w:hanging="360"/>
+      </w:pPr>
+      <w:rPr>
+        <w:sz w:val="24"/>
+        <w:szCs w:val="24"/>
+      </w:rPr>
+    </w:lvl>
+    <w:lvl w:ilvl="6" w:tentative="0">
+      <w:start w:val="1"/>
+      <w:numFmt w:val="decimal"/>
+      <w:lvlText w:val="%7."/>
+      <w:lvlJc w:val="left"/>
+      <w:pPr>
+        <w:tabs>
+          <w:tab w:val="left" w:pos="4678"/>
+        </w:tabs>
+        <w:ind w:left="5040" w:hanging="360"/>
+      </w:pPr>
+      <w:rPr>
+        <w:sz w:val="24"/>
+        <w:szCs w:val="24"/>
+      </w:rPr>
+    </w:lvl>
+    <w:lvl w:ilvl="7" w:tentative="0">
+      <w:start w:val="1"/>
+      <w:numFmt w:val="decimal"/>
+      <w:lvlText w:val="%8."/>
+      <w:lvlJc w:val="left"/>
+      <w:pPr>
+        <w:tabs>
+          <w:tab w:val="left" w:pos="5398"/>
+        </w:tabs>
+        <w:ind w:left="5760" w:hanging="360"/>
+      </w:pPr>
+      <w:rPr>
+        <w:sz w:val="24"/>
+        <w:szCs w:val="24"/>
+      </w:rPr>
+    </w:lvl>
+    <w:lvl w:ilvl="8" w:tentative="0">
+      <w:start w:val="1"/>
+      <w:numFmt w:val="decimal"/>
+      <w:lvlText w:val="%9."/>
+      <w:lvlJc w:val="left"/>
+      <w:pPr>
+        <w:tabs>
+          <w:tab w:val="left" w:pos="6118"/>
+        </w:tabs>
+        <w:ind w:left="6480" w:hanging="360"/>
+      </w:pPr>
+      <w:rPr>
+        <w:sz w:val="24"/>
+        <w:szCs w:val="24"/>
+      </w:rPr>
+    </w:lvl>
+  </w:abstractNum>
+  <w:abstractNum w:abstractNumId="2">
+    <w:nsid w:val="0EBF4D95"/>
+    <w:multiLevelType w:val="multilevel"/>
+    <w:tmpl w:val="0EBF4D95"/>
+    <w:lvl w:ilvl="0" w:tentative="0">
+      <w:start w:val="1"/>
+      <w:numFmt w:val="decimal"/>
+      <w:lvlText w:val="%1."/>
+      <w:lvlJc w:val="left"/>
+      <w:pPr>
+        <w:tabs>
+          <w:tab w:val="left" w:pos="720"/>
+        </w:tabs>
+        <w:ind w:left="720" w:hanging="360"/>
+      </w:pPr>
+      <w:rPr>
+        <w:sz w:val="24"/>
+        <w:szCs w:val="24"/>
+      </w:rPr>
+    </w:lvl>
+    <w:lvl w:ilvl="1" w:tentative="0">
+      <w:start w:val="1"/>
+      <w:numFmt w:val="decimal"/>
+      <w:lvlText w:val="%2."/>
+      <w:lvlJc w:val="left"/>
+      <w:pPr>
+        <w:tabs>
+          <w:tab w:val="left" w:pos="1440"/>
+        </w:tabs>
+        <w:ind w:left="1440" w:hanging="360"/>
+      </w:pPr>
+      <w:rPr>
+        <w:sz w:val="24"/>
+        <w:szCs w:val="24"/>
+      </w:rPr>
+    </w:lvl>
+    <w:lvl w:ilvl="2" w:tentative="0">
+      <w:start w:val="1"/>
+      <w:numFmt w:val="decimal"/>
+      <w:lvlText w:val="%3."/>
+      <w:lvlJc w:val="left"/>
+      <w:pPr>
+        <w:tabs>
+          <w:tab w:val="left" w:pos="2160"/>
+        </w:tabs>
+        <w:ind w:left="2160" w:hanging="360"/>
+      </w:pPr>
+      <w:rPr>
+        <w:sz w:val="24"/>
+        <w:szCs w:val="24"/>
+      </w:rPr>
+    </w:lvl>
+    <w:lvl w:ilvl="3" w:tentative="0">
+      <w:start w:val="1"/>
+      <w:numFmt w:val="decimal"/>
+      <w:lvlText w:val="%4."/>
+      <w:lvlJc w:val="left"/>
+      <w:pPr>
+        <w:tabs>
+          <w:tab w:val="left" w:pos="2517"/>
+        </w:tabs>
+        <w:ind w:left="2880" w:hanging="360"/>
+      </w:pPr>
+      <w:rPr>
+        <w:sz w:val="24"/>
+        <w:szCs w:val="24"/>
+      </w:rPr>
+    </w:lvl>
+    <w:lvl w:ilvl="4" w:tentative="0">
+      <w:start w:val="1"/>
+      <w:numFmt w:val="decimal"/>
+      <w:lvlText w:val="%5."/>
+      <w:lvlJc w:val="left"/>
+      <w:pPr>
+        <w:tabs>
+          <w:tab w:val="left" w:pos="3238"/>
+        </w:tabs>
+        <w:ind w:left="3600" w:hanging="360"/>
+      </w:pPr>
+      <w:rPr>
+        <w:sz w:val="24"/>
+        <w:szCs w:val="24"/>
+      </w:rPr>
+    </w:lvl>
+    <w:lvl w:ilvl="5" w:tentative="0">
+      <w:start w:val="1"/>
+      <w:numFmt w:val="decimal"/>
+      <w:lvlText w:val="%6."/>
+      <w:lvlJc w:val="left"/>
+      <w:pPr>
+        <w:tabs>
+          <w:tab w:val="left" w:pos="3958"/>
+        </w:tabs>
+        <w:ind w:left="4320" w:hanging="360"/>
+      </w:pPr>
+      <w:rPr>
+        <w:sz w:val="24"/>
+        <w:szCs w:val="24"/>
+      </w:rPr>
+    </w:lvl>
+    <w:lvl w:ilvl="6" w:tentative="0">
+      <w:start w:val="1"/>
+      <w:numFmt w:val="decimal"/>
+      <w:lvlText w:val="%7."/>
+      <w:lvlJc w:val="left"/>
+      <w:pPr>
+        <w:tabs>
+          <w:tab w:val="left" w:pos="4678"/>
+        </w:tabs>
+        <w:ind w:left="5040" w:hanging="360"/>
+      </w:pPr>
+      <w:rPr>
+        <w:sz w:val="24"/>
+        <w:szCs w:val="24"/>
+      </w:rPr>
+    </w:lvl>
+    <w:lvl w:ilvl="7" w:tentative="0">
+      <w:start w:val="1"/>
+      <w:numFmt w:val="decimal"/>
+      <w:lvlText w:val="%8."/>
+      <w:lvlJc w:val="left"/>
+      <w:pPr>
+        <w:tabs>
+          <w:tab w:val="left" w:pos="5398"/>
+        </w:tabs>
+        <w:ind w:left="5760" w:hanging="360"/>
+      </w:pPr>
+      <w:rPr>
+        <w:sz w:val="24"/>
+        <w:szCs w:val="24"/>
+      </w:rPr>
+    </w:lvl>
+    <w:lvl w:ilvl="8" w:tentative="0">
+      <w:start w:val="1"/>
+      <w:numFmt w:val="decimal"/>
+      <w:lvlText w:val="%9."/>
+      <w:lvlJc w:val="left"/>
+      <w:pPr>
+        <w:tabs>
+          <w:tab w:val="left" w:pos="6118"/>
+        </w:tabs>
+        <w:ind w:left="6480" w:hanging="360"/>
+      </w:pPr>
+      <w:rPr>
+        <w:sz w:val="24"/>
+        <w:szCs w:val="24"/>
+      </w:rPr>
+    </w:lvl>
+  </w:abstractNum>
+  <w:abstractNum w:abstractNumId="3">
+    <w:nsid w:val="24F577A9"/>
+    <w:multiLevelType w:val="multilevel"/>
+    <w:tmpl w:val="24F577A9"/>
+    <w:lvl w:ilvl="0" w:tentative="0">
+      <w:start w:val="1"/>
+      <w:numFmt w:val="decimal"/>
+      <w:lvlText w:val="%1."/>
+      <w:lvlJc w:val="left"/>
+      <w:pPr>
+        <w:tabs>
+          <w:tab w:val="left" w:pos="720"/>
+        </w:tabs>
+        <w:ind w:left="720" w:hanging="360"/>
+      </w:pPr>
+      <w:rPr>
+        <w:sz w:val="24"/>
+        <w:szCs w:val="24"/>
+      </w:rPr>
+    </w:lvl>
+    <w:lvl w:ilvl="1" w:tentative="0">
+      <w:start w:val="1"/>
+      <w:numFmt w:val="decimal"/>
+      <w:lvlText w:val="%2."/>
+      <w:lvlJc w:val="left"/>
+      <w:pPr>
+        <w:tabs>
+          <w:tab w:val="left" w:pos="1440"/>
+        </w:tabs>
+        <w:ind w:left="1440" w:hanging="360"/>
+      </w:pPr>
+      <w:rPr>
+        <w:sz w:val="24"/>
+        <w:szCs w:val="24"/>
+      </w:rPr>
+    </w:lvl>
+    <w:lvl w:ilvl="2" w:tentative="0">
+      <w:start w:val="1"/>
+      <w:numFmt w:val="decimal"/>
+      <w:lvlText w:val="%3."/>
+      <w:lvlJc w:val="left"/>
+      <w:pPr>
+        <w:tabs>
+          <w:tab w:val="left" w:pos="2160"/>
+        </w:tabs>
+        <w:ind w:left="2160" w:hanging="360"/>
+      </w:pPr>
+      <w:rPr>
+        <w:sz w:val="24"/>
+        <w:szCs w:val="24"/>
+      </w:rPr>
+    </w:lvl>
+    <w:lvl w:ilvl="3" w:tentative="0">
+      <w:start w:val="1"/>
+      <w:numFmt w:val="decimal"/>
+      <w:lvlText w:val="%4."/>
+      <w:lvlJc w:val="left"/>
+      <w:pPr>
+        <w:tabs>
+          <w:tab w:val="left" w:pos="2517"/>
+        </w:tabs>
+        <w:ind w:left="2880" w:hanging="360"/>
+      </w:pPr>
+      <w:rPr>
+        <w:sz w:val="24"/>
+        <w:szCs w:val="24"/>
+      </w:rPr>
+    </w:lvl>
+    <w:lvl w:ilvl="4" w:tentative="0">
+      <w:start w:val="1"/>
+      <w:numFmt w:val="decimal"/>
+      <w:lvlText w:val="%5."/>
+      <w:lvlJc w:val="left"/>
+      <w:pPr>
+        <w:tabs>
+          <w:tab w:val="left" w:pos="3238"/>
+        </w:tabs>
+        <w:ind w:left="3600" w:hanging="360"/>
+      </w:pPr>
+      <w:rPr>
+        <w:sz w:val="24"/>
+        <w:szCs w:val="24"/>
+      </w:rPr>
+    </w:lvl>
+    <w:lvl w:ilvl="5" w:tentative="0">
+      <w:start w:val="1"/>
+      <w:numFmt w:val="decimal"/>
+      <w:lvlText w:val="%6."/>
+      <w:lvlJc w:val="left"/>
+      <w:pPr>
+        <w:tabs>
+          <w:tab w:val="left" w:pos="3958"/>
+        </w:tabs>
+        <w:ind w:left="4320" w:hanging="360"/>
+      </w:pPr>
+      <w:rPr>
+        <w:sz w:val="24"/>
+        <w:szCs w:val="24"/>
+      </w:rPr>
+    </w:lvl>
+    <w:lvl w:ilvl="6" w:tentative="0">
+      <w:start w:val="1"/>
+      <w:numFmt w:val="decimal"/>
+      <w:lvlText w:val="%7."/>
+      <w:lvlJc w:val="left"/>
+      <w:pPr>
+        <w:tabs>
+          <w:tab w:val="left" w:pos="4678"/>
+        </w:tabs>
+        <w:ind w:left="5040" w:hanging="360"/>
+      </w:pPr>
+      <w:rPr>
+        <w:sz w:val="24"/>
+        <w:szCs w:val="24"/>
+      </w:rPr>
+    </w:lvl>
+    <w:lvl w:ilvl="7" w:tentative="0">
+      <w:start w:val="1"/>
+      <w:numFmt w:val="decimal"/>
+      <w:lvlText w:val="%8."/>
+      <w:lvlJc w:val="left"/>
+      <w:pPr>
+        <w:tabs>
+          <w:tab w:val="left" w:pos="5398"/>
+        </w:tabs>
+        <w:ind w:left="5760" w:hanging="360"/>
+      </w:pPr>
+      <w:rPr>
+        <w:sz w:val="24"/>
+        <w:szCs w:val="24"/>
+      </w:rPr>
+    </w:lvl>
+    <w:lvl w:ilvl="8" w:tentative="0">
+      <w:start w:val="1"/>
+      <w:numFmt w:val="decimal"/>
+      <w:lvlText w:val="%9."/>
+      <w:lvlJc w:val="left"/>
+      <w:pPr>
+        <w:tabs>
+          <w:tab w:val="left" w:pos="6118"/>
+        </w:tabs>
+        <w:ind w:left="6480" w:hanging="360"/>
+      </w:pPr>
+      <w:rPr>
+        <w:sz w:val="24"/>
+        <w:szCs w:val="24"/>
+      </w:rPr>
+    </w:lvl>
+  </w:abstractNum>
+  <w:abstractNum w:abstractNumId="4">
+    <w:nsid w:val="3ADFAA7E"/>
+    <w:multiLevelType w:val="multilevel"/>
+    <w:tmpl w:val="3ADFAA7E"/>
+    <w:lvl w:ilvl="0" w:tentative="0">
+      <w:start w:val="1"/>
+      <w:numFmt w:val="decimal"/>
+      <w:lvlText w:val="%1."/>
+      <w:lvlJc w:val="left"/>
+      <w:pPr>
+        <w:tabs>
+          <w:tab w:val="left" w:pos="720"/>
+        </w:tabs>
+        <w:ind w:left="720" w:hanging="360"/>
+      </w:pPr>
+      <w:rPr>
+        <w:sz w:val="24"/>
+        <w:szCs w:val="24"/>
+      </w:rPr>
+    </w:lvl>
+    <w:lvl w:ilvl="1" w:tentative="0">
+      <w:start w:val="1"/>
+      <w:numFmt w:val="decimal"/>
+      <w:lvlText w:val="%2."/>
+      <w:lvlJc w:val="left"/>
+      <w:pPr>
+        <w:tabs>
+          <w:tab w:val="left" w:pos="1440"/>
+        </w:tabs>
+        <w:ind w:left="1440" w:hanging="360"/>
+      </w:pPr>
+      <w:rPr>
+        <w:sz w:val="24"/>
+        <w:szCs w:val="24"/>
+      </w:rPr>
+    </w:lvl>
+    <w:lvl w:ilvl="2" w:tentative="0">
+      <w:start w:val="1"/>
+      <w:numFmt w:val="decimal"/>
+      <w:lvlText w:val="%3."/>
+      <w:lvlJc w:val="left"/>
+      <w:pPr>
+        <w:tabs>
+          <w:tab w:val="left" w:pos="2160"/>
+        </w:tabs>
+        <w:ind w:left="2160" w:hanging="360"/>
+      </w:pPr>
+      <w:rPr>
+        <w:sz w:val="24"/>
+        <w:szCs w:val="24"/>
+      </w:rPr>
+    </w:lvl>
+    <w:lvl w:ilvl="3" w:tentative="0">
+      <w:start w:val="1"/>
+      <w:numFmt w:val="decimal"/>
+      <w:lvlText w:val="%4."/>
+      <w:lvlJc w:val="left"/>
+      <w:pPr>
+        <w:tabs>
+          <w:tab w:val="left" w:pos="2517"/>
+        </w:tabs>
+        <w:ind w:left="2880" w:hanging="360"/>
+      </w:pPr>
+      <w:rPr>
+        <w:sz w:val="24"/>
+        <w:szCs w:val="24"/>
+      </w:rPr>
+    </w:lvl>
+    <w:lvl w:ilvl="4" w:tentative="0">
+      <w:start w:val="1"/>
+      <w:numFmt w:val="decimal"/>
+      <w:lvlText w:val="%5."/>
+      <w:lvlJc w:val="left"/>
+      <w:pPr>
+        <w:tabs>
+          <w:tab w:val="left" w:pos="3238"/>
+        </w:tabs>
+        <w:ind w:left="3600" w:hanging="360"/>
+      </w:pPr>
+      <w:rPr>
+        <w:sz w:val="24"/>
+        <w:szCs w:val="24"/>
+      </w:rPr>
+    </w:lvl>
+    <w:lvl w:ilvl="5" w:tentative="0">
+      <w:start w:val="1"/>
+      <w:numFmt w:val="decimal"/>
+      <w:lvlText w:val="%6."/>
+      <w:lvlJc w:val="left"/>
+      <w:pPr>
+        <w:tabs>
+          <w:tab w:val="left" w:pos="3958"/>
+        </w:tabs>
+        <w:ind w:left="4320" w:hanging="360"/>
+      </w:pPr>
+      <w:rPr>
+        <w:sz w:val="24"/>
+        <w:szCs w:val="24"/>
+      </w:rPr>
+    </w:lvl>
+    <w:lvl w:ilvl="6" w:tentative="0">
+      <w:start w:val="1"/>
+      <w:numFmt w:val="decimal"/>
+      <w:lvlText w:val="%7."/>
+      <w:lvlJc w:val="left"/>
+      <w:pPr>
+        <w:tabs>
+          <w:tab w:val="left" w:pos="4678"/>
+        </w:tabs>
+        <w:ind w:left="5040" w:hanging="360"/>
+      </w:pPr>
+      <w:rPr>
+        <w:sz w:val="24"/>
+        <w:szCs w:val="24"/>
+      </w:rPr>
+    </w:lvl>
+    <w:lvl w:ilvl="7" w:tentative="0">
+      <w:start w:val="1"/>
+      <w:numFmt w:val="decimal"/>
+      <w:lvlText w:val="%8."/>
+      <w:lvlJc w:val="left"/>
+      <w:pPr>
+        <w:tabs>
+          <w:tab w:val="left" w:pos="5398"/>
+        </w:tabs>
+        <w:ind w:left="5760" w:hanging="360"/>
+      </w:pPr>
+      <w:rPr>
+        <w:sz w:val="24"/>
+        <w:szCs w:val="24"/>
+      </w:rPr>
+    </w:lvl>
+    <w:lvl w:ilvl="8" w:tentative="0">
+      <w:start w:val="1"/>
+      <w:numFmt w:val="decimal"/>
+      <w:lvlText w:val="%9."/>
+      <w:lvlJc w:val="left"/>
+      <w:pPr>
+        <w:tabs>
+          <w:tab w:val="left" w:pos="6118"/>
+        </w:tabs>
+        <w:ind w:left="6480" w:hanging="360"/>
+      </w:pPr>
+      <w:rPr>
+        <w:sz w:val="24"/>
+        <w:szCs w:val="24"/>
+      </w:rPr>
+    </w:lvl>
+  </w:abstractNum>
+  <w:abstractNum w:abstractNumId="5">
+    <w:nsid w:val="43C3546C"/>
+    <w:multiLevelType w:val="multilevel"/>
+    <w:tmpl w:val="43C3546C"/>
+    <w:lvl w:ilvl="0" w:tentative="0">
+      <w:start w:val="1"/>
+      <w:numFmt w:val="decimal"/>
+      <w:lvlText w:val="%1."/>
+      <w:lvlJc w:val="left"/>
+      <w:pPr>
+        <w:ind w:left="360" w:hanging="360"/>
       </w:pPr>
       <w:rPr>
         <w:rFonts w:hint="default"/>
       </w:rPr>
     </w:lvl>
-    <w:lvl w:ilvl="1" w:tplc="04080019" w:tentative="1">
+    <w:lvl w:ilvl="1" w:tentative="0">
       <w:start w:val="1"/>
       <w:numFmt w:val="lowerLetter"/>
       <w:lvlText w:val="%2."/>
@@ -7275,7 +6717,7 @@
         <w:ind w:left="907" w:hanging="360"/>
       </w:pPr>
     </w:lvl>
-    <w:lvl w:ilvl="2" w:tplc="0408001B" w:tentative="1">
+    <w:lvl w:ilvl="2" w:tentative="0">
       <w:start w:val="1"/>
       <w:numFmt w:val="lowerRoman"/>
       <w:lvlText w:val="%3."/>
@@ -7284,7 +6726,7 @@
         <w:ind w:left="1627" w:hanging="180"/>
       </w:pPr>
     </w:lvl>
-    <w:lvl w:ilvl="3" w:tplc="0408000F" w:tentative="1">
+    <w:lvl w:ilvl="3" w:tentative="0">
       <w:start w:val="1"/>
       <w:numFmt w:val="decimal"/>
       <w:lvlText w:val="%4."/>
@@ -7293,7 +6735,7 @@
         <w:ind w:left="2347" w:hanging="360"/>
       </w:pPr>
     </w:lvl>
-    <w:lvl w:ilvl="4" w:tplc="04080019" w:tentative="1">
+    <w:lvl w:ilvl="4" w:tentative="0">
       <w:start w:val="1"/>
       <w:numFmt w:val="lowerLetter"/>
       <w:lvlText w:val="%5."/>
@@ -7302,7 +6744,7 @@
         <w:ind w:left="3067" w:hanging="360"/>
       </w:pPr>
     </w:lvl>
-    <w:lvl w:ilvl="5" w:tplc="0408001B" w:tentative="1">
+    <w:lvl w:ilvl="5" w:tentative="0">
       <w:start w:val="1"/>
       <w:numFmt w:val="lowerRoman"/>
       <w:lvlText w:val="%6."/>
@@ -7311,7 +6753,7 @@
         <w:ind w:left="3787" w:hanging="180"/>
       </w:pPr>
     </w:lvl>
-    <w:lvl w:ilvl="6" w:tplc="0408000F" w:tentative="1">
+    <w:lvl w:ilvl="6" w:tentative="0">
       <w:start w:val="1"/>
       <w:numFmt w:val="decimal"/>
       <w:lvlText w:val="%7."/>
@@ -7320,7 +6762,7 @@
         <w:ind w:left="4507" w:hanging="360"/>
       </w:pPr>
     </w:lvl>
-    <w:lvl w:ilvl="7" w:tplc="04080019" w:tentative="1">
+    <w:lvl w:ilvl="7" w:tentative="0">
       <w:start w:val="1"/>
       <w:numFmt w:val="lowerLetter"/>
       <w:lvlText w:val="%8."/>
@@ -7329,7 +6771,7 @@
         <w:ind w:left="5227" w:hanging="360"/>
       </w:pPr>
     </w:lvl>
-    <w:lvl w:ilvl="8" w:tplc="0408001B" w:tentative="1">
+    <w:lvl w:ilvl="8" w:tentative="0">
       <w:start w:val="1"/>
       <w:numFmt w:val="lowerRoman"/>
       <w:lvlText w:val="%9."/>
@@ -7339,23 +6781,23 @@
       </w:pPr>
     </w:lvl>
   </w:abstractNum>
-  <w:abstractNum w:abstractNumId="1">
-    <w:nsid w:val="43C3546C"/>
-    <w:multiLevelType w:val="hybridMultilevel"/>
-    <w:tmpl w:val="6F7458B2"/>
-    <w:lvl w:ilvl="0" w:tplc="5C686A88">
+  <w:abstractNum w:abstractNumId="6">
+    <w:nsid w:val="6304591B"/>
+    <w:multiLevelType w:val="multilevel"/>
+    <w:tmpl w:val="6304591B"/>
+    <w:lvl w:ilvl="0" w:tentative="0">
       <w:start w:val="1"/>
       <w:numFmt w:val="decimal"/>
       <w:lvlText w:val="%1."/>
       <w:lvlJc w:val="left"/>
       <w:pPr>
-        <w:ind w:left="360" w:hanging="360"/>
+        <w:ind w:left="187" w:hanging="360"/>
       </w:pPr>
       <w:rPr>
         <w:rFonts w:hint="default"/>
       </w:rPr>
     </w:lvl>
-    <w:lvl w:ilvl="1" w:tplc="04080019" w:tentative="1">
+    <w:lvl w:ilvl="1" w:tentative="0">
       <w:start w:val="1"/>
       <w:numFmt w:val="lowerLetter"/>
       <w:lvlText w:val="%2."/>
@@ -7364,7 +6806,7 @@
         <w:ind w:left="907" w:hanging="360"/>
       </w:pPr>
     </w:lvl>
-    <w:lvl w:ilvl="2" w:tplc="0408001B" w:tentative="1">
+    <w:lvl w:ilvl="2" w:tentative="0">
       <w:start w:val="1"/>
       <w:numFmt w:val="lowerRoman"/>
       <w:lvlText w:val="%3."/>
@@ -7373,7 +6815,7 @@
         <w:ind w:left="1627" w:hanging="180"/>
       </w:pPr>
     </w:lvl>
-    <w:lvl w:ilvl="3" w:tplc="0408000F" w:tentative="1">
+    <w:lvl w:ilvl="3" w:tentative="0">
       <w:start w:val="1"/>
       <w:numFmt w:val="decimal"/>
       <w:lvlText w:val="%4."/>
@@ -7382,7 +6824,7 @@
         <w:ind w:left="2347" w:hanging="360"/>
       </w:pPr>
     </w:lvl>
-    <w:lvl w:ilvl="4" w:tplc="04080019" w:tentative="1">
+    <w:lvl w:ilvl="4" w:tentative="0">
       <w:start w:val="1"/>
       <w:numFmt w:val="lowerLetter"/>
       <w:lvlText w:val="%5."/>
@@ -7391,7 +6833,7 @@
         <w:ind w:left="3067" w:hanging="360"/>
       </w:pPr>
     </w:lvl>
-    <w:lvl w:ilvl="5" w:tplc="0408001B" w:tentative="1">
+    <w:lvl w:ilvl="5" w:tentative="0">
       <w:start w:val="1"/>
       <w:numFmt w:val="lowerRoman"/>
       <w:lvlText w:val="%6."/>
@@ -7400,7 +6842,7 @@
         <w:ind w:left="3787" w:hanging="180"/>
       </w:pPr>
     </w:lvl>
-    <w:lvl w:ilvl="6" w:tplc="0408000F" w:tentative="1">
+    <w:lvl w:ilvl="6" w:tentative="0">
       <w:start w:val="1"/>
       <w:numFmt w:val="decimal"/>
       <w:lvlText w:val="%7."/>
@@ -7409,7 +6851,7 @@
         <w:ind w:left="4507" w:hanging="360"/>
       </w:pPr>
     </w:lvl>
-    <w:lvl w:ilvl="7" w:tplc="04080019" w:tentative="1">
+    <w:lvl w:ilvl="7" w:tentative="0">
       <w:start w:val="1"/>
       <w:numFmt w:val="lowerLetter"/>
       <w:lvlText w:val="%8."/>
@@ -7418,7 +6860,7 @@
         <w:ind w:left="5227" w:hanging="360"/>
       </w:pPr>
     </w:lvl>
-    <w:lvl w:ilvl="8" w:tplc="0408001B" w:tentative="1">
+    <w:lvl w:ilvl="8" w:tentative="0">
       <w:start w:val="1"/>
       <w:numFmt w:val="lowerRoman"/>
       <w:lvlText w:val="%9."/>
@@ -7428,276 +6870,464 @@
       </w:pPr>
     </w:lvl>
   </w:abstractNum>
-  <w:abstractNum w:abstractNumId="2">
-    <w:nsid w:val="6304591B"/>
-    <w:multiLevelType w:val="hybridMultilevel"/>
-    <w:tmpl w:val="BD48EAAC"/>
-    <w:lvl w:ilvl="0" w:tplc="1180A670">
+  <w:abstractNum w:abstractNumId="7">
+    <w:nsid w:val="67CADA73"/>
+    <w:multiLevelType w:val="multilevel"/>
+    <w:tmpl w:val="67CADA73"/>
+    <w:lvl w:ilvl="0" w:tentative="0">
       <w:start w:val="1"/>
       <w:numFmt w:val="decimal"/>
       <w:lvlText w:val="%1."/>
       <w:lvlJc w:val="left"/>
       <w:pPr>
-        <w:ind w:left="187" w:hanging="360"/>
+        <w:tabs>
+          <w:tab w:val="left" w:pos="720"/>
+        </w:tabs>
+        <w:ind w:left="720" w:hanging="360"/>
       </w:pPr>
       <w:rPr>
-        <w:rFonts w:hint="default"/>
+        <w:sz w:val="24"/>
+        <w:szCs w:val="24"/>
       </w:rPr>
     </w:lvl>
-    <w:lvl w:ilvl="1" w:tplc="04080019" w:tentative="1">
+    <w:lvl w:ilvl="1" w:tentative="0">
       <w:start w:val="1"/>
-      <w:numFmt w:val="lowerLetter"/>
+      <w:numFmt w:val="decimal"/>
       <w:lvlText w:val="%2."/>
       <w:lvlJc w:val="left"/>
       <w:pPr>
-        <w:ind w:left="907" w:hanging="360"/>
-      </w:pPr>
+        <w:tabs>
+          <w:tab w:val="left" w:pos="1440"/>
+        </w:tabs>
+        <w:ind w:left="1440" w:hanging="360"/>
+      </w:pPr>
+      <w:rPr>
+        <w:sz w:val="24"/>
+        <w:szCs w:val="24"/>
+      </w:rPr>
     </w:lvl>
-    <w:lvl w:ilvl="2" w:tplc="0408001B" w:tentative="1">
+    <w:lvl w:ilvl="2" w:tentative="0">
       <w:start w:val="1"/>
-      <w:numFmt w:val="lowerRoman"/>
+      <w:numFmt w:val="decimal"/>
       <w:lvlText w:val="%3."/>
-      <w:lvlJc w:val="right"/>
-      <w:pPr>
-        <w:ind w:left="1627" w:hanging="180"/>
-      </w:pPr>
+      <w:lvlJc w:val="left"/>
+      <w:pPr>
+        <w:tabs>
+          <w:tab w:val="left" w:pos="2160"/>
+        </w:tabs>
+        <w:ind w:left="2160" w:hanging="360"/>
+      </w:pPr>
+      <w:rPr>
+        <w:sz w:val="24"/>
+        <w:szCs w:val="24"/>
+      </w:rPr>
     </w:lvl>
-    <w:lvl w:ilvl="3" w:tplc="0408000F" w:tentative="1">
+    <w:lvl w:ilvl="3" w:tentative="0">
       <w:start w:val="1"/>
       <w:numFmt w:val="decimal"/>
       <w:lvlText w:val="%4."/>
       <w:lvlJc w:val="left"/>
       <w:pPr>
-        <w:ind w:left="2347" w:hanging="360"/>
-      </w:pPr>
+        <w:tabs>
+          <w:tab w:val="left" w:pos="2517"/>
+        </w:tabs>
+        <w:ind w:left="2880" w:hanging="360"/>
+      </w:pPr>
+      <w:rPr>
+        <w:sz w:val="24"/>
+        <w:szCs w:val="24"/>
+      </w:rPr>
     </w:lvl>
-    <w:lvl w:ilvl="4" w:tplc="04080019" w:tentative="1">
+    <w:lvl w:ilvl="4" w:tentative="0">
       <w:start w:val="1"/>
-      <w:numFmt w:val="lowerLetter"/>
+      <w:numFmt w:val="decimal"/>
       <w:lvlText w:val="%5."/>
       <w:lvlJc w:val="left"/>
       <w:pPr>
-        <w:ind w:left="3067" w:hanging="360"/>
-      </w:pPr>
+        <w:tabs>
+          <w:tab w:val="left" w:pos="3238"/>
+        </w:tabs>
+        <w:ind w:left="3600" w:hanging="360"/>
+      </w:pPr>
+      <w:rPr>
+        <w:sz w:val="24"/>
+        <w:szCs w:val="24"/>
+      </w:rPr>
     </w:lvl>
-    <w:lvl w:ilvl="5" w:tplc="0408001B" w:tentative="1">
+    <w:lvl w:ilvl="5" w:tentative="0">
       <w:start w:val="1"/>
-      <w:numFmt w:val="lowerRoman"/>
+      <w:numFmt w:val="decimal"/>
       <w:lvlText w:val="%6."/>
-      <w:lvlJc w:val="right"/>
-      <w:pPr>
-        <w:ind w:left="3787" w:hanging="180"/>
-      </w:pPr>
+      <w:lvlJc w:val="left"/>
+      <w:pPr>
+        <w:tabs>
+          <w:tab w:val="left" w:pos="3958"/>
+        </w:tabs>
+        <w:ind w:left="4320" w:hanging="360"/>
+      </w:pPr>
+      <w:rPr>
+        <w:sz w:val="24"/>
+        <w:szCs w:val="24"/>
+      </w:rPr>
     </w:lvl>
-    <w:lvl w:ilvl="6" w:tplc="0408000F" w:tentative="1">
+    <w:lvl w:ilvl="6" w:tentative="0">
       <w:start w:val="1"/>
       <w:numFmt w:val="decimal"/>
       <w:lvlText w:val="%7."/>
       <w:lvlJc w:val="left"/>
       <w:pPr>
-        <w:ind w:left="4507" w:hanging="360"/>
-      </w:pPr>
+        <w:tabs>
+          <w:tab w:val="left" w:pos="4678"/>
+        </w:tabs>
+        <w:ind w:left="5040" w:hanging="360"/>
+      </w:pPr>
+      <w:rPr>
+        <w:sz w:val="24"/>
+        <w:szCs w:val="24"/>
+      </w:rPr>
     </w:lvl>
-    <w:lvl w:ilvl="7" w:tplc="04080019" w:tentative="1">
+    <w:lvl w:ilvl="7" w:tentative="0">
       <w:start w:val="1"/>
-      <w:numFmt w:val="lowerLetter"/>
+      <w:numFmt w:val="decimal"/>
       <w:lvlText w:val="%8."/>
       <w:lvlJc w:val="left"/>
       <w:pPr>
-        <w:ind w:left="5227" w:hanging="360"/>
-      </w:pPr>
+        <w:tabs>
+          <w:tab w:val="left" w:pos="5398"/>
+        </w:tabs>
+        <w:ind w:left="5760" w:hanging="360"/>
+      </w:pPr>
+      <w:rPr>
+        <w:sz w:val="24"/>
+        <w:szCs w:val="24"/>
+      </w:rPr>
     </w:lvl>
-    <w:lvl w:ilvl="8" w:tplc="0408001B" w:tentative="1">
+    <w:lvl w:ilvl="8" w:tentative="0">
       <w:start w:val="1"/>
-      <w:numFmt w:val="lowerRoman"/>
+      <w:numFmt w:val="decimal"/>
       <w:lvlText w:val="%9."/>
-      <w:lvlJc w:val="right"/>
-      <w:pPr>
-        <w:ind w:left="5947" w:hanging="180"/>
-      </w:pPr>
+      <w:lvlJc w:val="left"/>
+      <w:pPr>
+        <w:tabs>
+          <w:tab w:val="left" w:pos="6118"/>
+        </w:tabs>
+        <w:ind w:left="6480" w:hanging="360"/>
+      </w:pPr>
+      <w:rPr>
+        <w:sz w:val="24"/>
+        <w:szCs w:val="24"/>
+      </w:rPr>
     </w:lvl>
   </w:abstractNum>
   <w:num w:numId="1">
-    <w:abstractNumId w:val="1"/>
+    <w:abstractNumId w:val="5"/>
   </w:num>
   <w:num w:numId="2">
-    <w:abstractNumId w:val="0"/>
+    <w:abstractNumId w:val="6"/>
   </w:num>
   <w:num w:numId="3">
     <w:abstractNumId w:val="2"/>
+  </w:num>
+  <w:num w:numId="4">
+    <w:abstractNumId w:val="1"/>
+  </w:num>
+  <w:num w:numId="5">
+    <w:abstractNumId w:val="7"/>
+  </w:num>
+  <w:num w:numId="6">
+    <w:abstractNumId w:val="0"/>
+  </w:num>
+  <w:num w:numId="7">
+    <w:abstractNumId w:val="3"/>
+  </w:num>
+  <w:num w:numId="8">
+    <w:abstractNumId w:val="4"/>
   </w:num>
 </w:numbering>
 </file>
 
 <file path=word/styles.xml><?xml version="1.0" encoding="utf-8"?>
-<w:styles xmlns:r="http://schemas.openxmlformats.org/officeDocument/2006/relationships" xmlns:w="http://schemas.openxmlformats.org/wordprocessingml/2006/main">
+<w:styles xmlns:mc="http://schemas.openxmlformats.org/markup-compatibility/2006" xmlns:o="urn:schemas-microsoft-com:office:office" xmlns:r="http://schemas.openxmlformats.org/officeDocument/2006/relationships" xmlns:m="http://schemas.openxmlformats.org/officeDocument/2006/math" xmlns:v="urn:schemas-microsoft-com:vml" xmlns:w="http://schemas.openxmlformats.org/wordprocessingml/2006/main" xmlns:w14="http://schemas.microsoft.com/office/word/2010/wordml" xmlns:w10="urn:schemas-microsoft-com:office:word" xmlns:sl="http://schemas.openxmlformats.org/schemaLibrary/2006/main" xmlns:wpsCustomData="http://www.wps.cn/officeDocument/2013/wpsCustomData" mc:Ignorable="w14">
   <w:docDefaults>
     <w:rPrDefault>
       <w:rPr>
-        <w:rFonts w:asciiTheme="minorHAnsi" w:eastAsiaTheme="minorHAnsi" w:hAnsiTheme="minorHAnsi" w:cstheme="minorBidi"/>
-        <w:sz w:val="22"/>
-        <w:szCs w:val="22"/>
-        <w:lang w:val="el-GR" w:eastAsia="en-US" w:bidi="ar-SA"/>
+        <w:rFonts w:ascii="Times New Roman" w:hAnsi="Times New Roman" w:eastAsia="SimSun" w:cs="Times New Roman"/>
       </w:rPr>
     </w:rPrDefault>
-    <w:pPrDefault>
-      <w:pPr>
-        <w:spacing w:after="200" w:line="276" w:lineRule="auto"/>
-      </w:pPr>
-    </w:pPrDefault>
+    <w:pPrDefault/>
   </w:docDefaults>
-  <w:latentStyles w:defLockedState="0" w:defUIPriority="99" w:defSemiHidden="1" w:defUnhideWhenUsed="1" w:defQFormat="0" w:count="267">
-    <w:lsdException w:name="Normal" w:semiHidden="0" w:uiPriority="0" w:unhideWhenUsed="0" w:qFormat="1"/>
-    <w:lsdException w:name="heading 1" w:semiHidden="0" w:uiPriority="9" w:unhideWhenUsed="0" w:qFormat="1"/>
-    <w:lsdException w:name="heading 2" w:uiPriority="9" w:qFormat="1"/>
-    <w:lsdException w:name="heading 3" w:uiPriority="9" w:qFormat="1"/>
-    <w:lsdException w:name="heading 4" w:uiPriority="9" w:qFormat="1"/>
-    <w:lsdException w:name="heading 5" w:uiPriority="9" w:qFormat="1"/>
-    <w:lsdException w:name="heading 6" w:uiPriority="9" w:qFormat="1"/>
-    <w:lsdException w:name="heading 7" w:uiPriority="9" w:qFormat="1"/>
-    <w:lsdException w:name="heading 8" w:uiPriority="9" w:qFormat="1"/>
-    <w:lsdException w:name="heading 9" w:uiPriority="9" w:qFormat="1"/>
-    <w:lsdException w:name="toc 1" w:uiPriority="39"/>
-    <w:lsdException w:name="toc 2" w:uiPriority="39"/>
-    <w:lsdException w:name="toc 3" w:uiPriority="39"/>
-    <w:lsdException w:name="toc 4" w:uiPriority="39"/>
-    <w:lsdException w:name="toc 5" w:uiPriority="39"/>
-    <w:lsdException w:name="toc 6" w:uiPriority="39"/>
-    <w:lsdException w:name="toc 7" w:uiPriority="39"/>
-    <w:lsdException w:name="toc 8" w:uiPriority="39"/>
-    <w:lsdException w:name="toc 9" w:uiPriority="39"/>
-    <w:lsdException w:name="caption" w:uiPriority="35" w:qFormat="1"/>
-    <w:lsdException w:name="Title" w:semiHidden="0" w:uiPriority="10" w:unhideWhenUsed="0" w:qFormat="1"/>
-    <w:lsdException w:name="Default Paragraph Font" w:uiPriority="1"/>
-    <w:lsdException w:name="Subtitle" w:semiHidden="0" w:uiPriority="11" w:unhideWhenUsed="0" w:qFormat="1"/>
-    <w:lsdException w:name="Strong" w:semiHidden="0" w:uiPriority="22" w:unhideWhenUsed="0" w:qFormat="1"/>
-    <w:lsdException w:name="Emphasis" w:semiHidden="0" w:uiPriority="20" w:unhideWhenUsed="0" w:qFormat="1"/>
-    <w:lsdException w:name="Table Grid" w:semiHidden="0" w:uiPriority="59" w:unhideWhenUsed="0"/>
-    <w:lsdException w:name="Placeholder Text" w:unhideWhenUsed="0"/>
-    <w:lsdException w:name="No Spacing" w:semiHidden="0" w:uiPriority="1" w:unhideWhenUsed="0" w:qFormat="1"/>
-    <w:lsdException w:name="Light Shading" w:semiHidden="0" w:uiPriority="60" w:unhideWhenUsed="0"/>
-    <w:lsdException w:name="Light List" w:semiHidden="0" w:uiPriority="61" w:unhideWhenUsed="0"/>
-    <w:lsdException w:name="Light Grid" w:semiHidden="0" w:uiPriority="62" w:unhideWhenUsed="0"/>
-    <w:lsdException w:name="Medium Shading 1" w:semiHidden="0" w:uiPriority="63" w:unhideWhenUsed="0"/>
-    <w:lsdException w:name="Medium Shading 2" w:semiHidden="0" w:uiPriority="64" w:unhideWhenUsed="0"/>
-    <w:lsdException w:name="Medium List 1" w:semiHidden="0" w:uiPriority="65" w:unhideWhenUsed="0"/>
-    <w:lsdException w:name="Medium List 2" w:semiHidden="0" w:uiPriority="66" w:unhideWhenUsed="0"/>
-    <w:lsdException w:name="Medium Grid 1" w:semiHidden="0" w:uiPriority="67" w:unhideWhenUsed="0"/>
-    <w:lsdException w:name="Medium Grid 2" w:semiHidden="0" w:uiPriority="68" w:unhideWhenUsed="0"/>
-    <w:lsdException w:name="Medium Grid 3" w:semiHidden="0" w:uiPriority="69" w:unhideWhenUsed="0"/>
-    <w:lsdException w:name="Dark List" w:semiHidden="0" w:uiPriority="70" w:unhideWhenUsed="0"/>
-    <w:lsdException w:name="Colorful Shading" w:semiHidden="0" w:uiPriority="71" w:unhideWhenUsed="0"/>
-    <w:lsdException w:name="Colorful List" w:semiHidden="0" w:uiPriority="72" w:unhideWhenUsed="0"/>
-    <w:lsdException w:name="Colorful Grid" w:semiHidden="0" w:uiPriority="73" w:unhideWhenUsed="0"/>
-    <w:lsdException w:name="Light Shading Accent 1" w:semiHidden="0" w:uiPriority="60" w:unhideWhenUsed="0"/>
-    <w:lsdException w:name="Light List Accent 1" w:semiHidden="0" w:uiPriority="61" w:unhideWhenUsed="0"/>
-    <w:lsdException w:name="Light Grid Accent 1" w:semiHidden="0" w:uiPriority="62" w:unhideWhenUsed="0"/>
-    <w:lsdException w:name="Medium Shading 1 Accent 1" w:semiHidden="0" w:uiPriority="63" w:unhideWhenUsed="0"/>
-    <w:lsdException w:name="Medium Shading 2 Accent 1" w:semiHidden="0" w:uiPriority="64" w:unhideWhenUsed="0"/>
-    <w:lsdException w:name="Medium List 1 Accent 1" w:semiHidden="0" w:uiPriority="65" w:unhideWhenUsed="0"/>
-    <w:lsdException w:name="Revision" w:unhideWhenUsed="0"/>
-    <w:lsdException w:name="List Paragraph" w:semiHidden="0" w:uiPriority="34" w:unhideWhenUsed="0" w:qFormat="1"/>
-    <w:lsdException w:name="Quote" w:semiHidden="0" w:uiPriority="29" w:unhideWhenUsed="0" w:qFormat="1"/>
-    <w:lsdException w:name="Intense Quote" w:semiHidden="0" w:uiPriority="30" w:unhideWhenUsed="0" w:qFormat="1"/>
-    <w:lsdException w:name="Medium List 2 Accent 1" w:semiHidden="0" w:uiPriority="66" w:unhideWhenUsed="0"/>
-    <w:lsdException w:name="Medium Grid 1 Accent 1" w:semiHidden="0" w:uiPriority="67" w:unhideWhenUsed="0"/>
-    <w:lsdException w:name="Medium Grid 2 Accent 1" w:semiHidden="0" w:uiPriority="68" w:unhideWhenUsed="0"/>
-    <w:lsdException w:name="Medium Grid 3 Accent 1" w:semiHidden="0" w:uiPriority="69" w:unhideWhenUsed="0"/>
-    <w:lsdException w:name="Dark List Accent 1" w:semiHidden="0" w:uiPriority="70" w:unhideWhenUsed="0"/>
-    <w:lsdException w:name="Colorful Shading Accent 1" w:semiHidden="0" w:uiPriority="71" w:unhideWhenUsed="0"/>
-    <w:lsdException w:name="Colorful List Accent 1" w:semiHidden="0" w:uiPriority="72" w:unhideWhenUsed="0"/>
-    <w:lsdException w:name="Colorful Grid Accent 1" w:semiHidden="0" w:uiPriority="73" w:unhideWhenUsed="0"/>
-    <w:lsdException w:name="Light Shading Accent 2" w:semiHidden="0" w:uiPriority="60" w:unhideWhenUsed="0"/>
-    <w:lsdException w:name="Light List Accent 2" w:semiHidden="0" w:uiPriority="61" w:unhideWhenUsed="0"/>
-    <w:lsdException w:name="Light Grid Accent 2" w:semiHidden="0" w:uiPriority="62" w:unhideWhenUsed="0"/>
-    <w:lsdException w:name="Medium Shading 1 Accent 2" w:semiHidden="0" w:uiPriority="63" w:unhideWhenUsed="0"/>
-    <w:lsdException w:name="Medium Shading 2 Accent 2" w:semiHidden="0" w:uiPriority="64" w:unhideWhenUsed="0"/>
-    <w:lsdException w:name="Medium List 1 Accent 2" w:semiHidden="0" w:uiPriority="65" w:unhideWhenUsed="0"/>
-    <w:lsdException w:name="Medium List 2 Accent 2" w:semiHidden="0" w:uiPriority="66" w:unhideWhenUsed="0"/>
-    <w:lsdException w:name="Medium Grid 1 Accent 2" w:semiHidden="0" w:uiPriority="67" w:unhideWhenUsed="0"/>
-    <w:lsdException w:name="Medium Grid 2 Accent 2" w:semiHidden="0" w:uiPriority="68" w:unhideWhenUsed="0"/>
-    <w:lsdException w:name="Medium Grid 3 Accent 2" w:semiHidden="0" w:uiPriority="69" w:unhideWhenUsed="0"/>
-    <w:lsdException w:name="Dark List Accent 2" w:semiHidden="0" w:uiPriority="70" w:unhideWhenUsed="0"/>
-    <w:lsdException w:name="Colorful Shading Accent 2" w:semiHidden="0" w:uiPriority="71" w:unhideWhenUsed="0"/>
-    <w:lsdException w:name="Colorful List Accent 2" w:semiHidden="0" w:uiPriority="72" w:unhideWhenUsed="0"/>
-    <w:lsdException w:name="Colorful Grid Accent 2" w:semiHidden="0" w:uiPriority="73" w:unhideWhenUsed="0"/>
-    <w:lsdException w:name="Light Shading Accent 3" w:semiHidden="0" w:uiPriority="60" w:unhideWhenUsed="0"/>
-    <w:lsdException w:name="Light List Accent 3" w:semiHidden="0" w:uiPriority="61" w:unhideWhenUsed="0"/>
-    <w:lsdException w:name="Light Grid Accent 3" w:semiHidden="0" w:uiPriority="62" w:unhideWhenUsed="0"/>
-    <w:lsdException w:name="Medium Shading 1 Accent 3" w:semiHidden="0" w:uiPriority="63" w:unhideWhenUsed="0"/>
-    <w:lsdException w:name="Medium Shading 2 Accent 3" w:semiHidden="0" w:uiPriority="64" w:unhideWhenUsed="0"/>
-    <w:lsdException w:name="Medium List 1 Accent 3" w:semiHidden="0" w:uiPriority="65" w:unhideWhenUsed="0"/>
-    <w:lsdException w:name="Medium List 2 Accent 3" w:semiHidden="0" w:uiPriority="66" w:unhideWhenUsed="0"/>
-    <w:lsdException w:name="Medium Grid 1 Accent 3" w:semiHidden="0" w:uiPriority="67" w:unhideWhenUsed="0"/>
-    <w:lsdException w:name="Medium Grid 2 Accent 3" w:semiHidden="0" w:uiPriority="68" w:unhideWhenUsed="0"/>
-    <w:lsdException w:name="Medium Grid 3 Accent 3" w:semiHidden="0" w:uiPriority="69" w:unhideWhenUsed="0"/>
-    <w:lsdException w:name="Dark List Accent 3" w:semiHidden="0" w:uiPriority="70" w:unhideWhenUsed="0"/>
-    <w:lsdException w:name="Colorful Shading Accent 3" w:semiHidden="0" w:uiPriority="71" w:unhideWhenUsed="0"/>
-    <w:lsdException w:name="Colorful List Accent 3" w:semiHidden="0" w:uiPriority="72" w:unhideWhenUsed="0"/>
-    <w:lsdException w:name="Colorful Grid Accent 3" w:semiHidden="0" w:uiPriority="73" w:unhideWhenUsed="0"/>
-    <w:lsdException w:name="Light Shading Accent 4" w:semiHidden="0" w:uiPriority="60" w:unhideWhenUsed="0"/>
-    <w:lsdException w:name="Light List Accent 4" w:semiHidden="0" w:uiPriority="61" w:unhideWhenUsed="0"/>
-    <w:lsdException w:name="Light Grid Accent 4" w:semiHidden="0" w:uiPriority="62" w:unhideWhenUsed="0"/>
-    <w:lsdException w:name="Medium Shading 1 Accent 4" w:semiHidden="0" w:uiPriority="63" w:unhideWhenUsed="0"/>
-    <w:lsdException w:name="Medium Shading 2 Accent 4" w:semiHidden="0" w:uiPriority="64" w:unhideWhenUsed="0"/>
-    <w:lsdException w:name="Medium List 1 Accent 4" w:semiHidden="0" w:uiPriority="65" w:unhideWhenUsed="0"/>
-    <w:lsdException w:name="Medium List 2 Accent 4" w:semiHidden="0" w:uiPriority="66" w:unhideWhenUsed="0"/>
-    <w:lsdException w:name="Medium Grid 1 Accent 4" w:semiHidden="0" w:uiPriority="67" w:unhideWhenUsed="0"/>
-    <w:lsdException w:name="Medium Grid 2 Accent 4" w:semiHidden="0" w:uiPriority="68" w:unhideWhenUsed="0"/>
-    <w:lsdException w:name="Medium Grid 3 Accent 4" w:semiHidden="0" w:uiPriority="69" w:unhideWhenUsed="0"/>
-    <w:lsdException w:name="Dark List Accent 4" w:semiHidden="0" w:uiPriority="70" w:unhideWhenUsed="0"/>
-    <w:lsdException w:name="Colorful Shading Accent 4" w:semiHidden="0" w:uiPriority="71" w:unhideWhenUsed="0"/>
-    <w:lsdException w:name="Colorful List Accent 4" w:semiHidden="0" w:uiPriority="72" w:unhideWhenUsed="0"/>
-    <w:lsdException w:name="Colorful Grid Accent 4" w:semiHidden="0" w:uiPriority="73" w:unhideWhenUsed="0"/>
-    <w:lsdException w:name="Light Shading Accent 5" w:semiHidden="0" w:uiPriority="60" w:unhideWhenUsed="0"/>
-    <w:lsdException w:name="Light List Accent 5" w:semiHidden="0" w:uiPriority="61" w:unhideWhenUsed="0"/>
-    <w:lsdException w:name="Light Grid Accent 5" w:semiHidden="0" w:uiPriority="62" w:unhideWhenUsed="0"/>
-    <w:lsdException w:name="Medium Shading 1 Accent 5" w:semiHidden="0" w:uiPriority="63" w:unhideWhenUsed="0"/>
-    <w:lsdException w:name="Medium Shading 2 Accent 5" w:semiHidden="0" w:uiPriority="64" w:unhideWhenUsed="0"/>
-    <w:lsdException w:name="Medium List 1 Accent 5" w:semiHidden="0" w:uiPriority="65" w:unhideWhenUsed="0"/>
-    <w:lsdException w:name="Medium List 2 Accent 5" w:semiHidden="0" w:uiPriority="66" w:unhideWhenUsed="0"/>
-    <w:lsdException w:name="Medium Grid 1 Accent 5" w:semiHidden="0" w:uiPriority="67" w:unhideWhenUsed="0"/>
-    <w:lsdException w:name="Medium Grid 2 Accent 5" w:semiHidden="0" w:uiPriority="68" w:unhideWhenUsed="0"/>
-    <w:lsdException w:name="Medium Grid 3 Accent 5" w:semiHidden="0" w:uiPriority="69" w:unhideWhenUsed="0"/>
-    <w:lsdException w:name="Dark List Accent 5" w:semiHidden="0" w:uiPriority="70" w:unhideWhenUsed="0"/>
-    <w:lsdException w:name="Colorful Shading Accent 5" w:semiHidden="0" w:uiPriority="71" w:unhideWhenUsed="0"/>
-    <w:lsdException w:name="Colorful List Accent 5" w:semiHidden="0" w:uiPriority="72" w:unhideWhenUsed="0"/>
-    <w:lsdException w:name="Colorful Grid Accent 5" w:semiHidden="0" w:uiPriority="73" w:unhideWhenUsed="0"/>
-    <w:lsdException w:name="Light Shading Accent 6" w:semiHidden="0" w:uiPriority="60" w:unhideWhenUsed="0"/>
-    <w:lsdException w:name="Light List Accent 6" w:semiHidden="0" w:uiPriority="61" w:unhideWhenUsed="0"/>
-    <w:lsdException w:name="Light Grid Accent 6" w:semiHidden="0" w:uiPriority="62" w:unhideWhenUsed="0"/>
-    <w:lsdException w:name="Medium Shading 1 Accent 6" w:semiHidden="0" w:uiPriority="63" w:unhideWhenUsed="0"/>
-    <w:lsdException w:name="Medium Shading 2 Accent 6" w:semiHidden="0" w:uiPriority="64" w:unhideWhenUsed="0"/>
-    <w:lsdException w:name="Medium List 1 Accent 6" w:semiHidden="0" w:uiPriority="65" w:unhideWhenUsed="0"/>
-    <w:lsdException w:name="Medium List 2 Accent 6" w:semiHidden="0" w:uiPriority="66" w:unhideWhenUsed="0"/>
-    <w:lsdException w:name="Medium Grid 1 Accent 6" w:semiHidden="0" w:uiPriority="67" w:unhideWhenUsed="0"/>
-    <w:lsdException w:name="Medium Grid 2 Accent 6" w:semiHidden="0" w:uiPriority="68" w:unhideWhenUsed="0"/>
-    <w:lsdException w:name="Medium Grid 3 Accent 6" w:semiHidden="0" w:uiPriority="69" w:unhideWhenUsed="0"/>
-    <w:lsdException w:name="Dark List Accent 6" w:semiHidden="0" w:uiPriority="70" w:unhideWhenUsed="0"/>
-    <w:lsdException w:name="Colorful Shading Accent 6" w:semiHidden="0" w:uiPriority="71" w:unhideWhenUsed="0"/>
-    <w:lsdException w:name="Colorful List Accent 6" w:semiHidden="0" w:uiPriority="72" w:unhideWhenUsed="0"/>
-    <w:lsdException w:name="Colorful Grid Accent 6" w:semiHidden="0" w:uiPriority="73" w:unhideWhenUsed="0"/>
-    <w:lsdException w:name="Subtle Emphasis" w:semiHidden="0" w:uiPriority="19" w:unhideWhenUsed="0" w:qFormat="1"/>
-    <w:lsdException w:name="Intense Emphasis" w:semiHidden="0" w:uiPriority="21" w:unhideWhenUsed="0" w:qFormat="1"/>
-    <w:lsdException w:name="Subtle Reference" w:semiHidden="0" w:uiPriority="31" w:unhideWhenUsed="0" w:qFormat="1"/>
-    <w:lsdException w:name="Intense Reference" w:semiHidden="0" w:uiPriority="32" w:unhideWhenUsed="0" w:qFormat="1"/>
-    <w:lsdException w:name="Book Title" w:semiHidden="0" w:uiPriority="33" w:unhideWhenUsed="0" w:qFormat="1"/>
-    <w:lsdException w:name="Bibliography" w:uiPriority="37"/>
-    <w:lsdException w:name="TOC Heading" w:uiPriority="39" w:qFormat="1"/>
+  <w:latentStyles w:count="260" w:defQFormat="0" w:defUnhideWhenUsed="1" w:defSemiHidden="1" w:defUIPriority="99" w:defLockedState="0">
+    <w:lsdException w:qFormat="1" w:unhideWhenUsed="0" w:uiPriority="0" w:semiHidden="0" w:name="Normal"/>
+    <w:lsdException w:qFormat="1" w:unhideWhenUsed="0" w:uiPriority="9" w:semiHidden="0" w:name="heading 1"/>
+    <w:lsdException w:qFormat="1" w:unhideWhenUsed="0" w:uiPriority="9" w:semiHidden="0" w:name="heading 2"/>
+    <w:lsdException w:qFormat="1" w:unhideWhenUsed="0" w:uiPriority="9" w:semiHidden="0" w:name="heading 3"/>
+    <w:lsdException w:qFormat="1" w:uiPriority="9" w:name="heading 4"/>
+    <w:lsdException w:qFormat="1" w:uiPriority="9" w:name="heading 5"/>
+    <w:lsdException w:qFormat="1" w:uiPriority="9" w:name="heading 6"/>
+    <w:lsdException w:qFormat="1" w:uiPriority="9" w:name="heading 7"/>
+    <w:lsdException w:qFormat="1" w:uiPriority="9" w:name="heading 8"/>
+    <w:lsdException w:qFormat="1" w:uiPriority="9" w:name="heading 9"/>
+    <w:lsdException w:uiPriority="99" w:name="index 1"/>
+    <w:lsdException w:uiPriority="99" w:name="index 2"/>
+    <w:lsdException w:uiPriority="99" w:name="index 3"/>
+    <w:lsdException w:uiPriority="99" w:name="index 4"/>
+    <w:lsdException w:uiPriority="99" w:name="index 5"/>
+    <w:lsdException w:uiPriority="99" w:name="index 6"/>
+    <w:lsdException w:uiPriority="99" w:name="index 7"/>
+    <w:lsdException w:uiPriority="99" w:name="index 8"/>
+    <w:lsdException w:uiPriority="99" w:name="index 9"/>
+    <w:lsdException w:uiPriority="39" w:name="toc 1"/>
+    <w:lsdException w:uiPriority="39" w:name="toc 2"/>
+    <w:lsdException w:uiPriority="39" w:name="toc 3"/>
+    <w:lsdException w:uiPriority="39" w:name="toc 4"/>
+    <w:lsdException w:uiPriority="39" w:name="toc 5"/>
+    <w:lsdException w:uiPriority="39" w:name="toc 6"/>
+    <w:lsdException w:uiPriority="39" w:name="toc 7"/>
+    <w:lsdException w:uiPriority="39" w:name="toc 8"/>
+    <w:lsdException w:uiPriority="39" w:name="toc 9"/>
+    <w:lsdException w:uiPriority="99" w:name="Normal Indent"/>
+    <w:lsdException w:uiPriority="99" w:name="footnote text"/>
+    <w:lsdException w:uiPriority="99" w:name="annotation text"/>
+    <w:lsdException w:uiPriority="99" w:name="header"/>
+    <w:lsdException w:uiPriority="99" w:name="footer"/>
+    <w:lsdException w:uiPriority="99" w:name="index heading"/>
+    <w:lsdException w:qFormat="1" w:uiPriority="35" w:name="caption"/>
+    <w:lsdException w:uiPriority="99" w:name="table of figures"/>
+    <w:lsdException w:uiPriority="99" w:name="envelope address"/>
+    <w:lsdException w:uiPriority="99" w:name="envelope return"/>
+    <w:lsdException w:uiPriority="99" w:name="footnote reference"/>
+    <w:lsdException w:uiPriority="99" w:name="annotation reference"/>
+    <w:lsdException w:uiPriority="99" w:name="line number"/>
+    <w:lsdException w:uiPriority="99" w:name="page number"/>
+    <w:lsdException w:uiPriority="99" w:name="endnote reference"/>
+    <w:lsdException w:uiPriority="99" w:name="endnote text"/>
+    <w:lsdException w:uiPriority="99" w:name="table of authorities"/>
+    <w:lsdException w:uiPriority="99" w:name="macro"/>
+    <w:lsdException w:uiPriority="99" w:name="toa heading"/>
+    <w:lsdException w:uiPriority="99" w:name="List"/>
+    <w:lsdException w:uiPriority="99" w:name="List Bullet"/>
+    <w:lsdException w:uiPriority="99" w:name="List Number"/>
+    <w:lsdException w:uiPriority="99" w:name="List 2"/>
+    <w:lsdException w:uiPriority="99" w:name="List 3"/>
+    <w:lsdException w:uiPriority="99" w:name="List 4"/>
+    <w:lsdException w:uiPriority="99" w:name="List 5"/>
+    <w:lsdException w:uiPriority="99" w:name="List Bullet 2"/>
+    <w:lsdException w:uiPriority="99" w:name="List Bullet 3"/>
+    <w:lsdException w:uiPriority="99" w:name="List Bullet 4"/>
+    <w:lsdException w:uiPriority="99" w:name="List Bullet 5"/>
+    <w:lsdException w:uiPriority="99" w:name="List Number 2"/>
+    <w:lsdException w:uiPriority="99" w:name="List Number 3"/>
+    <w:lsdException w:uiPriority="99" w:name="List Number 4"/>
+    <w:lsdException w:uiPriority="99" w:name="List Number 5"/>
+    <w:lsdException w:qFormat="1" w:unhideWhenUsed="0" w:uiPriority="10" w:semiHidden="0" w:name="Title"/>
+    <w:lsdException w:uiPriority="99" w:name="Closing"/>
+    <w:lsdException w:uiPriority="99" w:name="Signature"/>
+    <w:lsdException w:uiPriority="1" w:name="Default Paragraph Font"/>
+    <w:lsdException w:uiPriority="99" w:name="Body Text"/>
+    <w:lsdException w:uiPriority="99" w:name="Body Text Indent"/>
+    <w:lsdException w:uiPriority="99" w:name="List Continue"/>
+    <w:lsdException w:uiPriority="99" w:name="List Continue 2"/>
+    <w:lsdException w:uiPriority="99" w:name="List Continue 3"/>
+    <w:lsdException w:uiPriority="99" w:name="List Continue 4"/>
+    <w:lsdException w:uiPriority="99" w:name="List Continue 5"/>
+    <w:lsdException w:uiPriority="99" w:name="Message Header"/>
+    <w:lsdException w:qFormat="1" w:unhideWhenUsed="0" w:uiPriority="11" w:semiHidden="0" w:name="Subtitle"/>
+    <w:lsdException w:uiPriority="99" w:name="Salutation"/>
+    <w:lsdException w:uiPriority="99" w:name="Date"/>
+    <w:lsdException w:uiPriority="99" w:name="Body Text First Indent"/>
+    <w:lsdException w:uiPriority="99" w:name="Body Text First Indent 2"/>
+    <w:lsdException w:uiPriority="99" w:name="Note Heading"/>
+    <w:lsdException w:uiPriority="99" w:name="Body Text 2"/>
+    <w:lsdException w:uiPriority="99" w:name="Body Text 3"/>
+    <w:lsdException w:uiPriority="99" w:name="Body Text Indent 2"/>
+    <w:lsdException w:uiPriority="99" w:name="Body Text Indent 3"/>
+    <w:lsdException w:uiPriority="99" w:name="Block Text"/>
+    <w:lsdException w:uiPriority="99" w:semiHidden="0" w:name="Hyperlink"/>
+    <w:lsdException w:uiPriority="99" w:name="FollowedHyperlink"/>
+    <w:lsdException w:qFormat="1" w:unhideWhenUsed="0" w:uiPriority="22" w:semiHidden="0" w:name="Strong"/>
+    <w:lsdException w:qFormat="1" w:unhideWhenUsed="0" w:uiPriority="20" w:semiHidden="0" w:name="Emphasis"/>
+    <w:lsdException w:uiPriority="99" w:name="Document Map"/>
+    <w:lsdException w:uiPriority="99" w:name="Plain Text"/>
+    <w:lsdException w:uiPriority="99" w:name="E-mail Signature"/>
+    <w:lsdException w:qFormat="1" w:uiPriority="99" w:name="Normal (Web)"/>
+    <w:lsdException w:uiPriority="99" w:name="HTML Acronym"/>
+    <w:lsdException w:uiPriority="99" w:name="HTML Address"/>
+    <w:lsdException w:uiPriority="99" w:name="HTML Cite"/>
+    <w:lsdException w:uiPriority="99" w:name="HTML Code"/>
+    <w:lsdException w:uiPriority="99" w:name="HTML Definition"/>
+    <w:lsdException w:uiPriority="99" w:name="HTML Keyboard"/>
+    <w:lsdException w:uiPriority="99" w:name="HTML Preformatted"/>
+    <w:lsdException w:uiPriority="99" w:name="HTML Sample"/>
+    <w:lsdException w:uiPriority="99" w:name="HTML Typewriter"/>
+    <w:lsdException w:uiPriority="99" w:name="HTML Variable"/>
+    <w:lsdException w:qFormat="1" w:uiPriority="99" w:name="Normal Table"/>
+    <w:lsdException w:uiPriority="99" w:name="annotation subject"/>
+    <w:lsdException w:uiPriority="99" w:name="Table Simple 1"/>
+    <w:lsdException w:uiPriority="99" w:name="Table Simple 2"/>
+    <w:lsdException w:uiPriority="99" w:name="Table Simple 3"/>
+    <w:lsdException w:uiPriority="99" w:name="Table Classic 1"/>
+    <w:lsdException w:uiPriority="99" w:name="Table Classic 2"/>
+    <w:lsdException w:uiPriority="99" w:name="Table Classic 3"/>
+    <w:lsdException w:uiPriority="99" w:name="Table Classic 4"/>
+    <w:lsdException w:uiPriority="99" w:name="Table Colorful 1"/>
+    <w:lsdException w:uiPriority="99" w:name="Table Colorful 2"/>
+    <w:lsdException w:uiPriority="99" w:name="Table Colorful 3"/>
+    <w:lsdException w:uiPriority="99" w:name="Table Columns 1"/>
+    <w:lsdException w:uiPriority="99" w:name="Table Columns 2"/>
+    <w:lsdException w:uiPriority="99" w:name="Table Columns 3"/>
+    <w:lsdException w:uiPriority="99" w:name="Table Columns 4"/>
+    <w:lsdException w:uiPriority="99" w:name="Table Columns 5"/>
+    <w:lsdException w:uiPriority="99" w:name="Table Grid 1"/>
+    <w:lsdException w:uiPriority="99" w:name="Table Grid 2"/>
+    <w:lsdException w:uiPriority="99" w:name="Table Grid 3"/>
+    <w:lsdException w:uiPriority="99" w:name="Table Grid 4"/>
+    <w:lsdException w:uiPriority="99" w:name="Table Grid 5"/>
+    <w:lsdException w:uiPriority="99" w:name="Table Grid 6"/>
+    <w:lsdException w:uiPriority="99" w:name="Table Grid 7"/>
+    <w:lsdException w:uiPriority="99" w:name="Table Grid 8"/>
+    <w:lsdException w:uiPriority="99" w:name="Table List 1"/>
+    <w:lsdException w:uiPriority="99" w:name="Table List 2"/>
+    <w:lsdException w:uiPriority="99" w:name="Table List 3"/>
+    <w:lsdException w:uiPriority="99" w:name="Table List 4"/>
+    <w:lsdException w:uiPriority="99" w:name="Table List 5"/>
+    <w:lsdException w:uiPriority="99" w:name="Table List 6"/>
+    <w:lsdException w:uiPriority="99" w:name="Table List 7"/>
+    <w:lsdException w:uiPriority="99" w:name="Table List 8"/>
+    <w:lsdException w:uiPriority="99" w:name="Table 3D effects 1"/>
+    <w:lsdException w:uiPriority="99" w:name="Table 3D effects 2"/>
+    <w:lsdException w:uiPriority="99" w:name="Table 3D effects 3"/>
+    <w:lsdException w:uiPriority="99" w:name="Table Contemporary"/>
+    <w:lsdException w:uiPriority="99" w:name="Table Elegant"/>
+    <w:lsdException w:uiPriority="99" w:name="Table Professional"/>
+    <w:lsdException w:uiPriority="99" w:name="Table Subtle 1"/>
+    <w:lsdException w:uiPriority="99" w:name="Table Subtle 2"/>
+    <w:lsdException w:uiPriority="99" w:name="Table Web 1"/>
+    <w:lsdException w:uiPriority="99" w:name="Table Web 2"/>
+    <w:lsdException w:uiPriority="99" w:name="Table Web 3"/>
+    <w:lsdException w:uiPriority="99" w:name="Balloon Text"/>
+    <w:lsdException w:unhideWhenUsed="0" w:uiPriority="59" w:semiHidden="0" w:name="Table Grid"/>
+    <w:lsdException w:uiPriority="99" w:name="Table Theme"/>
+    <w:lsdException w:unhideWhenUsed="0" w:uiPriority="60" w:semiHidden="0" w:name="Light Shading"/>
+    <w:lsdException w:unhideWhenUsed="0" w:uiPriority="61" w:semiHidden="0" w:name="Light List"/>
+    <w:lsdException w:unhideWhenUsed="0" w:uiPriority="62" w:semiHidden="0" w:name="Light Grid"/>
+    <w:lsdException w:unhideWhenUsed="0" w:uiPriority="63" w:semiHidden="0" w:name="Medium Shading 1"/>
+    <w:lsdException w:unhideWhenUsed="0" w:uiPriority="64" w:semiHidden="0" w:name="Medium Shading 2"/>
+    <w:lsdException w:unhideWhenUsed="0" w:uiPriority="65" w:semiHidden="0" w:name="Medium List 1"/>
+    <w:lsdException w:unhideWhenUsed="0" w:uiPriority="66" w:semiHidden="0" w:name="Medium List 2"/>
+    <w:lsdException w:unhideWhenUsed="0" w:uiPriority="67" w:semiHidden="0" w:name="Medium Grid 1"/>
+    <w:lsdException w:unhideWhenUsed="0" w:uiPriority="68" w:semiHidden="0" w:name="Medium Grid 2"/>
+    <w:lsdException w:unhideWhenUsed="0" w:uiPriority="69" w:semiHidden="0" w:name="Medium Grid 3"/>
+    <w:lsdException w:unhideWhenUsed="0" w:uiPriority="70" w:semiHidden="0" w:name="Dark List"/>
+    <w:lsdException w:unhideWhenUsed="0" w:uiPriority="71" w:semiHidden="0" w:name="Colorful Shading"/>
+    <w:lsdException w:unhideWhenUsed="0" w:uiPriority="72" w:semiHidden="0" w:name="Colorful List"/>
+    <w:lsdException w:unhideWhenUsed="0" w:uiPriority="73" w:semiHidden="0" w:name="Colorful Grid"/>
+    <w:lsdException w:unhideWhenUsed="0" w:uiPriority="60" w:semiHidden="0" w:name="Light Shading Accent 1"/>
+    <w:lsdException w:unhideWhenUsed="0" w:uiPriority="61" w:semiHidden="0" w:name="Light List Accent 1"/>
+    <w:lsdException w:unhideWhenUsed="0" w:uiPriority="62" w:semiHidden="0" w:name="Light Grid Accent 1"/>
+    <w:lsdException w:unhideWhenUsed="0" w:uiPriority="63" w:semiHidden="0" w:name="Medium Shading 1 Accent 1"/>
+    <w:lsdException w:unhideWhenUsed="0" w:uiPriority="64" w:semiHidden="0" w:name="Medium Shading 2 Accent 1"/>
+    <w:lsdException w:unhideWhenUsed="0" w:uiPriority="65" w:semiHidden="0" w:name="Medium List 1 Accent 1"/>
+    <w:lsdException w:qFormat="1" w:unhideWhenUsed="0" w:uiPriority="34" w:semiHidden="0" w:name="List Paragraph"/>
+    <w:lsdException w:unhideWhenUsed="0" w:uiPriority="66" w:semiHidden="0" w:name="Medium List 2 Accent 1"/>
+    <w:lsdException w:unhideWhenUsed="0" w:uiPriority="67" w:semiHidden="0" w:name="Medium Grid 1 Accent 1"/>
+    <w:lsdException w:unhideWhenUsed="0" w:uiPriority="68" w:semiHidden="0" w:name="Medium Grid 2 Accent 1"/>
+    <w:lsdException w:unhideWhenUsed="0" w:uiPriority="69" w:semiHidden="0" w:name="Medium Grid 3 Accent 1"/>
+    <w:lsdException w:unhideWhenUsed="0" w:uiPriority="70" w:semiHidden="0" w:name="Dark List Accent 1"/>
+    <w:lsdException w:unhideWhenUsed="0" w:uiPriority="71" w:semiHidden="0" w:name="Colorful Shading Accent 1"/>
+    <w:lsdException w:unhideWhenUsed="0" w:uiPriority="72" w:semiHidden="0" w:name="Colorful List Accent 1"/>
+    <w:lsdException w:unhideWhenUsed="0" w:uiPriority="73" w:semiHidden="0" w:name="Colorful Grid Accent 1"/>
+    <w:lsdException w:unhideWhenUsed="0" w:uiPriority="60" w:semiHidden="0" w:name="Light Shading Accent 2"/>
+    <w:lsdException w:unhideWhenUsed="0" w:uiPriority="61" w:semiHidden="0" w:name="Light List Accent 2"/>
+    <w:lsdException w:unhideWhenUsed="0" w:uiPriority="62" w:semiHidden="0" w:name="Light Grid Accent 2"/>
+    <w:lsdException w:unhideWhenUsed="0" w:uiPriority="63" w:semiHidden="0" w:name="Medium Shading 1 Accent 2"/>
+    <w:lsdException w:unhideWhenUsed="0" w:uiPriority="64" w:semiHidden="0" w:name="Medium Shading 2 Accent 2"/>
+    <w:lsdException w:unhideWhenUsed="0" w:uiPriority="65" w:semiHidden="0" w:name="Medium List 1 Accent 2"/>
+    <w:lsdException w:unhideWhenUsed="0" w:uiPriority="66" w:semiHidden="0" w:name="Medium List 2 Accent 2"/>
+    <w:lsdException w:unhideWhenUsed="0" w:uiPriority="67" w:semiHidden="0" w:name="Medium Grid 1 Accent 2"/>
+    <w:lsdException w:unhideWhenUsed="0" w:uiPriority="68" w:semiHidden="0" w:name="Medium Grid 2 Accent 2"/>
+    <w:lsdException w:unhideWhenUsed="0" w:uiPriority="69" w:semiHidden="0" w:name="Medium Grid 3 Accent 2"/>
+    <w:lsdException w:unhideWhenUsed="0" w:uiPriority="70" w:semiHidden="0" w:name="Dark List Accent 2"/>
+    <w:lsdException w:unhideWhenUsed="0" w:uiPriority="71" w:semiHidden="0" w:name="Colorful Shading Accent 2"/>
+    <w:lsdException w:unhideWhenUsed="0" w:uiPriority="72" w:semiHidden="0" w:name="Colorful List Accent 2"/>
+    <w:lsdException w:unhideWhenUsed="0" w:uiPriority="73" w:semiHidden="0" w:name="Colorful Grid Accent 2"/>
+    <w:lsdException w:unhideWhenUsed="0" w:uiPriority="60" w:semiHidden="0" w:name="Light Shading Accent 3"/>
+    <w:lsdException w:unhideWhenUsed="0" w:uiPriority="61" w:semiHidden="0" w:name="Light List Accent 3"/>
+    <w:lsdException w:unhideWhenUsed="0" w:uiPriority="62" w:semiHidden="0" w:name="Light Grid Accent 3"/>
+    <w:lsdException w:unhideWhenUsed="0" w:uiPriority="63" w:semiHidden="0" w:name="Medium Shading 1 Accent 3"/>
+    <w:lsdException w:unhideWhenUsed="0" w:uiPriority="64" w:semiHidden="0" w:name="Medium Shading 2 Accent 3"/>
+    <w:lsdException w:unhideWhenUsed="0" w:uiPriority="65" w:semiHidden="0" w:name="Medium List 1 Accent 3"/>
+    <w:lsdException w:unhideWhenUsed="0" w:uiPriority="66" w:semiHidden="0" w:name="Medium List 2 Accent 3"/>
+    <w:lsdException w:unhideWhenUsed="0" w:uiPriority="67" w:semiHidden="0" w:name="Medium Grid 1 Accent 3"/>
+    <w:lsdException w:unhideWhenUsed="0" w:uiPriority="68" w:semiHidden="0" w:name="Medium Grid 2 Accent 3"/>
+    <w:lsdException w:unhideWhenUsed="0" w:uiPriority="69" w:semiHidden="0" w:name="Medium Grid 3 Accent 3"/>
+    <w:lsdException w:unhideWhenUsed="0" w:uiPriority="70" w:semiHidden="0" w:name="Dark List Accent 3"/>
+    <w:lsdException w:unhideWhenUsed="0" w:uiPriority="71" w:semiHidden="0" w:name="Colorful Shading Accent 3"/>
+    <w:lsdException w:unhideWhenUsed="0" w:uiPriority="72" w:semiHidden="0" w:name="Colorful List Accent 3"/>
+    <w:lsdException w:unhideWhenUsed="0" w:uiPriority="73" w:semiHidden="0" w:name="Colorful Grid Accent 3"/>
+    <w:lsdException w:unhideWhenUsed="0" w:uiPriority="60" w:semiHidden="0" w:name="Light Shading Accent 4"/>
+    <w:lsdException w:unhideWhenUsed="0" w:uiPriority="61" w:semiHidden="0" w:name="Light List Accent 4"/>
+    <w:lsdException w:unhideWhenUsed="0" w:uiPriority="62" w:semiHidden="0" w:name="Light Grid Accent 4"/>
+    <w:lsdException w:unhideWhenUsed="0" w:uiPriority="63" w:semiHidden="0" w:name="Medium Shading 1 Accent 4"/>
+    <w:lsdException w:unhideWhenUsed="0" w:uiPriority="64" w:semiHidden="0" w:name="Medium Shading 2 Accent 4"/>
+    <w:lsdException w:unhideWhenUsed="0" w:uiPriority="65" w:semiHidden="0" w:name="Medium List 1 Accent 4"/>
+    <w:lsdException w:unhideWhenUsed="0" w:uiPriority="66" w:semiHidden="0" w:name="Medium List 2 Accent 4"/>
+    <w:lsdException w:unhideWhenUsed="0" w:uiPriority="67" w:semiHidden="0" w:name="Medium Grid 1 Accent 4"/>
+    <w:lsdException w:unhideWhenUsed="0" w:uiPriority="68" w:semiHidden="0" w:name="Medium Grid 2 Accent 4"/>
+    <w:lsdException w:unhideWhenUsed="0" w:uiPriority="69" w:semiHidden="0" w:name="Medium Grid 3 Accent 4"/>
+    <w:lsdException w:unhideWhenUsed="0" w:uiPriority="70" w:semiHidden="0" w:name="Dark List Accent 4"/>
+    <w:lsdException w:unhideWhenUsed="0" w:uiPriority="71" w:semiHidden="0" w:name="Colorful Shading Accent 4"/>
+    <w:lsdException w:unhideWhenUsed="0" w:uiPriority="72" w:semiHidden="0" w:name="Colorful List Accent 4"/>
+    <w:lsdException w:unhideWhenUsed="0" w:uiPriority="73" w:semiHidden="0" w:name="Colorful Grid Accent 4"/>
+    <w:lsdException w:unhideWhenUsed="0" w:uiPriority="60" w:semiHidden="0" w:name="Light Shading Accent 5"/>
+    <w:lsdException w:unhideWhenUsed="0" w:uiPriority="61" w:semiHidden="0" w:name="Light List Accent 5"/>
+    <w:lsdException w:unhideWhenUsed="0" w:uiPriority="62" w:semiHidden="0" w:name="Light Grid Accent 5"/>
+    <w:lsdException w:unhideWhenUsed="0" w:uiPriority="63" w:semiHidden="0" w:name="Medium Shading 1 Accent 5"/>
+    <w:lsdException w:unhideWhenUsed="0" w:uiPriority="64" w:semiHidden="0" w:name="Medium Shading 2 Accent 5"/>
+    <w:lsdException w:unhideWhenUsed="0" w:uiPriority="65" w:semiHidden="0" w:name="Medium List 1 Accent 5"/>
+    <w:lsdException w:unhideWhenUsed="0" w:uiPriority="66" w:semiHidden="0" w:name="Medium List 2 Accent 5"/>
+    <w:lsdException w:unhideWhenUsed="0" w:uiPriority="67" w:semiHidden="0" w:name="Medium Grid 1 Accent 5"/>
+    <w:lsdException w:unhideWhenUsed="0" w:uiPriority="68" w:semiHidden="0" w:name="Medium Grid 2 Accent 5"/>
+    <w:lsdException w:unhideWhenUsed="0" w:uiPriority="69" w:semiHidden="0" w:name="Medium Grid 3 Accent 5"/>
+    <w:lsdException w:unhideWhenUsed="0" w:uiPriority="70" w:semiHidden="0" w:name="Dark List Accent 5"/>
+    <w:lsdException w:unhideWhenUsed="0" w:uiPriority="71" w:semiHidden="0" w:name="Colorful Shading Accent 5"/>
+    <w:lsdException w:unhideWhenUsed="0" w:uiPriority="72" w:semiHidden="0" w:name="Colorful List Accent 5"/>
+    <w:lsdException w:unhideWhenUsed="0" w:uiPriority="73" w:semiHidden="0" w:name="Colorful Grid Accent 5"/>
+    <w:lsdException w:unhideWhenUsed="0" w:uiPriority="60" w:semiHidden="0" w:name="Light Shading Accent 6"/>
+    <w:lsdException w:unhideWhenUsed="0" w:uiPriority="61" w:semiHidden="0" w:name="Light List Accent 6"/>
+    <w:lsdException w:unhideWhenUsed="0" w:uiPriority="62" w:semiHidden="0" w:name="Light Grid Accent 6"/>
+    <w:lsdException w:unhideWhenUsed="0" w:uiPriority="63" w:semiHidden="0" w:name="Medium Shading 1 Accent 6"/>
+    <w:lsdException w:unhideWhenUsed="0" w:uiPriority="64" w:semiHidden="0" w:name="Medium Shading 2 Accent 6"/>
+    <w:lsdException w:unhideWhenUsed="0" w:uiPriority="65" w:semiHidden="0" w:name="Medium List 1 Accent 6"/>
+    <w:lsdException w:unhideWhenUsed="0" w:uiPriority="66" w:semiHidden="0" w:name="Medium List 2 Accent 6"/>
+    <w:lsdException w:unhideWhenUsed="0" w:uiPriority="67" w:semiHidden="0" w:name="Medium Grid 1 Accent 6"/>
+    <w:lsdException w:unhideWhenUsed="0" w:uiPriority="68" w:semiHidden="0" w:name="Medium Grid 2 Accent 6"/>
+    <w:lsdException w:unhideWhenUsed="0" w:uiPriority="69" w:semiHidden="0" w:name="Medium Grid 3 Accent 6"/>
+    <w:lsdException w:unhideWhenUsed="0" w:uiPriority="70" w:semiHidden="0" w:name="Dark List Accent 6"/>
+    <w:lsdException w:unhideWhenUsed="0" w:uiPriority="71" w:semiHidden="0" w:name="Colorful Shading Accent 6"/>
+    <w:lsdException w:unhideWhenUsed="0" w:uiPriority="72" w:semiHidden="0" w:name="Colorful List Accent 6"/>
+    <w:lsdException w:unhideWhenUsed="0" w:uiPriority="73" w:semiHidden="0" w:name="Colorful Grid Accent 6"/>
   </w:latentStyles>
-  <w:style w:type="paragraph" w:default="1" w:styleId="a">
+  <w:style w:type="paragraph" w:default="1" w:styleId="1">
     <w:name w:val="Normal"/>
     <w:qFormat/>
-    <w:rsid w:val="005F4210"/>
+    <w:uiPriority w:val="0"/>
+    <w:pPr>
+      <w:spacing w:after="200" w:line="276" w:lineRule="auto"/>
+    </w:pPr>
+    <w:rPr>
+      <w:rFonts w:asciiTheme="minorHAnsi" w:hAnsiTheme="minorHAnsi" w:eastAsiaTheme="minorHAnsi" w:cstheme="minorBidi"/>
+      <w:sz w:val="22"/>
+      <w:szCs w:val="22"/>
+      <w:lang w:val="el-GR" w:eastAsia="en-US" w:bidi="ar-SA"/>
+    </w:rPr>
   </w:style>
-  <w:style w:type="paragraph" w:styleId="1">
+  <w:style w:type="paragraph" w:styleId="2">
     <w:name w:val="heading 1"/>
-    <w:basedOn w:val="a"/>
-    <w:next w:val="a"/>
-    <w:link w:val="1Char"/>
+    <w:basedOn w:val="1"/>
+    <w:next w:val="1"/>
+    <w:link w:val="13"/>
+    <w:qFormat/>
     <w:uiPriority w:val="9"/>
-    <w:qFormat/>
-    <w:rsid w:val="00C768F4"/>
     <w:pPr>
       <w:keepNext/>
       <w:keepLines/>
@@ -7705,27 +7335,26 @@
       <w:outlineLvl w:val="0"/>
     </w:pPr>
     <w:rPr>
-      <w:rFonts w:asciiTheme="majorHAnsi" w:eastAsiaTheme="majorEastAsia" w:hAnsiTheme="majorHAnsi" w:cstheme="majorBidi"/>
+      <w:rFonts w:asciiTheme="majorHAnsi" w:hAnsiTheme="majorHAnsi" w:eastAsiaTheme="majorEastAsia" w:cstheme="majorBidi"/>
       <w:b/>
       <w:bCs/>
-      <w:color w:val="365F91" w:themeColor="accent1" w:themeShade="BF"/>
+      <w:color w:val="366091" w:themeColor="accent1" w:themeShade="BF"/>
       <w:sz w:val="28"/>
       <w:szCs w:val="28"/>
     </w:rPr>
   </w:style>
-  <w:style w:type="paragraph" w:styleId="2">
+  <w:style w:type="paragraph" w:styleId="3">
     <w:name w:val="heading 2"/>
-    <w:basedOn w:val="a"/>
-    <w:link w:val="2Char"/>
+    <w:basedOn w:val="1"/>
+    <w:link w:val="11"/>
+    <w:qFormat/>
     <w:uiPriority w:val="9"/>
-    <w:qFormat/>
-    <w:rsid w:val="00C768F4"/>
     <w:pPr>
       <w:spacing w:before="100" w:beforeAutospacing="1" w:after="100" w:afterAutospacing="1" w:line="240" w:lineRule="auto"/>
       <w:outlineLvl w:val="1"/>
     </w:pPr>
     <w:rPr>
-      <w:rFonts w:ascii="Times New Roman" w:eastAsia="Times New Roman" w:hAnsi="Times New Roman" w:cs="Times New Roman"/>
+      <w:rFonts w:ascii="Times New Roman" w:hAnsi="Times New Roman" w:eastAsia="Times New Roman" w:cs="Times New Roman"/>
       <w:b/>
       <w:bCs/>
       <w:sz w:val="36"/>
@@ -7733,19 +7362,18 @@
       <w:lang w:eastAsia="el-GR"/>
     </w:rPr>
   </w:style>
-  <w:style w:type="paragraph" w:styleId="3">
+  <w:style w:type="paragraph" w:styleId="4">
     <w:name w:val="heading 3"/>
-    <w:basedOn w:val="a"/>
-    <w:link w:val="3Char"/>
+    <w:basedOn w:val="1"/>
+    <w:link w:val="12"/>
+    <w:qFormat/>
     <w:uiPriority w:val="9"/>
-    <w:qFormat/>
-    <w:rsid w:val="00C768F4"/>
     <w:pPr>
       <w:spacing w:before="100" w:beforeAutospacing="1" w:after="100" w:afterAutospacing="1" w:line="240" w:lineRule="auto"/>
       <w:outlineLvl w:val="2"/>
     </w:pPr>
     <w:rPr>
-      <w:rFonts w:ascii="Times New Roman" w:eastAsia="Times New Roman" w:hAnsi="Times New Roman" w:cs="Times New Roman"/>
+      <w:rFonts w:ascii="Times New Roman" w:hAnsi="Times New Roman" w:eastAsia="Times New Roman" w:cs="Times New Roman"/>
       <w:b/>
       <w:bCs/>
       <w:sz w:val="27"/>
@@ -7753,20 +7381,19 @@
       <w:lang w:eastAsia="el-GR"/>
     </w:rPr>
   </w:style>
-  <w:style w:type="character" w:default="1" w:styleId="a0">
+  <w:style w:type="character" w:default="1" w:styleId="5">
     <w:name w:val="Default Paragraph Font"/>
-    <w:uiPriority w:val="1"/>
     <w:semiHidden/>
     <w:unhideWhenUsed/>
+    <w:uiPriority w:val="1"/>
   </w:style>
-  <w:style w:type="table" w:default="1" w:styleId="a1">
+  <w:style w:type="table" w:default="1" w:styleId="6">
     <w:name w:val="Normal Table"/>
-    <w:uiPriority w:val="99"/>
     <w:semiHidden/>
     <w:unhideWhenUsed/>
     <w:qFormat/>
+    <w:uiPriority w:val="99"/>
     <w:tblPr>
-      <w:tblInd w:w="0" w:type="dxa"/>
       <w:tblCellMar>
         <w:top w:w="0" w:type="dxa"/>
         <w:left w:w="108" w:type="dxa"/>
@@ -7775,101 +7402,13 @@
       </w:tblCellMar>
     </w:tblPr>
   </w:style>
-  <w:style w:type="numbering" w:default="1" w:styleId="a2">
-    <w:name w:val="No List"/>
-    <w:uiPriority w:val="99"/>
+  <w:style w:type="paragraph" w:styleId="7">
+    <w:name w:val="Balloon Text"/>
+    <w:basedOn w:val="1"/>
+    <w:link w:val="19"/>
     <w:semiHidden/>
     <w:unhideWhenUsed/>
-  </w:style>
-  <w:style w:type="character" w:customStyle="1" w:styleId="2Char">
-    <w:name w:val="Επικεφαλίδα 2 Char"/>
-    <w:basedOn w:val="a0"/>
-    <w:link w:val="2"/>
-    <w:uiPriority w:val="9"/>
-    <w:rsid w:val="00C768F4"/>
-    <w:rPr>
-      <w:rFonts w:ascii="Times New Roman" w:eastAsia="Times New Roman" w:hAnsi="Times New Roman" w:cs="Times New Roman"/>
-      <w:b/>
-      <w:bCs/>
-      <w:sz w:val="36"/>
-      <w:szCs w:val="36"/>
-      <w:lang w:eastAsia="el-GR"/>
-    </w:rPr>
-  </w:style>
-  <w:style w:type="character" w:customStyle="1" w:styleId="3Char">
-    <w:name w:val="Επικεφαλίδα 3 Char"/>
-    <w:basedOn w:val="a0"/>
-    <w:link w:val="3"/>
-    <w:uiPriority w:val="9"/>
-    <w:rsid w:val="00C768F4"/>
-    <w:rPr>
-      <w:rFonts w:ascii="Times New Roman" w:eastAsia="Times New Roman" w:hAnsi="Times New Roman" w:cs="Times New Roman"/>
-      <w:b/>
-      <w:bCs/>
-      <w:sz w:val="27"/>
-      <w:szCs w:val="27"/>
-      <w:lang w:eastAsia="el-GR"/>
-    </w:rPr>
-  </w:style>
-  <w:style w:type="character" w:styleId="-">
-    <w:name w:val="Hyperlink"/>
-    <w:basedOn w:val="a0"/>
     <w:uiPriority w:val="99"/>
-    <w:unhideWhenUsed/>
-    <w:rsid w:val="00C768F4"/>
-    <w:rPr>
-      <w:color w:val="0000FF"/>
-      <w:u w:val="single"/>
-    </w:rPr>
-  </w:style>
-  <w:style w:type="character" w:customStyle="1" w:styleId="1Char">
-    <w:name w:val="Επικεφαλίδα 1 Char"/>
-    <w:basedOn w:val="a0"/>
-    <w:link w:val="1"/>
-    <w:uiPriority w:val="9"/>
-    <w:rsid w:val="00C768F4"/>
-    <w:rPr>
-      <w:rFonts w:asciiTheme="majorHAnsi" w:eastAsiaTheme="majorEastAsia" w:hAnsiTheme="majorHAnsi" w:cstheme="majorBidi"/>
-      <w:b/>
-      <w:bCs/>
-      <w:color w:val="365F91" w:themeColor="accent1" w:themeShade="BF"/>
-      <w:sz w:val="28"/>
-      <w:szCs w:val="28"/>
-    </w:rPr>
-  </w:style>
-  <w:style w:type="character" w:customStyle="1" w:styleId="post-author">
-    <w:name w:val="post-author"/>
-    <w:basedOn w:val="a0"/>
-    <w:rsid w:val="0084223F"/>
-  </w:style>
-  <w:style w:type="character" w:customStyle="1" w:styleId="fn">
-    <w:name w:val="fn"/>
-    <w:basedOn w:val="a0"/>
-    <w:rsid w:val="0084223F"/>
-  </w:style>
-  <w:style w:type="character" w:customStyle="1" w:styleId="post-timestamp">
-    <w:name w:val="post-timestamp"/>
-    <w:basedOn w:val="a0"/>
-    <w:rsid w:val="0084223F"/>
-  </w:style>
-  <w:style w:type="character" w:customStyle="1" w:styleId="share-button-link-text">
-    <w:name w:val="share-button-link-text"/>
-    <w:basedOn w:val="a0"/>
-    <w:rsid w:val="0084223F"/>
-  </w:style>
-  <w:style w:type="character" w:customStyle="1" w:styleId="post-labels">
-    <w:name w:val="post-labels"/>
-    <w:basedOn w:val="a0"/>
-    <w:rsid w:val="0084223F"/>
-  </w:style>
-  <w:style w:type="paragraph" w:styleId="a3">
-    <w:name w:val="Balloon Text"/>
-    <w:basedOn w:val="a"/>
-    <w:link w:val="Char"/>
-    <w:uiPriority w:val="99"/>
-    <w:semiHidden/>
-    <w:unhideWhenUsed/>
-    <w:rsid w:val="00FC1659"/>
     <w:pPr>
       <w:spacing w:after="0" w:line="240" w:lineRule="auto"/>
     </w:pPr>
@@ -7879,46 +7418,158 @@
       <w:szCs w:val="16"/>
     </w:rPr>
   </w:style>
-  <w:style w:type="character" w:customStyle="1" w:styleId="Char">
+  <w:style w:type="paragraph" w:styleId="8">
+    <w:name w:val="HTML Preformatted"/>
+    <w:semiHidden/>
+    <w:unhideWhenUsed/>
+    <w:uiPriority w:val="99"/>
+    <w:pPr>
+      <w:tabs>
+        <w:tab w:val="left" w:pos="916"/>
+        <w:tab w:val="left" w:pos="1832"/>
+        <w:tab w:val="left" w:pos="2748"/>
+        <w:tab w:val="left" w:pos="3664"/>
+        <w:tab w:val="left" w:pos="4580"/>
+        <w:tab w:val="left" w:pos="5496"/>
+        <w:tab w:val="left" w:pos="6412"/>
+        <w:tab w:val="left" w:pos="7328"/>
+        <w:tab w:val="left" w:pos="8244"/>
+        <w:tab w:val="left" w:pos="9160"/>
+        <w:tab w:val="left" w:pos="10076"/>
+        <w:tab w:val="left" w:pos="10992"/>
+        <w:tab w:val="left" w:pos="11908"/>
+        <w:tab w:val="left" w:pos="12824"/>
+        <w:tab w:val="left" w:pos="13740"/>
+        <w:tab w:val="left" w:pos="14656"/>
+      </w:tabs>
+      <w:jc w:val="left"/>
+    </w:pPr>
+    <w:rPr>
+      <w:rFonts w:hint="eastAsia" w:ascii="SimSun" w:hAnsi="SimSun" w:eastAsia="SimSun" w:cs="SimSun"/>
+      <w:kern w:val="0"/>
+      <w:sz w:val="24"/>
+      <w:szCs w:val="24"/>
+      <w:lang w:val="en-US" w:eastAsia="zh-CN" w:bidi="ar"/>
+    </w:rPr>
+  </w:style>
+  <w:style w:type="character" w:styleId="9">
+    <w:name w:val="Hyperlink"/>
+    <w:basedOn w:val="5"/>
+    <w:unhideWhenUsed/>
+    <w:uiPriority w:val="99"/>
+    <w:rPr>
+      <w:color w:val="0000FF"/>
+      <w:u w:val="single"/>
+    </w:rPr>
+  </w:style>
+  <w:style w:type="paragraph" w:styleId="10">
+    <w:name w:val="Normal (Web)"/>
+    <w:basedOn w:val="1"/>
+    <w:semiHidden/>
+    <w:unhideWhenUsed/>
+    <w:qFormat/>
+    <w:uiPriority w:val="99"/>
+    <w:pPr>
+      <w:spacing w:before="100" w:beforeAutospacing="1" w:after="100" w:afterAutospacing="1" w:line="240" w:lineRule="auto"/>
+    </w:pPr>
+    <w:rPr>
+      <w:rFonts w:ascii="Times New Roman" w:hAnsi="Times New Roman" w:eastAsia="Times New Roman" w:cs="Times New Roman"/>
+      <w:sz w:val="24"/>
+      <w:szCs w:val="24"/>
+      <w:lang w:eastAsia="el-GR"/>
+    </w:rPr>
+  </w:style>
+  <w:style w:type="character" w:customStyle="1" w:styleId="11">
+    <w:name w:val="Επικεφαλίδα 2 Char"/>
+    <w:basedOn w:val="5"/>
+    <w:link w:val="3"/>
+    <w:qFormat/>
+    <w:uiPriority w:val="9"/>
+    <w:rPr>
+      <w:rFonts w:ascii="Times New Roman" w:hAnsi="Times New Roman" w:eastAsia="Times New Roman" w:cs="Times New Roman"/>
+      <w:b/>
+      <w:bCs/>
+      <w:sz w:val="36"/>
+      <w:szCs w:val="36"/>
+      <w:lang w:eastAsia="el-GR"/>
+    </w:rPr>
+  </w:style>
+  <w:style w:type="character" w:customStyle="1" w:styleId="12">
+    <w:name w:val="Επικεφαλίδα 3 Char"/>
+    <w:basedOn w:val="5"/>
+    <w:link w:val="4"/>
+    <w:uiPriority w:val="9"/>
+    <w:rPr>
+      <w:rFonts w:ascii="Times New Roman" w:hAnsi="Times New Roman" w:eastAsia="Times New Roman" w:cs="Times New Roman"/>
+      <w:b/>
+      <w:bCs/>
+      <w:sz w:val="27"/>
+      <w:szCs w:val="27"/>
+      <w:lang w:eastAsia="el-GR"/>
+    </w:rPr>
+  </w:style>
+  <w:style w:type="character" w:customStyle="1" w:styleId="13">
+    <w:name w:val="Επικεφαλίδα 1 Char"/>
+    <w:basedOn w:val="5"/>
+    <w:link w:val="2"/>
+    <w:uiPriority w:val="9"/>
+    <w:rPr>
+      <w:rFonts w:asciiTheme="majorHAnsi" w:hAnsiTheme="majorHAnsi" w:eastAsiaTheme="majorEastAsia" w:cstheme="majorBidi"/>
+      <w:b/>
+      <w:bCs/>
+      <w:color w:val="366091" w:themeColor="accent1" w:themeShade="BF"/>
+      <w:sz w:val="28"/>
+      <w:szCs w:val="28"/>
+    </w:rPr>
+  </w:style>
+  <w:style w:type="character" w:customStyle="1" w:styleId="14">
+    <w:name w:val="post-author"/>
+    <w:basedOn w:val="5"/>
+    <w:uiPriority w:val="0"/>
+  </w:style>
+  <w:style w:type="character" w:customStyle="1" w:styleId="15">
+    <w:name w:val="fn"/>
+    <w:basedOn w:val="5"/>
+    <w:qFormat/>
+    <w:uiPriority w:val="0"/>
+  </w:style>
+  <w:style w:type="character" w:customStyle="1" w:styleId="16">
+    <w:name w:val="post-timestamp"/>
+    <w:basedOn w:val="5"/>
+    <w:uiPriority w:val="0"/>
+  </w:style>
+  <w:style w:type="character" w:customStyle="1" w:styleId="17">
+    <w:name w:val="share-button-link-text"/>
+    <w:basedOn w:val="5"/>
+    <w:uiPriority w:val="0"/>
+  </w:style>
+  <w:style w:type="character" w:customStyle="1" w:styleId="18">
+    <w:name w:val="post-labels"/>
+    <w:basedOn w:val="5"/>
+    <w:uiPriority w:val="0"/>
+  </w:style>
+  <w:style w:type="character" w:customStyle="1" w:styleId="19">
     <w:name w:val="Κείμενο πλαισίου Char"/>
-    <w:basedOn w:val="a0"/>
-    <w:link w:val="a3"/>
+    <w:basedOn w:val="5"/>
+    <w:link w:val="7"/>
+    <w:semiHidden/>
+    <w:qFormat/>
     <w:uiPriority w:val="99"/>
-    <w:semiHidden/>
-    <w:rsid w:val="00FC1659"/>
     <w:rPr>
       <w:rFonts w:ascii="Tahoma" w:hAnsi="Tahoma" w:cs="Tahoma"/>
       <w:sz w:val="16"/>
       <w:szCs w:val="16"/>
     </w:rPr>
   </w:style>
-  <w:style w:type="paragraph" w:styleId="a4">
+  <w:style w:type="paragraph" w:styleId="20">
     <w:name w:val="List Paragraph"/>
-    <w:basedOn w:val="a"/>
+    <w:basedOn w:val="1"/>
+    <w:qFormat/>
     <w:uiPriority w:val="34"/>
-    <w:qFormat/>
-    <w:rsid w:val="0020744F"/>
     <w:pPr>
       <w:ind w:left="720"/>
       <w:contextualSpacing/>
     </w:pPr>
-  </w:style>
-  <w:style w:type="paragraph" w:styleId="Web">
-    <w:name w:val="Normal (Web)"/>
-    <w:basedOn w:val="a"/>
-    <w:uiPriority w:val="99"/>
-    <w:semiHidden/>
-    <w:unhideWhenUsed/>
-    <w:rsid w:val="00126C71"/>
-    <w:pPr>
-      <w:spacing w:before="100" w:beforeAutospacing="1" w:after="100" w:afterAutospacing="1" w:line="240" w:lineRule="auto"/>
-    </w:pPr>
-    <w:rPr>
-      <w:rFonts w:ascii="Times New Roman" w:eastAsia="Times New Roman" w:hAnsi="Times New Roman" w:cs="Times New Roman"/>
-      <w:sz w:val="24"/>
-      <w:szCs w:val="24"/>
-      <w:lang w:eastAsia="el-GR"/>
-    </w:rPr>
   </w:style>
 </w:styles>
 </file>
@@ -8202,6 +7853,5 @@
     </a:fmtScheme>
   </a:themeElements>
   <a:objectDefaults/>
-  <a:extraClrSchemeLst/>
 </a:theme>
 </file>